--- a/plugins/vet-marking/skills/marking/assets/templates/ACI_Culinary_AMRR_Template.docx
+++ b/plugins/vet-marking/skills/marking/assets/templates/ACI_Culinary_AMRR_Template.docx
@@ -13,7 +13,7 @@
         <w:rPr>
           <w:b/>
           <w:bCs/>
-          <w:color w:val="2A364E"/>
+          <w:color w:val="234B8C"/>
           <w:sz w:val="28"/>
           <w:szCs w:val="28"/>
         </w:rPr>
@@ -27,7 +27,7 @@
       </w:pPr>
       <w:r>
         <w:rPr>
-          <w:color w:val="7A8699"/>
+          <w:color w:val="606060"/>
           <w:sz w:val="17"/>
           <w:szCs w:val="17"/>
         </w:rPr>
@@ -38,10 +38,10 @@
       <w:tblPr>
         <w:tblW w:w="14822" w:type="dxa"/>
         <w:tblBorders>
-          <w:top w:val="single" w:sz="4" w:space="0" w:color="CCCCCC"/>
-          <w:left w:val="single" w:sz="4" w:space="0" w:color="CCCCCC"/>
-          <w:bottom w:val="single" w:sz="4" w:space="0" w:color="CCCCCC"/>
-          <w:right w:val="single" w:sz="4" w:space="0" w:color="CCCCCC"/>
+          <w:top w:val="single" w:sz="4" w:space="0" w:color="C3CBDA"/>
+          <w:left w:val="single" w:sz="4" w:space="0" w:color="C3CBDA"/>
+          <w:bottom w:val="single" w:sz="4" w:space="0" w:color="C3CBDA"/>
+          <w:right w:val="single" w:sz="4" w:space="0" w:color="C3CBDA"/>
           <w:insideH w:val="single" w:sz="4" w:space="0" w:color="auto"/>
           <w:insideV w:val="single" w:sz="4" w:space="0" w:color="auto"/>
         </w:tblBorders>
@@ -65,12 +65,12 @@
           <w:tcPr>
             <w:tcW w:w="1500" w:type="dxa"/>
             <w:tcBorders>
-              <w:top w:val="single" w:sz="4" w:space="0" w:color="CCCCCC"/>
-              <w:left w:val="single" w:sz="4" w:space="0" w:color="CCCCCC"/>
-              <w:bottom w:val="single" w:sz="4" w:space="0" w:color="CCCCCC"/>
-              <w:right w:val="single" w:sz="4" w:space="0" w:color="CCCCCC"/>
-            </w:tcBorders>
-            <w:shd w:val="clear" w:color="auto" w:fill="F4F6F8"/>
+              <w:top w:val="single" w:sz="4" w:space="0" w:color="C3CBDA"/>
+              <w:left w:val="single" w:sz="4" w:space="0" w:color="C3CBDA"/>
+              <w:bottom w:val="single" w:sz="4" w:space="0" w:color="C3CBDA"/>
+              <w:right w:val="single" w:sz="4" w:space="0" w:color="C3CBDA"/>
+            </w:tcBorders>
+            <w:shd w:val="clear" w:color="auto" w:fill="F0F2F7"/>
             <w:tcMar>
               <w:top w:w="40" w:type="dxa"/>
               <w:left w:w="80" w:type="dxa"/>
@@ -97,10 +97,10 @@
           <w:tcPr>
             <w:tcW w:w="5300" w:type="dxa"/>
             <w:tcBorders>
-              <w:top w:val="single" w:sz="4" w:space="0" w:color="CCCCCC"/>
-              <w:left w:val="single" w:sz="4" w:space="0" w:color="CCCCCC"/>
-              <w:bottom w:val="single" w:sz="4" w:space="0" w:color="CCCCCC"/>
-              <w:right w:val="single" w:sz="4" w:space="0" w:color="CCCCCC"/>
+              <w:top w:val="single" w:sz="4" w:space="0" w:color="C3CBDA"/>
+              <w:left w:val="single" w:sz="4" w:space="0" w:color="C3CBDA"/>
+              <w:bottom w:val="single" w:sz="4" w:space="0" w:color="C3CBDA"/>
+              <w:right w:val="single" w:sz="4" w:space="0" w:color="C3CBDA"/>
             </w:tcBorders>
             <w:tcMar>
               <w:top w:w="40" w:type="dxa"/>
@@ -116,7 +116,7 @@
               <w:rPr>
                 <w:b/>
                 <w:bCs/>
-                <w:color w:val="2A364E"/>
+                <w:color w:val="234B8C"/>
                 <w:sz w:val="17"/>
                 <w:szCs w:val="17"/>
               </w:rPr>
@@ -125,7 +125,7 @@
               <w:rPr>
                 <w:b/>
                 <w:bCs/>
-                <w:color w:val="2A364E"/>
+                <w:color w:val="234B8C"/>
                 <w:sz w:val="17"/>
                 <w:szCs w:val="17"/>
               </w:rPr>
@@ -135,7 +135,7 @@
               <w:rPr>
                 <w:b/>
                 <w:bCs/>
-                <w:color w:val="2A364E"/>
+                <w:color w:val="234B8C"/>
                 <w:sz w:val="17"/>
                 <w:szCs w:val="17"/>
               </w:rPr>
@@ -150,7 +150,7 @@
               <w:rPr>
                 <w:b/>
                 <w:bCs/>
-                <w:color w:val="2A364E"/>
+                <w:color w:val="234B8C"/>
                 <w:sz w:val="17"/>
                 <w:szCs w:val="17"/>
               </w:rPr>
@@ -162,12 +162,12 @@
           <w:tcPr>
             <w:tcW w:w="2200" w:type="dxa"/>
             <w:tcBorders>
-              <w:top w:val="single" w:sz="4" w:space="0" w:color="CCCCCC"/>
-              <w:left w:val="single" w:sz="4" w:space="0" w:color="CCCCCC"/>
-              <w:bottom w:val="single" w:sz="4" w:space="0" w:color="CCCCCC"/>
-              <w:right w:val="single" w:sz="4" w:space="0" w:color="CCCCCC"/>
-            </w:tcBorders>
-            <w:shd w:val="clear" w:color="auto" w:fill="F4F6F8"/>
+              <w:top w:val="single" w:sz="4" w:space="0" w:color="C3CBDA"/>
+              <w:left w:val="single" w:sz="4" w:space="0" w:color="C3CBDA"/>
+              <w:bottom w:val="single" w:sz="4" w:space="0" w:color="C3CBDA"/>
+              <w:right w:val="single" w:sz="4" w:space="0" w:color="C3CBDA"/>
+            </w:tcBorders>
+            <w:shd w:val="clear" w:color="auto" w:fill="F0F2F7"/>
             <w:tcMar>
               <w:top w:w="40" w:type="dxa"/>
               <w:left w:w="80" w:type="dxa"/>
@@ -194,10 +194,10 @@
           <w:tcPr>
             <w:tcW w:w="5822" w:type="dxa"/>
             <w:tcBorders>
-              <w:top w:val="single" w:sz="4" w:space="0" w:color="CCCCCC"/>
-              <w:left w:val="single" w:sz="4" w:space="0" w:color="CCCCCC"/>
-              <w:bottom w:val="single" w:sz="4" w:space="0" w:color="CCCCCC"/>
-              <w:right w:val="single" w:sz="4" w:space="0" w:color="CCCCCC"/>
+              <w:top w:val="single" w:sz="4" w:space="0" w:color="C3CBDA"/>
+              <w:left w:val="single" w:sz="4" w:space="0" w:color="C3CBDA"/>
+              <w:bottom w:val="single" w:sz="4" w:space="0" w:color="C3CBDA"/>
+              <w:right w:val="single" w:sz="4" w:space="0" w:color="C3CBDA"/>
             </w:tcBorders>
             <w:tcMar>
               <w:top w:w="40" w:type="dxa"/>
@@ -215,7 +215,7 @@
               <w:rPr>
                 <w:i/>
                 <w:iCs/>
-                <w:color w:val="9AA3B2"/>
+                <w:color w:val="8E96A3"/>
               </w:rPr>
               <w:t>[ Insert trainer / assessor name ]</w:t>
             </w:r>
@@ -230,12 +230,12 @@
           <w:tcPr>
             <w:tcW w:w="1500" w:type="dxa"/>
             <w:tcBorders>
-              <w:top w:val="single" w:sz="4" w:space="0" w:color="CCCCCC"/>
-              <w:left w:val="single" w:sz="4" w:space="0" w:color="CCCCCC"/>
-              <w:bottom w:val="single" w:sz="4" w:space="0" w:color="CCCCCC"/>
-              <w:right w:val="single" w:sz="4" w:space="0" w:color="CCCCCC"/>
-            </w:tcBorders>
-            <w:shd w:val="clear" w:color="auto" w:fill="F4F6F8"/>
+              <w:top w:val="single" w:sz="4" w:space="0" w:color="C3CBDA"/>
+              <w:left w:val="single" w:sz="4" w:space="0" w:color="C3CBDA"/>
+              <w:bottom w:val="single" w:sz="4" w:space="0" w:color="C3CBDA"/>
+              <w:right w:val="single" w:sz="4" w:space="0" w:color="C3CBDA"/>
+            </w:tcBorders>
+            <w:shd w:val="clear" w:color="auto" w:fill="F0F2F7"/>
             <w:tcMar>
               <w:top w:w="40" w:type="dxa"/>
               <w:left w:w="80" w:type="dxa"/>
@@ -262,10 +262,10 @@
           <w:tcPr>
             <w:tcW w:w="5300" w:type="dxa"/>
             <w:tcBorders>
-              <w:top w:val="single" w:sz="4" w:space="0" w:color="CCCCCC"/>
-              <w:left w:val="single" w:sz="4" w:space="0" w:color="CCCCCC"/>
-              <w:bottom w:val="single" w:sz="4" w:space="0" w:color="CCCCCC"/>
-              <w:right w:val="single" w:sz="4" w:space="0" w:color="CCCCCC"/>
+              <w:top w:val="single" w:sz="4" w:space="0" w:color="C3CBDA"/>
+              <w:left w:val="single" w:sz="4" w:space="0" w:color="C3CBDA"/>
+              <w:bottom w:val="single" w:sz="4" w:space="0" w:color="C3CBDA"/>
+              <w:right w:val="single" w:sz="4" w:space="0" w:color="C3CBDA"/>
             </w:tcBorders>
             <w:tcMar>
               <w:top w:w="40" w:type="dxa"/>
@@ -283,7 +283,7 @@
               <w:rPr>
                 <w:i/>
                 <w:iCs/>
-                <w:color w:val="9AA3B2"/>
+                <w:color w:val="8E96A3"/>
               </w:rPr>
               <w:t>[ Insert qualification code and title ]</w:t>
             </w:r>
@@ -293,12 +293,12 @@
           <w:tcPr>
             <w:tcW w:w="2200" w:type="dxa"/>
             <w:tcBorders>
-              <w:top w:val="single" w:sz="4" w:space="0" w:color="CCCCCC"/>
-              <w:left w:val="single" w:sz="4" w:space="0" w:color="CCCCCC"/>
-              <w:bottom w:val="single" w:sz="4" w:space="0" w:color="CCCCCC"/>
-              <w:right w:val="single" w:sz="4" w:space="0" w:color="CCCCCC"/>
-            </w:tcBorders>
-            <w:shd w:val="clear" w:color="auto" w:fill="F4F6F8"/>
+              <w:top w:val="single" w:sz="4" w:space="0" w:color="C3CBDA"/>
+              <w:left w:val="single" w:sz="4" w:space="0" w:color="C3CBDA"/>
+              <w:bottom w:val="single" w:sz="4" w:space="0" w:color="C3CBDA"/>
+              <w:right w:val="single" w:sz="4" w:space="0" w:color="C3CBDA"/>
+            </w:tcBorders>
+            <w:shd w:val="clear" w:color="auto" w:fill="F0F2F7"/>
             <w:tcMar>
               <w:top w:w="40" w:type="dxa"/>
               <w:left w:w="80" w:type="dxa"/>
@@ -325,10 +325,10 @@
           <w:tcPr>
             <w:tcW w:w="5822" w:type="dxa"/>
             <w:tcBorders>
-              <w:top w:val="single" w:sz="4" w:space="0" w:color="CCCCCC"/>
-              <w:left w:val="single" w:sz="4" w:space="0" w:color="CCCCCC"/>
-              <w:bottom w:val="single" w:sz="4" w:space="0" w:color="CCCCCC"/>
-              <w:right w:val="single" w:sz="4" w:space="0" w:color="CCCCCC"/>
+              <w:top w:val="single" w:sz="4" w:space="0" w:color="C3CBDA"/>
+              <w:left w:val="single" w:sz="4" w:space="0" w:color="C3CBDA"/>
+              <w:bottom w:val="single" w:sz="4" w:space="0" w:color="C3CBDA"/>
+              <w:right w:val="single" w:sz="4" w:space="0" w:color="C3CBDA"/>
             </w:tcBorders>
             <w:tcMar>
               <w:top w:w="40" w:type="dxa"/>
@@ -346,7 +346,7 @@
               <w:rPr>
                 <w:i/>
                 <w:iCs/>
-                <w:color w:val="9AA3B2"/>
+                <w:color w:val="8E96A3"/>
               </w:rPr>
               <w:t>[ dd / mm / yyyy ]</w:t>
             </w:r>
@@ -361,12 +361,12 @@
           <w:tcPr>
             <w:tcW w:w="1500" w:type="dxa"/>
             <w:tcBorders>
-              <w:top w:val="single" w:sz="4" w:space="0" w:color="CCCCCC"/>
-              <w:left w:val="single" w:sz="4" w:space="0" w:color="CCCCCC"/>
-              <w:bottom w:val="single" w:sz="4" w:space="0" w:color="CCCCCC"/>
-              <w:right w:val="single" w:sz="4" w:space="0" w:color="CCCCCC"/>
-            </w:tcBorders>
-            <w:shd w:val="clear" w:color="auto" w:fill="F4F6F8"/>
+              <w:top w:val="single" w:sz="4" w:space="0" w:color="C3CBDA"/>
+              <w:left w:val="single" w:sz="4" w:space="0" w:color="C3CBDA"/>
+              <w:bottom w:val="single" w:sz="4" w:space="0" w:color="C3CBDA"/>
+              <w:right w:val="single" w:sz="4" w:space="0" w:color="C3CBDA"/>
+            </w:tcBorders>
+            <w:shd w:val="clear" w:color="auto" w:fill="F0F2F7"/>
             <w:tcMar>
               <w:top w:w="40" w:type="dxa"/>
               <w:left w:w="80" w:type="dxa"/>
@@ -393,10 +393,10 @@
           <w:tcPr>
             <w:tcW w:w="5300" w:type="dxa"/>
             <w:tcBorders>
-              <w:top w:val="single" w:sz="4" w:space="0" w:color="CCCCCC"/>
-              <w:left w:val="single" w:sz="4" w:space="0" w:color="CCCCCC"/>
-              <w:bottom w:val="single" w:sz="4" w:space="0" w:color="CCCCCC"/>
-              <w:right w:val="single" w:sz="4" w:space="0" w:color="CCCCCC"/>
+              <w:top w:val="single" w:sz="4" w:space="0" w:color="C3CBDA"/>
+              <w:left w:val="single" w:sz="4" w:space="0" w:color="C3CBDA"/>
+              <w:bottom w:val="single" w:sz="4" w:space="0" w:color="C3CBDA"/>
+              <w:right w:val="single" w:sz="4" w:space="0" w:color="C3CBDA"/>
             </w:tcBorders>
             <w:tcMar>
               <w:top w:w="40" w:type="dxa"/>
@@ -414,7 +414,7 @@
               <w:rPr>
                 <w:i/>
                 <w:iCs/>
-                <w:color w:val="9AA3B2"/>
+                <w:color w:val="8E96A3"/>
               </w:rPr>
               <w:t>[ Insert unit code and title ]</w:t>
             </w:r>
@@ -424,12 +424,12 @@
           <w:tcPr>
             <w:tcW w:w="2200" w:type="dxa"/>
             <w:tcBorders>
-              <w:top w:val="single" w:sz="4" w:space="0" w:color="CCCCCC"/>
-              <w:left w:val="single" w:sz="4" w:space="0" w:color="CCCCCC"/>
-              <w:bottom w:val="single" w:sz="4" w:space="0" w:color="CCCCCC"/>
-              <w:right w:val="single" w:sz="4" w:space="0" w:color="CCCCCC"/>
-            </w:tcBorders>
-            <w:shd w:val="clear" w:color="auto" w:fill="F4F6F8"/>
+              <w:top w:val="single" w:sz="4" w:space="0" w:color="C3CBDA"/>
+              <w:left w:val="single" w:sz="4" w:space="0" w:color="C3CBDA"/>
+              <w:bottom w:val="single" w:sz="4" w:space="0" w:color="C3CBDA"/>
+              <w:right w:val="single" w:sz="4" w:space="0" w:color="C3CBDA"/>
+            </w:tcBorders>
+            <w:shd w:val="clear" w:color="auto" w:fill="F0F2F7"/>
             <w:tcMar>
               <w:top w:w="40" w:type="dxa"/>
               <w:left w:w="80" w:type="dxa"/>
@@ -456,10 +456,10 @@
           <w:tcPr>
             <w:tcW w:w="5822" w:type="dxa"/>
             <w:tcBorders>
-              <w:top w:val="single" w:sz="4" w:space="0" w:color="CCCCCC"/>
-              <w:left w:val="single" w:sz="4" w:space="0" w:color="CCCCCC"/>
-              <w:bottom w:val="single" w:sz="4" w:space="0" w:color="CCCCCC"/>
-              <w:right w:val="single" w:sz="4" w:space="0" w:color="CCCCCC"/>
+              <w:top w:val="single" w:sz="4" w:space="0" w:color="C3CBDA"/>
+              <w:left w:val="single" w:sz="4" w:space="0" w:color="C3CBDA"/>
+              <w:bottom w:val="single" w:sz="4" w:space="0" w:color="C3CBDA"/>
+              <w:right w:val="single" w:sz="4" w:space="0" w:color="C3CBDA"/>
             </w:tcBorders>
             <w:tcMar>
               <w:top w:w="40" w:type="dxa"/>
@@ -477,7 +477,7 @@
               <w:rPr>
                 <w:i/>
                 <w:iCs/>
-                <w:color w:val="9AA3B2"/>
+                <w:color w:val="8E96A3"/>
               </w:rPr>
               <w:t>[ Insert pre-requisite unit, or N/A ]</w:t>
             </w:r>
@@ -494,10 +494,10 @@
       <w:tblPr>
         <w:tblW w:w="14822" w:type="dxa"/>
         <w:tblBorders>
-          <w:top w:val="single" w:sz="4" w:space="0" w:color="CCCCCC"/>
-          <w:left w:val="single" w:sz="4" w:space="0" w:color="CCCCCC"/>
-          <w:bottom w:val="single" w:sz="4" w:space="0" w:color="CCCCCC"/>
-          <w:right w:val="single" w:sz="4" w:space="0" w:color="CCCCCC"/>
+          <w:top w:val="single" w:sz="4" w:space="0" w:color="C3CBDA"/>
+          <w:left w:val="single" w:sz="4" w:space="0" w:color="C3CBDA"/>
+          <w:bottom w:val="single" w:sz="4" w:space="0" w:color="C3CBDA"/>
+          <w:right w:val="single" w:sz="4" w:space="0" w:color="C3CBDA"/>
           <w:insideH w:val="single" w:sz="4" w:space="0" w:color="auto"/>
           <w:insideV w:val="single" w:sz="4" w:space="0" w:color="auto"/>
         </w:tblBorders>
@@ -535,7 +535,7 @@
               <w:bottom w:val="single" w:sz="4" w:space="0" w:color="FFFFFF"/>
               <w:right w:val="single" w:sz="4" w:space="0" w:color="FFFFFF"/>
             </w:tcBorders>
-            <w:shd w:val="clear" w:color="auto" w:fill="2A364E"/>
+            <w:shd w:val="clear" w:color="auto" w:fill="234B8C"/>
             <w:tcMar>
               <w:top w:w="40" w:type="dxa"/>
               <w:left w:w="80" w:type="dxa"/>
@@ -571,7 +571,7 @@
               <w:bottom w:val="single" w:sz="4" w:space="0" w:color="FFFFFF"/>
               <w:right w:val="single" w:sz="4" w:space="0" w:color="FFFFFF"/>
             </w:tcBorders>
-            <w:shd w:val="clear" w:color="auto" w:fill="2A364E"/>
+            <w:shd w:val="clear" w:color="auto" w:fill="234B8C"/>
             <w:tcMar>
               <w:top w:w="40" w:type="dxa"/>
               <w:left w:w="80" w:type="dxa"/>
@@ -607,7 +607,7 @@
               <w:bottom w:val="single" w:sz="4" w:space="0" w:color="FFFFFF"/>
               <w:right w:val="single" w:sz="4" w:space="0" w:color="FFFFFF"/>
             </w:tcBorders>
-            <w:shd w:val="clear" w:color="auto" w:fill="2A364E"/>
+            <w:shd w:val="clear" w:color="auto" w:fill="234B8C"/>
             <w:tcMar>
               <w:top w:w="40" w:type="dxa"/>
               <w:left w:w="80" w:type="dxa"/>
@@ -643,7 +643,7 @@
               <w:bottom w:val="single" w:sz="4" w:space="0" w:color="FFFFFF"/>
               <w:right w:val="single" w:sz="4" w:space="0" w:color="FFFFFF"/>
             </w:tcBorders>
-            <w:shd w:val="clear" w:color="auto" w:fill="2A364E"/>
+            <w:shd w:val="clear" w:color="auto" w:fill="234B8C"/>
             <w:tcMar>
               <w:top w:w="40" w:type="dxa"/>
               <w:left w:w="80" w:type="dxa"/>
@@ -679,7 +679,7 @@
               <w:bottom w:val="single" w:sz="4" w:space="0" w:color="FFFFFF"/>
               <w:right w:val="single" w:sz="4" w:space="0" w:color="FFFFFF"/>
             </w:tcBorders>
-            <w:shd w:val="clear" w:color="auto" w:fill="2A364E"/>
+            <w:shd w:val="clear" w:color="auto" w:fill="234B8C"/>
             <w:tcMar>
               <w:top w:w="40" w:type="dxa"/>
               <w:left w:w="80" w:type="dxa"/>
@@ -716,7 +716,7 @@
               <w:bottom w:val="single" w:sz="4" w:space="0" w:color="FFFFFF"/>
               <w:right w:val="single" w:sz="4" w:space="0" w:color="FFFFFF"/>
             </w:tcBorders>
-            <w:shd w:val="clear" w:color="auto" w:fill="2A364E"/>
+            <w:shd w:val="clear" w:color="auto" w:fill="234B8C"/>
             <w:tcMar>
               <w:top w:w="40" w:type="dxa"/>
               <w:left w:w="80" w:type="dxa"/>
@@ -752,7 +752,7 @@
               <w:bottom w:val="single" w:sz="4" w:space="0" w:color="FFFFFF"/>
               <w:right w:val="single" w:sz="4" w:space="0" w:color="FFFFFF"/>
             </w:tcBorders>
-            <w:shd w:val="clear" w:color="auto" w:fill="2A364E"/>
+            <w:shd w:val="clear" w:color="auto" w:fill="234B8C"/>
             <w:tcMar>
               <w:top w:w="40" w:type="dxa"/>
               <w:left w:w="80" w:type="dxa"/>
@@ -789,7 +789,7 @@
               <w:bottom w:val="single" w:sz="4" w:space="0" w:color="FFFFFF"/>
               <w:right w:val="single" w:sz="4" w:space="0" w:color="FFFFFF"/>
             </w:tcBorders>
-            <w:shd w:val="clear" w:color="auto" w:fill="2A364E"/>
+            <w:shd w:val="clear" w:color="auto" w:fill="234B8C"/>
             <w:tcMar>
               <w:top w:w="40" w:type="dxa"/>
               <w:left w:w="80" w:type="dxa"/>
@@ -831,7 +831,7 @@
               <w:bottom w:val="single" w:sz="4" w:space="0" w:color="FFFFFF"/>
               <w:right w:val="single" w:sz="4" w:space="0" w:color="FFFFFF"/>
             </w:tcBorders>
-            <w:shd w:val="clear" w:color="auto" w:fill="2A364E"/>
+            <w:shd w:val="clear" w:color="auto" w:fill="234B8C"/>
             <w:tcMar>
               <w:top w:w="40" w:type="dxa"/>
               <w:left w:w="80" w:type="dxa"/>
@@ -856,7 +856,7 @@
               <w:bottom w:val="single" w:sz="4" w:space="0" w:color="FFFFFF"/>
               <w:right w:val="single" w:sz="4" w:space="0" w:color="FFFFFF"/>
             </w:tcBorders>
-            <w:shd w:val="clear" w:color="auto" w:fill="2A364E"/>
+            <w:shd w:val="clear" w:color="auto" w:fill="234B8C"/>
             <w:tcMar>
               <w:top w:w="40" w:type="dxa"/>
               <w:left w:w="80" w:type="dxa"/>
@@ -881,7 +881,7 @@
               <w:bottom w:val="single" w:sz="4" w:space="0" w:color="FFFFFF"/>
               <w:right w:val="single" w:sz="4" w:space="0" w:color="FFFFFF"/>
             </w:tcBorders>
-            <w:shd w:val="clear" w:color="auto" w:fill="2A364E"/>
+            <w:shd w:val="clear" w:color="auto" w:fill="234B8C"/>
             <w:tcMar>
               <w:top w:w="40" w:type="dxa"/>
               <w:left w:w="80" w:type="dxa"/>
@@ -906,7 +906,7 @@
               <w:bottom w:val="single" w:sz="4" w:space="0" w:color="FFFFFF"/>
               <w:right w:val="single" w:sz="4" w:space="0" w:color="FFFFFF"/>
             </w:tcBorders>
-            <w:shd w:val="clear" w:color="auto" w:fill="2A364E"/>
+            <w:shd w:val="clear" w:color="auto" w:fill="234B8C"/>
             <w:tcMar>
               <w:top w:w="40" w:type="dxa"/>
               <w:left w:w="80" w:type="dxa"/>
@@ -925,12 +925,12 @@
           <w:tcPr>
             <w:tcW w:w="1620" w:type="dxa"/>
             <w:tcBorders>
-              <w:top w:val="single" w:sz="4" w:space="0" w:color="CCCCCC"/>
-              <w:left w:val="single" w:sz="4" w:space="0" w:color="CCCCCC"/>
-              <w:bottom w:val="single" w:sz="4" w:space="0" w:color="CCCCCC"/>
-              <w:right w:val="single" w:sz="4" w:space="0" w:color="CCCCCC"/>
-            </w:tcBorders>
-            <w:shd w:val="clear" w:color="auto" w:fill="F4F6F8"/>
+              <w:top w:val="single" w:sz="4" w:space="0" w:color="C3CBDA"/>
+              <w:left w:val="single" w:sz="4" w:space="0" w:color="C3CBDA"/>
+              <w:bottom w:val="single" w:sz="4" w:space="0" w:color="C3CBDA"/>
+              <w:right w:val="single" w:sz="4" w:space="0" w:color="C3CBDA"/>
+            </w:tcBorders>
+            <w:shd w:val="clear" w:color="auto" w:fill="F0F2F7"/>
             <w:tcMar>
               <w:top w:w="40" w:type="dxa"/>
               <w:left w:w="80" w:type="dxa"/>
@@ -948,7 +948,7 @@
               <w:rPr>
                 <w:i/>
                 <w:iCs/>
-                <w:color w:val="9AA3B2"/>
+                <w:color w:val="8E96A3"/>
                 <w:sz w:val="17"/>
                 <w:szCs w:val="17"/>
               </w:rPr>
@@ -962,7 +962,7 @@
             </w:pPr>
             <w:r>
               <w:rPr>
-                <w:color w:val="7A8699"/>
+                <w:color w:val="606060"/>
                 <w:sz w:val="17"/>
                 <w:szCs w:val="17"/>
               </w:rPr>
@@ -974,12 +974,12 @@
           <w:tcPr>
             <w:tcW w:w="1620" w:type="dxa"/>
             <w:tcBorders>
-              <w:top w:val="single" w:sz="4" w:space="0" w:color="CCCCCC"/>
-              <w:left w:val="single" w:sz="4" w:space="0" w:color="CCCCCC"/>
-              <w:bottom w:val="single" w:sz="4" w:space="0" w:color="CCCCCC"/>
-              <w:right w:val="single" w:sz="4" w:space="0" w:color="CCCCCC"/>
-            </w:tcBorders>
-            <w:shd w:val="clear" w:color="auto" w:fill="F4F6F8"/>
+              <w:top w:val="single" w:sz="4" w:space="0" w:color="C3CBDA"/>
+              <w:left w:val="single" w:sz="4" w:space="0" w:color="C3CBDA"/>
+              <w:bottom w:val="single" w:sz="4" w:space="0" w:color="C3CBDA"/>
+              <w:right w:val="single" w:sz="4" w:space="0" w:color="C3CBDA"/>
+            </w:tcBorders>
+            <w:shd w:val="clear" w:color="auto" w:fill="F0F2F7"/>
             <w:tcMar>
               <w:top w:w="40" w:type="dxa"/>
               <w:left w:w="80" w:type="dxa"/>
@@ -997,7 +997,7 @@
               <w:rPr>
                 <w:i/>
                 <w:iCs/>
-                <w:color w:val="9AA3B2"/>
+                <w:color w:val="8E96A3"/>
                 <w:sz w:val="17"/>
                 <w:szCs w:val="17"/>
               </w:rPr>
@@ -1011,7 +1011,7 @@
             </w:pPr>
             <w:r>
               <w:rPr>
-                <w:color w:val="7A8699"/>
+                <w:color w:val="606060"/>
                 <w:sz w:val="17"/>
                 <w:szCs w:val="17"/>
               </w:rPr>
@@ -1023,12 +1023,12 @@
           <w:tcPr>
             <w:tcW w:w="1080" w:type="dxa"/>
             <w:tcBorders>
-              <w:top w:val="single" w:sz="4" w:space="0" w:color="CCCCCC"/>
-              <w:left w:val="single" w:sz="4" w:space="0" w:color="CCCCCC"/>
-              <w:bottom w:val="single" w:sz="4" w:space="0" w:color="CCCCCC"/>
-              <w:right w:val="single" w:sz="4" w:space="0" w:color="CCCCCC"/>
-            </w:tcBorders>
-            <w:shd w:val="clear" w:color="auto" w:fill="F4F6F8"/>
+              <w:top w:val="single" w:sz="4" w:space="0" w:color="C3CBDA"/>
+              <w:left w:val="single" w:sz="4" w:space="0" w:color="C3CBDA"/>
+              <w:bottom w:val="single" w:sz="4" w:space="0" w:color="C3CBDA"/>
+              <w:right w:val="single" w:sz="4" w:space="0" w:color="C3CBDA"/>
+            </w:tcBorders>
+            <w:shd w:val="clear" w:color="auto" w:fill="F0F2F7"/>
             <w:tcMar>
               <w:top w:w="40" w:type="dxa"/>
               <w:left w:w="80" w:type="dxa"/>
@@ -1060,7 +1060,7 @@
             </w:pPr>
             <w:r>
               <w:rPr>
-                <w:color w:val="7A8699"/>
+                <w:color w:val="606060"/>
                 <w:sz w:val="17"/>
                 <w:szCs w:val="17"/>
               </w:rPr>
@@ -1072,12 +1072,12 @@
           <w:tcPr>
             <w:tcW w:w="1130" w:type="dxa"/>
             <w:tcBorders>
-              <w:top w:val="single" w:sz="4" w:space="0" w:color="CCCCCC"/>
-              <w:left w:val="single" w:sz="4" w:space="0" w:color="CCCCCC"/>
-              <w:bottom w:val="single" w:sz="4" w:space="0" w:color="CCCCCC"/>
-              <w:right w:val="single" w:sz="4" w:space="0" w:color="CCCCCC"/>
-            </w:tcBorders>
-            <w:shd w:val="clear" w:color="auto" w:fill="F4F6F8"/>
+              <w:top w:val="single" w:sz="4" w:space="0" w:color="C3CBDA"/>
+              <w:left w:val="single" w:sz="4" w:space="0" w:color="C3CBDA"/>
+              <w:bottom w:val="single" w:sz="4" w:space="0" w:color="C3CBDA"/>
+              <w:right w:val="single" w:sz="4" w:space="0" w:color="C3CBDA"/>
+            </w:tcBorders>
+            <w:shd w:val="clear" w:color="auto" w:fill="F0F2F7"/>
             <w:tcMar>
               <w:top w:w="40" w:type="dxa"/>
               <w:left w:w="80" w:type="dxa"/>
@@ -1109,7 +1109,7 @@
             </w:pPr>
             <w:r>
               <w:rPr>
-                <w:color w:val="7A8699"/>
+                <w:color w:val="606060"/>
                 <w:sz w:val="17"/>
                 <w:szCs w:val="17"/>
               </w:rPr>
@@ -1121,12 +1121,12 @@
           <w:tcPr>
             <w:tcW w:w="1520" w:type="dxa"/>
             <w:tcBorders>
-              <w:top w:val="single" w:sz="4" w:space="0" w:color="CCCCCC"/>
-              <w:left w:val="single" w:sz="4" w:space="0" w:color="CCCCCC"/>
-              <w:bottom w:val="single" w:sz="4" w:space="0" w:color="CCCCCC"/>
-              <w:right w:val="single" w:sz="4" w:space="0" w:color="CCCCCC"/>
-            </w:tcBorders>
-            <w:shd w:val="clear" w:color="auto" w:fill="F4F6F8"/>
+              <w:top w:val="single" w:sz="4" w:space="0" w:color="C3CBDA"/>
+              <w:left w:val="single" w:sz="4" w:space="0" w:color="C3CBDA"/>
+              <w:bottom w:val="single" w:sz="4" w:space="0" w:color="C3CBDA"/>
+              <w:right w:val="single" w:sz="4" w:space="0" w:color="C3CBDA"/>
+            </w:tcBorders>
+            <w:shd w:val="clear" w:color="auto" w:fill="F0F2F7"/>
             <w:tcMar>
               <w:top w:w="40" w:type="dxa"/>
               <w:left w:w="80" w:type="dxa"/>
@@ -1158,7 +1158,7 @@
             </w:pPr>
             <w:r>
               <w:rPr>
-                <w:color w:val="7A8699"/>
+                <w:color w:val="606060"/>
                 <w:sz w:val="17"/>
                 <w:szCs w:val="17"/>
               </w:rPr>
@@ -1170,12 +1170,12 @@
           <w:tcPr>
             <w:tcW w:w="1030" w:type="dxa"/>
             <w:tcBorders>
-              <w:top w:val="single" w:sz="4" w:space="0" w:color="CCCCCC"/>
-              <w:left w:val="single" w:sz="4" w:space="0" w:color="CCCCCC"/>
-              <w:bottom w:val="single" w:sz="4" w:space="0" w:color="CCCCCC"/>
-              <w:right w:val="single" w:sz="4" w:space="0" w:color="CCCCCC"/>
-            </w:tcBorders>
-            <w:shd w:val="clear" w:color="auto" w:fill="F4F6F8"/>
+              <w:top w:val="single" w:sz="4" w:space="0" w:color="C3CBDA"/>
+              <w:left w:val="single" w:sz="4" w:space="0" w:color="C3CBDA"/>
+              <w:bottom w:val="single" w:sz="4" w:space="0" w:color="C3CBDA"/>
+              <w:right w:val="single" w:sz="4" w:space="0" w:color="C3CBDA"/>
+            </w:tcBorders>
+            <w:shd w:val="clear" w:color="auto" w:fill="F0F2F7"/>
             <w:tcMar>
               <w:top w:w="40" w:type="dxa"/>
               <w:left w:w="80" w:type="dxa"/>
@@ -1207,7 +1207,7 @@
             </w:pPr>
             <w:r>
               <w:rPr>
-                <w:color w:val="7A8699"/>
+                <w:color w:val="606060"/>
                 <w:sz w:val="17"/>
                 <w:szCs w:val="17"/>
               </w:rPr>
@@ -1225,7 +1225,7 @@
               <w:bottom w:val="single" w:sz="4" w:space="0" w:color="FFFFFF"/>
               <w:right w:val="single" w:sz="4" w:space="0" w:color="FFFFFF"/>
             </w:tcBorders>
-            <w:shd w:val="clear" w:color="auto" w:fill="2A364E"/>
+            <w:shd w:val="clear" w:color="auto" w:fill="234B8C"/>
             <w:tcMar>
               <w:top w:w="40" w:type="dxa"/>
               <w:left w:w="80" w:type="dxa"/>
@@ -1249,12 +1249,12 @@
           <w:tcPr>
             <w:tcW w:w="560" w:type="dxa"/>
             <w:tcBorders>
-              <w:top w:val="single" w:sz="4" w:space="0" w:color="CCCCCC"/>
-              <w:left w:val="single" w:sz="4" w:space="0" w:color="CCCCCC"/>
-              <w:bottom w:val="single" w:sz="4" w:space="0" w:color="CCCCCC"/>
-              <w:right w:val="single" w:sz="4" w:space="0" w:color="CCCCCC"/>
-            </w:tcBorders>
-            <w:shd w:val="clear" w:color="auto" w:fill="F4F6F8"/>
+              <w:top w:val="single" w:sz="4" w:space="0" w:color="C3CBDA"/>
+              <w:left w:val="single" w:sz="4" w:space="0" w:color="C3CBDA"/>
+              <w:bottom w:val="single" w:sz="4" w:space="0" w:color="C3CBDA"/>
+              <w:right w:val="single" w:sz="4" w:space="0" w:color="C3CBDA"/>
+            </w:tcBorders>
+            <w:shd w:val="clear" w:color="auto" w:fill="F0F2F7"/>
             <w:tcMar>
               <w:top w:w="26" w:type="dxa"/>
               <w:left w:w="80" w:type="dxa"/>
@@ -1272,7 +1272,7 @@
               <w:rPr>
                 <w:b/>
                 <w:bCs/>
-                <w:color w:val="7A8699"/>
+                <w:color w:val="606060"/>
               </w:rPr>
               <w:t>1</w:t>
             </w:r>
@@ -1282,28 +1282,28 @@
           <w:tcPr>
             <w:tcW w:w="1480" w:type="dxa"/>
             <w:tcBorders>
-              <w:top w:val="single" w:sz="4" w:space="0" w:color="CCCCCC"/>
-              <w:left w:val="single" w:sz="4" w:space="0" w:color="CCCCCC"/>
-              <w:bottom w:val="single" w:sz="4" w:space="0" w:color="CCCCCC"/>
-              <w:right w:val="single" w:sz="4" w:space="0" w:color="CCCCCC"/>
-            </w:tcBorders>
-            <w:tcMar>
-              <w:top w:w="26" w:type="dxa"/>
-              <w:left w:w="80" w:type="dxa"/>
-              <w:bottom w:w="26" w:type="dxa"/>
-              <w:right w:w="80" w:type="dxa"/>
-            </w:tcMar>
-            <w:vAlign w:val="center"/>
-          </w:tcPr>
-          <w:p>
-            <w:pPr>
-              <w:spacing w:line="220" w:lineRule="auto"/>
-            </w:pPr>
-            <w:r>
-              <w:rPr>
-                <w:i/>
-                <w:iCs/>
-                <w:color w:val="9AA3B2"/>
+              <w:top w:val="single" w:sz="4" w:space="0" w:color="C3CBDA"/>
+              <w:left w:val="single" w:sz="4" w:space="0" w:color="C3CBDA"/>
+              <w:bottom w:val="single" w:sz="4" w:space="0" w:color="C3CBDA"/>
+              <w:right w:val="single" w:sz="4" w:space="0" w:color="C3CBDA"/>
+            </w:tcBorders>
+            <w:tcMar>
+              <w:top w:w="26" w:type="dxa"/>
+              <w:left w:w="80" w:type="dxa"/>
+              <w:bottom w:w="26" w:type="dxa"/>
+              <w:right w:w="80" w:type="dxa"/>
+            </w:tcMar>
+            <w:vAlign w:val="center"/>
+          </w:tcPr>
+          <w:p>
+            <w:pPr>
+              <w:spacing w:line="220" w:lineRule="auto"/>
+            </w:pPr>
+            <w:r>
+              <w:rPr>
+                <w:i/>
+                <w:iCs/>
+                <w:color w:val="8E96A3"/>
                 <w:sz w:val="16"/>
                 <w:szCs w:val="16"/>
               </w:rPr>
@@ -1315,28 +1315,28 @@
           <w:tcPr>
             <w:tcW w:w="1480" w:type="dxa"/>
             <w:tcBorders>
-              <w:top w:val="single" w:sz="4" w:space="0" w:color="CCCCCC"/>
-              <w:left w:val="single" w:sz="4" w:space="0" w:color="CCCCCC"/>
-              <w:bottom w:val="single" w:sz="4" w:space="0" w:color="CCCCCC"/>
-              <w:right w:val="single" w:sz="4" w:space="0" w:color="CCCCCC"/>
-            </w:tcBorders>
-            <w:tcMar>
-              <w:top w:w="26" w:type="dxa"/>
-              <w:left w:w="80" w:type="dxa"/>
-              <w:bottom w:w="26" w:type="dxa"/>
-              <w:right w:w="80" w:type="dxa"/>
-            </w:tcMar>
-            <w:vAlign w:val="center"/>
-          </w:tcPr>
-          <w:p>
-            <w:pPr>
-              <w:spacing w:line="220" w:lineRule="auto"/>
-            </w:pPr>
-            <w:r>
-              <w:rPr>
-                <w:i/>
-                <w:iCs/>
-                <w:color w:val="9AA3B2"/>
+              <w:top w:val="single" w:sz="4" w:space="0" w:color="C3CBDA"/>
+              <w:left w:val="single" w:sz="4" w:space="0" w:color="C3CBDA"/>
+              <w:bottom w:val="single" w:sz="4" w:space="0" w:color="C3CBDA"/>
+              <w:right w:val="single" w:sz="4" w:space="0" w:color="C3CBDA"/>
+            </w:tcBorders>
+            <w:tcMar>
+              <w:top w:w="26" w:type="dxa"/>
+              <w:left w:w="80" w:type="dxa"/>
+              <w:bottom w:w="26" w:type="dxa"/>
+              <w:right w:w="80" w:type="dxa"/>
+            </w:tcMar>
+            <w:vAlign w:val="center"/>
+          </w:tcPr>
+          <w:p>
+            <w:pPr>
+              <w:spacing w:line="220" w:lineRule="auto"/>
+            </w:pPr>
+            <w:r>
+              <w:rPr>
+                <w:i/>
+                <w:iCs/>
+                <w:color w:val="8E96A3"/>
                 <w:sz w:val="16"/>
                 <w:szCs w:val="16"/>
               </w:rPr>
@@ -1348,28 +1348,28 @@
           <w:tcPr>
             <w:tcW w:w="1180" w:type="dxa"/>
             <w:tcBorders>
-              <w:top w:val="single" w:sz="4" w:space="0" w:color="CCCCCC"/>
-              <w:left w:val="single" w:sz="4" w:space="0" w:color="CCCCCC"/>
-              <w:bottom w:val="single" w:sz="4" w:space="0" w:color="CCCCCC"/>
-              <w:right w:val="single" w:sz="4" w:space="0" w:color="CCCCCC"/>
-            </w:tcBorders>
-            <w:tcMar>
-              <w:top w:w="26" w:type="dxa"/>
-              <w:left w:w="80" w:type="dxa"/>
-              <w:bottom w:w="26" w:type="dxa"/>
-              <w:right w:w="80" w:type="dxa"/>
-            </w:tcMar>
-            <w:vAlign w:val="center"/>
-          </w:tcPr>
-          <w:p>
-            <w:pPr>
-              <w:spacing w:line="220" w:lineRule="auto"/>
-            </w:pPr>
-            <w:r>
-              <w:rPr>
-                <w:i/>
-                <w:iCs/>
-                <w:color w:val="9AA3B2"/>
+              <w:top w:val="single" w:sz="4" w:space="0" w:color="C3CBDA"/>
+              <w:left w:val="single" w:sz="4" w:space="0" w:color="C3CBDA"/>
+              <w:bottom w:val="single" w:sz="4" w:space="0" w:color="C3CBDA"/>
+              <w:right w:val="single" w:sz="4" w:space="0" w:color="C3CBDA"/>
+            </w:tcBorders>
+            <w:tcMar>
+              <w:top w:w="26" w:type="dxa"/>
+              <w:left w:w="80" w:type="dxa"/>
+              <w:bottom w:w="26" w:type="dxa"/>
+              <w:right w:w="80" w:type="dxa"/>
+            </w:tcMar>
+            <w:vAlign w:val="center"/>
+          </w:tcPr>
+          <w:p>
+            <w:pPr>
+              <w:spacing w:line="220" w:lineRule="auto"/>
+            </w:pPr>
+            <w:r>
+              <w:rPr>
+                <w:i/>
+                <w:iCs/>
+                <w:color w:val="8E96A3"/>
                 <w:sz w:val="16"/>
                 <w:szCs w:val="16"/>
               </w:rPr>
@@ -1381,29 +1381,29 @@
           <w:tcPr>
             <w:tcW w:w="1620" w:type="dxa"/>
             <w:tcBorders>
-              <w:top w:val="single" w:sz="4" w:space="0" w:color="CCCCCC"/>
-              <w:left w:val="single" w:sz="4" w:space="0" w:color="CCCCCC"/>
-              <w:bottom w:val="single" w:sz="4" w:space="0" w:color="CCCCCC"/>
-              <w:right w:val="single" w:sz="4" w:space="0" w:color="CCCCCC"/>
-            </w:tcBorders>
-            <w:tcMar>
-              <w:top w:w="26" w:type="dxa"/>
-              <w:left w:w="80" w:type="dxa"/>
-              <w:bottom w:w="26" w:type="dxa"/>
-              <w:right w:w="80" w:type="dxa"/>
-            </w:tcMar>
-            <w:vAlign w:val="center"/>
-          </w:tcPr>
-          <w:p>
-            <w:pPr>
-              <w:spacing w:line="220" w:lineRule="auto"/>
-              <w:jc w:val="center"/>
-            </w:pPr>
-            <w:r>
-              <w:rPr>
-                <w:i/>
-                <w:iCs/>
-                <w:color w:val="9AA3B2"/>
+              <w:top w:val="single" w:sz="4" w:space="0" w:color="C3CBDA"/>
+              <w:left w:val="single" w:sz="4" w:space="0" w:color="C3CBDA"/>
+              <w:bottom w:val="single" w:sz="4" w:space="0" w:color="C3CBDA"/>
+              <w:right w:val="single" w:sz="4" w:space="0" w:color="C3CBDA"/>
+            </w:tcBorders>
+            <w:tcMar>
+              <w:top w:w="26" w:type="dxa"/>
+              <w:left w:w="80" w:type="dxa"/>
+              <w:bottom w:w="26" w:type="dxa"/>
+              <w:right w:w="80" w:type="dxa"/>
+            </w:tcMar>
+            <w:vAlign w:val="center"/>
+          </w:tcPr>
+          <w:p>
+            <w:pPr>
+              <w:spacing w:line="220" w:lineRule="auto"/>
+              <w:jc w:val="center"/>
+            </w:pPr>
+            <w:r>
+              <w:rPr>
+                <w:i/>
+                <w:iCs/>
+                <w:color w:val="8E96A3"/>
                 <w:sz w:val="16"/>
                 <w:szCs w:val="16"/>
               </w:rPr>
@@ -1415,29 +1415,29 @@
           <w:tcPr>
             <w:tcW w:w="1620" w:type="dxa"/>
             <w:tcBorders>
-              <w:top w:val="single" w:sz="4" w:space="0" w:color="CCCCCC"/>
-              <w:left w:val="single" w:sz="4" w:space="0" w:color="CCCCCC"/>
-              <w:bottom w:val="single" w:sz="4" w:space="0" w:color="CCCCCC"/>
-              <w:right w:val="single" w:sz="4" w:space="0" w:color="CCCCCC"/>
-            </w:tcBorders>
-            <w:tcMar>
-              <w:top w:w="26" w:type="dxa"/>
-              <w:left w:w="80" w:type="dxa"/>
-              <w:bottom w:w="26" w:type="dxa"/>
-              <w:right w:w="80" w:type="dxa"/>
-            </w:tcMar>
-            <w:vAlign w:val="center"/>
-          </w:tcPr>
-          <w:p>
-            <w:pPr>
-              <w:spacing w:line="220" w:lineRule="auto"/>
-              <w:jc w:val="center"/>
-            </w:pPr>
-            <w:r>
-              <w:rPr>
-                <w:i/>
-                <w:iCs/>
-                <w:color w:val="9AA3B2"/>
+              <w:top w:val="single" w:sz="4" w:space="0" w:color="C3CBDA"/>
+              <w:left w:val="single" w:sz="4" w:space="0" w:color="C3CBDA"/>
+              <w:bottom w:val="single" w:sz="4" w:space="0" w:color="C3CBDA"/>
+              <w:right w:val="single" w:sz="4" w:space="0" w:color="C3CBDA"/>
+            </w:tcBorders>
+            <w:tcMar>
+              <w:top w:w="26" w:type="dxa"/>
+              <w:left w:w="80" w:type="dxa"/>
+              <w:bottom w:w="26" w:type="dxa"/>
+              <w:right w:w="80" w:type="dxa"/>
+            </w:tcMar>
+            <w:vAlign w:val="center"/>
+          </w:tcPr>
+          <w:p>
+            <w:pPr>
+              <w:spacing w:line="220" w:lineRule="auto"/>
+              <w:jc w:val="center"/>
+            </w:pPr>
+            <w:r>
+              <w:rPr>
+                <w:i/>
+                <w:iCs/>
+                <w:color w:val="8E96A3"/>
                 <w:sz w:val="16"/>
                 <w:szCs w:val="16"/>
               </w:rPr>
@@ -1449,29 +1449,29 @@
           <w:tcPr>
             <w:tcW w:w="1080" w:type="dxa"/>
             <w:tcBorders>
-              <w:top w:val="single" w:sz="4" w:space="0" w:color="CCCCCC"/>
-              <w:left w:val="single" w:sz="4" w:space="0" w:color="CCCCCC"/>
-              <w:bottom w:val="single" w:sz="4" w:space="0" w:color="CCCCCC"/>
-              <w:right w:val="single" w:sz="4" w:space="0" w:color="CCCCCC"/>
-            </w:tcBorders>
-            <w:tcMar>
-              <w:top w:w="26" w:type="dxa"/>
-              <w:left w:w="80" w:type="dxa"/>
-              <w:bottom w:w="26" w:type="dxa"/>
-              <w:right w:w="80" w:type="dxa"/>
-            </w:tcMar>
-            <w:vAlign w:val="center"/>
-          </w:tcPr>
-          <w:p>
-            <w:pPr>
-              <w:spacing w:line="220" w:lineRule="auto"/>
-              <w:jc w:val="center"/>
-            </w:pPr>
-            <w:r>
-              <w:rPr>
-                <w:i/>
-                <w:iCs/>
-                <w:color w:val="9AA3B2"/>
+              <w:top w:val="single" w:sz="4" w:space="0" w:color="C3CBDA"/>
+              <w:left w:val="single" w:sz="4" w:space="0" w:color="C3CBDA"/>
+              <w:bottom w:val="single" w:sz="4" w:space="0" w:color="C3CBDA"/>
+              <w:right w:val="single" w:sz="4" w:space="0" w:color="C3CBDA"/>
+            </w:tcBorders>
+            <w:tcMar>
+              <w:top w:w="26" w:type="dxa"/>
+              <w:left w:w="80" w:type="dxa"/>
+              <w:bottom w:w="26" w:type="dxa"/>
+              <w:right w:w="80" w:type="dxa"/>
+            </w:tcMar>
+            <w:vAlign w:val="center"/>
+          </w:tcPr>
+          <w:p>
+            <w:pPr>
+              <w:spacing w:line="220" w:lineRule="auto"/>
+              <w:jc w:val="center"/>
+            </w:pPr>
+            <w:r>
+              <w:rPr>
+                <w:i/>
+                <w:iCs/>
+                <w:color w:val="8E96A3"/>
                 <w:sz w:val="16"/>
                 <w:szCs w:val="16"/>
               </w:rPr>
@@ -1483,29 +1483,29 @@
           <w:tcPr>
             <w:tcW w:w="1130" w:type="dxa"/>
             <w:tcBorders>
-              <w:top w:val="single" w:sz="4" w:space="0" w:color="CCCCCC"/>
-              <w:left w:val="single" w:sz="4" w:space="0" w:color="CCCCCC"/>
-              <w:bottom w:val="single" w:sz="4" w:space="0" w:color="CCCCCC"/>
-              <w:right w:val="single" w:sz="4" w:space="0" w:color="CCCCCC"/>
-            </w:tcBorders>
-            <w:tcMar>
-              <w:top w:w="26" w:type="dxa"/>
-              <w:left w:w="80" w:type="dxa"/>
-              <w:bottom w:w="26" w:type="dxa"/>
-              <w:right w:w="80" w:type="dxa"/>
-            </w:tcMar>
-            <w:vAlign w:val="center"/>
-          </w:tcPr>
-          <w:p>
-            <w:pPr>
-              <w:spacing w:line="220" w:lineRule="auto"/>
-              <w:jc w:val="center"/>
-            </w:pPr>
-            <w:r>
-              <w:rPr>
-                <w:i/>
-                <w:iCs/>
-                <w:color w:val="9AA3B2"/>
+              <w:top w:val="single" w:sz="4" w:space="0" w:color="C3CBDA"/>
+              <w:left w:val="single" w:sz="4" w:space="0" w:color="C3CBDA"/>
+              <w:bottom w:val="single" w:sz="4" w:space="0" w:color="C3CBDA"/>
+              <w:right w:val="single" w:sz="4" w:space="0" w:color="C3CBDA"/>
+            </w:tcBorders>
+            <w:tcMar>
+              <w:top w:w="26" w:type="dxa"/>
+              <w:left w:w="80" w:type="dxa"/>
+              <w:bottom w:w="26" w:type="dxa"/>
+              <w:right w:w="80" w:type="dxa"/>
+            </w:tcMar>
+            <w:vAlign w:val="center"/>
+          </w:tcPr>
+          <w:p>
+            <w:pPr>
+              <w:spacing w:line="220" w:lineRule="auto"/>
+              <w:jc w:val="center"/>
+            </w:pPr>
+            <w:r>
+              <w:rPr>
+                <w:i/>
+                <w:iCs/>
+                <w:color w:val="8E96A3"/>
                 <w:sz w:val="16"/>
                 <w:szCs w:val="16"/>
               </w:rPr>
@@ -1517,29 +1517,29 @@
           <w:tcPr>
             <w:tcW w:w="1520" w:type="dxa"/>
             <w:tcBorders>
-              <w:top w:val="single" w:sz="4" w:space="0" w:color="CCCCCC"/>
-              <w:left w:val="single" w:sz="4" w:space="0" w:color="CCCCCC"/>
-              <w:bottom w:val="single" w:sz="4" w:space="0" w:color="CCCCCC"/>
-              <w:right w:val="single" w:sz="4" w:space="0" w:color="CCCCCC"/>
-            </w:tcBorders>
-            <w:tcMar>
-              <w:top w:w="26" w:type="dxa"/>
-              <w:left w:w="80" w:type="dxa"/>
-              <w:bottom w:w="26" w:type="dxa"/>
-              <w:right w:w="80" w:type="dxa"/>
-            </w:tcMar>
-            <w:vAlign w:val="center"/>
-          </w:tcPr>
-          <w:p>
-            <w:pPr>
-              <w:spacing w:line="220" w:lineRule="auto"/>
-              <w:jc w:val="center"/>
-            </w:pPr>
-            <w:r>
-              <w:rPr>
-                <w:i/>
-                <w:iCs/>
-                <w:color w:val="9AA3B2"/>
+              <w:top w:val="single" w:sz="4" w:space="0" w:color="C3CBDA"/>
+              <w:left w:val="single" w:sz="4" w:space="0" w:color="C3CBDA"/>
+              <w:bottom w:val="single" w:sz="4" w:space="0" w:color="C3CBDA"/>
+              <w:right w:val="single" w:sz="4" w:space="0" w:color="C3CBDA"/>
+            </w:tcBorders>
+            <w:tcMar>
+              <w:top w:w="26" w:type="dxa"/>
+              <w:left w:w="80" w:type="dxa"/>
+              <w:bottom w:w="26" w:type="dxa"/>
+              <w:right w:w="80" w:type="dxa"/>
+            </w:tcMar>
+            <w:vAlign w:val="center"/>
+          </w:tcPr>
+          <w:p>
+            <w:pPr>
+              <w:spacing w:line="220" w:lineRule="auto"/>
+              <w:jc w:val="center"/>
+            </w:pPr>
+            <w:r>
+              <w:rPr>
+                <w:i/>
+                <w:iCs/>
+                <w:color w:val="8E96A3"/>
                 <w:sz w:val="16"/>
                 <w:szCs w:val="16"/>
               </w:rPr>
@@ -1551,29 +1551,29 @@
           <w:tcPr>
             <w:tcW w:w="1030" w:type="dxa"/>
             <w:tcBorders>
-              <w:top w:val="single" w:sz="4" w:space="0" w:color="CCCCCC"/>
-              <w:left w:val="single" w:sz="4" w:space="0" w:color="CCCCCC"/>
-              <w:bottom w:val="single" w:sz="4" w:space="0" w:color="CCCCCC"/>
-              <w:right w:val="single" w:sz="4" w:space="0" w:color="CCCCCC"/>
-            </w:tcBorders>
-            <w:tcMar>
-              <w:top w:w="26" w:type="dxa"/>
-              <w:left w:w="80" w:type="dxa"/>
-              <w:bottom w:w="26" w:type="dxa"/>
-              <w:right w:w="80" w:type="dxa"/>
-            </w:tcMar>
-            <w:vAlign w:val="center"/>
-          </w:tcPr>
-          <w:p>
-            <w:pPr>
-              <w:spacing w:line="220" w:lineRule="auto"/>
-              <w:jc w:val="center"/>
-            </w:pPr>
-            <w:r>
-              <w:rPr>
-                <w:i/>
-                <w:iCs/>
-                <w:color w:val="9AA3B2"/>
+              <w:top w:val="single" w:sz="4" w:space="0" w:color="C3CBDA"/>
+              <w:left w:val="single" w:sz="4" w:space="0" w:color="C3CBDA"/>
+              <w:bottom w:val="single" w:sz="4" w:space="0" w:color="C3CBDA"/>
+              <w:right w:val="single" w:sz="4" w:space="0" w:color="C3CBDA"/>
+            </w:tcBorders>
+            <w:tcMar>
+              <w:top w:w="26" w:type="dxa"/>
+              <w:left w:w="80" w:type="dxa"/>
+              <w:bottom w:w="26" w:type="dxa"/>
+              <w:right w:w="80" w:type="dxa"/>
+            </w:tcMar>
+            <w:vAlign w:val="center"/>
+          </w:tcPr>
+          <w:p>
+            <w:pPr>
+              <w:spacing w:line="220" w:lineRule="auto"/>
+              <w:jc w:val="center"/>
+            </w:pPr>
+            <w:r>
+              <w:rPr>
+                <w:i/>
+                <w:iCs/>
+                <w:color w:val="8E96A3"/>
                 <w:sz w:val="16"/>
                 <w:szCs w:val="16"/>
               </w:rPr>
@@ -1585,28 +1585,28 @@
           <w:tcPr>
             <w:tcW w:w="2122" w:type="dxa"/>
             <w:tcBorders>
-              <w:top w:val="single" w:sz="4" w:space="0" w:color="CCCCCC"/>
-              <w:left w:val="single" w:sz="4" w:space="0" w:color="CCCCCC"/>
-              <w:bottom w:val="single" w:sz="4" w:space="0" w:color="CCCCCC"/>
-              <w:right w:val="single" w:sz="4" w:space="0" w:color="CCCCCC"/>
-            </w:tcBorders>
-            <w:tcMar>
-              <w:top w:w="26" w:type="dxa"/>
-              <w:left w:w="80" w:type="dxa"/>
-              <w:bottom w:w="26" w:type="dxa"/>
-              <w:right w:w="80" w:type="dxa"/>
-            </w:tcMar>
-            <w:vAlign w:val="center"/>
-          </w:tcPr>
-          <w:p>
-            <w:pPr>
-              <w:spacing w:line="220" w:lineRule="auto"/>
-            </w:pPr>
-            <w:r>
-              <w:rPr>
-                <w:i/>
-                <w:iCs/>
-                <w:color w:val="9AA3B2"/>
+              <w:top w:val="single" w:sz="4" w:space="0" w:color="C3CBDA"/>
+              <w:left w:val="single" w:sz="4" w:space="0" w:color="C3CBDA"/>
+              <w:bottom w:val="single" w:sz="4" w:space="0" w:color="C3CBDA"/>
+              <w:right w:val="single" w:sz="4" w:space="0" w:color="C3CBDA"/>
+            </w:tcBorders>
+            <w:tcMar>
+              <w:top w:w="26" w:type="dxa"/>
+              <w:left w:w="80" w:type="dxa"/>
+              <w:bottom w:w="26" w:type="dxa"/>
+              <w:right w:w="80" w:type="dxa"/>
+            </w:tcMar>
+            <w:vAlign w:val="center"/>
+          </w:tcPr>
+          <w:p>
+            <w:pPr>
+              <w:spacing w:line="220" w:lineRule="auto"/>
+            </w:pPr>
+            <w:r>
+              <w:rPr>
+                <w:i/>
+                <w:iCs/>
+                <w:color w:val="8E96A3"/>
                 <w:sz w:val="16"/>
                 <w:szCs w:val="16"/>
               </w:rPr>
@@ -1623,12 +1623,12 @@
           <w:tcPr>
             <w:tcW w:w="560" w:type="dxa"/>
             <w:tcBorders>
-              <w:top w:val="single" w:sz="4" w:space="0" w:color="CCCCCC"/>
-              <w:left w:val="single" w:sz="4" w:space="0" w:color="CCCCCC"/>
-              <w:bottom w:val="single" w:sz="4" w:space="0" w:color="CCCCCC"/>
-              <w:right w:val="single" w:sz="4" w:space="0" w:color="CCCCCC"/>
-            </w:tcBorders>
-            <w:shd w:val="clear" w:color="auto" w:fill="F4F6F8"/>
+              <w:top w:val="single" w:sz="4" w:space="0" w:color="C3CBDA"/>
+              <w:left w:val="single" w:sz="4" w:space="0" w:color="C3CBDA"/>
+              <w:bottom w:val="single" w:sz="4" w:space="0" w:color="C3CBDA"/>
+              <w:right w:val="single" w:sz="4" w:space="0" w:color="C3CBDA"/>
+            </w:tcBorders>
+            <w:shd w:val="clear" w:color="auto" w:fill="F0F2F7"/>
             <w:tcMar>
               <w:top w:w="26" w:type="dxa"/>
               <w:left w:w="80" w:type="dxa"/>
@@ -1646,7 +1646,7 @@
               <w:rPr>
                 <w:b/>
                 <w:bCs/>
-                <w:color w:val="7A8699"/>
+                <w:color w:val="606060"/>
               </w:rPr>
               <w:t>2</w:t>
             </w:r>
@@ -1656,29 +1656,29 @@
           <w:tcPr>
             <w:tcW w:w="1480" w:type="dxa"/>
             <w:tcBorders>
-              <w:top w:val="single" w:sz="4" w:space="0" w:color="CCCCCC"/>
-              <w:left w:val="single" w:sz="4" w:space="0" w:color="CCCCCC"/>
-              <w:bottom w:val="single" w:sz="4" w:space="0" w:color="CCCCCC"/>
-              <w:right w:val="single" w:sz="4" w:space="0" w:color="CCCCCC"/>
-            </w:tcBorders>
-            <w:shd w:val="clear" w:color="auto" w:fill="FAFBFC"/>
-            <w:tcMar>
-              <w:top w:w="26" w:type="dxa"/>
-              <w:left w:w="80" w:type="dxa"/>
-              <w:bottom w:w="26" w:type="dxa"/>
-              <w:right w:w="80" w:type="dxa"/>
-            </w:tcMar>
-            <w:vAlign w:val="center"/>
-          </w:tcPr>
-          <w:p>
-            <w:pPr>
-              <w:spacing w:line="220" w:lineRule="auto"/>
-            </w:pPr>
-            <w:r>
-              <w:rPr>
-                <w:i/>
-                <w:iCs/>
-                <w:color w:val="9AA3B2"/>
+              <w:top w:val="single" w:sz="4" w:space="0" w:color="C3CBDA"/>
+              <w:left w:val="single" w:sz="4" w:space="0" w:color="C3CBDA"/>
+              <w:bottom w:val="single" w:sz="4" w:space="0" w:color="C3CBDA"/>
+              <w:right w:val="single" w:sz="4" w:space="0" w:color="C3CBDA"/>
+            </w:tcBorders>
+            <w:shd w:val="clear" w:color="auto" w:fill="F7F9FC"/>
+            <w:tcMar>
+              <w:top w:w="26" w:type="dxa"/>
+              <w:left w:w="80" w:type="dxa"/>
+              <w:bottom w:w="26" w:type="dxa"/>
+              <w:right w:w="80" w:type="dxa"/>
+            </w:tcMar>
+            <w:vAlign w:val="center"/>
+          </w:tcPr>
+          <w:p>
+            <w:pPr>
+              <w:spacing w:line="220" w:lineRule="auto"/>
+            </w:pPr>
+            <w:r>
+              <w:rPr>
+                <w:i/>
+                <w:iCs/>
+                <w:color w:val="8E96A3"/>
                 <w:sz w:val="16"/>
                 <w:szCs w:val="16"/>
               </w:rPr>
@@ -1690,29 +1690,29 @@
           <w:tcPr>
             <w:tcW w:w="1480" w:type="dxa"/>
             <w:tcBorders>
-              <w:top w:val="single" w:sz="4" w:space="0" w:color="CCCCCC"/>
-              <w:left w:val="single" w:sz="4" w:space="0" w:color="CCCCCC"/>
-              <w:bottom w:val="single" w:sz="4" w:space="0" w:color="CCCCCC"/>
-              <w:right w:val="single" w:sz="4" w:space="0" w:color="CCCCCC"/>
-            </w:tcBorders>
-            <w:shd w:val="clear" w:color="auto" w:fill="FAFBFC"/>
-            <w:tcMar>
-              <w:top w:w="26" w:type="dxa"/>
-              <w:left w:w="80" w:type="dxa"/>
-              <w:bottom w:w="26" w:type="dxa"/>
-              <w:right w:w="80" w:type="dxa"/>
-            </w:tcMar>
-            <w:vAlign w:val="center"/>
-          </w:tcPr>
-          <w:p>
-            <w:pPr>
-              <w:spacing w:line="220" w:lineRule="auto"/>
-            </w:pPr>
-            <w:r>
-              <w:rPr>
-                <w:i/>
-                <w:iCs/>
-                <w:color w:val="9AA3B2"/>
+              <w:top w:val="single" w:sz="4" w:space="0" w:color="C3CBDA"/>
+              <w:left w:val="single" w:sz="4" w:space="0" w:color="C3CBDA"/>
+              <w:bottom w:val="single" w:sz="4" w:space="0" w:color="C3CBDA"/>
+              <w:right w:val="single" w:sz="4" w:space="0" w:color="C3CBDA"/>
+            </w:tcBorders>
+            <w:shd w:val="clear" w:color="auto" w:fill="F7F9FC"/>
+            <w:tcMar>
+              <w:top w:w="26" w:type="dxa"/>
+              <w:left w:w="80" w:type="dxa"/>
+              <w:bottom w:w="26" w:type="dxa"/>
+              <w:right w:w="80" w:type="dxa"/>
+            </w:tcMar>
+            <w:vAlign w:val="center"/>
+          </w:tcPr>
+          <w:p>
+            <w:pPr>
+              <w:spacing w:line="220" w:lineRule="auto"/>
+            </w:pPr>
+            <w:r>
+              <w:rPr>
+                <w:i/>
+                <w:iCs/>
+                <w:color w:val="8E96A3"/>
                 <w:sz w:val="16"/>
                 <w:szCs w:val="16"/>
               </w:rPr>
@@ -1724,29 +1724,29 @@
           <w:tcPr>
             <w:tcW w:w="1180" w:type="dxa"/>
             <w:tcBorders>
-              <w:top w:val="single" w:sz="4" w:space="0" w:color="CCCCCC"/>
-              <w:left w:val="single" w:sz="4" w:space="0" w:color="CCCCCC"/>
-              <w:bottom w:val="single" w:sz="4" w:space="0" w:color="CCCCCC"/>
-              <w:right w:val="single" w:sz="4" w:space="0" w:color="CCCCCC"/>
-            </w:tcBorders>
-            <w:shd w:val="clear" w:color="auto" w:fill="FAFBFC"/>
-            <w:tcMar>
-              <w:top w:w="26" w:type="dxa"/>
-              <w:left w:w="80" w:type="dxa"/>
-              <w:bottom w:w="26" w:type="dxa"/>
-              <w:right w:w="80" w:type="dxa"/>
-            </w:tcMar>
-            <w:vAlign w:val="center"/>
-          </w:tcPr>
-          <w:p>
-            <w:pPr>
-              <w:spacing w:line="220" w:lineRule="auto"/>
-            </w:pPr>
-            <w:r>
-              <w:rPr>
-                <w:i/>
-                <w:iCs/>
-                <w:color w:val="9AA3B2"/>
+              <w:top w:val="single" w:sz="4" w:space="0" w:color="C3CBDA"/>
+              <w:left w:val="single" w:sz="4" w:space="0" w:color="C3CBDA"/>
+              <w:bottom w:val="single" w:sz="4" w:space="0" w:color="C3CBDA"/>
+              <w:right w:val="single" w:sz="4" w:space="0" w:color="C3CBDA"/>
+            </w:tcBorders>
+            <w:shd w:val="clear" w:color="auto" w:fill="F7F9FC"/>
+            <w:tcMar>
+              <w:top w:w="26" w:type="dxa"/>
+              <w:left w:w="80" w:type="dxa"/>
+              <w:bottom w:w="26" w:type="dxa"/>
+              <w:right w:w="80" w:type="dxa"/>
+            </w:tcMar>
+            <w:vAlign w:val="center"/>
+          </w:tcPr>
+          <w:p>
+            <w:pPr>
+              <w:spacing w:line="220" w:lineRule="auto"/>
+            </w:pPr>
+            <w:r>
+              <w:rPr>
+                <w:i/>
+                <w:iCs/>
+                <w:color w:val="8E96A3"/>
                 <w:sz w:val="16"/>
                 <w:szCs w:val="16"/>
               </w:rPr>
@@ -1758,30 +1758,30 @@
           <w:tcPr>
             <w:tcW w:w="1620" w:type="dxa"/>
             <w:tcBorders>
-              <w:top w:val="single" w:sz="4" w:space="0" w:color="CCCCCC"/>
-              <w:left w:val="single" w:sz="4" w:space="0" w:color="CCCCCC"/>
-              <w:bottom w:val="single" w:sz="4" w:space="0" w:color="CCCCCC"/>
-              <w:right w:val="single" w:sz="4" w:space="0" w:color="CCCCCC"/>
-            </w:tcBorders>
-            <w:shd w:val="clear" w:color="auto" w:fill="FAFBFC"/>
-            <w:tcMar>
-              <w:top w:w="26" w:type="dxa"/>
-              <w:left w:w="80" w:type="dxa"/>
-              <w:bottom w:w="26" w:type="dxa"/>
-              <w:right w:w="80" w:type="dxa"/>
-            </w:tcMar>
-            <w:vAlign w:val="center"/>
-          </w:tcPr>
-          <w:p>
-            <w:pPr>
-              <w:spacing w:line="220" w:lineRule="auto"/>
-              <w:jc w:val="center"/>
-            </w:pPr>
-            <w:r>
-              <w:rPr>
-                <w:i/>
-                <w:iCs/>
-                <w:color w:val="9AA3B2"/>
+              <w:top w:val="single" w:sz="4" w:space="0" w:color="C3CBDA"/>
+              <w:left w:val="single" w:sz="4" w:space="0" w:color="C3CBDA"/>
+              <w:bottom w:val="single" w:sz="4" w:space="0" w:color="C3CBDA"/>
+              <w:right w:val="single" w:sz="4" w:space="0" w:color="C3CBDA"/>
+            </w:tcBorders>
+            <w:shd w:val="clear" w:color="auto" w:fill="F7F9FC"/>
+            <w:tcMar>
+              <w:top w:w="26" w:type="dxa"/>
+              <w:left w:w="80" w:type="dxa"/>
+              <w:bottom w:w="26" w:type="dxa"/>
+              <w:right w:w="80" w:type="dxa"/>
+            </w:tcMar>
+            <w:vAlign w:val="center"/>
+          </w:tcPr>
+          <w:p>
+            <w:pPr>
+              <w:spacing w:line="220" w:lineRule="auto"/>
+              <w:jc w:val="center"/>
+            </w:pPr>
+            <w:r>
+              <w:rPr>
+                <w:i/>
+                <w:iCs/>
+                <w:color w:val="8E96A3"/>
                 <w:sz w:val="16"/>
                 <w:szCs w:val="16"/>
               </w:rPr>
@@ -1793,30 +1793,30 @@
           <w:tcPr>
             <w:tcW w:w="1620" w:type="dxa"/>
             <w:tcBorders>
-              <w:top w:val="single" w:sz="4" w:space="0" w:color="CCCCCC"/>
-              <w:left w:val="single" w:sz="4" w:space="0" w:color="CCCCCC"/>
-              <w:bottom w:val="single" w:sz="4" w:space="0" w:color="CCCCCC"/>
-              <w:right w:val="single" w:sz="4" w:space="0" w:color="CCCCCC"/>
-            </w:tcBorders>
-            <w:shd w:val="clear" w:color="auto" w:fill="FAFBFC"/>
-            <w:tcMar>
-              <w:top w:w="26" w:type="dxa"/>
-              <w:left w:w="80" w:type="dxa"/>
-              <w:bottom w:w="26" w:type="dxa"/>
-              <w:right w:w="80" w:type="dxa"/>
-            </w:tcMar>
-            <w:vAlign w:val="center"/>
-          </w:tcPr>
-          <w:p>
-            <w:pPr>
-              <w:spacing w:line="220" w:lineRule="auto"/>
-              <w:jc w:val="center"/>
-            </w:pPr>
-            <w:r>
-              <w:rPr>
-                <w:i/>
-                <w:iCs/>
-                <w:color w:val="9AA3B2"/>
+              <w:top w:val="single" w:sz="4" w:space="0" w:color="C3CBDA"/>
+              <w:left w:val="single" w:sz="4" w:space="0" w:color="C3CBDA"/>
+              <w:bottom w:val="single" w:sz="4" w:space="0" w:color="C3CBDA"/>
+              <w:right w:val="single" w:sz="4" w:space="0" w:color="C3CBDA"/>
+            </w:tcBorders>
+            <w:shd w:val="clear" w:color="auto" w:fill="F7F9FC"/>
+            <w:tcMar>
+              <w:top w:w="26" w:type="dxa"/>
+              <w:left w:w="80" w:type="dxa"/>
+              <w:bottom w:w="26" w:type="dxa"/>
+              <w:right w:w="80" w:type="dxa"/>
+            </w:tcMar>
+            <w:vAlign w:val="center"/>
+          </w:tcPr>
+          <w:p>
+            <w:pPr>
+              <w:spacing w:line="220" w:lineRule="auto"/>
+              <w:jc w:val="center"/>
+            </w:pPr>
+            <w:r>
+              <w:rPr>
+                <w:i/>
+                <w:iCs/>
+                <w:color w:val="8E96A3"/>
                 <w:sz w:val="16"/>
                 <w:szCs w:val="16"/>
               </w:rPr>
@@ -1828,30 +1828,30 @@
           <w:tcPr>
             <w:tcW w:w="1080" w:type="dxa"/>
             <w:tcBorders>
-              <w:top w:val="single" w:sz="4" w:space="0" w:color="CCCCCC"/>
-              <w:left w:val="single" w:sz="4" w:space="0" w:color="CCCCCC"/>
-              <w:bottom w:val="single" w:sz="4" w:space="0" w:color="CCCCCC"/>
-              <w:right w:val="single" w:sz="4" w:space="0" w:color="CCCCCC"/>
-            </w:tcBorders>
-            <w:shd w:val="clear" w:color="auto" w:fill="FAFBFC"/>
-            <w:tcMar>
-              <w:top w:w="26" w:type="dxa"/>
-              <w:left w:w="80" w:type="dxa"/>
-              <w:bottom w:w="26" w:type="dxa"/>
-              <w:right w:w="80" w:type="dxa"/>
-            </w:tcMar>
-            <w:vAlign w:val="center"/>
-          </w:tcPr>
-          <w:p>
-            <w:pPr>
-              <w:spacing w:line="220" w:lineRule="auto"/>
-              <w:jc w:val="center"/>
-            </w:pPr>
-            <w:r>
-              <w:rPr>
-                <w:i/>
-                <w:iCs/>
-                <w:color w:val="9AA3B2"/>
+              <w:top w:val="single" w:sz="4" w:space="0" w:color="C3CBDA"/>
+              <w:left w:val="single" w:sz="4" w:space="0" w:color="C3CBDA"/>
+              <w:bottom w:val="single" w:sz="4" w:space="0" w:color="C3CBDA"/>
+              <w:right w:val="single" w:sz="4" w:space="0" w:color="C3CBDA"/>
+            </w:tcBorders>
+            <w:shd w:val="clear" w:color="auto" w:fill="F7F9FC"/>
+            <w:tcMar>
+              <w:top w:w="26" w:type="dxa"/>
+              <w:left w:w="80" w:type="dxa"/>
+              <w:bottom w:w="26" w:type="dxa"/>
+              <w:right w:w="80" w:type="dxa"/>
+            </w:tcMar>
+            <w:vAlign w:val="center"/>
+          </w:tcPr>
+          <w:p>
+            <w:pPr>
+              <w:spacing w:line="220" w:lineRule="auto"/>
+              <w:jc w:val="center"/>
+            </w:pPr>
+            <w:r>
+              <w:rPr>
+                <w:i/>
+                <w:iCs/>
+                <w:color w:val="8E96A3"/>
                 <w:sz w:val="16"/>
                 <w:szCs w:val="16"/>
               </w:rPr>
@@ -1863,30 +1863,30 @@
           <w:tcPr>
             <w:tcW w:w="1130" w:type="dxa"/>
             <w:tcBorders>
-              <w:top w:val="single" w:sz="4" w:space="0" w:color="CCCCCC"/>
-              <w:left w:val="single" w:sz="4" w:space="0" w:color="CCCCCC"/>
-              <w:bottom w:val="single" w:sz="4" w:space="0" w:color="CCCCCC"/>
-              <w:right w:val="single" w:sz="4" w:space="0" w:color="CCCCCC"/>
-            </w:tcBorders>
-            <w:shd w:val="clear" w:color="auto" w:fill="FAFBFC"/>
-            <w:tcMar>
-              <w:top w:w="26" w:type="dxa"/>
-              <w:left w:w="80" w:type="dxa"/>
-              <w:bottom w:w="26" w:type="dxa"/>
-              <w:right w:w="80" w:type="dxa"/>
-            </w:tcMar>
-            <w:vAlign w:val="center"/>
-          </w:tcPr>
-          <w:p>
-            <w:pPr>
-              <w:spacing w:line="220" w:lineRule="auto"/>
-              <w:jc w:val="center"/>
-            </w:pPr>
-            <w:r>
-              <w:rPr>
-                <w:i/>
-                <w:iCs/>
-                <w:color w:val="9AA3B2"/>
+              <w:top w:val="single" w:sz="4" w:space="0" w:color="C3CBDA"/>
+              <w:left w:val="single" w:sz="4" w:space="0" w:color="C3CBDA"/>
+              <w:bottom w:val="single" w:sz="4" w:space="0" w:color="C3CBDA"/>
+              <w:right w:val="single" w:sz="4" w:space="0" w:color="C3CBDA"/>
+            </w:tcBorders>
+            <w:shd w:val="clear" w:color="auto" w:fill="F7F9FC"/>
+            <w:tcMar>
+              <w:top w:w="26" w:type="dxa"/>
+              <w:left w:w="80" w:type="dxa"/>
+              <w:bottom w:w="26" w:type="dxa"/>
+              <w:right w:w="80" w:type="dxa"/>
+            </w:tcMar>
+            <w:vAlign w:val="center"/>
+          </w:tcPr>
+          <w:p>
+            <w:pPr>
+              <w:spacing w:line="220" w:lineRule="auto"/>
+              <w:jc w:val="center"/>
+            </w:pPr>
+            <w:r>
+              <w:rPr>
+                <w:i/>
+                <w:iCs/>
+                <w:color w:val="8E96A3"/>
                 <w:sz w:val="16"/>
                 <w:szCs w:val="16"/>
               </w:rPr>
@@ -1898,30 +1898,30 @@
           <w:tcPr>
             <w:tcW w:w="1520" w:type="dxa"/>
             <w:tcBorders>
-              <w:top w:val="single" w:sz="4" w:space="0" w:color="CCCCCC"/>
-              <w:left w:val="single" w:sz="4" w:space="0" w:color="CCCCCC"/>
-              <w:bottom w:val="single" w:sz="4" w:space="0" w:color="CCCCCC"/>
-              <w:right w:val="single" w:sz="4" w:space="0" w:color="CCCCCC"/>
-            </w:tcBorders>
-            <w:shd w:val="clear" w:color="auto" w:fill="FAFBFC"/>
-            <w:tcMar>
-              <w:top w:w="26" w:type="dxa"/>
-              <w:left w:w="80" w:type="dxa"/>
-              <w:bottom w:w="26" w:type="dxa"/>
-              <w:right w:w="80" w:type="dxa"/>
-            </w:tcMar>
-            <w:vAlign w:val="center"/>
-          </w:tcPr>
-          <w:p>
-            <w:pPr>
-              <w:spacing w:line="220" w:lineRule="auto"/>
-              <w:jc w:val="center"/>
-            </w:pPr>
-            <w:r>
-              <w:rPr>
-                <w:i/>
-                <w:iCs/>
-                <w:color w:val="9AA3B2"/>
+              <w:top w:val="single" w:sz="4" w:space="0" w:color="C3CBDA"/>
+              <w:left w:val="single" w:sz="4" w:space="0" w:color="C3CBDA"/>
+              <w:bottom w:val="single" w:sz="4" w:space="0" w:color="C3CBDA"/>
+              <w:right w:val="single" w:sz="4" w:space="0" w:color="C3CBDA"/>
+            </w:tcBorders>
+            <w:shd w:val="clear" w:color="auto" w:fill="F7F9FC"/>
+            <w:tcMar>
+              <w:top w:w="26" w:type="dxa"/>
+              <w:left w:w="80" w:type="dxa"/>
+              <w:bottom w:w="26" w:type="dxa"/>
+              <w:right w:w="80" w:type="dxa"/>
+            </w:tcMar>
+            <w:vAlign w:val="center"/>
+          </w:tcPr>
+          <w:p>
+            <w:pPr>
+              <w:spacing w:line="220" w:lineRule="auto"/>
+              <w:jc w:val="center"/>
+            </w:pPr>
+            <w:r>
+              <w:rPr>
+                <w:i/>
+                <w:iCs/>
+                <w:color w:val="8E96A3"/>
                 <w:sz w:val="16"/>
                 <w:szCs w:val="16"/>
               </w:rPr>
@@ -1933,30 +1933,30 @@
           <w:tcPr>
             <w:tcW w:w="1030" w:type="dxa"/>
             <w:tcBorders>
-              <w:top w:val="single" w:sz="4" w:space="0" w:color="CCCCCC"/>
-              <w:left w:val="single" w:sz="4" w:space="0" w:color="CCCCCC"/>
-              <w:bottom w:val="single" w:sz="4" w:space="0" w:color="CCCCCC"/>
-              <w:right w:val="single" w:sz="4" w:space="0" w:color="CCCCCC"/>
-            </w:tcBorders>
-            <w:shd w:val="clear" w:color="auto" w:fill="FAFBFC"/>
-            <w:tcMar>
-              <w:top w:w="26" w:type="dxa"/>
-              <w:left w:w="80" w:type="dxa"/>
-              <w:bottom w:w="26" w:type="dxa"/>
-              <w:right w:w="80" w:type="dxa"/>
-            </w:tcMar>
-            <w:vAlign w:val="center"/>
-          </w:tcPr>
-          <w:p>
-            <w:pPr>
-              <w:spacing w:line="220" w:lineRule="auto"/>
-              <w:jc w:val="center"/>
-            </w:pPr>
-            <w:r>
-              <w:rPr>
-                <w:i/>
-                <w:iCs/>
-                <w:color w:val="9AA3B2"/>
+              <w:top w:val="single" w:sz="4" w:space="0" w:color="C3CBDA"/>
+              <w:left w:val="single" w:sz="4" w:space="0" w:color="C3CBDA"/>
+              <w:bottom w:val="single" w:sz="4" w:space="0" w:color="C3CBDA"/>
+              <w:right w:val="single" w:sz="4" w:space="0" w:color="C3CBDA"/>
+            </w:tcBorders>
+            <w:shd w:val="clear" w:color="auto" w:fill="F7F9FC"/>
+            <w:tcMar>
+              <w:top w:w="26" w:type="dxa"/>
+              <w:left w:w="80" w:type="dxa"/>
+              <w:bottom w:w="26" w:type="dxa"/>
+              <w:right w:w="80" w:type="dxa"/>
+            </w:tcMar>
+            <w:vAlign w:val="center"/>
+          </w:tcPr>
+          <w:p>
+            <w:pPr>
+              <w:spacing w:line="220" w:lineRule="auto"/>
+              <w:jc w:val="center"/>
+            </w:pPr>
+            <w:r>
+              <w:rPr>
+                <w:i/>
+                <w:iCs/>
+                <w:color w:val="8E96A3"/>
                 <w:sz w:val="16"/>
                 <w:szCs w:val="16"/>
               </w:rPr>
@@ -1968,29 +1968,29 @@
           <w:tcPr>
             <w:tcW w:w="2122" w:type="dxa"/>
             <w:tcBorders>
-              <w:top w:val="single" w:sz="4" w:space="0" w:color="CCCCCC"/>
-              <w:left w:val="single" w:sz="4" w:space="0" w:color="CCCCCC"/>
-              <w:bottom w:val="single" w:sz="4" w:space="0" w:color="CCCCCC"/>
-              <w:right w:val="single" w:sz="4" w:space="0" w:color="CCCCCC"/>
-            </w:tcBorders>
-            <w:shd w:val="clear" w:color="auto" w:fill="FAFBFC"/>
-            <w:tcMar>
-              <w:top w:w="26" w:type="dxa"/>
-              <w:left w:w="80" w:type="dxa"/>
-              <w:bottom w:w="26" w:type="dxa"/>
-              <w:right w:w="80" w:type="dxa"/>
-            </w:tcMar>
-            <w:vAlign w:val="center"/>
-          </w:tcPr>
-          <w:p>
-            <w:pPr>
-              <w:spacing w:line="220" w:lineRule="auto"/>
-            </w:pPr>
-            <w:r>
-              <w:rPr>
-                <w:i/>
-                <w:iCs/>
-                <w:color w:val="9AA3B2"/>
+              <w:top w:val="single" w:sz="4" w:space="0" w:color="C3CBDA"/>
+              <w:left w:val="single" w:sz="4" w:space="0" w:color="C3CBDA"/>
+              <w:bottom w:val="single" w:sz="4" w:space="0" w:color="C3CBDA"/>
+              <w:right w:val="single" w:sz="4" w:space="0" w:color="C3CBDA"/>
+            </w:tcBorders>
+            <w:shd w:val="clear" w:color="auto" w:fill="F7F9FC"/>
+            <w:tcMar>
+              <w:top w:w="26" w:type="dxa"/>
+              <w:left w:w="80" w:type="dxa"/>
+              <w:bottom w:w="26" w:type="dxa"/>
+              <w:right w:w="80" w:type="dxa"/>
+            </w:tcMar>
+            <w:vAlign w:val="center"/>
+          </w:tcPr>
+          <w:p>
+            <w:pPr>
+              <w:spacing w:line="220" w:lineRule="auto"/>
+            </w:pPr>
+            <w:r>
+              <w:rPr>
+                <w:i/>
+                <w:iCs/>
+                <w:color w:val="8E96A3"/>
                 <w:sz w:val="16"/>
                 <w:szCs w:val="16"/>
               </w:rPr>
@@ -2007,12 +2007,12 @@
           <w:tcPr>
             <w:tcW w:w="560" w:type="dxa"/>
             <w:tcBorders>
-              <w:top w:val="single" w:sz="4" w:space="0" w:color="CCCCCC"/>
-              <w:left w:val="single" w:sz="4" w:space="0" w:color="CCCCCC"/>
-              <w:bottom w:val="single" w:sz="4" w:space="0" w:color="CCCCCC"/>
-              <w:right w:val="single" w:sz="4" w:space="0" w:color="CCCCCC"/>
-            </w:tcBorders>
-            <w:shd w:val="clear" w:color="auto" w:fill="F4F6F8"/>
+              <w:top w:val="single" w:sz="4" w:space="0" w:color="C3CBDA"/>
+              <w:left w:val="single" w:sz="4" w:space="0" w:color="C3CBDA"/>
+              <w:bottom w:val="single" w:sz="4" w:space="0" w:color="C3CBDA"/>
+              <w:right w:val="single" w:sz="4" w:space="0" w:color="C3CBDA"/>
+            </w:tcBorders>
+            <w:shd w:val="clear" w:color="auto" w:fill="F0F2F7"/>
             <w:tcMar>
               <w:top w:w="26" w:type="dxa"/>
               <w:left w:w="80" w:type="dxa"/>
@@ -2030,7 +2030,7 @@
               <w:rPr>
                 <w:b/>
                 <w:bCs/>
-                <w:color w:val="7A8699"/>
+                <w:color w:val="606060"/>
               </w:rPr>
               <w:t>3</w:t>
             </w:r>
@@ -2040,28 +2040,28 @@
           <w:tcPr>
             <w:tcW w:w="1480" w:type="dxa"/>
             <w:tcBorders>
-              <w:top w:val="single" w:sz="4" w:space="0" w:color="CCCCCC"/>
-              <w:left w:val="single" w:sz="4" w:space="0" w:color="CCCCCC"/>
-              <w:bottom w:val="single" w:sz="4" w:space="0" w:color="CCCCCC"/>
-              <w:right w:val="single" w:sz="4" w:space="0" w:color="CCCCCC"/>
-            </w:tcBorders>
-            <w:tcMar>
-              <w:top w:w="26" w:type="dxa"/>
-              <w:left w:w="80" w:type="dxa"/>
-              <w:bottom w:w="26" w:type="dxa"/>
-              <w:right w:w="80" w:type="dxa"/>
-            </w:tcMar>
-            <w:vAlign w:val="center"/>
-          </w:tcPr>
-          <w:p>
-            <w:pPr>
-              <w:spacing w:line="220" w:lineRule="auto"/>
-            </w:pPr>
-            <w:r>
-              <w:rPr>
-                <w:i/>
-                <w:iCs/>
-                <w:color w:val="9AA3B2"/>
+              <w:top w:val="single" w:sz="4" w:space="0" w:color="C3CBDA"/>
+              <w:left w:val="single" w:sz="4" w:space="0" w:color="C3CBDA"/>
+              <w:bottom w:val="single" w:sz="4" w:space="0" w:color="C3CBDA"/>
+              <w:right w:val="single" w:sz="4" w:space="0" w:color="C3CBDA"/>
+            </w:tcBorders>
+            <w:tcMar>
+              <w:top w:w="26" w:type="dxa"/>
+              <w:left w:w="80" w:type="dxa"/>
+              <w:bottom w:w="26" w:type="dxa"/>
+              <w:right w:w="80" w:type="dxa"/>
+            </w:tcMar>
+            <w:vAlign w:val="center"/>
+          </w:tcPr>
+          <w:p>
+            <w:pPr>
+              <w:spacing w:line="220" w:lineRule="auto"/>
+            </w:pPr>
+            <w:r>
+              <w:rPr>
+                <w:i/>
+                <w:iCs/>
+                <w:color w:val="8E96A3"/>
                 <w:sz w:val="16"/>
                 <w:szCs w:val="16"/>
               </w:rPr>
@@ -2073,28 +2073,28 @@
           <w:tcPr>
             <w:tcW w:w="1480" w:type="dxa"/>
             <w:tcBorders>
-              <w:top w:val="single" w:sz="4" w:space="0" w:color="CCCCCC"/>
-              <w:left w:val="single" w:sz="4" w:space="0" w:color="CCCCCC"/>
-              <w:bottom w:val="single" w:sz="4" w:space="0" w:color="CCCCCC"/>
-              <w:right w:val="single" w:sz="4" w:space="0" w:color="CCCCCC"/>
-            </w:tcBorders>
-            <w:tcMar>
-              <w:top w:w="26" w:type="dxa"/>
-              <w:left w:w="80" w:type="dxa"/>
-              <w:bottom w:w="26" w:type="dxa"/>
-              <w:right w:w="80" w:type="dxa"/>
-            </w:tcMar>
-            <w:vAlign w:val="center"/>
-          </w:tcPr>
-          <w:p>
-            <w:pPr>
-              <w:spacing w:line="220" w:lineRule="auto"/>
-            </w:pPr>
-            <w:r>
-              <w:rPr>
-                <w:i/>
-                <w:iCs/>
-                <w:color w:val="9AA3B2"/>
+              <w:top w:val="single" w:sz="4" w:space="0" w:color="C3CBDA"/>
+              <w:left w:val="single" w:sz="4" w:space="0" w:color="C3CBDA"/>
+              <w:bottom w:val="single" w:sz="4" w:space="0" w:color="C3CBDA"/>
+              <w:right w:val="single" w:sz="4" w:space="0" w:color="C3CBDA"/>
+            </w:tcBorders>
+            <w:tcMar>
+              <w:top w:w="26" w:type="dxa"/>
+              <w:left w:w="80" w:type="dxa"/>
+              <w:bottom w:w="26" w:type="dxa"/>
+              <w:right w:w="80" w:type="dxa"/>
+            </w:tcMar>
+            <w:vAlign w:val="center"/>
+          </w:tcPr>
+          <w:p>
+            <w:pPr>
+              <w:spacing w:line="220" w:lineRule="auto"/>
+            </w:pPr>
+            <w:r>
+              <w:rPr>
+                <w:i/>
+                <w:iCs/>
+                <w:color w:val="8E96A3"/>
                 <w:sz w:val="16"/>
                 <w:szCs w:val="16"/>
               </w:rPr>
@@ -2106,28 +2106,28 @@
           <w:tcPr>
             <w:tcW w:w="1180" w:type="dxa"/>
             <w:tcBorders>
-              <w:top w:val="single" w:sz="4" w:space="0" w:color="CCCCCC"/>
-              <w:left w:val="single" w:sz="4" w:space="0" w:color="CCCCCC"/>
-              <w:bottom w:val="single" w:sz="4" w:space="0" w:color="CCCCCC"/>
-              <w:right w:val="single" w:sz="4" w:space="0" w:color="CCCCCC"/>
-            </w:tcBorders>
-            <w:tcMar>
-              <w:top w:w="26" w:type="dxa"/>
-              <w:left w:w="80" w:type="dxa"/>
-              <w:bottom w:w="26" w:type="dxa"/>
-              <w:right w:w="80" w:type="dxa"/>
-            </w:tcMar>
-            <w:vAlign w:val="center"/>
-          </w:tcPr>
-          <w:p>
-            <w:pPr>
-              <w:spacing w:line="220" w:lineRule="auto"/>
-            </w:pPr>
-            <w:r>
-              <w:rPr>
-                <w:i/>
-                <w:iCs/>
-                <w:color w:val="9AA3B2"/>
+              <w:top w:val="single" w:sz="4" w:space="0" w:color="C3CBDA"/>
+              <w:left w:val="single" w:sz="4" w:space="0" w:color="C3CBDA"/>
+              <w:bottom w:val="single" w:sz="4" w:space="0" w:color="C3CBDA"/>
+              <w:right w:val="single" w:sz="4" w:space="0" w:color="C3CBDA"/>
+            </w:tcBorders>
+            <w:tcMar>
+              <w:top w:w="26" w:type="dxa"/>
+              <w:left w:w="80" w:type="dxa"/>
+              <w:bottom w:w="26" w:type="dxa"/>
+              <w:right w:w="80" w:type="dxa"/>
+            </w:tcMar>
+            <w:vAlign w:val="center"/>
+          </w:tcPr>
+          <w:p>
+            <w:pPr>
+              <w:spacing w:line="220" w:lineRule="auto"/>
+            </w:pPr>
+            <w:r>
+              <w:rPr>
+                <w:i/>
+                <w:iCs/>
+                <w:color w:val="8E96A3"/>
                 <w:sz w:val="16"/>
                 <w:szCs w:val="16"/>
               </w:rPr>
@@ -2139,29 +2139,29 @@
           <w:tcPr>
             <w:tcW w:w="1620" w:type="dxa"/>
             <w:tcBorders>
-              <w:top w:val="single" w:sz="4" w:space="0" w:color="CCCCCC"/>
-              <w:left w:val="single" w:sz="4" w:space="0" w:color="CCCCCC"/>
-              <w:bottom w:val="single" w:sz="4" w:space="0" w:color="CCCCCC"/>
-              <w:right w:val="single" w:sz="4" w:space="0" w:color="CCCCCC"/>
-            </w:tcBorders>
-            <w:tcMar>
-              <w:top w:w="26" w:type="dxa"/>
-              <w:left w:w="80" w:type="dxa"/>
-              <w:bottom w:w="26" w:type="dxa"/>
-              <w:right w:w="80" w:type="dxa"/>
-            </w:tcMar>
-            <w:vAlign w:val="center"/>
-          </w:tcPr>
-          <w:p>
-            <w:pPr>
-              <w:spacing w:line="220" w:lineRule="auto"/>
-              <w:jc w:val="center"/>
-            </w:pPr>
-            <w:r>
-              <w:rPr>
-                <w:i/>
-                <w:iCs/>
-                <w:color w:val="9AA3B2"/>
+              <w:top w:val="single" w:sz="4" w:space="0" w:color="C3CBDA"/>
+              <w:left w:val="single" w:sz="4" w:space="0" w:color="C3CBDA"/>
+              <w:bottom w:val="single" w:sz="4" w:space="0" w:color="C3CBDA"/>
+              <w:right w:val="single" w:sz="4" w:space="0" w:color="C3CBDA"/>
+            </w:tcBorders>
+            <w:tcMar>
+              <w:top w:w="26" w:type="dxa"/>
+              <w:left w:w="80" w:type="dxa"/>
+              <w:bottom w:w="26" w:type="dxa"/>
+              <w:right w:w="80" w:type="dxa"/>
+            </w:tcMar>
+            <w:vAlign w:val="center"/>
+          </w:tcPr>
+          <w:p>
+            <w:pPr>
+              <w:spacing w:line="220" w:lineRule="auto"/>
+              <w:jc w:val="center"/>
+            </w:pPr>
+            <w:r>
+              <w:rPr>
+                <w:i/>
+                <w:iCs/>
+                <w:color w:val="8E96A3"/>
                 <w:sz w:val="16"/>
                 <w:szCs w:val="16"/>
               </w:rPr>
@@ -2173,29 +2173,29 @@
           <w:tcPr>
             <w:tcW w:w="1620" w:type="dxa"/>
             <w:tcBorders>
-              <w:top w:val="single" w:sz="4" w:space="0" w:color="CCCCCC"/>
-              <w:left w:val="single" w:sz="4" w:space="0" w:color="CCCCCC"/>
-              <w:bottom w:val="single" w:sz="4" w:space="0" w:color="CCCCCC"/>
-              <w:right w:val="single" w:sz="4" w:space="0" w:color="CCCCCC"/>
-            </w:tcBorders>
-            <w:tcMar>
-              <w:top w:w="26" w:type="dxa"/>
-              <w:left w:w="80" w:type="dxa"/>
-              <w:bottom w:w="26" w:type="dxa"/>
-              <w:right w:w="80" w:type="dxa"/>
-            </w:tcMar>
-            <w:vAlign w:val="center"/>
-          </w:tcPr>
-          <w:p>
-            <w:pPr>
-              <w:spacing w:line="220" w:lineRule="auto"/>
-              <w:jc w:val="center"/>
-            </w:pPr>
-            <w:r>
-              <w:rPr>
-                <w:i/>
-                <w:iCs/>
-                <w:color w:val="9AA3B2"/>
+              <w:top w:val="single" w:sz="4" w:space="0" w:color="C3CBDA"/>
+              <w:left w:val="single" w:sz="4" w:space="0" w:color="C3CBDA"/>
+              <w:bottom w:val="single" w:sz="4" w:space="0" w:color="C3CBDA"/>
+              <w:right w:val="single" w:sz="4" w:space="0" w:color="C3CBDA"/>
+            </w:tcBorders>
+            <w:tcMar>
+              <w:top w:w="26" w:type="dxa"/>
+              <w:left w:w="80" w:type="dxa"/>
+              <w:bottom w:w="26" w:type="dxa"/>
+              <w:right w:w="80" w:type="dxa"/>
+            </w:tcMar>
+            <w:vAlign w:val="center"/>
+          </w:tcPr>
+          <w:p>
+            <w:pPr>
+              <w:spacing w:line="220" w:lineRule="auto"/>
+              <w:jc w:val="center"/>
+            </w:pPr>
+            <w:r>
+              <w:rPr>
+                <w:i/>
+                <w:iCs/>
+                <w:color w:val="8E96A3"/>
                 <w:sz w:val="16"/>
                 <w:szCs w:val="16"/>
               </w:rPr>
@@ -2207,29 +2207,29 @@
           <w:tcPr>
             <w:tcW w:w="1080" w:type="dxa"/>
             <w:tcBorders>
-              <w:top w:val="single" w:sz="4" w:space="0" w:color="CCCCCC"/>
-              <w:left w:val="single" w:sz="4" w:space="0" w:color="CCCCCC"/>
-              <w:bottom w:val="single" w:sz="4" w:space="0" w:color="CCCCCC"/>
-              <w:right w:val="single" w:sz="4" w:space="0" w:color="CCCCCC"/>
-            </w:tcBorders>
-            <w:tcMar>
-              <w:top w:w="26" w:type="dxa"/>
-              <w:left w:w="80" w:type="dxa"/>
-              <w:bottom w:w="26" w:type="dxa"/>
-              <w:right w:w="80" w:type="dxa"/>
-            </w:tcMar>
-            <w:vAlign w:val="center"/>
-          </w:tcPr>
-          <w:p>
-            <w:pPr>
-              <w:spacing w:line="220" w:lineRule="auto"/>
-              <w:jc w:val="center"/>
-            </w:pPr>
-            <w:r>
-              <w:rPr>
-                <w:i/>
-                <w:iCs/>
-                <w:color w:val="9AA3B2"/>
+              <w:top w:val="single" w:sz="4" w:space="0" w:color="C3CBDA"/>
+              <w:left w:val="single" w:sz="4" w:space="0" w:color="C3CBDA"/>
+              <w:bottom w:val="single" w:sz="4" w:space="0" w:color="C3CBDA"/>
+              <w:right w:val="single" w:sz="4" w:space="0" w:color="C3CBDA"/>
+            </w:tcBorders>
+            <w:tcMar>
+              <w:top w:w="26" w:type="dxa"/>
+              <w:left w:w="80" w:type="dxa"/>
+              <w:bottom w:w="26" w:type="dxa"/>
+              <w:right w:w="80" w:type="dxa"/>
+            </w:tcMar>
+            <w:vAlign w:val="center"/>
+          </w:tcPr>
+          <w:p>
+            <w:pPr>
+              <w:spacing w:line="220" w:lineRule="auto"/>
+              <w:jc w:val="center"/>
+            </w:pPr>
+            <w:r>
+              <w:rPr>
+                <w:i/>
+                <w:iCs/>
+                <w:color w:val="8E96A3"/>
                 <w:sz w:val="16"/>
                 <w:szCs w:val="16"/>
               </w:rPr>
@@ -2241,29 +2241,29 @@
           <w:tcPr>
             <w:tcW w:w="1130" w:type="dxa"/>
             <w:tcBorders>
-              <w:top w:val="single" w:sz="4" w:space="0" w:color="CCCCCC"/>
-              <w:left w:val="single" w:sz="4" w:space="0" w:color="CCCCCC"/>
-              <w:bottom w:val="single" w:sz="4" w:space="0" w:color="CCCCCC"/>
-              <w:right w:val="single" w:sz="4" w:space="0" w:color="CCCCCC"/>
-            </w:tcBorders>
-            <w:tcMar>
-              <w:top w:w="26" w:type="dxa"/>
-              <w:left w:w="80" w:type="dxa"/>
-              <w:bottom w:w="26" w:type="dxa"/>
-              <w:right w:w="80" w:type="dxa"/>
-            </w:tcMar>
-            <w:vAlign w:val="center"/>
-          </w:tcPr>
-          <w:p>
-            <w:pPr>
-              <w:spacing w:line="220" w:lineRule="auto"/>
-              <w:jc w:val="center"/>
-            </w:pPr>
-            <w:r>
-              <w:rPr>
-                <w:i/>
-                <w:iCs/>
-                <w:color w:val="9AA3B2"/>
+              <w:top w:val="single" w:sz="4" w:space="0" w:color="C3CBDA"/>
+              <w:left w:val="single" w:sz="4" w:space="0" w:color="C3CBDA"/>
+              <w:bottom w:val="single" w:sz="4" w:space="0" w:color="C3CBDA"/>
+              <w:right w:val="single" w:sz="4" w:space="0" w:color="C3CBDA"/>
+            </w:tcBorders>
+            <w:tcMar>
+              <w:top w:w="26" w:type="dxa"/>
+              <w:left w:w="80" w:type="dxa"/>
+              <w:bottom w:w="26" w:type="dxa"/>
+              <w:right w:w="80" w:type="dxa"/>
+            </w:tcMar>
+            <w:vAlign w:val="center"/>
+          </w:tcPr>
+          <w:p>
+            <w:pPr>
+              <w:spacing w:line="220" w:lineRule="auto"/>
+              <w:jc w:val="center"/>
+            </w:pPr>
+            <w:r>
+              <w:rPr>
+                <w:i/>
+                <w:iCs/>
+                <w:color w:val="8E96A3"/>
                 <w:sz w:val="16"/>
                 <w:szCs w:val="16"/>
               </w:rPr>
@@ -2275,29 +2275,29 @@
           <w:tcPr>
             <w:tcW w:w="1520" w:type="dxa"/>
             <w:tcBorders>
-              <w:top w:val="single" w:sz="4" w:space="0" w:color="CCCCCC"/>
-              <w:left w:val="single" w:sz="4" w:space="0" w:color="CCCCCC"/>
-              <w:bottom w:val="single" w:sz="4" w:space="0" w:color="CCCCCC"/>
-              <w:right w:val="single" w:sz="4" w:space="0" w:color="CCCCCC"/>
-            </w:tcBorders>
-            <w:tcMar>
-              <w:top w:w="26" w:type="dxa"/>
-              <w:left w:w="80" w:type="dxa"/>
-              <w:bottom w:w="26" w:type="dxa"/>
-              <w:right w:w="80" w:type="dxa"/>
-            </w:tcMar>
-            <w:vAlign w:val="center"/>
-          </w:tcPr>
-          <w:p>
-            <w:pPr>
-              <w:spacing w:line="220" w:lineRule="auto"/>
-              <w:jc w:val="center"/>
-            </w:pPr>
-            <w:r>
-              <w:rPr>
-                <w:i/>
-                <w:iCs/>
-                <w:color w:val="9AA3B2"/>
+              <w:top w:val="single" w:sz="4" w:space="0" w:color="C3CBDA"/>
+              <w:left w:val="single" w:sz="4" w:space="0" w:color="C3CBDA"/>
+              <w:bottom w:val="single" w:sz="4" w:space="0" w:color="C3CBDA"/>
+              <w:right w:val="single" w:sz="4" w:space="0" w:color="C3CBDA"/>
+            </w:tcBorders>
+            <w:tcMar>
+              <w:top w:w="26" w:type="dxa"/>
+              <w:left w:w="80" w:type="dxa"/>
+              <w:bottom w:w="26" w:type="dxa"/>
+              <w:right w:w="80" w:type="dxa"/>
+            </w:tcMar>
+            <w:vAlign w:val="center"/>
+          </w:tcPr>
+          <w:p>
+            <w:pPr>
+              <w:spacing w:line="220" w:lineRule="auto"/>
+              <w:jc w:val="center"/>
+            </w:pPr>
+            <w:r>
+              <w:rPr>
+                <w:i/>
+                <w:iCs/>
+                <w:color w:val="8E96A3"/>
                 <w:sz w:val="16"/>
                 <w:szCs w:val="16"/>
               </w:rPr>
@@ -2309,29 +2309,29 @@
           <w:tcPr>
             <w:tcW w:w="1030" w:type="dxa"/>
             <w:tcBorders>
-              <w:top w:val="single" w:sz="4" w:space="0" w:color="CCCCCC"/>
-              <w:left w:val="single" w:sz="4" w:space="0" w:color="CCCCCC"/>
-              <w:bottom w:val="single" w:sz="4" w:space="0" w:color="CCCCCC"/>
-              <w:right w:val="single" w:sz="4" w:space="0" w:color="CCCCCC"/>
-            </w:tcBorders>
-            <w:tcMar>
-              <w:top w:w="26" w:type="dxa"/>
-              <w:left w:w="80" w:type="dxa"/>
-              <w:bottom w:w="26" w:type="dxa"/>
-              <w:right w:w="80" w:type="dxa"/>
-            </w:tcMar>
-            <w:vAlign w:val="center"/>
-          </w:tcPr>
-          <w:p>
-            <w:pPr>
-              <w:spacing w:line="220" w:lineRule="auto"/>
-              <w:jc w:val="center"/>
-            </w:pPr>
-            <w:r>
-              <w:rPr>
-                <w:i/>
-                <w:iCs/>
-                <w:color w:val="9AA3B2"/>
+              <w:top w:val="single" w:sz="4" w:space="0" w:color="C3CBDA"/>
+              <w:left w:val="single" w:sz="4" w:space="0" w:color="C3CBDA"/>
+              <w:bottom w:val="single" w:sz="4" w:space="0" w:color="C3CBDA"/>
+              <w:right w:val="single" w:sz="4" w:space="0" w:color="C3CBDA"/>
+            </w:tcBorders>
+            <w:tcMar>
+              <w:top w:w="26" w:type="dxa"/>
+              <w:left w:w="80" w:type="dxa"/>
+              <w:bottom w:w="26" w:type="dxa"/>
+              <w:right w:w="80" w:type="dxa"/>
+            </w:tcMar>
+            <w:vAlign w:val="center"/>
+          </w:tcPr>
+          <w:p>
+            <w:pPr>
+              <w:spacing w:line="220" w:lineRule="auto"/>
+              <w:jc w:val="center"/>
+            </w:pPr>
+            <w:r>
+              <w:rPr>
+                <w:i/>
+                <w:iCs/>
+                <w:color w:val="8E96A3"/>
                 <w:sz w:val="16"/>
                 <w:szCs w:val="16"/>
               </w:rPr>
@@ -2343,28 +2343,28 @@
           <w:tcPr>
             <w:tcW w:w="2122" w:type="dxa"/>
             <w:tcBorders>
-              <w:top w:val="single" w:sz="4" w:space="0" w:color="CCCCCC"/>
-              <w:left w:val="single" w:sz="4" w:space="0" w:color="CCCCCC"/>
-              <w:bottom w:val="single" w:sz="4" w:space="0" w:color="CCCCCC"/>
-              <w:right w:val="single" w:sz="4" w:space="0" w:color="CCCCCC"/>
-            </w:tcBorders>
-            <w:tcMar>
-              <w:top w:w="26" w:type="dxa"/>
-              <w:left w:w="80" w:type="dxa"/>
-              <w:bottom w:w="26" w:type="dxa"/>
-              <w:right w:w="80" w:type="dxa"/>
-            </w:tcMar>
-            <w:vAlign w:val="center"/>
-          </w:tcPr>
-          <w:p>
-            <w:pPr>
-              <w:spacing w:line="220" w:lineRule="auto"/>
-            </w:pPr>
-            <w:r>
-              <w:rPr>
-                <w:i/>
-                <w:iCs/>
-                <w:color w:val="9AA3B2"/>
+              <w:top w:val="single" w:sz="4" w:space="0" w:color="C3CBDA"/>
+              <w:left w:val="single" w:sz="4" w:space="0" w:color="C3CBDA"/>
+              <w:bottom w:val="single" w:sz="4" w:space="0" w:color="C3CBDA"/>
+              <w:right w:val="single" w:sz="4" w:space="0" w:color="C3CBDA"/>
+            </w:tcBorders>
+            <w:tcMar>
+              <w:top w:w="26" w:type="dxa"/>
+              <w:left w:w="80" w:type="dxa"/>
+              <w:bottom w:w="26" w:type="dxa"/>
+              <w:right w:w="80" w:type="dxa"/>
+            </w:tcMar>
+            <w:vAlign w:val="center"/>
+          </w:tcPr>
+          <w:p>
+            <w:pPr>
+              <w:spacing w:line="220" w:lineRule="auto"/>
+            </w:pPr>
+            <w:r>
+              <w:rPr>
+                <w:i/>
+                <w:iCs/>
+                <w:color w:val="8E96A3"/>
                 <w:sz w:val="16"/>
                 <w:szCs w:val="16"/>
               </w:rPr>
@@ -2381,12 +2381,12 @@
           <w:tcPr>
             <w:tcW w:w="560" w:type="dxa"/>
             <w:tcBorders>
-              <w:top w:val="single" w:sz="4" w:space="0" w:color="CCCCCC"/>
-              <w:left w:val="single" w:sz="4" w:space="0" w:color="CCCCCC"/>
-              <w:bottom w:val="single" w:sz="4" w:space="0" w:color="CCCCCC"/>
-              <w:right w:val="single" w:sz="4" w:space="0" w:color="CCCCCC"/>
-            </w:tcBorders>
-            <w:shd w:val="clear" w:color="auto" w:fill="F4F6F8"/>
+              <w:top w:val="single" w:sz="4" w:space="0" w:color="C3CBDA"/>
+              <w:left w:val="single" w:sz="4" w:space="0" w:color="C3CBDA"/>
+              <w:bottom w:val="single" w:sz="4" w:space="0" w:color="C3CBDA"/>
+              <w:right w:val="single" w:sz="4" w:space="0" w:color="C3CBDA"/>
+            </w:tcBorders>
+            <w:shd w:val="clear" w:color="auto" w:fill="F0F2F7"/>
             <w:tcMar>
               <w:top w:w="26" w:type="dxa"/>
               <w:left w:w="80" w:type="dxa"/>
@@ -2404,7 +2404,7 @@
               <w:rPr>
                 <w:b/>
                 <w:bCs/>
-                <w:color w:val="7A8699"/>
+                <w:color w:val="606060"/>
               </w:rPr>
               <w:t>4</w:t>
             </w:r>
@@ -2414,29 +2414,29 @@
           <w:tcPr>
             <w:tcW w:w="1480" w:type="dxa"/>
             <w:tcBorders>
-              <w:top w:val="single" w:sz="4" w:space="0" w:color="CCCCCC"/>
-              <w:left w:val="single" w:sz="4" w:space="0" w:color="CCCCCC"/>
-              <w:bottom w:val="single" w:sz="4" w:space="0" w:color="CCCCCC"/>
-              <w:right w:val="single" w:sz="4" w:space="0" w:color="CCCCCC"/>
-            </w:tcBorders>
-            <w:shd w:val="clear" w:color="auto" w:fill="FAFBFC"/>
-            <w:tcMar>
-              <w:top w:w="26" w:type="dxa"/>
-              <w:left w:w="80" w:type="dxa"/>
-              <w:bottom w:w="26" w:type="dxa"/>
-              <w:right w:w="80" w:type="dxa"/>
-            </w:tcMar>
-            <w:vAlign w:val="center"/>
-          </w:tcPr>
-          <w:p>
-            <w:pPr>
-              <w:spacing w:line="220" w:lineRule="auto"/>
-            </w:pPr>
-            <w:r>
-              <w:rPr>
-                <w:i/>
-                <w:iCs/>
-                <w:color w:val="9AA3B2"/>
+              <w:top w:val="single" w:sz="4" w:space="0" w:color="C3CBDA"/>
+              <w:left w:val="single" w:sz="4" w:space="0" w:color="C3CBDA"/>
+              <w:bottom w:val="single" w:sz="4" w:space="0" w:color="C3CBDA"/>
+              <w:right w:val="single" w:sz="4" w:space="0" w:color="C3CBDA"/>
+            </w:tcBorders>
+            <w:shd w:val="clear" w:color="auto" w:fill="F7F9FC"/>
+            <w:tcMar>
+              <w:top w:w="26" w:type="dxa"/>
+              <w:left w:w="80" w:type="dxa"/>
+              <w:bottom w:w="26" w:type="dxa"/>
+              <w:right w:w="80" w:type="dxa"/>
+            </w:tcMar>
+            <w:vAlign w:val="center"/>
+          </w:tcPr>
+          <w:p>
+            <w:pPr>
+              <w:spacing w:line="220" w:lineRule="auto"/>
+            </w:pPr>
+            <w:r>
+              <w:rPr>
+                <w:i/>
+                <w:iCs/>
+                <w:color w:val="8E96A3"/>
                 <w:sz w:val="16"/>
                 <w:szCs w:val="16"/>
               </w:rPr>
@@ -2448,29 +2448,29 @@
           <w:tcPr>
             <w:tcW w:w="1480" w:type="dxa"/>
             <w:tcBorders>
-              <w:top w:val="single" w:sz="4" w:space="0" w:color="CCCCCC"/>
-              <w:left w:val="single" w:sz="4" w:space="0" w:color="CCCCCC"/>
-              <w:bottom w:val="single" w:sz="4" w:space="0" w:color="CCCCCC"/>
-              <w:right w:val="single" w:sz="4" w:space="0" w:color="CCCCCC"/>
-            </w:tcBorders>
-            <w:shd w:val="clear" w:color="auto" w:fill="FAFBFC"/>
-            <w:tcMar>
-              <w:top w:w="26" w:type="dxa"/>
-              <w:left w:w="80" w:type="dxa"/>
-              <w:bottom w:w="26" w:type="dxa"/>
-              <w:right w:w="80" w:type="dxa"/>
-            </w:tcMar>
-            <w:vAlign w:val="center"/>
-          </w:tcPr>
-          <w:p>
-            <w:pPr>
-              <w:spacing w:line="220" w:lineRule="auto"/>
-            </w:pPr>
-            <w:r>
-              <w:rPr>
-                <w:i/>
-                <w:iCs/>
-                <w:color w:val="9AA3B2"/>
+              <w:top w:val="single" w:sz="4" w:space="0" w:color="C3CBDA"/>
+              <w:left w:val="single" w:sz="4" w:space="0" w:color="C3CBDA"/>
+              <w:bottom w:val="single" w:sz="4" w:space="0" w:color="C3CBDA"/>
+              <w:right w:val="single" w:sz="4" w:space="0" w:color="C3CBDA"/>
+            </w:tcBorders>
+            <w:shd w:val="clear" w:color="auto" w:fill="F7F9FC"/>
+            <w:tcMar>
+              <w:top w:w="26" w:type="dxa"/>
+              <w:left w:w="80" w:type="dxa"/>
+              <w:bottom w:w="26" w:type="dxa"/>
+              <w:right w:w="80" w:type="dxa"/>
+            </w:tcMar>
+            <w:vAlign w:val="center"/>
+          </w:tcPr>
+          <w:p>
+            <w:pPr>
+              <w:spacing w:line="220" w:lineRule="auto"/>
+            </w:pPr>
+            <w:r>
+              <w:rPr>
+                <w:i/>
+                <w:iCs/>
+                <w:color w:val="8E96A3"/>
                 <w:sz w:val="16"/>
                 <w:szCs w:val="16"/>
               </w:rPr>
@@ -2482,29 +2482,29 @@
           <w:tcPr>
             <w:tcW w:w="1180" w:type="dxa"/>
             <w:tcBorders>
-              <w:top w:val="single" w:sz="4" w:space="0" w:color="CCCCCC"/>
-              <w:left w:val="single" w:sz="4" w:space="0" w:color="CCCCCC"/>
-              <w:bottom w:val="single" w:sz="4" w:space="0" w:color="CCCCCC"/>
-              <w:right w:val="single" w:sz="4" w:space="0" w:color="CCCCCC"/>
-            </w:tcBorders>
-            <w:shd w:val="clear" w:color="auto" w:fill="FAFBFC"/>
-            <w:tcMar>
-              <w:top w:w="26" w:type="dxa"/>
-              <w:left w:w="80" w:type="dxa"/>
-              <w:bottom w:w="26" w:type="dxa"/>
-              <w:right w:w="80" w:type="dxa"/>
-            </w:tcMar>
-            <w:vAlign w:val="center"/>
-          </w:tcPr>
-          <w:p>
-            <w:pPr>
-              <w:spacing w:line="220" w:lineRule="auto"/>
-            </w:pPr>
-            <w:r>
-              <w:rPr>
-                <w:i/>
-                <w:iCs/>
-                <w:color w:val="9AA3B2"/>
+              <w:top w:val="single" w:sz="4" w:space="0" w:color="C3CBDA"/>
+              <w:left w:val="single" w:sz="4" w:space="0" w:color="C3CBDA"/>
+              <w:bottom w:val="single" w:sz="4" w:space="0" w:color="C3CBDA"/>
+              <w:right w:val="single" w:sz="4" w:space="0" w:color="C3CBDA"/>
+            </w:tcBorders>
+            <w:shd w:val="clear" w:color="auto" w:fill="F7F9FC"/>
+            <w:tcMar>
+              <w:top w:w="26" w:type="dxa"/>
+              <w:left w:w="80" w:type="dxa"/>
+              <w:bottom w:w="26" w:type="dxa"/>
+              <w:right w:w="80" w:type="dxa"/>
+            </w:tcMar>
+            <w:vAlign w:val="center"/>
+          </w:tcPr>
+          <w:p>
+            <w:pPr>
+              <w:spacing w:line="220" w:lineRule="auto"/>
+            </w:pPr>
+            <w:r>
+              <w:rPr>
+                <w:i/>
+                <w:iCs/>
+                <w:color w:val="8E96A3"/>
                 <w:sz w:val="16"/>
                 <w:szCs w:val="16"/>
               </w:rPr>
@@ -2516,30 +2516,30 @@
           <w:tcPr>
             <w:tcW w:w="1620" w:type="dxa"/>
             <w:tcBorders>
-              <w:top w:val="single" w:sz="4" w:space="0" w:color="CCCCCC"/>
-              <w:left w:val="single" w:sz="4" w:space="0" w:color="CCCCCC"/>
-              <w:bottom w:val="single" w:sz="4" w:space="0" w:color="CCCCCC"/>
-              <w:right w:val="single" w:sz="4" w:space="0" w:color="CCCCCC"/>
-            </w:tcBorders>
-            <w:shd w:val="clear" w:color="auto" w:fill="FAFBFC"/>
-            <w:tcMar>
-              <w:top w:w="26" w:type="dxa"/>
-              <w:left w:w="80" w:type="dxa"/>
-              <w:bottom w:w="26" w:type="dxa"/>
-              <w:right w:w="80" w:type="dxa"/>
-            </w:tcMar>
-            <w:vAlign w:val="center"/>
-          </w:tcPr>
-          <w:p>
-            <w:pPr>
-              <w:spacing w:line="220" w:lineRule="auto"/>
-              <w:jc w:val="center"/>
-            </w:pPr>
-            <w:r>
-              <w:rPr>
-                <w:i/>
-                <w:iCs/>
-                <w:color w:val="9AA3B2"/>
+              <w:top w:val="single" w:sz="4" w:space="0" w:color="C3CBDA"/>
+              <w:left w:val="single" w:sz="4" w:space="0" w:color="C3CBDA"/>
+              <w:bottom w:val="single" w:sz="4" w:space="0" w:color="C3CBDA"/>
+              <w:right w:val="single" w:sz="4" w:space="0" w:color="C3CBDA"/>
+            </w:tcBorders>
+            <w:shd w:val="clear" w:color="auto" w:fill="F7F9FC"/>
+            <w:tcMar>
+              <w:top w:w="26" w:type="dxa"/>
+              <w:left w:w="80" w:type="dxa"/>
+              <w:bottom w:w="26" w:type="dxa"/>
+              <w:right w:w="80" w:type="dxa"/>
+            </w:tcMar>
+            <w:vAlign w:val="center"/>
+          </w:tcPr>
+          <w:p>
+            <w:pPr>
+              <w:spacing w:line="220" w:lineRule="auto"/>
+              <w:jc w:val="center"/>
+            </w:pPr>
+            <w:r>
+              <w:rPr>
+                <w:i/>
+                <w:iCs/>
+                <w:color w:val="8E96A3"/>
                 <w:sz w:val="16"/>
                 <w:szCs w:val="16"/>
               </w:rPr>
@@ -2551,30 +2551,30 @@
           <w:tcPr>
             <w:tcW w:w="1620" w:type="dxa"/>
             <w:tcBorders>
-              <w:top w:val="single" w:sz="4" w:space="0" w:color="CCCCCC"/>
-              <w:left w:val="single" w:sz="4" w:space="0" w:color="CCCCCC"/>
-              <w:bottom w:val="single" w:sz="4" w:space="0" w:color="CCCCCC"/>
-              <w:right w:val="single" w:sz="4" w:space="0" w:color="CCCCCC"/>
-            </w:tcBorders>
-            <w:shd w:val="clear" w:color="auto" w:fill="FAFBFC"/>
-            <w:tcMar>
-              <w:top w:w="26" w:type="dxa"/>
-              <w:left w:w="80" w:type="dxa"/>
-              <w:bottom w:w="26" w:type="dxa"/>
-              <w:right w:w="80" w:type="dxa"/>
-            </w:tcMar>
-            <w:vAlign w:val="center"/>
-          </w:tcPr>
-          <w:p>
-            <w:pPr>
-              <w:spacing w:line="220" w:lineRule="auto"/>
-              <w:jc w:val="center"/>
-            </w:pPr>
-            <w:r>
-              <w:rPr>
-                <w:i/>
-                <w:iCs/>
-                <w:color w:val="9AA3B2"/>
+              <w:top w:val="single" w:sz="4" w:space="0" w:color="C3CBDA"/>
+              <w:left w:val="single" w:sz="4" w:space="0" w:color="C3CBDA"/>
+              <w:bottom w:val="single" w:sz="4" w:space="0" w:color="C3CBDA"/>
+              <w:right w:val="single" w:sz="4" w:space="0" w:color="C3CBDA"/>
+            </w:tcBorders>
+            <w:shd w:val="clear" w:color="auto" w:fill="F7F9FC"/>
+            <w:tcMar>
+              <w:top w:w="26" w:type="dxa"/>
+              <w:left w:w="80" w:type="dxa"/>
+              <w:bottom w:w="26" w:type="dxa"/>
+              <w:right w:w="80" w:type="dxa"/>
+            </w:tcMar>
+            <w:vAlign w:val="center"/>
+          </w:tcPr>
+          <w:p>
+            <w:pPr>
+              <w:spacing w:line="220" w:lineRule="auto"/>
+              <w:jc w:val="center"/>
+            </w:pPr>
+            <w:r>
+              <w:rPr>
+                <w:i/>
+                <w:iCs/>
+                <w:color w:val="8E96A3"/>
                 <w:sz w:val="16"/>
                 <w:szCs w:val="16"/>
               </w:rPr>
@@ -2586,30 +2586,30 @@
           <w:tcPr>
             <w:tcW w:w="1080" w:type="dxa"/>
             <w:tcBorders>
-              <w:top w:val="single" w:sz="4" w:space="0" w:color="CCCCCC"/>
-              <w:left w:val="single" w:sz="4" w:space="0" w:color="CCCCCC"/>
-              <w:bottom w:val="single" w:sz="4" w:space="0" w:color="CCCCCC"/>
-              <w:right w:val="single" w:sz="4" w:space="0" w:color="CCCCCC"/>
-            </w:tcBorders>
-            <w:shd w:val="clear" w:color="auto" w:fill="FAFBFC"/>
-            <w:tcMar>
-              <w:top w:w="26" w:type="dxa"/>
-              <w:left w:w="80" w:type="dxa"/>
-              <w:bottom w:w="26" w:type="dxa"/>
-              <w:right w:w="80" w:type="dxa"/>
-            </w:tcMar>
-            <w:vAlign w:val="center"/>
-          </w:tcPr>
-          <w:p>
-            <w:pPr>
-              <w:spacing w:line="220" w:lineRule="auto"/>
-              <w:jc w:val="center"/>
-            </w:pPr>
-            <w:r>
-              <w:rPr>
-                <w:i/>
-                <w:iCs/>
-                <w:color w:val="9AA3B2"/>
+              <w:top w:val="single" w:sz="4" w:space="0" w:color="C3CBDA"/>
+              <w:left w:val="single" w:sz="4" w:space="0" w:color="C3CBDA"/>
+              <w:bottom w:val="single" w:sz="4" w:space="0" w:color="C3CBDA"/>
+              <w:right w:val="single" w:sz="4" w:space="0" w:color="C3CBDA"/>
+            </w:tcBorders>
+            <w:shd w:val="clear" w:color="auto" w:fill="F7F9FC"/>
+            <w:tcMar>
+              <w:top w:w="26" w:type="dxa"/>
+              <w:left w:w="80" w:type="dxa"/>
+              <w:bottom w:w="26" w:type="dxa"/>
+              <w:right w:w="80" w:type="dxa"/>
+            </w:tcMar>
+            <w:vAlign w:val="center"/>
+          </w:tcPr>
+          <w:p>
+            <w:pPr>
+              <w:spacing w:line="220" w:lineRule="auto"/>
+              <w:jc w:val="center"/>
+            </w:pPr>
+            <w:r>
+              <w:rPr>
+                <w:i/>
+                <w:iCs/>
+                <w:color w:val="8E96A3"/>
                 <w:sz w:val="16"/>
                 <w:szCs w:val="16"/>
               </w:rPr>
@@ -2621,30 +2621,30 @@
           <w:tcPr>
             <w:tcW w:w="1130" w:type="dxa"/>
             <w:tcBorders>
-              <w:top w:val="single" w:sz="4" w:space="0" w:color="CCCCCC"/>
-              <w:left w:val="single" w:sz="4" w:space="0" w:color="CCCCCC"/>
-              <w:bottom w:val="single" w:sz="4" w:space="0" w:color="CCCCCC"/>
-              <w:right w:val="single" w:sz="4" w:space="0" w:color="CCCCCC"/>
-            </w:tcBorders>
-            <w:shd w:val="clear" w:color="auto" w:fill="FAFBFC"/>
-            <w:tcMar>
-              <w:top w:w="26" w:type="dxa"/>
-              <w:left w:w="80" w:type="dxa"/>
-              <w:bottom w:w="26" w:type="dxa"/>
-              <w:right w:w="80" w:type="dxa"/>
-            </w:tcMar>
-            <w:vAlign w:val="center"/>
-          </w:tcPr>
-          <w:p>
-            <w:pPr>
-              <w:spacing w:line="220" w:lineRule="auto"/>
-              <w:jc w:val="center"/>
-            </w:pPr>
-            <w:r>
-              <w:rPr>
-                <w:i/>
-                <w:iCs/>
-                <w:color w:val="9AA3B2"/>
+              <w:top w:val="single" w:sz="4" w:space="0" w:color="C3CBDA"/>
+              <w:left w:val="single" w:sz="4" w:space="0" w:color="C3CBDA"/>
+              <w:bottom w:val="single" w:sz="4" w:space="0" w:color="C3CBDA"/>
+              <w:right w:val="single" w:sz="4" w:space="0" w:color="C3CBDA"/>
+            </w:tcBorders>
+            <w:shd w:val="clear" w:color="auto" w:fill="F7F9FC"/>
+            <w:tcMar>
+              <w:top w:w="26" w:type="dxa"/>
+              <w:left w:w="80" w:type="dxa"/>
+              <w:bottom w:w="26" w:type="dxa"/>
+              <w:right w:w="80" w:type="dxa"/>
+            </w:tcMar>
+            <w:vAlign w:val="center"/>
+          </w:tcPr>
+          <w:p>
+            <w:pPr>
+              <w:spacing w:line="220" w:lineRule="auto"/>
+              <w:jc w:val="center"/>
+            </w:pPr>
+            <w:r>
+              <w:rPr>
+                <w:i/>
+                <w:iCs/>
+                <w:color w:val="8E96A3"/>
                 <w:sz w:val="16"/>
                 <w:szCs w:val="16"/>
               </w:rPr>
@@ -2656,30 +2656,30 @@
           <w:tcPr>
             <w:tcW w:w="1520" w:type="dxa"/>
             <w:tcBorders>
-              <w:top w:val="single" w:sz="4" w:space="0" w:color="CCCCCC"/>
-              <w:left w:val="single" w:sz="4" w:space="0" w:color="CCCCCC"/>
-              <w:bottom w:val="single" w:sz="4" w:space="0" w:color="CCCCCC"/>
-              <w:right w:val="single" w:sz="4" w:space="0" w:color="CCCCCC"/>
-            </w:tcBorders>
-            <w:shd w:val="clear" w:color="auto" w:fill="FAFBFC"/>
-            <w:tcMar>
-              <w:top w:w="26" w:type="dxa"/>
-              <w:left w:w="80" w:type="dxa"/>
-              <w:bottom w:w="26" w:type="dxa"/>
-              <w:right w:w="80" w:type="dxa"/>
-            </w:tcMar>
-            <w:vAlign w:val="center"/>
-          </w:tcPr>
-          <w:p>
-            <w:pPr>
-              <w:spacing w:line="220" w:lineRule="auto"/>
-              <w:jc w:val="center"/>
-            </w:pPr>
-            <w:r>
-              <w:rPr>
-                <w:i/>
-                <w:iCs/>
-                <w:color w:val="9AA3B2"/>
+              <w:top w:val="single" w:sz="4" w:space="0" w:color="C3CBDA"/>
+              <w:left w:val="single" w:sz="4" w:space="0" w:color="C3CBDA"/>
+              <w:bottom w:val="single" w:sz="4" w:space="0" w:color="C3CBDA"/>
+              <w:right w:val="single" w:sz="4" w:space="0" w:color="C3CBDA"/>
+            </w:tcBorders>
+            <w:shd w:val="clear" w:color="auto" w:fill="F7F9FC"/>
+            <w:tcMar>
+              <w:top w:w="26" w:type="dxa"/>
+              <w:left w:w="80" w:type="dxa"/>
+              <w:bottom w:w="26" w:type="dxa"/>
+              <w:right w:w="80" w:type="dxa"/>
+            </w:tcMar>
+            <w:vAlign w:val="center"/>
+          </w:tcPr>
+          <w:p>
+            <w:pPr>
+              <w:spacing w:line="220" w:lineRule="auto"/>
+              <w:jc w:val="center"/>
+            </w:pPr>
+            <w:r>
+              <w:rPr>
+                <w:i/>
+                <w:iCs/>
+                <w:color w:val="8E96A3"/>
                 <w:sz w:val="16"/>
                 <w:szCs w:val="16"/>
               </w:rPr>
@@ -2691,30 +2691,30 @@
           <w:tcPr>
             <w:tcW w:w="1030" w:type="dxa"/>
             <w:tcBorders>
-              <w:top w:val="single" w:sz="4" w:space="0" w:color="CCCCCC"/>
-              <w:left w:val="single" w:sz="4" w:space="0" w:color="CCCCCC"/>
-              <w:bottom w:val="single" w:sz="4" w:space="0" w:color="CCCCCC"/>
-              <w:right w:val="single" w:sz="4" w:space="0" w:color="CCCCCC"/>
-            </w:tcBorders>
-            <w:shd w:val="clear" w:color="auto" w:fill="FAFBFC"/>
-            <w:tcMar>
-              <w:top w:w="26" w:type="dxa"/>
-              <w:left w:w="80" w:type="dxa"/>
-              <w:bottom w:w="26" w:type="dxa"/>
-              <w:right w:w="80" w:type="dxa"/>
-            </w:tcMar>
-            <w:vAlign w:val="center"/>
-          </w:tcPr>
-          <w:p>
-            <w:pPr>
-              <w:spacing w:line="220" w:lineRule="auto"/>
-              <w:jc w:val="center"/>
-            </w:pPr>
-            <w:r>
-              <w:rPr>
-                <w:i/>
-                <w:iCs/>
-                <w:color w:val="9AA3B2"/>
+              <w:top w:val="single" w:sz="4" w:space="0" w:color="C3CBDA"/>
+              <w:left w:val="single" w:sz="4" w:space="0" w:color="C3CBDA"/>
+              <w:bottom w:val="single" w:sz="4" w:space="0" w:color="C3CBDA"/>
+              <w:right w:val="single" w:sz="4" w:space="0" w:color="C3CBDA"/>
+            </w:tcBorders>
+            <w:shd w:val="clear" w:color="auto" w:fill="F7F9FC"/>
+            <w:tcMar>
+              <w:top w:w="26" w:type="dxa"/>
+              <w:left w:w="80" w:type="dxa"/>
+              <w:bottom w:w="26" w:type="dxa"/>
+              <w:right w:w="80" w:type="dxa"/>
+            </w:tcMar>
+            <w:vAlign w:val="center"/>
+          </w:tcPr>
+          <w:p>
+            <w:pPr>
+              <w:spacing w:line="220" w:lineRule="auto"/>
+              <w:jc w:val="center"/>
+            </w:pPr>
+            <w:r>
+              <w:rPr>
+                <w:i/>
+                <w:iCs/>
+                <w:color w:val="8E96A3"/>
                 <w:sz w:val="16"/>
                 <w:szCs w:val="16"/>
               </w:rPr>
@@ -2726,29 +2726,29 @@
           <w:tcPr>
             <w:tcW w:w="2122" w:type="dxa"/>
             <w:tcBorders>
-              <w:top w:val="single" w:sz="4" w:space="0" w:color="CCCCCC"/>
-              <w:left w:val="single" w:sz="4" w:space="0" w:color="CCCCCC"/>
-              <w:bottom w:val="single" w:sz="4" w:space="0" w:color="CCCCCC"/>
-              <w:right w:val="single" w:sz="4" w:space="0" w:color="CCCCCC"/>
-            </w:tcBorders>
-            <w:shd w:val="clear" w:color="auto" w:fill="FAFBFC"/>
-            <w:tcMar>
-              <w:top w:w="26" w:type="dxa"/>
-              <w:left w:w="80" w:type="dxa"/>
-              <w:bottom w:w="26" w:type="dxa"/>
-              <w:right w:w="80" w:type="dxa"/>
-            </w:tcMar>
-            <w:vAlign w:val="center"/>
-          </w:tcPr>
-          <w:p>
-            <w:pPr>
-              <w:spacing w:line="220" w:lineRule="auto"/>
-            </w:pPr>
-            <w:r>
-              <w:rPr>
-                <w:i/>
-                <w:iCs/>
-                <w:color w:val="9AA3B2"/>
+              <w:top w:val="single" w:sz="4" w:space="0" w:color="C3CBDA"/>
+              <w:left w:val="single" w:sz="4" w:space="0" w:color="C3CBDA"/>
+              <w:bottom w:val="single" w:sz="4" w:space="0" w:color="C3CBDA"/>
+              <w:right w:val="single" w:sz="4" w:space="0" w:color="C3CBDA"/>
+            </w:tcBorders>
+            <w:shd w:val="clear" w:color="auto" w:fill="F7F9FC"/>
+            <w:tcMar>
+              <w:top w:w="26" w:type="dxa"/>
+              <w:left w:w="80" w:type="dxa"/>
+              <w:bottom w:w="26" w:type="dxa"/>
+              <w:right w:w="80" w:type="dxa"/>
+            </w:tcMar>
+            <w:vAlign w:val="center"/>
+          </w:tcPr>
+          <w:p>
+            <w:pPr>
+              <w:spacing w:line="220" w:lineRule="auto"/>
+            </w:pPr>
+            <w:r>
+              <w:rPr>
+                <w:i/>
+                <w:iCs/>
+                <w:color w:val="8E96A3"/>
                 <w:sz w:val="16"/>
                 <w:szCs w:val="16"/>
               </w:rPr>
@@ -2765,12 +2765,12 @@
           <w:tcPr>
             <w:tcW w:w="560" w:type="dxa"/>
             <w:tcBorders>
-              <w:top w:val="single" w:sz="4" w:space="0" w:color="CCCCCC"/>
-              <w:left w:val="single" w:sz="4" w:space="0" w:color="CCCCCC"/>
-              <w:bottom w:val="single" w:sz="4" w:space="0" w:color="CCCCCC"/>
-              <w:right w:val="single" w:sz="4" w:space="0" w:color="CCCCCC"/>
-            </w:tcBorders>
-            <w:shd w:val="clear" w:color="auto" w:fill="F4F6F8"/>
+              <w:top w:val="single" w:sz="4" w:space="0" w:color="C3CBDA"/>
+              <w:left w:val="single" w:sz="4" w:space="0" w:color="C3CBDA"/>
+              <w:bottom w:val="single" w:sz="4" w:space="0" w:color="C3CBDA"/>
+              <w:right w:val="single" w:sz="4" w:space="0" w:color="C3CBDA"/>
+            </w:tcBorders>
+            <w:shd w:val="clear" w:color="auto" w:fill="F0F2F7"/>
             <w:tcMar>
               <w:top w:w="26" w:type="dxa"/>
               <w:left w:w="80" w:type="dxa"/>
@@ -2788,7 +2788,7 @@
               <w:rPr>
                 <w:b/>
                 <w:bCs/>
-                <w:color w:val="7A8699"/>
+                <w:color w:val="606060"/>
               </w:rPr>
               <w:t>5</w:t>
             </w:r>
@@ -2798,28 +2798,28 @@
           <w:tcPr>
             <w:tcW w:w="1480" w:type="dxa"/>
             <w:tcBorders>
-              <w:top w:val="single" w:sz="4" w:space="0" w:color="CCCCCC"/>
-              <w:left w:val="single" w:sz="4" w:space="0" w:color="CCCCCC"/>
-              <w:bottom w:val="single" w:sz="4" w:space="0" w:color="CCCCCC"/>
-              <w:right w:val="single" w:sz="4" w:space="0" w:color="CCCCCC"/>
-            </w:tcBorders>
-            <w:tcMar>
-              <w:top w:w="26" w:type="dxa"/>
-              <w:left w:w="80" w:type="dxa"/>
-              <w:bottom w:w="26" w:type="dxa"/>
-              <w:right w:w="80" w:type="dxa"/>
-            </w:tcMar>
-            <w:vAlign w:val="center"/>
-          </w:tcPr>
-          <w:p>
-            <w:pPr>
-              <w:spacing w:line="220" w:lineRule="auto"/>
-            </w:pPr>
-            <w:r>
-              <w:rPr>
-                <w:i/>
-                <w:iCs/>
-                <w:color w:val="9AA3B2"/>
+              <w:top w:val="single" w:sz="4" w:space="0" w:color="C3CBDA"/>
+              <w:left w:val="single" w:sz="4" w:space="0" w:color="C3CBDA"/>
+              <w:bottom w:val="single" w:sz="4" w:space="0" w:color="C3CBDA"/>
+              <w:right w:val="single" w:sz="4" w:space="0" w:color="C3CBDA"/>
+            </w:tcBorders>
+            <w:tcMar>
+              <w:top w:w="26" w:type="dxa"/>
+              <w:left w:w="80" w:type="dxa"/>
+              <w:bottom w:w="26" w:type="dxa"/>
+              <w:right w:w="80" w:type="dxa"/>
+            </w:tcMar>
+            <w:vAlign w:val="center"/>
+          </w:tcPr>
+          <w:p>
+            <w:pPr>
+              <w:spacing w:line="220" w:lineRule="auto"/>
+            </w:pPr>
+            <w:r>
+              <w:rPr>
+                <w:i/>
+                <w:iCs/>
+                <w:color w:val="8E96A3"/>
                 <w:sz w:val="16"/>
                 <w:szCs w:val="16"/>
               </w:rPr>
@@ -2831,28 +2831,28 @@
           <w:tcPr>
             <w:tcW w:w="1480" w:type="dxa"/>
             <w:tcBorders>
-              <w:top w:val="single" w:sz="4" w:space="0" w:color="CCCCCC"/>
-              <w:left w:val="single" w:sz="4" w:space="0" w:color="CCCCCC"/>
-              <w:bottom w:val="single" w:sz="4" w:space="0" w:color="CCCCCC"/>
-              <w:right w:val="single" w:sz="4" w:space="0" w:color="CCCCCC"/>
-            </w:tcBorders>
-            <w:tcMar>
-              <w:top w:w="26" w:type="dxa"/>
-              <w:left w:w="80" w:type="dxa"/>
-              <w:bottom w:w="26" w:type="dxa"/>
-              <w:right w:w="80" w:type="dxa"/>
-            </w:tcMar>
-            <w:vAlign w:val="center"/>
-          </w:tcPr>
-          <w:p>
-            <w:pPr>
-              <w:spacing w:line="220" w:lineRule="auto"/>
-            </w:pPr>
-            <w:r>
-              <w:rPr>
-                <w:i/>
-                <w:iCs/>
-                <w:color w:val="9AA3B2"/>
+              <w:top w:val="single" w:sz="4" w:space="0" w:color="C3CBDA"/>
+              <w:left w:val="single" w:sz="4" w:space="0" w:color="C3CBDA"/>
+              <w:bottom w:val="single" w:sz="4" w:space="0" w:color="C3CBDA"/>
+              <w:right w:val="single" w:sz="4" w:space="0" w:color="C3CBDA"/>
+            </w:tcBorders>
+            <w:tcMar>
+              <w:top w:w="26" w:type="dxa"/>
+              <w:left w:w="80" w:type="dxa"/>
+              <w:bottom w:w="26" w:type="dxa"/>
+              <w:right w:w="80" w:type="dxa"/>
+            </w:tcMar>
+            <w:vAlign w:val="center"/>
+          </w:tcPr>
+          <w:p>
+            <w:pPr>
+              <w:spacing w:line="220" w:lineRule="auto"/>
+            </w:pPr>
+            <w:r>
+              <w:rPr>
+                <w:i/>
+                <w:iCs/>
+                <w:color w:val="8E96A3"/>
                 <w:sz w:val="16"/>
                 <w:szCs w:val="16"/>
               </w:rPr>
@@ -2864,28 +2864,28 @@
           <w:tcPr>
             <w:tcW w:w="1180" w:type="dxa"/>
             <w:tcBorders>
-              <w:top w:val="single" w:sz="4" w:space="0" w:color="CCCCCC"/>
-              <w:left w:val="single" w:sz="4" w:space="0" w:color="CCCCCC"/>
-              <w:bottom w:val="single" w:sz="4" w:space="0" w:color="CCCCCC"/>
-              <w:right w:val="single" w:sz="4" w:space="0" w:color="CCCCCC"/>
-            </w:tcBorders>
-            <w:tcMar>
-              <w:top w:w="26" w:type="dxa"/>
-              <w:left w:w="80" w:type="dxa"/>
-              <w:bottom w:w="26" w:type="dxa"/>
-              <w:right w:w="80" w:type="dxa"/>
-            </w:tcMar>
-            <w:vAlign w:val="center"/>
-          </w:tcPr>
-          <w:p>
-            <w:pPr>
-              <w:spacing w:line="220" w:lineRule="auto"/>
-            </w:pPr>
-            <w:r>
-              <w:rPr>
-                <w:i/>
-                <w:iCs/>
-                <w:color w:val="9AA3B2"/>
+              <w:top w:val="single" w:sz="4" w:space="0" w:color="C3CBDA"/>
+              <w:left w:val="single" w:sz="4" w:space="0" w:color="C3CBDA"/>
+              <w:bottom w:val="single" w:sz="4" w:space="0" w:color="C3CBDA"/>
+              <w:right w:val="single" w:sz="4" w:space="0" w:color="C3CBDA"/>
+            </w:tcBorders>
+            <w:tcMar>
+              <w:top w:w="26" w:type="dxa"/>
+              <w:left w:w="80" w:type="dxa"/>
+              <w:bottom w:w="26" w:type="dxa"/>
+              <w:right w:w="80" w:type="dxa"/>
+            </w:tcMar>
+            <w:vAlign w:val="center"/>
+          </w:tcPr>
+          <w:p>
+            <w:pPr>
+              <w:spacing w:line="220" w:lineRule="auto"/>
+            </w:pPr>
+            <w:r>
+              <w:rPr>
+                <w:i/>
+                <w:iCs/>
+                <w:color w:val="8E96A3"/>
                 <w:sz w:val="16"/>
                 <w:szCs w:val="16"/>
               </w:rPr>
@@ -2897,29 +2897,29 @@
           <w:tcPr>
             <w:tcW w:w="1620" w:type="dxa"/>
             <w:tcBorders>
-              <w:top w:val="single" w:sz="4" w:space="0" w:color="CCCCCC"/>
-              <w:left w:val="single" w:sz="4" w:space="0" w:color="CCCCCC"/>
-              <w:bottom w:val="single" w:sz="4" w:space="0" w:color="CCCCCC"/>
-              <w:right w:val="single" w:sz="4" w:space="0" w:color="CCCCCC"/>
-            </w:tcBorders>
-            <w:tcMar>
-              <w:top w:w="26" w:type="dxa"/>
-              <w:left w:w="80" w:type="dxa"/>
-              <w:bottom w:w="26" w:type="dxa"/>
-              <w:right w:w="80" w:type="dxa"/>
-            </w:tcMar>
-            <w:vAlign w:val="center"/>
-          </w:tcPr>
-          <w:p>
-            <w:pPr>
-              <w:spacing w:line="220" w:lineRule="auto"/>
-              <w:jc w:val="center"/>
-            </w:pPr>
-            <w:r>
-              <w:rPr>
-                <w:i/>
-                <w:iCs/>
-                <w:color w:val="9AA3B2"/>
+              <w:top w:val="single" w:sz="4" w:space="0" w:color="C3CBDA"/>
+              <w:left w:val="single" w:sz="4" w:space="0" w:color="C3CBDA"/>
+              <w:bottom w:val="single" w:sz="4" w:space="0" w:color="C3CBDA"/>
+              <w:right w:val="single" w:sz="4" w:space="0" w:color="C3CBDA"/>
+            </w:tcBorders>
+            <w:tcMar>
+              <w:top w:w="26" w:type="dxa"/>
+              <w:left w:w="80" w:type="dxa"/>
+              <w:bottom w:w="26" w:type="dxa"/>
+              <w:right w:w="80" w:type="dxa"/>
+            </w:tcMar>
+            <w:vAlign w:val="center"/>
+          </w:tcPr>
+          <w:p>
+            <w:pPr>
+              <w:spacing w:line="220" w:lineRule="auto"/>
+              <w:jc w:val="center"/>
+            </w:pPr>
+            <w:r>
+              <w:rPr>
+                <w:i/>
+                <w:iCs/>
+                <w:color w:val="8E96A3"/>
                 <w:sz w:val="16"/>
                 <w:szCs w:val="16"/>
               </w:rPr>
@@ -2931,29 +2931,29 @@
           <w:tcPr>
             <w:tcW w:w="1620" w:type="dxa"/>
             <w:tcBorders>
-              <w:top w:val="single" w:sz="4" w:space="0" w:color="CCCCCC"/>
-              <w:left w:val="single" w:sz="4" w:space="0" w:color="CCCCCC"/>
-              <w:bottom w:val="single" w:sz="4" w:space="0" w:color="CCCCCC"/>
-              <w:right w:val="single" w:sz="4" w:space="0" w:color="CCCCCC"/>
-            </w:tcBorders>
-            <w:tcMar>
-              <w:top w:w="26" w:type="dxa"/>
-              <w:left w:w="80" w:type="dxa"/>
-              <w:bottom w:w="26" w:type="dxa"/>
-              <w:right w:w="80" w:type="dxa"/>
-            </w:tcMar>
-            <w:vAlign w:val="center"/>
-          </w:tcPr>
-          <w:p>
-            <w:pPr>
-              <w:spacing w:line="220" w:lineRule="auto"/>
-              <w:jc w:val="center"/>
-            </w:pPr>
-            <w:r>
-              <w:rPr>
-                <w:i/>
-                <w:iCs/>
-                <w:color w:val="9AA3B2"/>
+              <w:top w:val="single" w:sz="4" w:space="0" w:color="C3CBDA"/>
+              <w:left w:val="single" w:sz="4" w:space="0" w:color="C3CBDA"/>
+              <w:bottom w:val="single" w:sz="4" w:space="0" w:color="C3CBDA"/>
+              <w:right w:val="single" w:sz="4" w:space="0" w:color="C3CBDA"/>
+            </w:tcBorders>
+            <w:tcMar>
+              <w:top w:w="26" w:type="dxa"/>
+              <w:left w:w="80" w:type="dxa"/>
+              <w:bottom w:w="26" w:type="dxa"/>
+              <w:right w:w="80" w:type="dxa"/>
+            </w:tcMar>
+            <w:vAlign w:val="center"/>
+          </w:tcPr>
+          <w:p>
+            <w:pPr>
+              <w:spacing w:line="220" w:lineRule="auto"/>
+              <w:jc w:val="center"/>
+            </w:pPr>
+            <w:r>
+              <w:rPr>
+                <w:i/>
+                <w:iCs/>
+                <w:color w:val="8E96A3"/>
                 <w:sz w:val="16"/>
                 <w:szCs w:val="16"/>
               </w:rPr>
@@ -2965,29 +2965,29 @@
           <w:tcPr>
             <w:tcW w:w="1080" w:type="dxa"/>
             <w:tcBorders>
-              <w:top w:val="single" w:sz="4" w:space="0" w:color="CCCCCC"/>
-              <w:left w:val="single" w:sz="4" w:space="0" w:color="CCCCCC"/>
-              <w:bottom w:val="single" w:sz="4" w:space="0" w:color="CCCCCC"/>
-              <w:right w:val="single" w:sz="4" w:space="0" w:color="CCCCCC"/>
-            </w:tcBorders>
-            <w:tcMar>
-              <w:top w:w="26" w:type="dxa"/>
-              <w:left w:w="80" w:type="dxa"/>
-              <w:bottom w:w="26" w:type="dxa"/>
-              <w:right w:w="80" w:type="dxa"/>
-            </w:tcMar>
-            <w:vAlign w:val="center"/>
-          </w:tcPr>
-          <w:p>
-            <w:pPr>
-              <w:spacing w:line="220" w:lineRule="auto"/>
-              <w:jc w:val="center"/>
-            </w:pPr>
-            <w:r>
-              <w:rPr>
-                <w:i/>
-                <w:iCs/>
-                <w:color w:val="9AA3B2"/>
+              <w:top w:val="single" w:sz="4" w:space="0" w:color="C3CBDA"/>
+              <w:left w:val="single" w:sz="4" w:space="0" w:color="C3CBDA"/>
+              <w:bottom w:val="single" w:sz="4" w:space="0" w:color="C3CBDA"/>
+              <w:right w:val="single" w:sz="4" w:space="0" w:color="C3CBDA"/>
+            </w:tcBorders>
+            <w:tcMar>
+              <w:top w:w="26" w:type="dxa"/>
+              <w:left w:w="80" w:type="dxa"/>
+              <w:bottom w:w="26" w:type="dxa"/>
+              <w:right w:w="80" w:type="dxa"/>
+            </w:tcMar>
+            <w:vAlign w:val="center"/>
+          </w:tcPr>
+          <w:p>
+            <w:pPr>
+              <w:spacing w:line="220" w:lineRule="auto"/>
+              <w:jc w:val="center"/>
+            </w:pPr>
+            <w:r>
+              <w:rPr>
+                <w:i/>
+                <w:iCs/>
+                <w:color w:val="8E96A3"/>
                 <w:sz w:val="16"/>
                 <w:szCs w:val="16"/>
               </w:rPr>
@@ -2999,29 +2999,29 @@
           <w:tcPr>
             <w:tcW w:w="1130" w:type="dxa"/>
             <w:tcBorders>
-              <w:top w:val="single" w:sz="4" w:space="0" w:color="CCCCCC"/>
-              <w:left w:val="single" w:sz="4" w:space="0" w:color="CCCCCC"/>
-              <w:bottom w:val="single" w:sz="4" w:space="0" w:color="CCCCCC"/>
-              <w:right w:val="single" w:sz="4" w:space="0" w:color="CCCCCC"/>
-            </w:tcBorders>
-            <w:tcMar>
-              <w:top w:w="26" w:type="dxa"/>
-              <w:left w:w="80" w:type="dxa"/>
-              <w:bottom w:w="26" w:type="dxa"/>
-              <w:right w:w="80" w:type="dxa"/>
-            </w:tcMar>
-            <w:vAlign w:val="center"/>
-          </w:tcPr>
-          <w:p>
-            <w:pPr>
-              <w:spacing w:line="220" w:lineRule="auto"/>
-              <w:jc w:val="center"/>
-            </w:pPr>
-            <w:r>
-              <w:rPr>
-                <w:i/>
-                <w:iCs/>
-                <w:color w:val="9AA3B2"/>
+              <w:top w:val="single" w:sz="4" w:space="0" w:color="C3CBDA"/>
+              <w:left w:val="single" w:sz="4" w:space="0" w:color="C3CBDA"/>
+              <w:bottom w:val="single" w:sz="4" w:space="0" w:color="C3CBDA"/>
+              <w:right w:val="single" w:sz="4" w:space="0" w:color="C3CBDA"/>
+            </w:tcBorders>
+            <w:tcMar>
+              <w:top w:w="26" w:type="dxa"/>
+              <w:left w:w="80" w:type="dxa"/>
+              <w:bottom w:w="26" w:type="dxa"/>
+              <w:right w:w="80" w:type="dxa"/>
+            </w:tcMar>
+            <w:vAlign w:val="center"/>
+          </w:tcPr>
+          <w:p>
+            <w:pPr>
+              <w:spacing w:line="220" w:lineRule="auto"/>
+              <w:jc w:val="center"/>
+            </w:pPr>
+            <w:r>
+              <w:rPr>
+                <w:i/>
+                <w:iCs/>
+                <w:color w:val="8E96A3"/>
                 <w:sz w:val="16"/>
                 <w:szCs w:val="16"/>
               </w:rPr>
@@ -3033,29 +3033,29 @@
           <w:tcPr>
             <w:tcW w:w="1520" w:type="dxa"/>
             <w:tcBorders>
-              <w:top w:val="single" w:sz="4" w:space="0" w:color="CCCCCC"/>
-              <w:left w:val="single" w:sz="4" w:space="0" w:color="CCCCCC"/>
-              <w:bottom w:val="single" w:sz="4" w:space="0" w:color="CCCCCC"/>
-              <w:right w:val="single" w:sz="4" w:space="0" w:color="CCCCCC"/>
-            </w:tcBorders>
-            <w:tcMar>
-              <w:top w:w="26" w:type="dxa"/>
-              <w:left w:w="80" w:type="dxa"/>
-              <w:bottom w:w="26" w:type="dxa"/>
-              <w:right w:w="80" w:type="dxa"/>
-            </w:tcMar>
-            <w:vAlign w:val="center"/>
-          </w:tcPr>
-          <w:p>
-            <w:pPr>
-              <w:spacing w:line="220" w:lineRule="auto"/>
-              <w:jc w:val="center"/>
-            </w:pPr>
-            <w:r>
-              <w:rPr>
-                <w:i/>
-                <w:iCs/>
-                <w:color w:val="9AA3B2"/>
+              <w:top w:val="single" w:sz="4" w:space="0" w:color="C3CBDA"/>
+              <w:left w:val="single" w:sz="4" w:space="0" w:color="C3CBDA"/>
+              <w:bottom w:val="single" w:sz="4" w:space="0" w:color="C3CBDA"/>
+              <w:right w:val="single" w:sz="4" w:space="0" w:color="C3CBDA"/>
+            </w:tcBorders>
+            <w:tcMar>
+              <w:top w:w="26" w:type="dxa"/>
+              <w:left w:w="80" w:type="dxa"/>
+              <w:bottom w:w="26" w:type="dxa"/>
+              <w:right w:w="80" w:type="dxa"/>
+            </w:tcMar>
+            <w:vAlign w:val="center"/>
+          </w:tcPr>
+          <w:p>
+            <w:pPr>
+              <w:spacing w:line="220" w:lineRule="auto"/>
+              <w:jc w:val="center"/>
+            </w:pPr>
+            <w:r>
+              <w:rPr>
+                <w:i/>
+                <w:iCs/>
+                <w:color w:val="8E96A3"/>
                 <w:sz w:val="16"/>
                 <w:szCs w:val="16"/>
               </w:rPr>
@@ -3067,29 +3067,29 @@
           <w:tcPr>
             <w:tcW w:w="1030" w:type="dxa"/>
             <w:tcBorders>
-              <w:top w:val="single" w:sz="4" w:space="0" w:color="CCCCCC"/>
-              <w:left w:val="single" w:sz="4" w:space="0" w:color="CCCCCC"/>
-              <w:bottom w:val="single" w:sz="4" w:space="0" w:color="CCCCCC"/>
-              <w:right w:val="single" w:sz="4" w:space="0" w:color="CCCCCC"/>
-            </w:tcBorders>
-            <w:tcMar>
-              <w:top w:w="26" w:type="dxa"/>
-              <w:left w:w="80" w:type="dxa"/>
-              <w:bottom w:w="26" w:type="dxa"/>
-              <w:right w:w="80" w:type="dxa"/>
-            </w:tcMar>
-            <w:vAlign w:val="center"/>
-          </w:tcPr>
-          <w:p>
-            <w:pPr>
-              <w:spacing w:line="220" w:lineRule="auto"/>
-              <w:jc w:val="center"/>
-            </w:pPr>
-            <w:r>
-              <w:rPr>
-                <w:i/>
-                <w:iCs/>
-                <w:color w:val="9AA3B2"/>
+              <w:top w:val="single" w:sz="4" w:space="0" w:color="C3CBDA"/>
+              <w:left w:val="single" w:sz="4" w:space="0" w:color="C3CBDA"/>
+              <w:bottom w:val="single" w:sz="4" w:space="0" w:color="C3CBDA"/>
+              <w:right w:val="single" w:sz="4" w:space="0" w:color="C3CBDA"/>
+            </w:tcBorders>
+            <w:tcMar>
+              <w:top w:w="26" w:type="dxa"/>
+              <w:left w:w="80" w:type="dxa"/>
+              <w:bottom w:w="26" w:type="dxa"/>
+              <w:right w:w="80" w:type="dxa"/>
+            </w:tcMar>
+            <w:vAlign w:val="center"/>
+          </w:tcPr>
+          <w:p>
+            <w:pPr>
+              <w:spacing w:line="220" w:lineRule="auto"/>
+              <w:jc w:val="center"/>
+            </w:pPr>
+            <w:r>
+              <w:rPr>
+                <w:i/>
+                <w:iCs/>
+                <w:color w:val="8E96A3"/>
                 <w:sz w:val="16"/>
                 <w:szCs w:val="16"/>
               </w:rPr>
@@ -3101,28 +3101,28 @@
           <w:tcPr>
             <w:tcW w:w="2122" w:type="dxa"/>
             <w:tcBorders>
-              <w:top w:val="single" w:sz="4" w:space="0" w:color="CCCCCC"/>
-              <w:left w:val="single" w:sz="4" w:space="0" w:color="CCCCCC"/>
-              <w:bottom w:val="single" w:sz="4" w:space="0" w:color="CCCCCC"/>
-              <w:right w:val="single" w:sz="4" w:space="0" w:color="CCCCCC"/>
-            </w:tcBorders>
-            <w:tcMar>
-              <w:top w:w="26" w:type="dxa"/>
-              <w:left w:w="80" w:type="dxa"/>
-              <w:bottom w:w="26" w:type="dxa"/>
-              <w:right w:w="80" w:type="dxa"/>
-            </w:tcMar>
-            <w:vAlign w:val="center"/>
-          </w:tcPr>
-          <w:p>
-            <w:pPr>
-              <w:spacing w:line="220" w:lineRule="auto"/>
-            </w:pPr>
-            <w:r>
-              <w:rPr>
-                <w:i/>
-                <w:iCs/>
-                <w:color w:val="9AA3B2"/>
+              <w:top w:val="single" w:sz="4" w:space="0" w:color="C3CBDA"/>
+              <w:left w:val="single" w:sz="4" w:space="0" w:color="C3CBDA"/>
+              <w:bottom w:val="single" w:sz="4" w:space="0" w:color="C3CBDA"/>
+              <w:right w:val="single" w:sz="4" w:space="0" w:color="C3CBDA"/>
+            </w:tcBorders>
+            <w:tcMar>
+              <w:top w:w="26" w:type="dxa"/>
+              <w:left w:w="80" w:type="dxa"/>
+              <w:bottom w:w="26" w:type="dxa"/>
+              <w:right w:w="80" w:type="dxa"/>
+            </w:tcMar>
+            <w:vAlign w:val="center"/>
+          </w:tcPr>
+          <w:p>
+            <w:pPr>
+              <w:spacing w:line="220" w:lineRule="auto"/>
+            </w:pPr>
+            <w:r>
+              <w:rPr>
+                <w:i/>
+                <w:iCs/>
+                <w:color w:val="8E96A3"/>
                 <w:sz w:val="16"/>
                 <w:szCs w:val="16"/>
               </w:rPr>
@@ -3139,12 +3139,12 @@
           <w:tcPr>
             <w:tcW w:w="560" w:type="dxa"/>
             <w:tcBorders>
-              <w:top w:val="single" w:sz="4" w:space="0" w:color="CCCCCC"/>
-              <w:left w:val="single" w:sz="4" w:space="0" w:color="CCCCCC"/>
-              <w:bottom w:val="single" w:sz="4" w:space="0" w:color="CCCCCC"/>
-              <w:right w:val="single" w:sz="4" w:space="0" w:color="CCCCCC"/>
-            </w:tcBorders>
-            <w:shd w:val="clear" w:color="auto" w:fill="F4F6F8"/>
+              <w:top w:val="single" w:sz="4" w:space="0" w:color="C3CBDA"/>
+              <w:left w:val="single" w:sz="4" w:space="0" w:color="C3CBDA"/>
+              <w:bottom w:val="single" w:sz="4" w:space="0" w:color="C3CBDA"/>
+              <w:right w:val="single" w:sz="4" w:space="0" w:color="C3CBDA"/>
+            </w:tcBorders>
+            <w:shd w:val="clear" w:color="auto" w:fill="F0F2F7"/>
             <w:tcMar>
               <w:top w:w="26" w:type="dxa"/>
               <w:left w:w="80" w:type="dxa"/>
@@ -3162,7 +3162,7 @@
               <w:rPr>
                 <w:b/>
                 <w:bCs/>
-                <w:color w:val="7A8699"/>
+                <w:color w:val="606060"/>
               </w:rPr>
               <w:t>6</w:t>
             </w:r>
@@ -3172,29 +3172,29 @@
           <w:tcPr>
             <w:tcW w:w="1480" w:type="dxa"/>
             <w:tcBorders>
-              <w:top w:val="single" w:sz="4" w:space="0" w:color="CCCCCC"/>
-              <w:left w:val="single" w:sz="4" w:space="0" w:color="CCCCCC"/>
-              <w:bottom w:val="single" w:sz="4" w:space="0" w:color="CCCCCC"/>
-              <w:right w:val="single" w:sz="4" w:space="0" w:color="CCCCCC"/>
-            </w:tcBorders>
-            <w:shd w:val="clear" w:color="auto" w:fill="FAFBFC"/>
-            <w:tcMar>
-              <w:top w:w="26" w:type="dxa"/>
-              <w:left w:w="80" w:type="dxa"/>
-              <w:bottom w:w="26" w:type="dxa"/>
-              <w:right w:w="80" w:type="dxa"/>
-            </w:tcMar>
-            <w:vAlign w:val="center"/>
-          </w:tcPr>
-          <w:p>
-            <w:pPr>
-              <w:spacing w:line="220" w:lineRule="auto"/>
-            </w:pPr>
-            <w:r>
-              <w:rPr>
-                <w:i/>
-                <w:iCs/>
-                <w:color w:val="9AA3B2"/>
+              <w:top w:val="single" w:sz="4" w:space="0" w:color="C3CBDA"/>
+              <w:left w:val="single" w:sz="4" w:space="0" w:color="C3CBDA"/>
+              <w:bottom w:val="single" w:sz="4" w:space="0" w:color="C3CBDA"/>
+              <w:right w:val="single" w:sz="4" w:space="0" w:color="C3CBDA"/>
+            </w:tcBorders>
+            <w:shd w:val="clear" w:color="auto" w:fill="F7F9FC"/>
+            <w:tcMar>
+              <w:top w:w="26" w:type="dxa"/>
+              <w:left w:w="80" w:type="dxa"/>
+              <w:bottom w:w="26" w:type="dxa"/>
+              <w:right w:w="80" w:type="dxa"/>
+            </w:tcMar>
+            <w:vAlign w:val="center"/>
+          </w:tcPr>
+          <w:p>
+            <w:pPr>
+              <w:spacing w:line="220" w:lineRule="auto"/>
+            </w:pPr>
+            <w:r>
+              <w:rPr>
+                <w:i/>
+                <w:iCs/>
+                <w:color w:val="8E96A3"/>
                 <w:sz w:val="16"/>
                 <w:szCs w:val="16"/>
               </w:rPr>
@@ -3206,29 +3206,29 @@
           <w:tcPr>
             <w:tcW w:w="1480" w:type="dxa"/>
             <w:tcBorders>
-              <w:top w:val="single" w:sz="4" w:space="0" w:color="CCCCCC"/>
-              <w:left w:val="single" w:sz="4" w:space="0" w:color="CCCCCC"/>
-              <w:bottom w:val="single" w:sz="4" w:space="0" w:color="CCCCCC"/>
-              <w:right w:val="single" w:sz="4" w:space="0" w:color="CCCCCC"/>
-            </w:tcBorders>
-            <w:shd w:val="clear" w:color="auto" w:fill="FAFBFC"/>
-            <w:tcMar>
-              <w:top w:w="26" w:type="dxa"/>
-              <w:left w:w="80" w:type="dxa"/>
-              <w:bottom w:w="26" w:type="dxa"/>
-              <w:right w:w="80" w:type="dxa"/>
-            </w:tcMar>
-            <w:vAlign w:val="center"/>
-          </w:tcPr>
-          <w:p>
-            <w:pPr>
-              <w:spacing w:line="220" w:lineRule="auto"/>
-            </w:pPr>
-            <w:r>
-              <w:rPr>
-                <w:i/>
-                <w:iCs/>
-                <w:color w:val="9AA3B2"/>
+              <w:top w:val="single" w:sz="4" w:space="0" w:color="C3CBDA"/>
+              <w:left w:val="single" w:sz="4" w:space="0" w:color="C3CBDA"/>
+              <w:bottom w:val="single" w:sz="4" w:space="0" w:color="C3CBDA"/>
+              <w:right w:val="single" w:sz="4" w:space="0" w:color="C3CBDA"/>
+            </w:tcBorders>
+            <w:shd w:val="clear" w:color="auto" w:fill="F7F9FC"/>
+            <w:tcMar>
+              <w:top w:w="26" w:type="dxa"/>
+              <w:left w:w="80" w:type="dxa"/>
+              <w:bottom w:w="26" w:type="dxa"/>
+              <w:right w:w="80" w:type="dxa"/>
+            </w:tcMar>
+            <w:vAlign w:val="center"/>
+          </w:tcPr>
+          <w:p>
+            <w:pPr>
+              <w:spacing w:line="220" w:lineRule="auto"/>
+            </w:pPr>
+            <w:r>
+              <w:rPr>
+                <w:i/>
+                <w:iCs/>
+                <w:color w:val="8E96A3"/>
                 <w:sz w:val="16"/>
                 <w:szCs w:val="16"/>
               </w:rPr>
@@ -3240,29 +3240,29 @@
           <w:tcPr>
             <w:tcW w:w="1180" w:type="dxa"/>
             <w:tcBorders>
-              <w:top w:val="single" w:sz="4" w:space="0" w:color="CCCCCC"/>
-              <w:left w:val="single" w:sz="4" w:space="0" w:color="CCCCCC"/>
-              <w:bottom w:val="single" w:sz="4" w:space="0" w:color="CCCCCC"/>
-              <w:right w:val="single" w:sz="4" w:space="0" w:color="CCCCCC"/>
-            </w:tcBorders>
-            <w:shd w:val="clear" w:color="auto" w:fill="FAFBFC"/>
-            <w:tcMar>
-              <w:top w:w="26" w:type="dxa"/>
-              <w:left w:w="80" w:type="dxa"/>
-              <w:bottom w:w="26" w:type="dxa"/>
-              <w:right w:w="80" w:type="dxa"/>
-            </w:tcMar>
-            <w:vAlign w:val="center"/>
-          </w:tcPr>
-          <w:p>
-            <w:pPr>
-              <w:spacing w:line="220" w:lineRule="auto"/>
-            </w:pPr>
-            <w:r>
-              <w:rPr>
-                <w:i/>
-                <w:iCs/>
-                <w:color w:val="9AA3B2"/>
+              <w:top w:val="single" w:sz="4" w:space="0" w:color="C3CBDA"/>
+              <w:left w:val="single" w:sz="4" w:space="0" w:color="C3CBDA"/>
+              <w:bottom w:val="single" w:sz="4" w:space="0" w:color="C3CBDA"/>
+              <w:right w:val="single" w:sz="4" w:space="0" w:color="C3CBDA"/>
+            </w:tcBorders>
+            <w:shd w:val="clear" w:color="auto" w:fill="F7F9FC"/>
+            <w:tcMar>
+              <w:top w:w="26" w:type="dxa"/>
+              <w:left w:w="80" w:type="dxa"/>
+              <w:bottom w:w="26" w:type="dxa"/>
+              <w:right w:w="80" w:type="dxa"/>
+            </w:tcMar>
+            <w:vAlign w:val="center"/>
+          </w:tcPr>
+          <w:p>
+            <w:pPr>
+              <w:spacing w:line="220" w:lineRule="auto"/>
+            </w:pPr>
+            <w:r>
+              <w:rPr>
+                <w:i/>
+                <w:iCs/>
+                <w:color w:val="8E96A3"/>
                 <w:sz w:val="16"/>
                 <w:szCs w:val="16"/>
               </w:rPr>
@@ -3274,30 +3274,30 @@
           <w:tcPr>
             <w:tcW w:w="1620" w:type="dxa"/>
             <w:tcBorders>
-              <w:top w:val="single" w:sz="4" w:space="0" w:color="CCCCCC"/>
-              <w:left w:val="single" w:sz="4" w:space="0" w:color="CCCCCC"/>
-              <w:bottom w:val="single" w:sz="4" w:space="0" w:color="CCCCCC"/>
-              <w:right w:val="single" w:sz="4" w:space="0" w:color="CCCCCC"/>
-            </w:tcBorders>
-            <w:shd w:val="clear" w:color="auto" w:fill="FAFBFC"/>
-            <w:tcMar>
-              <w:top w:w="26" w:type="dxa"/>
-              <w:left w:w="80" w:type="dxa"/>
-              <w:bottom w:w="26" w:type="dxa"/>
-              <w:right w:w="80" w:type="dxa"/>
-            </w:tcMar>
-            <w:vAlign w:val="center"/>
-          </w:tcPr>
-          <w:p>
-            <w:pPr>
-              <w:spacing w:line="220" w:lineRule="auto"/>
-              <w:jc w:val="center"/>
-            </w:pPr>
-            <w:r>
-              <w:rPr>
-                <w:i/>
-                <w:iCs/>
-                <w:color w:val="9AA3B2"/>
+              <w:top w:val="single" w:sz="4" w:space="0" w:color="C3CBDA"/>
+              <w:left w:val="single" w:sz="4" w:space="0" w:color="C3CBDA"/>
+              <w:bottom w:val="single" w:sz="4" w:space="0" w:color="C3CBDA"/>
+              <w:right w:val="single" w:sz="4" w:space="0" w:color="C3CBDA"/>
+            </w:tcBorders>
+            <w:shd w:val="clear" w:color="auto" w:fill="F7F9FC"/>
+            <w:tcMar>
+              <w:top w:w="26" w:type="dxa"/>
+              <w:left w:w="80" w:type="dxa"/>
+              <w:bottom w:w="26" w:type="dxa"/>
+              <w:right w:w="80" w:type="dxa"/>
+            </w:tcMar>
+            <w:vAlign w:val="center"/>
+          </w:tcPr>
+          <w:p>
+            <w:pPr>
+              <w:spacing w:line="220" w:lineRule="auto"/>
+              <w:jc w:val="center"/>
+            </w:pPr>
+            <w:r>
+              <w:rPr>
+                <w:i/>
+                <w:iCs/>
+                <w:color w:val="8E96A3"/>
                 <w:sz w:val="16"/>
                 <w:szCs w:val="16"/>
               </w:rPr>
@@ -3309,30 +3309,30 @@
           <w:tcPr>
             <w:tcW w:w="1620" w:type="dxa"/>
             <w:tcBorders>
-              <w:top w:val="single" w:sz="4" w:space="0" w:color="CCCCCC"/>
-              <w:left w:val="single" w:sz="4" w:space="0" w:color="CCCCCC"/>
-              <w:bottom w:val="single" w:sz="4" w:space="0" w:color="CCCCCC"/>
-              <w:right w:val="single" w:sz="4" w:space="0" w:color="CCCCCC"/>
-            </w:tcBorders>
-            <w:shd w:val="clear" w:color="auto" w:fill="FAFBFC"/>
-            <w:tcMar>
-              <w:top w:w="26" w:type="dxa"/>
-              <w:left w:w="80" w:type="dxa"/>
-              <w:bottom w:w="26" w:type="dxa"/>
-              <w:right w:w="80" w:type="dxa"/>
-            </w:tcMar>
-            <w:vAlign w:val="center"/>
-          </w:tcPr>
-          <w:p>
-            <w:pPr>
-              <w:spacing w:line="220" w:lineRule="auto"/>
-              <w:jc w:val="center"/>
-            </w:pPr>
-            <w:r>
-              <w:rPr>
-                <w:i/>
-                <w:iCs/>
-                <w:color w:val="9AA3B2"/>
+              <w:top w:val="single" w:sz="4" w:space="0" w:color="C3CBDA"/>
+              <w:left w:val="single" w:sz="4" w:space="0" w:color="C3CBDA"/>
+              <w:bottom w:val="single" w:sz="4" w:space="0" w:color="C3CBDA"/>
+              <w:right w:val="single" w:sz="4" w:space="0" w:color="C3CBDA"/>
+            </w:tcBorders>
+            <w:shd w:val="clear" w:color="auto" w:fill="F7F9FC"/>
+            <w:tcMar>
+              <w:top w:w="26" w:type="dxa"/>
+              <w:left w:w="80" w:type="dxa"/>
+              <w:bottom w:w="26" w:type="dxa"/>
+              <w:right w:w="80" w:type="dxa"/>
+            </w:tcMar>
+            <w:vAlign w:val="center"/>
+          </w:tcPr>
+          <w:p>
+            <w:pPr>
+              <w:spacing w:line="220" w:lineRule="auto"/>
+              <w:jc w:val="center"/>
+            </w:pPr>
+            <w:r>
+              <w:rPr>
+                <w:i/>
+                <w:iCs/>
+                <w:color w:val="8E96A3"/>
                 <w:sz w:val="16"/>
                 <w:szCs w:val="16"/>
               </w:rPr>
@@ -3344,30 +3344,30 @@
           <w:tcPr>
             <w:tcW w:w="1080" w:type="dxa"/>
             <w:tcBorders>
-              <w:top w:val="single" w:sz="4" w:space="0" w:color="CCCCCC"/>
-              <w:left w:val="single" w:sz="4" w:space="0" w:color="CCCCCC"/>
-              <w:bottom w:val="single" w:sz="4" w:space="0" w:color="CCCCCC"/>
-              <w:right w:val="single" w:sz="4" w:space="0" w:color="CCCCCC"/>
-            </w:tcBorders>
-            <w:shd w:val="clear" w:color="auto" w:fill="FAFBFC"/>
-            <w:tcMar>
-              <w:top w:w="26" w:type="dxa"/>
-              <w:left w:w="80" w:type="dxa"/>
-              <w:bottom w:w="26" w:type="dxa"/>
-              <w:right w:w="80" w:type="dxa"/>
-            </w:tcMar>
-            <w:vAlign w:val="center"/>
-          </w:tcPr>
-          <w:p>
-            <w:pPr>
-              <w:spacing w:line="220" w:lineRule="auto"/>
-              <w:jc w:val="center"/>
-            </w:pPr>
-            <w:r>
-              <w:rPr>
-                <w:i/>
-                <w:iCs/>
-                <w:color w:val="9AA3B2"/>
+              <w:top w:val="single" w:sz="4" w:space="0" w:color="C3CBDA"/>
+              <w:left w:val="single" w:sz="4" w:space="0" w:color="C3CBDA"/>
+              <w:bottom w:val="single" w:sz="4" w:space="0" w:color="C3CBDA"/>
+              <w:right w:val="single" w:sz="4" w:space="0" w:color="C3CBDA"/>
+            </w:tcBorders>
+            <w:shd w:val="clear" w:color="auto" w:fill="F7F9FC"/>
+            <w:tcMar>
+              <w:top w:w="26" w:type="dxa"/>
+              <w:left w:w="80" w:type="dxa"/>
+              <w:bottom w:w="26" w:type="dxa"/>
+              <w:right w:w="80" w:type="dxa"/>
+            </w:tcMar>
+            <w:vAlign w:val="center"/>
+          </w:tcPr>
+          <w:p>
+            <w:pPr>
+              <w:spacing w:line="220" w:lineRule="auto"/>
+              <w:jc w:val="center"/>
+            </w:pPr>
+            <w:r>
+              <w:rPr>
+                <w:i/>
+                <w:iCs/>
+                <w:color w:val="8E96A3"/>
                 <w:sz w:val="16"/>
                 <w:szCs w:val="16"/>
               </w:rPr>
@@ -3379,30 +3379,30 @@
           <w:tcPr>
             <w:tcW w:w="1130" w:type="dxa"/>
             <w:tcBorders>
-              <w:top w:val="single" w:sz="4" w:space="0" w:color="CCCCCC"/>
-              <w:left w:val="single" w:sz="4" w:space="0" w:color="CCCCCC"/>
-              <w:bottom w:val="single" w:sz="4" w:space="0" w:color="CCCCCC"/>
-              <w:right w:val="single" w:sz="4" w:space="0" w:color="CCCCCC"/>
-            </w:tcBorders>
-            <w:shd w:val="clear" w:color="auto" w:fill="FAFBFC"/>
-            <w:tcMar>
-              <w:top w:w="26" w:type="dxa"/>
-              <w:left w:w="80" w:type="dxa"/>
-              <w:bottom w:w="26" w:type="dxa"/>
-              <w:right w:w="80" w:type="dxa"/>
-            </w:tcMar>
-            <w:vAlign w:val="center"/>
-          </w:tcPr>
-          <w:p>
-            <w:pPr>
-              <w:spacing w:line="220" w:lineRule="auto"/>
-              <w:jc w:val="center"/>
-            </w:pPr>
-            <w:r>
-              <w:rPr>
-                <w:i/>
-                <w:iCs/>
-                <w:color w:val="9AA3B2"/>
+              <w:top w:val="single" w:sz="4" w:space="0" w:color="C3CBDA"/>
+              <w:left w:val="single" w:sz="4" w:space="0" w:color="C3CBDA"/>
+              <w:bottom w:val="single" w:sz="4" w:space="0" w:color="C3CBDA"/>
+              <w:right w:val="single" w:sz="4" w:space="0" w:color="C3CBDA"/>
+            </w:tcBorders>
+            <w:shd w:val="clear" w:color="auto" w:fill="F7F9FC"/>
+            <w:tcMar>
+              <w:top w:w="26" w:type="dxa"/>
+              <w:left w:w="80" w:type="dxa"/>
+              <w:bottom w:w="26" w:type="dxa"/>
+              <w:right w:w="80" w:type="dxa"/>
+            </w:tcMar>
+            <w:vAlign w:val="center"/>
+          </w:tcPr>
+          <w:p>
+            <w:pPr>
+              <w:spacing w:line="220" w:lineRule="auto"/>
+              <w:jc w:val="center"/>
+            </w:pPr>
+            <w:r>
+              <w:rPr>
+                <w:i/>
+                <w:iCs/>
+                <w:color w:val="8E96A3"/>
                 <w:sz w:val="16"/>
                 <w:szCs w:val="16"/>
               </w:rPr>
@@ -3414,30 +3414,30 @@
           <w:tcPr>
             <w:tcW w:w="1520" w:type="dxa"/>
             <w:tcBorders>
-              <w:top w:val="single" w:sz="4" w:space="0" w:color="CCCCCC"/>
-              <w:left w:val="single" w:sz="4" w:space="0" w:color="CCCCCC"/>
-              <w:bottom w:val="single" w:sz="4" w:space="0" w:color="CCCCCC"/>
-              <w:right w:val="single" w:sz="4" w:space="0" w:color="CCCCCC"/>
-            </w:tcBorders>
-            <w:shd w:val="clear" w:color="auto" w:fill="FAFBFC"/>
-            <w:tcMar>
-              <w:top w:w="26" w:type="dxa"/>
-              <w:left w:w="80" w:type="dxa"/>
-              <w:bottom w:w="26" w:type="dxa"/>
-              <w:right w:w="80" w:type="dxa"/>
-            </w:tcMar>
-            <w:vAlign w:val="center"/>
-          </w:tcPr>
-          <w:p>
-            <w:pPr>
-              <w:spacing w:line="220" w:lineRule="auto"/>
-              <w:jc w:val="center"/>
-            </w:pPr>
-            <w:r>
-              <w:rPr>
-                <w:i/>
-                <w:iCs/>
-                <w:color w:val="9AA3B2"/>
+              <w:top w:val="single" w:sz="4" w:space="0" w:color="C3CBDA"/>
+              <w:left w:val="single" w:sz="4" w:space="0" w:color="C3CBDA"/>
+              <w:bottom w:val="single" w:sz="4" w:space="0" w:color="C3CBDA"/>
+              <w:right w:val="single" w:sz="4" w:space="0" w:color="C3CBDA"/>
+            </w:tcBorders>
+            <w:shd w:val="clear" w:color="auto" w:fill="F7F9FC"/>
+            <w:tcMar>
+              <w:top w:w="26" w:type="dxa"/>
+              <w:left w:w="80" w:type="dxa"/>
+              <w:bottom w:w="26" w:type="dxa"/>
+              <w:right w:w="80" w:type="dxa"/>
+            </w:tcMar>
+            <w:vAlign w:val="center"/>
+          </w:tcPr>
+          <w:p>
+            <w:pPr>
+              <w:spacing w:line="220" w:lineRule="auto"/>
+              <w:jc w:val="center"/>
+            </w:pPr>
+            <w:r>
+              <w:rPr>
+                <w:i/>
+                <w:iCs/>
+                <w:color w:val="8E96A3"/>
                 <w:sz w:val="16"/>
                 <w:szCs w:val="16"/>
               </w:rPr>
@@ -3449,30 +3449,30 @@
           <w:tcPr>
             <w:tcW w:w="1030" w:type="dxa"/>
             <w:tcBorders>
-              <w:top w:val="single" w:sz="4" w:space="0" w:color="CCCCCC"/>
-              <w:left w:val="single" w:sz="4" w:space="0" w:color="CCCCCC"/>
-              <w:bottom w:val="single" w:sz="4" w:space="0" w:color="CCCCCC"/>
-              <w:right w:val="single" w:sz="4" w:space="0" w:color="CCCCCC"/>
-            </w:tcBorders>
-            <w:shd w:val="clear" w:color="auto" w:fill="FAFBFC"/>
-            <w:tcMar>
-              <w:top w:w="26" w:type="dxa"/>
-              <w:left w:w="80" w:type="dxa"/>
-              <w:bottom w:w="26" w:type="dxa"/>
-              <w:right w:w="80" w:type="dxa"/>
-            </w:tcMar>
-            <w:vAlign w:val="center"/>
-          </w:tcPr>
-          <w:p>
-            <w:pPr>
-              <w:spacing w:line="220" w:lineRule="auto"/>
-              <w:jc w:val="center"/>
-            </w:pPr>
-            <w:r>
-              <w:rPr>
-                <w:i/>
-                <w:iCs/>
-                <w:color w:val="9AA3B2"/>
+              <w:top w:val="single" w:sz="4" w:space="0" w:color="C3CBDA"/>
+              <w:left w:val="single" w:sz="4" w:space="0" w:color="C3CBDA"/>
+              <w:bottom w:val="single" w:sz="4" w:space="0" w:color="C3CBDA"/>
+              <w:right w:val="single" w:sz="4" w:space="0" w:color="C3CBDA"/>
+            </w:tcBorders>
+            <w:shd w:val="clear" w:color="auto" w:fill="F7F9FC"/>
+            <w:tcMar>
+              <w:top w:w="26" w:type="dxa"/>
+              <w:left w:w="80" w:type="dxa"/>
+              <w:bottom w:w="26" w:type="dxa"/>
+              <w:right w:w="80" w:type="dxa"/>
+            </w:tcMar>
+            <w:vAlign w:val="center"/>
+          </w:tcPr>
+          <w:p>
+            <w:pPr>
+              <w:spacing w:line="220" w:lineRule="auto"/>
+              <w:jc w:val="center"/>
+            </w:pPr>
+            <w:r>
+              <w:rPr>
+                <w:i/>
+                <w:iCs/>
+                <w:color w:val="8E96A3"/>
                 <w:sz w:val="16"/>
                 <w:szCs w:val="16"/>
               </w:rPr>
@@ -3484,29 +3484,29 @@
           <w:tcPr>
             <w:tcW w:w="2122" w:type="dxa"/>
             <w:tcBorders>
-              <w:top w:val="single" w:sz="4" w:space="0" w:color="CCCCCC"/>
-              <w:left w:val="single" w:sz="4" w:space="0" w:color="CCCCCC"/>
-              <w:bottom w:val="single" w:sz="4" w:space="0" w:color="CCCCCC"/>
-              <w:right w:val="single" w:sz="4" w:space="0" w:color="CCCCCC"/>
-            </w:tcBorders>
-            <w:shd w:val="clear" w:color="auto" w:fill="FAFBFC"/>
-            <w:tcMar>
-              <w:top w:w="26" w:type="dxa"/>
-              <w:left w:w="80" w:type="dxa"/>
-              <w:bottom w:w="26" w:type="dxa"/>
-              <w:right w:w="80" w:type="dxa"/>
-            </w:tcMar>
-            <w:vAlign w:val="center"/>
-          </w:tcPr>
-          <w:p>
-            <w:pPr>
-              <w:spacing w:line="220" w:lineRule="auto"/>
-            </w:pPr>
-            <w:r>
-              <w:rPr>
-                <w:i/>
-                <w:iCs/>
-                <w:color w:val="9AA3B2"/>
+              <w:top w:val="single" w:sz="4" w:space="0" w:color="C3CBDA"/>
+              <w:left w:val="single" w:sz="4" w:space="0" w:color="C3CBDA"/>
+              <w:bottom w:val="single" w:sz="4" w:space="0" w:color="C3CBDA"/>
+              <w:right w:val="single" w:sz="4" w:space="0" w:color="C3CBDA"/>
+            </w:tcBorders>
+            <w:shd w:val="clear" w:color="auto" w:fill="F7F9FC"/>
+            <w:tcMar>
+              <w:top w:w="26" w:type="dxa"/>
+              <w:left w:w="80" w:type="dxa"/>
+              <w:bottom w:w="26" w:type="dxa"/>
+              <w:right w:w="80" w:type="dxa"/>
+            </w:tcMar>
+            <w:vAlign w:val="center"/>
+          </w:tcPr>
+          <w:p>
+            <w:pPr>
+              <w:spacing w:line="220" w:lineRule="auto"/>
+            </w:pPr>
+            <w:r>
+              <w:rPr>
+                <w:i/>
+                <w:iCs/>
+                <w:color w:val="8E96A3"/>
                 <w:sz w:val="16"/>
                 <w:szCs w:val="16"/>
               </w:rPr>
@@ -3523,12 +3523,12 @@
           <w:tcPr>
             <w:tcW w:w="560" w:type="dxa"/>
             <w:tcBorders>
-              <w:top w:val="single" w:sz="4" w:space="0" w:color="CCCCCC"/>
-              <w:left w:val="single" w:sz="4" w:space="0" w:color="CCCCCC"/>
-              <w:bottom w:val="single" w:sz="4" w:space="0" w:color="CCCCCC"/>
-              <w:right w:val="single" w:sz="4" w:space="0" w:color="CCCCCC"/>
-            </w:tcBorders>
-            <w:shd w:val="clear" w:color="auto" w:fill="F4F6F8"/>
+              <w:top w:val="single" w:sz="4" w:space="0" w:color="C3CBDA"/>
+              <w:left w:val="single" w:sz="4" w:space="0" w:color="C3CBDA"/>
+              <w:bottom w:val="single" w:sz="4" w:space="0" w:color="C3CBDA"/>
+              <w:right w:val="single" w:sz="4" w:space="0" w:color="C3CBDA"/>
+            </w:tcBorders>
+            <w:shd w:val="clear" w:color="auto" w:fill="F0F2F7"/>
             <w:tcMar>
               <w:top w:w="26" w:type="dxa"/>
               <w:left w:w="80" w:type="dxa"/>
@@ -3546,7 +3546,7 @@
               <w:rPr>
                 <w:b/>
                 <w:bCs/>
-                <w:color w:val="7A8699"/>
+                <w:color w:val="606060"/>
               </w:rPr>
               <w:t>7</w:t>
             </w:r>
@@ -3556,28 +3556,28 @@
           <w:tcPr>
             <w:tcW w:w="1480" w:type="dxa"/>
             <w:tcBorders>
-              <w:top w:val="single" w:sz="4" w:space="0" w:color="CCCCCC"/>
-              <w:left w:val="single" w:sz="4" w:space="0" w:color="CCCCCC"/>
-              <w:bottom w:val="single" w:sz="4" w:space="0" w:color="CCCCCC"/>
-              <w:right w:val="single" w:sz="4" w:space="0" w:color="CCCCCC"/>
-            </w:tcBorders>
-            <w:tcMar>
-              <w:top w:w="26" w:type="dxa"/>
-              <w:left w:w="80" w:type="dxa"/>
-              <w:bottom w:w="26" w:type="dxa"/>
-              <w:right w:w="80" w:type="dxa"/>
-            </w:tcMar>
-            <w:vAlign w:val="center"/>
-          </w:tcPr>
-          <w:p>
-            <w:pPr>
-              <w:spacing w:line="220" w:lineRule="auto"/>
-            </w:pPr>
-            <w:r>
-              <w:rPr>
-                <w:i/>
-                <w:iCs/>
-                <w:color w:val="9AA3B2"/>
+              <w:top w:val="single" w:sz="4" w:space="0" w:color="C3CBDA"/>
+              <w:left w:val="single" w:sz="4" w:space="0" w:color="C3CBDA"/>
+              <w:bottom w:val="single" w:sz="4" w:space="0" w:color="C3CBDA"/>
+              <w:right w:val="single" w:sz="4" w:space="0" w:color="C3CBDA"/>
+            </w:tcBorders>
+            <w:tcMar>
+              <w:top w:w="26" w:type="dxa"/>
+              <w:left w:w="80" w:type="dxa"/>
+              <w:bottom w:w="26" w:type="dxa"/>
+              <w:right w:w="80" w:type="dxa"/>
+            </w:tcMar>
+            <w:vAlign w:val="center"/>
+          </w:tcPr>
+          <w:p>
+            <w:pPr>
+              <w:spacing w:line="220" w:lineRule="auto"/>
+            </w:pPr>
+            <w:r>
+              <w:rPr>
+                <w:i/>
+                <w:iCs/>
+                <w:color w:val="8E96A3"/>
                 <w:sz w:val="16"/>
                 <w:szCs w:val="16"/>
               </w:rPr>
@@ -3589,28 +3589,28 @@
           <w:tcPr>
             <w:tcW w:w="1480" w:type="dxa"/>
             <w:tcBorders>
-              <w:top w:val="single" w:sz="4" w:space="0" w:color="CCCCCC"/>
-              <w:left w:val="single" w:sz="4" w:space="0" w:color="CCCCCC"/>
-              <w:bottom w:val="single" w:sz="4" w:space="0" w:color="CCCCCC"/>
-              <w:right w:val="single" w:sz="4" w:space="0" w:color="CCCCCC"/>
-            </w:tcBorders>
-            <w:tcMar>
-              <w:top w:w="26" w:type="dxa"/>
-              <w:left w:w="80" w:type="dxa"/>
-              <w:bottom w:w="26" w:type="dxa"/>
-              <w:right w:w="80" w:type="dxa"/>
-            </w:tcMar>
-            <w:vAlign w:val="center"/>
-          </w:tcPr>
-          <w:p>
-            <w:pPr>
-              <w:spacing w:line="220" w:lineRule="auto"/>
-            </w:pPr>
-            <w:r>
-              <w:rPr>
-                <w:i/>
-                <w:iCs/>
-                <w:color w:val="9AA3B2"/>
+              <w:top w:val="single" w:sz="4" w:space="0" w:color="C3CBDA"/>
+              <w:left w:val="single" w:sz="4" w:space="0" w:color="C3CBDA"/>
+              <w:bottom w:val="single" w:sz="4" w:space="0" w:color="C3CBDA"/>
+              <w:right w:val="single" w:sz="4" w:space="0" w:color="C3CBDA"/>
+            </w:tcBorders>
+            <w:tcMar>
+              <w:top w:w="26" w:type="dxa"/>
+              <w:left w:w="80" w:type="dxa"/>
+              <w:bottom w:w="26" w:type="dxa"/>
+              <w:right w:w="80" w:type="dxa"/>
+            </w:tcMar>
+            <w:vAlign w:val="center"/>
+          </w:tcPr>
+          <w:p>
+            <w:pPr>
+              <w:spacing w:line="220" w:lineRule="auto"/>
+            </w:pPr>
+            <w:r>
+              <w:rPr>
+                <w:i/>
+                <w:iCs/>
+                <w:color w:val="8E96A3"/>
                 <w:sz w:val="16"/>
                 <w:szCs w:val="16"/>
               </w:rPr>
@@ -3622,28 +3622,28 @@
           <w:tcPr>
             <w:tcW w:w="1180" w:type="dxa"/>
             <w:tcBorders>
-              <w:top w:val="single" w:sz="4" w:space="0" w:color="CCCCCC"/>
-              <w:left w:val="single" w:sz="4" w:space="0" w:color="CCCCCC"/>
-              <w:bottom w:val="single" w:sz="4" w:space="0" w:color="CCCCCC"/>
-              <w:right w:val="single" w:sz="4" w:space="0" w:color="CCCCCC"/>
-            </w:tcBorders>
-            <w:tcMar>
-              <w:top w:w="26" w:type="dxa"/>
-              <w:left w:w="80" w:type="dxa"/>
-              <w:bottom w:w="26" w:type="dxa"/>
-              <w:right w:w="80" w:type="dxa"/>
-            </w:tcMar>
-            <w:vAlign w:val="center"/>
-          </w:tcPr>
-          <w:p>
-            <w:pPr>
-              <w:spacing w:line="220" w:lineRule="auto"/>
-            </w:pPr>
-            <w:r>
-              <w:rPr>
-                <w:i/>
-                <w:iCs/>
-                <w:color w:val="9AA3B2"/>
+              <w:top w:val="single" w:sz="4" w:space="0" w:color="C3CBDA"/>
+              <w:left w:val="single" w:sz="4" w:space="0" w:color="C3CBDA"/>
+              <w:bottom w:val="single" w:sz="4" w:space="0" w:color="C3CBDA"/>
+              <w:right w:val="single" w:sz="4" w:space="0" w:color="C3CBDA"/>
+            </w:tcBorders>
+            <w:tcMar>
+              <w:top w:w="26" w:type="dxa"/>
+              <w:left w:w="80" w:type="dxa"/>
+              <w:bottom w:w="26" w:type="dxa"/>
+              <w:right w:w="80" w:type="dxa"/>
+            </w:tcMar>
+            <w:vAlign w:val="center"/>
+          </w:tcPr>
+          <w:p>
+            <w:pPr>
+              <w:spacing w:line="220" w:lineRule="auto"/>
+            </w:pPr>
+            <w:r>
+              <w:rPr>
+                <w:i/>
+                <w:iCs/>
+                <w:color w:val="8E96A3"/>
                 <w:sz w:val="16"/>
                 <w:szCs w:val="16"/>
               </w:rPr>
@@ -3655,29 +3655,29 @@
           <w:tcPr>
             <w:tcW w:w="1620" w:type="dxa"/>
             <w:tcBorders>
-              <w:top w:val="single" w:sz="4" w:space="0" w:color="CCCCCC"/>
-              <w:left w:val="single" w:sz="4" w:space="0" w:color="CCCCCC"/>
-              <w:bottom w:val="single" w:sz="4" w:space="0" w:color="CCCCCC"/>
-              <w:right w:val="single" w:sz="4" w:space="0" w:color="CCCCCC"/>
-            </w:tcBorders>
-            <w:tcMar>
-              <w:top w:w="26" w:type="dxa"/>
-              <w:left w:w="80" w:type="dxa"/>
-              <w:bottom w:w="26" w:type="dxa"/>
-              <w:right w:w="80" w:type="dxa"/>
-            </w:tcMar>
-            <w:vAlign w:val="center"/>
-          </w:tcPr>
-          <w:p>
-            <w:pPr>
-              <w:spacing w:line="220" w:lineRule="auto"/>
-              <w:jc w:val="center"/>
-            </w:pPr>
-            <w:r>
-              <w:rPr>
-                <w:i/>
-                <w:iCs/>
-                <w:color w:val="9AA3B2"/>
+              <w:top w:val="single" w:sz="4" w:space="0" w:color="C3CBDA"/>
+              <w:left w:val="single" w:sz="4" w:space="0" w:color="C3CBDA"/>
+              <w:bottom w:val="single" w:sz="4" w:space="0" w:color="C3CBDA"/>
+              <w:right w:val="single" w:sz="4" w:space="0" w:color="C3CBDA"/>
+            </w:tcBorders>
+            <w:tcMar>
+              <w:top w:w="26" w:type="dxa"/>
+              <w:left w:w="80" w:type="dxa"/>
+              <w:bottom w:w="26" w:type="dxa"/>
+              <w:right w:w="80" w:type="dxa"/>
+            </w:tcMar>
+            <w:vAlign w:val="center"/>
+          </w:tcPr>
+          <w:p>
+            <w:pPr>
+              <w:spacing w:line="220" w:lineRule="auto"/>
+              <w:jc w:val="center"/>
+            </w:pPr>
+            <w:r>
+              <w:rPr>
+                <w:i/>
+                <w:iCs/>
+                <w:color w:val="8E96A3"/>
                 <w:sz w:val="16"/>
                 <w:szCs w:val="16"/>
               </w:rPr>
@@ -3689,29 +3689,29 @@
           <w:tcPr>
             <w:tcW w:w="1620" w:type="dxa"/>
             <w:tcBorders>
-              <w:top w:val="single" w:sz="4" w:space="0" w:color="CCCCCC"/>
-              <w:left w:val="single" w:sz="4" w:space="0" w:color="CCCCCC"/>
-              <w:bottom w:val="single" w:sz="4" w:space="0" w:color="CCCCCC"/>
-              <w:right w:val="single" w:sz="4" w:space="0" w:color="CCCCCC"/>
-            </w:tcBorders>
-            <w:tcMar>
-              <w:top w:w="26" w:type="dxa"/>
-              <w:left w:w="80" w:type="dxa"/>
-              <w:bottom w:w="26" w:type="dxa"/>
-              <w:right w:w="80" w:type="dxa"/>
-            </w:tcMar>
-            <w:vAlign w:val="center"/>
-          </w:tcPr>
-          <w:p>
-            <w:pPr>
-              <w:spacing w:line="220" w:lineRule="auto"/>
-              <w:jc w:val="center"/>
-            </w:pPr>
-            <w:r>
-              <w:rPr>
-                <w:i/>
-                <w:iCs/>
-                <w:color w:val="9AA3B2"/>
+              <w:top w:val="single" w:sz="4" w:space="0" w:color="C3CBDA"/>
+              <w:left w:val="single" w:sz="4" w:space="0" w:color="C3CBDA"/>
+              <w:bottom w:val="single" w:sz="4" w:space="0" w:color="C3CBDA"/>
+              <w:right w:val="single" w:sz="4" w:space="0" w:color="C3CBDA"/>
+            </w:tcBorders>
+            <w:tcMar>
+              <w:top w:w="26" w:type="dxa"/>
+              <w:left w:w="80" w:type="dxa"/>
+              <w:bottom w:w="26" w:type="dxa"/>
+              <w:right w:w="80" w:type="dxa"/>
+            </w:tcMar>
+            <w:vAlign w:val="center"/>
+          </w:tcPr>
+          <w:p>
+            <w:pPr>
+              <w:spacing w:line="220" w:lineRule="auto"/>
+              <w:jc w:val="center"/>
+            </w:pPr>
+            <w:r>
+              <w:rPr>
+                <w:i/>
+                <w:iCs/>
+                <w:color w:val="8E96A3"/>
                 <w:sz w:val="16"/>
                 <w:szCs w:val="16"/>
               </w:rPr>
@@ -3723,29 +3723,29 @@
           <w:tcPr>
             <w:tcW w:w="1080" w:type="dxa"/>
             <w:tcBorders>
-              <w:top w:val="single" w:sz="4" w:space="0" w:color="CCCCCC"/>
-              <w:left w:val="single" w:sz="4" w:space="0" w:color="CCCCCC"/>
-              <w:bottom w:val="single" w:sz="4" w:space="0" w:color="CCCCCC"/>
-              <w:right w:val="single" w:sz="4" w:space="0" w:color="CCCCCC"/>
-            </w:tcBorders>
-            <w:tcMar>
-              <w:top w:w="26" w:type="dxa"/>
-              <w:left w:w="80" w:type="dxa"/>
-              <w:bottom w:w="26" w:type="dxa"/>
-              <w:right w:w="80" w:type="dxa"/>
-            </w:tcMar>
-            <w:vAlign w:val="center"/>
-          </w:tcPr>
-          <w:p>
-            <w:pPr>
-              <w:spacing w:line="220" w:lineRule="auto"/>
-              <w:jc w:val="center"/>
-            </w:pPr>
-            <w:r>
-              <w:rPr>
-                <w:i/>
-                <w:iCs/>
-                <w:color w:val="9AA3B2"/>
+              <w:top w:val="single" w:sz="4" w:space="0" w:color="C3CBDA"/>
+              <w:left w:val="single" w:sz="4" w:space="0" w:color="C3CBDA"/>
+              <w:bottom w:val="single" w:sz="4" w:space="0" w:color="C3CBDA"/>
+              <w:right w:val="single" w:sz="4" w:space="0" w:color="C3CBDA"/>
+            </w:tcBorders>
+            <w:tcMar>
+              <w:top w:w="26" w:type="dxa"/>
+              <w:left w:w="80" w:type="dxa"/>
+              <w:bottom w:w="26" w:type="dxa"/>
+              <w:right w:w="80" w:type="dxa"/>
+            </w:tcMar>
+            <w:vAlign w:val="center"/>
+          </w:tcPr>
+          <w:p>
+            <w:pPr>
+              <w:spacing w:line="220" w:lineRule="auto"/>
+              <w:jc w:val="center"/>
+            </w:pPr>
+            <w:r>
+              <w:rPr>
+                <w:i/>
+                <w:iCs/>
+                <w:color w:val="8E96A3"/>
                 <w:sz w:val="16"/>
                 <w:szCs w:val="16"/>
               </w:rPr>
@@ -3757,29 +3757,29 @@
           <w:tcPr>
             <w:tcW w:w="1130" w:type="dxa"/>
             <w:tcBorders>
-              <w:top w:val="single" w:sz="4" w:space="0" w:color="CCCCCC"/>
-              <w:left w:val="single" w:sz="4" w:space="0" w:color="CCCCCC"/>
-              <w:bottom w:val="single" w:sz="4" w:space="0" w:color="CCCCCC"/>
-              <w:right w:val="single" w:sz="4" w:space="0" w:color="CCCCCC"/>
-            </w:tcBorders>
-            <w:tcMar>
-              <w:top w:w="26" w:type="dxa"/>
-              <w:left w:w="80" w:type="dxa"/>
-              <w:bottom w:w="26" w:type="dxa"/>
-              <w:right w:w="80" w:type="dxa"/>
-            </w:tcMar>
-            <w:vAlign w:val="center"/>
-          </w:tcPr>
-          <w:p>
-            <w:pPr>
-              <w:spacing w:line="220" w:lineRule="auto"/>
-              <w:jc w:val="center"/>
-            </w:pPr>
-            <w:r>
-              <w:rPr>
-                <w:i/>
-                <w:iCs/>
-                <w:color w:val="9AA3B2"/>
+              <w:top w:val="single" w:sz="4" w:space="0" w:color="C3CBDA"/>
+              <w:left w:val="single" w:sz="4" w:space="0" w:color="C3CBDA"/>
+              <w:bottom w:val="single" w:sz="4" w:space="0" w:color="C3CBDA"/>
+              <w:right w:val="single" w:sz="4" w:space="0" w:color="C3CBDA"/>
+            </w:tcBorders>
+            <w:tcMar>
+              <w:top w:w="26" w:type="dxa"/>
+              <w:left w:w="80" w:type="dxa"/>
+              <w:bottom w:w="26" w:type="dxa"/>
+              <w:right w:w="80" w:type="dxa"/>
+            </w:tcMar>
+            <w:vAlign w:val="center"/>
+          </w:tcPr>
+          <w:p>
+            <w:pPr>
+              <w:spacing w:line="220" w:lineRule="auto"/>
+              <w:jc w:val="center"/>
+            </w:pPr>
+            <w:r>
+              <w:rPr>
+                <w:i/>
+                <w:iCs/>
+                <w:color w:val="8E96A3"/>
                 <w:sz w:val="16"/>
                 <w:szCs w:val="16"/>
               </w:rPr>
@@ -3791,29 +3791,29 @@
           <w:tcPr>
             <w:tcW w:w="1520" w:type="dxa"/>
             <w:tcBorders>
-              <w:top w:val="single" w:sz="4" w:space="0" w:color="CCCCCC"/>
-              <w:left w:val="single" w:sz="4" w:space="0" w:color="CCCCCC"/>
-              <w:bottom w:val="single" w:sz="4" w:space="0" w:color="CCCCCC"/>
-              <w:right w:val="single" w:sz="4" w:space="0" w:color="CCCCCC"/>
-            </w:tcBorders>
-            <w:tcMar>
-              <w:top w:w="26" w:type="dxa"/>
-              <w:left w:w="80" w:type="dxa"/>
-              <w:bottom w:w="26" w:type="dxa"/>
-              <w:right w:w="80" w:type="dxa"/>
-            </w:tcMar>
-            <w:vAlign w:val="center"/>
-          </w:tcPr>
-          <w:p>
-            <w:pPr>
-              <w:spacing w:line="220" w:lineRule="auto"/>
-              <w:jc w:val="center"/>
-            </w:pPr>
-            <w:r>
-              <w:rPr>
-                <w:i/>
-                <w:iCs/>
-                <w:color w:val="9AA3B2"/>
+              <w:top w:val="single" w:sz="4" w:space="0" w:color="C3CBDA"/>
+              <w:left w:val="single" w:sz="4" w:space="0" w:color="C3CBDA"/>
+              <w:bottom w:val="single" w:sz="4" w:space="0" w:color="C3CBDA"/>
+              <w:right w:val="single" w:sz="4" w:space="0" w:color="C3CBDA"/>
+            </w:tcBorders>
+            <w:tcMar>
+              <w:top w:w="26" w:type="dxa"/>
+              <w:left w:w="80" w:type="dxa"/>
+              <w:bottom w:w="26" w:type="dxa"/>
+              <w:right w:w="80" w:type="dxa"/>
+            </w:tcMar>
+            <w:vAlign w:val="center"/>
+          </w:tcPr>
+          <w:p>
+            <w:pPr>
+              <w:spacing w:line="220" w:lineRule="auto"/>
+              <w:jc w:val="center"/>
+            </w:pPr>
+            <w:r>
+              <w:rPr>
+                <w:i/>
+                <w:iCs/>
+                <w:color w:val="8E96A3"/>
                 <w:sz w:val="16"/>
                 <w:szCs w:val="16"/>
               </w:rPr>
@@ -3825,29 +3825,29 @@
           <w:tcPr>
             <w:tcW w:w="1030" w:type="dxa"/>
             <w:tcBorders>
-              <w:top w:val="single" w:sz="4" w:space="0" w:color="CCCCCC"/>
-              <w:left w:val="single" w:sz="4" w:space="0" w:color="CCCCCC"/>
-              <w:bottom w:val="single" w:sz="4" w:space="0" w:color="CCCCCC"/>
-              <w:right w:val="single" w:sz="4" w:space="0" w:color="CCCCCC"/>
-            </w:tcBorders>
-            <w:tcMar>
-              <w:top w:w="26" w:type="dxa"/>
-              <w:left w:w="80" w:type="dxa"/>
-              <w:bottom w:w="26" w:type="dxa"/>
-              <w:right w:w="80" w:type="dxa"/>
-            </w:tcMar>
-            <w:vAlign w:val="center"/>
-          </w:tcPr>
-          <w:p>
-            <w:pPr>
-              <w:spacing w:line="220" w:lineRule="auto"/>
-              <w:jc w:val="center"/>
-            </w:pPr>
-            <w:r>
-              <w:rPr>
-                <w:i/>
-                <w:iCs/>
-                <w:color w:val="9AA3B2"/>
+              <w:top w:val="single" w:sz="4" w:space="0" w:color="C3CBDA"/>
+              <w:left w:val="single" w:sz="4" w:space="0" w:color="C3CBDA"/>
+              <w:bottom w:val="single" w:sz="4" w:space="0" w:color="C3CBDA"/>
+              <w:right w:val="single" w:sz="4" w:space="0" w:color="C3CBDA"/>
+            </w:tcBorders>
+            <w:tcMar>
+              <w:top w:w="26" w:type="dxa"/>
+              <w:left w:w="80" w:type="dxa"/>
+              <w:bottom w:w="26" w:type="dxa"/>
+              <w:right w:w="80" w:type="dxa"/>
+            </w:tcMar>
+            <w:vAlign w:val="center"/>
+          </w:tcPr>
+          <w:p>
+            <w:pPr>
+              <w:spacing w:line="220" w:lineRule="auto"/>
+              <w:jc w:val="center"/>
+            </w:pPr>
+            <w:r>
+              <w:rPr>
+                <w:i/>
+                <w:iCs/>
+                <w:color w:val="8E96A3"/>
                 <w:sz w:val="16"/>
                 <w:szCs w:val="16"/>
               </w:rPr>
@@ -3859,28 +3859,28 @@
           <w:tcPr>
             <w:tcW w:w="2122" w:type="dxa"/>
             <w:tcBorders>
-              <w:top w:val="single" w:sz="4" w:space="0" w:color="CCCCCC"/>
-              <w:left w:val="single" w:sz="4" w:space="0" w:color="CCCCCC"/>
-              <w:bottom w:val="single" w:sz="4" w:space="0" w:color="CCCCCC"/>
-              <w:right w:val="single" w:sz="4" w:space="0" w:color="CCCCCC"/>
-            </w:tcBorders>
-            <w:tcMar>
-              <w:top w:w="26" w:type="dxa"/>
-              <w:left w:w="80" w:type="dxa"/>
-              <w:bottom w:w="26" w:type="dxa"/>
-              <w:right w:w="80" w:type="dxa"/>
-            </w:tcMar>
-            <w:vAlign w:val="center"/>
-          </w:tcPr>
-          <w:p>
-            <w:pPr>
-              <w:spacing w:line="220" w:lineRule="auto"/>
-            </w:pPr>
-            <w:r>
-              <w:rPr>
-                <w:i/>
-                <w:iCs/>
-                <w:color w:val="9AA3B2"/>
+              <w:top w:val="single" w:sz="4" w:space="0" w:color="C3CBDA"/>
+              <w:left w:val="single" w:sz="4" w:space="0" w:color="C3CBDA"/>
+              <w:bottom w:val="single" w:sz="4" w:space="0" w:color="C3CBDA"/>
+              <w:right w:val="single" w:sz="4" w:space="0" w:color="C3CBDA"/>
+            </w:tcBorders>
+            <w:tcMar>
+              <w:top w:w="26" w:type="dxa"/>
+              <w:left w:w="80" w:type="dxa"/>
+              <w:bottom w:w="26" w:type="dxa"/>
+              <w:right w:w="80" w:type="dxa"/>
+            </w:tcMar>
+            <w:vAlign w:val="center"/>
+          </w:tcPr>
+          <w:p>
+            <w:pPr>
+              <w:spacing w:line="220" w:lineRule="auto"/>
+            </w:pPr>
+            <w:r>
+              <w:rPr>
+                <w:i/>
+                <w:iCs/>
+                <w:color w:val="8E96A3"/>
                 <w:sz w:val="16"/>
                 <w:szCs w:val="16"/>
               </w:rPr>
@@ -3897,12 +3897,12 @@
           <w:tcPr>
             <w:tcW w:w="560" w:type="dxa"/>
             <w:tcBorders>
-              <w:top w:val="single" w:sz="4" w:space="0" w:color="CCCCCC"/>
-              <w:left w:val="single" w:sz="4" w:space="0" w:color="CCCCCC"/>
-              <w:bottom w:val="single" w:sz="4" w:space="0" w:color="CCCCCC"/>
-              <w:right w:val="single" w:sz="4" w:space="0" w:color="CCCCCC"/>
-            </w:tcBorders>
-            <w:shd w:val="clear" w:color="auto" w:fill="F4F6F8"/>
+              <w:top w:val="single" w:sz="4" w:space="0" w:color="C3CBDA"/>
+              <w:left w:val="single" w:sz="4" w:space="0" w:color="C3CBDA"/>
+              <w:bottom w:val="single" w:sz="4" w:space="0" w:color="C3CBDA"/>
+              <w:right w:val="single" w:sz="4" w:space="0" w:color="C3CBDA"/>
+            </w:tcBorders>
+            <w:shd w:val="clear" w:color="auto" w:fill="F0F2F7"/>
             <w:tcMar>
               <w:top w:w="26" w:type="dxa"/>
               <w:left w:w="80" w:type="dxa"/>
@@ -3920,7 +3920,7 @@
               <w:rPr>
                 <w:b/>
                 <w:bCs/>
-                <w:color w:val="7A8699"/>
+                <w:color w:val="606060"/>
               </w:rPr>
               <w:t>8</w:t>
             </w:r>
@@ -3930,29 +3930,29 @@
           <w:tcPr>
             <w:tcW w:w="1480" w:type="dxa"/>
             <w:tcBorders>
-              <w:top w:val="single" w:sz="4" w:space="0" w:color="CCCCCC"/>
-              <w:left w:val="single" w:sz="4" w:space="0" w:color="CCCCCC"/>
-              <w:bottom w:val="single" w:sz="4" w:space="0" w:color="CCCCCC"/>
-              <w:right w:val="single" w:sz="4" w:space="0" w:color="CCCCCC"/>
-            </w:tcBorders>
-            <w:shd w:val="clear" w:color="auto" w:fill="FAFBFC"/>
-            <w:tcMar>
-              <w:top w:w="26" w:type="dxa"/>
-              <w:left w:w="80" w:type="dxa"/>
-              <w:bottom w:w="26" w:type="dxa"/>
-              <w:right w:w="80" w:type="dxa"/>
-            </w:tcMar>
-            <w:vAlign w:val="center"/>
-          </w:tcPr>
-          <w:p>
-            <w:pPr>
-              <w:spacing w:line="220" w:lineRule="auto"/>
-            </w:pPr>
-            <w:r>
-              <w:rPr>
-                <w:i/>
-                <w:iCs/>
-                <w:color w:val="9AA3B2"/>
+              <w:top w:val="single" w:sz="4" w:space="0" w:color="C3CBDA"/>
+              <w:left w:val="single" w:sz="4" w:space="0" w:color="C3CBDA"/>
+              <w:bottom w:val="single" w:sz="4" w:space="0" w:color="C3CBDA"/>
+              <w:right w:val="single" w:sz="4" w:space="0" w:color="C3CBDA"/>
+            </w:tcBorders>
+            <w:shd w:val="clear" w:color="auto" w:fill="F7F9FC"/>
+            <w:tcMar>
+              <w:top w:w="26" w:type="dxa"/>
+              <w:left w:w="80" w:type="dxa"/>
+              <w:bottom w:w="26" w:type="dxa"/>
+              <w:right w:w="80" w:type="dxa"/>
+            </w:tcMar>
+            <w:vAlign w:val="center"/>
+          </w:tcPr>
+          <w:p>
+            <w:pPr>
+              <w:spacing w:line="220" w:lineRule="auto"/>
+            </w:pPr>
+            <w:r>
+              <w:rPr>
+                <w:i/>
+                <w:iCs/>
+                <w:color w:val="8E96A3"/>
                 <w:sz w:val="16"/>
                 <w:szCs w:val="16"/>
               </w:rPr>
@@ -3964,29 +3964,29 @@
           <w:tcPr>
             <w:tcW w:w="1480" w:type="dxa"/>
             <w:tcBorders>
-              <w:top w:val="single" w:sz="4" w:space="0" w:color="CCCCCC"/>
-              <w:left w:val="single" w:sz="4" w:space="0" w:color="CCCCCC"/>
-              <w:bottom w:val="single" w:sz="4" w:space="0" w:color="CCCCCC"/>
-              <w:right w:val="single" w:sz="4" w:space="0" w:color="CCCCCC"/>
-            </w:tcBorders>
-            <w:shd w:val="clear" w:color="auto" w:fill="FAFBFC"/>
-            <w:tcMar>
-              <w:top w:w="26" w:type="dxa"/>
-              <w:left w:w="80" w:type="dxa"/>
-              <w:bottom w:w="26" w:type="dxa"/>
-              <w:right w:w="80" w:type="dxa"/>
-            </w:tcMar>
-            <w:vAlign w:val="center"/>
-          </w:tcPr>
-          <w:p>
-            <w:pPr>
-              <w:spacing w:line="220" w:lineRule="auto"/>
-            </w:pPr>
-            <w:r>
-              <w:rPr>
-                <w:i/>
-                <w:iCs/>
-                <w:color w:val="9AA3B2"/>
+              <w:top w:val="single" w:sz="4" w:space="0" w:color="C3CBDA"/>
+              <w:left w:val="single" w:sz="4" w:space="0" w:color="C3CBDA"/>
+              <w:bottom w:val="single" w:sz="4" w:space="0" w:color="C3CBDA"/>
+              <w:right w:val="single" w:sz="4" w:space="0" w:color="C3CBDA"/>
+            </w:tcBorders>
+            <w:shd w:val="clear" w:color="auto" w:fill="F7F9FC"/>
+            <w:tcMar>
+              <w:top w:w="26" w:type="dxa"/>
+              <w:left w:w="80" w:type="dxa"/>
+              <w:bottom w:w="26" w:type="dxa"/>
+              <w:right w:w="80" w:type="dxa"/>
+            </w:tcMar>
+            <w:vAlign w:val="center"/>
+          </w:tcPr>
+          <w:p>
+            <w:pPr>
+              <w:spacing w:line="220" w:lineRule="auto"/>
+            </w:pPr>
+            <w:r>
+              <w:rPr>
+                <w:i/>
+                <w:iCs/>
+                <w:color w:val="8E96A3"/>
                 <w:sz w:val="16"/>
                 <w:szCs w:val="16"/>
               </w:rPr>
@@ -3998,29 +3998,29 @@
           <w:tcPr>
             <w:tcW w:w="1180" w:type="dxa"/>
             <w:tcBorders>
-              <w:top w:val="single" w:sz="4" w:space="0" w:color="CCCCCC"/>
-              <w:left w:val="single" w:sz="4" w:space="0" w:color="CCCCCC"/>
-              <w:bottom w:val="single" w:sz="4" w:space="0" w:color="CCCCCC"/>
-              <w:right w:val="single" w:sz="4" w:space="0" w:color="CCCCCC"/>
-            </w:tcBorders>
-            <w:shd w:val="clear" w:color="auto" w:fill="FAFBFC"/>
-            <w:tcMar>
-              <w:top w:w="26" w:type="dxa"/>
-              <w:left w:w="80" w:type="dxa"/>
-              <w:bottom w:w="26" w:type="dxa"/>
-              <w:right w:w="80" w:type="dxa"/>
-            </w:tcMar>
-            <w:vAlign w:val="center"/>
-          </w:tcPr>
-          <w:p>
-            <w:pPr>
-              <w:spacing w:line="220" w:lineRule="auto"/>
-            </w:pPr>
-            <w:r>
-              <w:rPr>
-                <w:i/>
-                <w:iCs/>
-                <w:color w:val="9AA3B2"/>
+              <w:top w:val="single" w:sz="4" w:space="0" w:color="C3CBDA"/>
+              <w:left w:val="single" w:sz="4" w:space="0" w:color="C3CBDA"/>
+              <w:bottom w:val="single" w:sz="4" w:space="0" w:color="C3CBDA"/>
+              <w:right w:val="single" w:sz="4" w:space="0" w:color="C3CBDA"/>
+            </w:tcBorders>
+            <w:shd w:val="clear" w:color="auto" w:fill="F7F9FC"/>
+            <w:tcMar>
+              <w:top w:w="26" w:type="dxa"/>
+              <w:left w:w="80" w:type="dxa"/>
+              <w:bottom w:w="26" w:type="dxa"/>
+              <w:right w:w="80" w:type="dxa"/>
+            </w:tcMar>
+            <w:vAlign w:val="center"/>
+          </w:tcPr>
+          <w:p>
+            <w:pPr>
+              <w:spacing w:line="220" w:lineRule="auto"/>
+            </w:pPr>
+            <w:r>
+              <w:rPr>
+                <w:i/>
+                <w:iCs/>
+                <w:color w:val="8E96A3"/>
                 <w:sz w:val="16"/>
                 <w:szCs w:val="16"/>
               </w:rPr>
@@ -4032,30 +4032,30 @@
           <w:tcPr>
             <w:tcW w:w="1620" w:type="dxa"/>
             <w:tcBorders>
-              <w:top w:val="single" w:sz="4" w:space="0" w:color="CCCCCC"/>
-              <w:left w:val="single" w:sz="4" w:space="0" w:color="CCCCCC"/>
-              <w:bottom w:val="single" w:sz="4" w:space="0" w:color="CCCCCC"/>
-              <w:right w:val="single" w:sz="4" w:space="0" w:color="CCCCCC"/>
-            </w:tcBorders>
-            <w:shd w:val="clear" w:color="auto" w:fill="FAFBFC"/>
-            <w:tcMar>
-              <w:top w:w="26" w:type="dxa"/>
-              <w:left w:w="80" w:type="dxa"/>
-              <w:bottom w:w="26" w:type="dxa"/>
-              <w:right w:w="80" w:type="dxa"/>
-            </w:tcMar>
-            <w:vAlign w:val="center"/>
-          </w:tcPr>
-          <w:p>
-            <w:pPr>
-              <w:spacing w:line="220" w:lineRule="auto"/>
-              <w:jc w:val="center"/>
-            </w:pPr>
-            <w:r>
-              <w:rPr>
-                <w:i/>
-                <w:iCs/>
-                <w:color w:val="9AA3B2"/>
+              <w:top w:val="single" w:sz="4" w:space="0" w:color="C3CBDA"/>
+              <w:left w:val="single" w:sz="4" w:space="0" w:color="C3CBDA"/>
+              <w:bottom w:val="single" w:sz="4" w:space="0" w:color="C3CBDA"/>
+              <w:right w:val="single" w:sz="4" w:space="0" w:color="C3CBDA"/>
+            </w:tcBorders>
+            <w:shd w:val="clear" w:color="auto" w:fill="F7F9FC"/>
+            <w:tcMar>
+              <w:top w:w="26" w:type="dxa"/>
+              <w:left w:w="80" w:type="dxa"/>
+              <w:bottom w:w="26" w:type="dxa"/>
+              <w:right w:w="80" w:type="dxa"/>
+            </w:tcMar>
+            <w:vAlign w:val="center"/>
+          </w:tcPr>
+          <w:p>
+            <w:pPr>
+              <w:spacing w:line="220" w:lineRule="auto"/>
+              <w:jc w:val="center"/>
+            </w:pPr>
+            <w:r>
+              <w:rPr>
+                <w:i/>
+                <w:iCs/>
+                <w:color w:val="8E96A3"/>
                 <w:sz w:val="16"/>
                 <w:szCs w:val="16"/>
               </w:rPr>
@@ -4067,30 +4067,30 @@
           <w:tcPr>
             <w:tcW w:w="1620" w:type="dxa"/>
             <w:tcBorders>
-              <w:top w:val="single" w:sz="4" w:space="0" w:color="CCCCCC"/>
-              <w:left w:val="single" w:sz="4" w:space="0" w:color="CCCCCC"/>
-              <w:bottom w:val="single" w:sz="4" w:space="0" w:color="CCCCCC"/>
-              <w:right w:val="single" w:sz="4" w:space="0" w:color="CCCCCC"/>
-            </w:tcBorders>
-            <w:shd w:val="clear" w:color="auto" w:fill="FAFBFC"/>
-            <w:tcMar>
-              <w:top w:w="26" w:type="dxa"/>
-              <w:left w:w="80" w:type="dxa"/>
-              <w:bottom w:w="26" w:type="dxa"/>
-              <w:right w:w="80" w:type="dxa"/>
-            </w:tcMar>
-            <w:vAlign w:val="center"/>
-          </w:tcPr>
-          <w:p>
-            <w:pPr>
-              <w:spacing w:line="220" w:lineRule="auto"/>
-              <w:jc w:val="center"/>
-            </w:pPr>
-            <w:r>
-              <w:rPr>
-                <w:i/>
-                <w:iCs/>
-                <w:color w:val="9AA3B2"/>
+              <w:top w:val="single" w:sz="4" w:space="0" w:color="C3CBDA"/>
+              <w:left w:val="single" w:sz="4" w:space="0" w:color="C3CBDA"/>
+              <w:bottom w:val="single" w:sz="4" w:space="0" w:color="C3CBDA"/>
+              <w:right w:val="single" w:sz="4" w:space="0" w:color="C3CBDA"/>
+            </w:tcBorders>
+            <w:shd w:val="clear" w:color="auto" w:fill="F7F9FC"/>
+            <w:tcMar>
+              <w:top w:w="26" w:type="dxa"/>
+              <w:left w:w="80" w:type="dxa"/>
+              <w:bottom w:w="26" w:type="dxa"/>
+              <w:right w:w="80" w:type="dxa"/>
+            </w:tcMar>
+            <w:vAlign w:val="center"/>
+          </w:tcPr>
+          <w:p>
+            <w:pPr>
+              <w:spacing w:line="220" w:lineRule="auto"/>
+              <w:jc w:val="center"/>
+            </w:pPr>
+            <w:r>
+              <w:rPr>
+                <w:i/>
+                <w:iCs/>
+                <w:color w:val="8E96A3"/>
                 <w:sz w:val="16"/>
                 <w:szCs w:val="16"/>
               </w:rPr>
@@ -4102,30 +4102,30 @@
           <w:tcPr>
             <w:tcW w:w="1080" w:type="dxa"/>
             <w:tcBorders>
-              <w:top w:val="single" w:sz="4" w:space="0" w:color="CCCCCC"/>
-              <w:left w:val="single" w:sz="4" w:space="0" w:color="CCCCCC"/>
-              <w:bottom w:val="single" w:sz="4" w:space="0" w:color="CCCCCC"/>
-              <w:right w:val="single" w:sz="4" w:space="0" w:color="CCCCCC"/>
-            </w:tcBorders>
-            <w:shd w:val="clear" w:color="auto" w:fill="FAFBFC"/>
-            <w:tcMar>
-              <w:top w:w="26" w:type="dxa"/>
-              <w:left w:w="80" w:type="dxa"/>
-              <w:bottom w:w="26" w:type="dxa"/>
-              <w:right w:w="80" w:type="dxa"/>
-            </w:tcMar>
-            <w:vAlign w:val="center"/>
-          </w:tcPr>
-          <w:p>
-            <w:pPr>
-              <w:spacing w:line="220" w:lineRule="auto"/>
-              <w:jc w:val="center"/>
-            </w:pPr>
-            <w:r>
-              <w:rPr>
-                <w:i/>
-                <w:iCs/>
-                <w:color w:val="9AA3B2"/>
+              <w:top w:val="single" w:sz="4" w:space="0" w:color="C3CBDA"/>
+              <w:left w:val="single" w:sz="4" w:space="0" w:color="C3CBDA"/>
+              <w:bottom w:val="single" w:sz="4" w:space="0" w:color="C3CBDA"/>
+              <w:right w:val="single" w:sz="4" w:space="0" w:color="C3CBDA"/>
+            </w:tcBorders>
+            <w:shd w:val="clear" w:color="auto" w:fill="F7F9FC"/>
+            <w:tcMar>
+              <w:top w:w="26" w:type="dxa"/>
+              <w:left w:w="80" w:type="dxa"/>
+              <w:bottom w:w="26" w:type="dxa"/>
+              <w:right w:w="80" w:type="dxa"/>
+            </w:tcMar>
+            <w:vAlign w:val="center"/>
+          </w:tcPr>
+          <w:p>
+            <w:pPr>
+              <w:spacing w:line="220" w:lineRule="auto"/>
+              <w:jc w:val="center"/>
+            </w:pPr>
+            <w:r>
+              <w:rPr>
+                <w:i/>
+                <w:iCs/>
+                <w:color w:val="8E96A3"/>
                 <w:sz w:val="16"/>
                 <w:szCs w:val="16"/>
               </w:rPr>
@@ -4137,30 +4137,30 @@
           <w:tcPr>
             <w:tcW w:w="1130" w:type="dxa"/>
             <w:tcBorders>
-              <w:top w:val="single" w:sz="4" w:space="0" w:color="CCCCCC"/>
-              <w:left w:val="single" w:sz="4" w:space="0" w:color="CCCCCC"/>
-              <w:bottom w:val="single" w:sz="4" w:space="0" w:color="CCCCCC"/>
-              <w:right w:val="single" w:sz="4" w:space="0" w:color="CCCCCC"/>
-            </w:tcBorders>
-            <w:shd w:val="clear" w:color="auto" w:fill="FAFBFC"/>
-            <w:tcMar>
-              <w:top w:w="26" w:type="dxa"/>
-              <w:left w:w="80" w:type="dxa"/>
-              <w:bottom w:w="26" w:type="dxa"/>
-              <w:right w:w="80" w:type="dxa"/>
-            </w:tcMar>
-            <w:vAlign w:val="center"/>
-          </w:tcPr>
-          <w:p>
-            <w:pPr>
-              <w:spacing w:line="220" w:lineRule="auto"/>
-              <w:jc w:val="center"/>
-            </w:pPr>
-            <w:r>
-              <w:rPr>
-                <w:i/>
-                <w:iCs/>
-                <w:color w:val="9AA3B2"/>
+              <w:top w:val="single" w:sz="4" w:space="0" w:color="C3CBDA"/>
+              <w:left w:val="single" w:sz="4" w:space="0" w:color="C3CBDA"/>
+              <w:bottom w:val="single" w:sz="4" w:space="0" w:color="C3CBDA"/>
+              <w:right w:val="single" w:sz="4" w:space="0" w:color="C3CBDA"/>
+            </w:tcBorders>
+            <w:shd w:val="clear" w:color="auto" w:fill="F7F9FC"/>
+            <w:tcMar>
+              <w:top w:w="26" w:type="dxa"/>
+              <w:left w:w="80" w:type="dxa"/>
+              <w:bottom w:w="26" w:type="dxa"/>
+              <w:right w:w="80" w:type="dxa"/>
+            </w:tcMar>
+            <w:vAlign w:val="center"/>
+          </w:tcPr>
+          <w:p>
+            <w:pPr>
+              <w:spacing w:line="220" w:lineRule="auto"/>
+              <w:jc w:val="center"/>
+            </w:pPr>
+            <w:r>
+              <w:rPr>
+                <w:i/>
+                <w:iCs/>
+                <w:color w:val="8E96A3"/>
                 <w:sz w:val="16"/>
                 <w:szCs w:val="16"/>
               </w:rPr>
@@ -4172,30 +4172,30 @@
           <w:tcPr>
             <w:tcW w:w="1520" w:type="dxa"/>
             <w:tcBorders>
-              <w:top w:val="single" w:sz="4" w:space="0" w:color="CCCCCC"/>
-              <w:left w:val="single" w:sz="4" w:space="0" w:color="CCCCCC"/>
-              <w:bottom w:val="single" w:sz="4" w:space="0" w:color="CCCCCC"/>
-              <w:right w:val="single" w:sz="4" w:space="0" w:color="CCCCCC"/>
-            </w:tcBorders>
-            <w:shd w:val="clear" w:color="auto" w:fill="FAFBFC"/>
-            <w:tcMar>
-              <w:top w:w="26" w:type="dxa"/>
-              <w:left w:w="80" w:type="dxa"/>
-              <w:bottom w:w="26" w:type="dxa"/>
-              <w:right w:w="80" w:type="dxa"/>
-            </w:tcMar>
-            <w:vAlign w:val="center"/>
-          </w:tcPr>
-          <w:p>
-            <w:pPr>
-              <w:spacing w:line="220" w:lineRule="auto"/>
-              <w:jc w:val="center"/>
-            </w:pPr>
-            <w:r>
-              <w:rPr>
-                <w:i/>
-                <w:iCs/>
-                <w:color w:val="9AA3B2"/>
+              <w:top w:val="single" w:sz="4" w:space="0" w:color="C3CBDA"/>
+              <w:left w:val="single" w:sz="4" w:space="0" w:color="C3CBDA"/>
+              <w:bottom w:val="single" w:sz="4" w:space="0" w:color="C3CBDA"/>
+              <w:right w:val="single" w:sz="4" w:space="0" w:color="C3CBDA"/>
+            </w:tcBorders>
+            <w:shd w:val="clear" w:color="auto" w:fill="F7F9FC"/>
+            <w:tcMar>
+              <w:top w:w="26" w:type="dxa"/>
+              <w:left w:w="80" w:type="dxa"/>
+              <w:bottom w:w="26" w:type="dxa"/>
+              <w:right w:w="80" w:type="dxa"/>
+            </w:tcMar>
+            <w:vAlign w:val="center"/>
+          </w:tcPr>
+          <w:p>
+            <w:pPr>
+              <w:spacing w:line="220" w:lineRule="auto"/>
+              <w:jc w:val="center"/>
+            </w:pPr>
+            <w:r>
+              <w:rPr>
+                <w:i/>
+                <w:iCs/>
+                <w:color w:val="8E96A3"/>
                 <w:sz w:val="16"/>
                 <w:szCs w:val="16"/>
               </w:rPr>
@@ -4207,30 +4207,30 @@
           <w:tcPr>
             <w:tcW w:w="1030" w:type="dxa"/>
             <w:tcBorders>
-              <w:top w:val="single" w:sz="4" w:space="0" w:color="CCCCCC"/>
-              <w:left w:val="single" w:sz="4" w:space="0" w:color="CCCCCC"/>
-              <w:bottom w:val="single" w:sz="4" w:space="0" w:color="CCCCCC"/>
-              <w:right w:val="single" w:sz="4" w:space="0" w:color="CCCCCC"/>
-            </w:tcBorders>
-            <w:shd w:val="clear" w:color="auto" w:fill="FAFBFC"/>
-            <w:tcMar>
-              <w:top w:w="26" w:type="dxa"/>
-              <w:left w:w="80" w:type="dxa"/>
-              <w:bottom w:w="26" w:type="dxa"/>
-              <w:right w:w="80" w:type="dxa"/>
-            </w:tcMar>
-            <w:vAlign w:val="center"/>
-          </w:tcPr>
-          <w:p>
-            <w:pPr>
-              <w:spacing w:line="220" w:lineRule="auto"/>
-              <w:jc w:val="center"/>
-            </w:pPr>
-            <w:r>
-              <w:rPr>
-                <w:i/>
-                <w:iCs/>
-                <w:color w:val="9AA3B2"/>
+              <w:top w:val="single" w:sz="4" w:space="0" w:color="C3CBDA"/>
+              <w:left w:val="single" w:sz="4" w:space="0" w:color="C3CBDA"/>
+              <w:bottom w:val="single" w:sz="4" w:space="0" w:color="C3CBDA"/>
+              <w:right w:val="single" w:sz="4" w:space="0" w:color="C3CBDA"/>
+            </w:tcBorders>
+            <w:shd w:val="clear" w:color="auto" w:fill="F7F9FC"/>
+            <w:tcMar>
+              <w:top w:w="26" w:type="dxa"/>
+              <w:left w:w="80" w:type="dxa"/>
+              <w:bottom w:w="26" w:type="dxa"/>
+              <w:right w:w="80" w:type="dxa"/>
+            </w:tcMar>
+            <w:vAlign w:val="center"/>
+          </w:tcPr>
+          <w:p>
+            <w:pPr>
+              <w:spacing w:line="220" w:lineRule="auto"/>
+              <w:jc w:val="center"/>
+            </w:pPr>
+            <w:r>
+              <w:rPr>
+                <w:i/>
+                <w:iCs/>
+                <w:color w:val="8E96A3"/>
                 <w:sz w:val="16"/>
                 <w:szCs w:val="16"/>
               </w:rPr>
@@ -4242,29 +4242,29 @@
           <w:tcPr>
             <w:tcW w:w="2122" w:type="dxa"/>
             <w:tcBorders>
-              <w:top w:val="single" w:sz="4" w:space="0" w:color="CCCCCC"/>
-              <w:left w:val="single" w:sz="4" w:space="0" w:color="CCCCCC"/>
-              <w:bottom w:val="single" w:sz="4" w:space="0" w:color="CCCCCC"/>
-              <w:right w:val="single" w:sz="4" w:space="0" w:color="CCCCCC"/>
-            </w:tcBorders>
-            <w:shd w:val="clear" w:color="auto" w:fill="FAFBFC"/>
-            <w:tcMar>
-              <w:top w:w="26" w:type="dxa"/>
-              <w:left w:w="80" w:type="dxa"/>
-              <w:bottom w:w="26" w:type="dxa"/>
-              <w:right w:w="80" w:type="dxa"/>
-            </w:tcMar>
-            <w:vAlign w:val="center"/>
-          </w:tcPr>
-          <w:p>
-            <w:pPr>
-              <w:spacing w:line="220" w:lineRule="auto"/>
-            </w:pPr>
-            <w:r>
-              <w:rPr>
-                <w:i/>
-                <w:iCs/>
-                <w:color w:val="9AA3B2"/>
+              <w:top w:val="single" w:sz="4" w:space="0" w:color="C3CBDA"/>
+              <w:left w:val="single" w:sz="4" w:space="0" w:color="C3CBDA"/>
+              <w:bottom w:val="single" w:sz="4" w:space="0" w:color="C3CBDA"/>
+              <w:right w:val="single" w:sz="4" w:space="0" w:color="C3CBDA"/>
+            </w:tcBorders>
+            <w:shd w:val="clear" w:color="auto" w:fill="F7F9FC"/>
+            <w:tcMar>
+              <w:top w:w="26" w:type="dxa"/>
+              <w:left w:w="80" w:type="dxa"/>
+              <w:bottom w:w="26" w:type="dxa"/>
+              <w:right w:w="80" w:type="dxa"/>
+            </w:tcMar>
+            <w:vAlign w:val="center"/>
+          </w:tcPr>
+          <w:p>
+            <w:pPr>
+              <w:spacing w:line="220" w:lineRule="auto"/>
+            </w:pPr>
+            <w:r>
+              <w:rPr>
+                <w:i/>
+                <w:iCs/>
+                <w:color w:val="8E96A3"/>
                 <w:sz w:val="16"/>
                 <w:szCs w:val="16"/>
               </w:rPr>
@@ -4281,12 +4281,12 @@
           <w:tcPr>
             <w:tcW w:w="560" w:type="dxa"/>
             <w:tcBorders>
-              <w:top w:val="single" w:sz="4" w:space="0" w:color="CCCCCC"/>
-              <w:left w:val="single" w:sz="4" w:space="0" w:color="CCCCCC"/>
-              <w:bottom w:val="single" w:sz="4" w:space="0" w:color="CCCCCC"/>
-              <w:right w:val="single" w:sz="4" w:space="0" w:color="CCCCCC"/>
-            </w:tcBorders>
-            <w:shd w:val="clear" w:color="auto" w:fill="F4F6F8"/>
+              <w:top w:val="single" w:sz="4" w:space="0" w:color="C3CBDA"/>
+              <w:left w:val="single" w:sz="4" w:space="0" w:color="C3CBDA"/>
+              <w:bottom w:val="single" w:sz="4" w:space="0" w:color="C3CBDA"/>
+              <w:right w:val="single" w:sz="4" w:space="0" w:color="C3CBDA"/>
+            </w:tcBorders>
+            <w:shd w:val="clear" w:color="auto" w:fill="F0F2F7"/>
             <w:tcMar>
               <w:top w:w="26" w:type="dxa"/>
               <w:left w:w="80" w:type="dxa"/>
@@ -4304,7 +4304,7 @@
               <w:rPr>
                 <w:b/>
                 <w:bCs/>
-                <w:color w:val="7A8699"/>
+                <w:color w:val="606060"/>
               </w:rPr>
               <w:t>9</w:t>
             </w:r>
@@ -4314,28 +4314,28 @@
           <w:tcPr>
             <w:tcW w:w="1480" w:type="dxa"/>
             <w:tcBorders>
-              <w:top w:val="single" w:sz="4" w:space="0" w:color="CCCCCC"/>
-              <w:left w:val="single" w:sz="4" w:space="0" w:color="CCCCCC"/>
-              <w:bottom w:val="single" w:sz="4" w:space="0" w:color="CCCCCC"/>
-              <w:right w:val="single" w:sz="4" w:space="0" w:color="CCCCCC"/>
-            </w:tcBorders>
-            <w:tcMar>
-              <w:top w:w="26" w:type="dxa"/>
-              <w:left w:w="80" w:type="dxa"/>
-              <w:bottom w:w="26" w:type="dxa"/>
-              <w:right w:w="80" w:type="dxa"/>
-            </w:tcMar>
-            <w:vAlign w:val="center"/>
-          </w:tcPr>
-          <w:p>
-            <w:pPr>
-              <w:spacing w:line="220" w:lineRule="auto"/>
-            </w:pPr>
-            <w:r>
-              <w:rPr>
-                <w:i/>
-                <w:iCs/>
-                <w:color w:val="9AA3B2"/>
+              <w:top w:val="single" w:sz="4" w:space="0" w:color="C3CBDA"/>
+              <w:left w:val="single" w:sz="4" w:space="0" w:color="C3CBDA"/>
+              <w:bottom w:val="single" w:sz="4" w:space="0" w:color="C3CBDA"/>
+              <w:right w:val="single" w:sz="4" w:space="0" w:color="C3CBDA"/>
+            </w:tcBorders>
+            <w:tcMar>
+              <w:top w:w="26" w:type="dxa"/>
+              <w:left w:w="80" w:type="dxa"/>
+              <w:bottom w:w="26" w:type="dxa"/>
+              <w:right w:w="80" w:type="dxa"/>
+            </w:tcMar>
+            <w:vAlign w:val="center"/>
+          </w:tcPr>
+          <w:p>
+            <w:pPr>
+              <w:spacing w:line="220" w:lineRule="auto"/>
+            </w:pPr>
+            <w:r>
+              <w:rPr>
+                <w:i/>
+                <w:iCs/>
+                <w:color w:val="8E96A3"/>
                 <w:sz w:val="16"/>
                 <w:szCs w:val="16"/>
               </w:rPr>
@@ -4347,28 +4347,28 @@
           <w:tcPr>
             <w:tcW w:w="1480" w:type="dxa"/>
             <w:tcBorders>
-              <w:top w:val="single" w:sz="4" w:space="0" w:color="CCCCCC"/>
-              <w:left w:val="single" w:sz="4" w:space="0" w:color="CCCCCC"/>
-              <w:bottom w:val="single" w:sz="4" w:space="0" w:color="CCCCCC"/>
-              <w:right w:val="single" w:sz="4" w:space="0" w:color="CCCCCC"/>
-            </w:tcBorders>
-            <w:tcMar>
-              <w:top w:w="26" w:type="dxa"/>
-              <w:left w:w="80" w:type="dxa"/>
-              <w:bottom w:w="26" w:type="dxa"/>
-              <w:right w:w="80" w:type="dxa"/>
-            </w:tcMar>
-            <w:vAlign w:val="center"/>
-          </w:tcPr>
-          <w:p>
-            <w:pPr>
-              <w:spacing w:line="220" w:lineRule="auto"/>
-            </w:pPr>
-            <w:r>
-              <w:rPr>
-                <w:i/>
-                <w:iCs/>
-                <w:color w:val="9AA3B2"/>
+              <w:top w:val="single" w:sz="4" w:space="0" w:color="C3CBDA"/>
+              <w:left w:val="single" w:sz="4" w:space="0" w:color="C3CBDA"/>
+              <w:bottom w:val="single" w:sz="4" w:space="0" w:color="C3CBDA"/>
+              <w:right w:val="single" w:sz="4" w:space="0" w:color="C3CBDA"/>
+            </w:tcBorders>
+            <w:tcMar>
+              <w:top w:w="26" w:type="dxa"/>
+              <w:left w:w="80" w:type="dxa"/>
+              <w:bottom w:w="26" w:type="dxa"/>
+              <w:right w:w="80" w:type="dxa"/>
+            </w:tcMar>
+            <w:vAlign w:val="center"/>
+          </w:tcPr>
+          <w:p>
+            <w:pPr>
+              <w:spacing w:line="220" w:lineRule="auto"/>
+            </w:pPr>
+            <w:r>
+              <w:rPr>
+                <w:i/>
+                <w:iCs/>
+                <w:color w:val="8E96A3"/>
                 <w:sz w:val="16"/>
                 <w:szCs w:val="16"/>
               </w:rPr>
@@ -4380,28 +4380,28 @@
           <w:tcPr>
             <w:tcW w:w="1180" w:type="dxa"/>
             <w:tcBorders>
-              <w:top w:val="single" w:sz="4" w:space="0" w:color="CCCCCC"/>
-              <w:left w:val="single" w:sz="4" w:space="0" w:color="CCCCCC"/>
-              <w:bottom w:val="single" w:sz="4" w:space="0" w:color="CCCCCC"/>
-              <w:right w:val="single" w:sz="4" w:space="0" w:color="CCCCCC"/>
-            </w:tcBorders>
-            <w:tcMar>
-              <w:top w:w="26" w:type="dxa"/>
-              <w:left w:w="80" w:type="dxa"/>
-              <w:bottom w:w="26" w:type="dxa"/>
-              <w:right w:w="80" w:type="dxa"/>
-            </w:tcMar>
-            <w:vAlign w:val="center"/>
-          </w:tcPr>
-          <w:p>
-            <w:pPr>
-              <w:spacing w:line="220" w:lineRule="auto"/>
-            </w:pPr>
-            <w:r>
-              <w:rPr>
-                <w:i/>
-                <w:iCs/>
-                <w:color w:val="9AA3B2"/>
+              <w:top w:val="single" w:sz="4" w:space="0" w:color="C3CBDA"/>
+              <w:left w:val="single" w:sz="4" w:space="0" w:color="C3CBDA"/>
+              <w:bottom w:val="single" w:sz="4" w:space="0" w:color="C3CBDA"/>
+              <w:right w:val="single" w:sz="4" w:space="0" w:color="C3CBDA"/>
+            </w:tcBorders>
+            <w:tcMar>
+              <w:top w:w="26" w:type="dxa"/>
+              <w:left w:w="80" w:type="dxa"/>
+              <w:bottom w:w="26" w:type="dxa"/>
+              <w:right w:w="80" w:type="dxa"/>
+            </w:tcMar>
+            <w:vAlign w:val="center"/>
+          </w:tcPr>
+          <w:p>
+            <w:pPr>
+              <w:spacing w:line="220" w:lineRule="auto"/>
+            </w:pPr>
+            <w:r>
+              <w:rPr>
+                <w:i/>
+                <w:iCs/>
+                <w:color w:val="8E96A3"/>
                 <w:sz w:val="16"/>
                 <w:szCs w:val="16"/>
               </w:rPr>
@@ -4413,29 +4413,29 @@
           <w:tcPr>
             <w:tcW w:w="1620" w:type="dxa"/>
             <w:tcBorders>
-              <w:top w:val="single" w:sz="4" w:space="0" w:color="CCCCCC"/>
-              <w:left w:val="single" w:sz="4" w:space="0" w:color="CCCCCC"/>
-              <w:bottom w:val="single" w:sz="4" w:space="0" w:color="CCCCCC"/>
-              <w:right w:val="single" w:sz="4" w:space="0" w:color="CCCCCC"/>
-            </w:tcBorders>
-            <w:tcMar>
-              <w:top w:w="26" w:type="dxa"/>
-              <w:left w:w="80" w:type="dxa"/>
-              <w:bottom w:w="26" w:type="dxa"/>
-              <w:right w:w="80" w:type="dxa"/>
-            </w:tcMar>
-            <w:vAlign w:val="center"/>
-          </w:tcPr>
-          <w:p>
-            <w:pPr>
-              <w:spacing w:line="220" w:lineRule="auto"/>
-              <w:jc w:val="center"/>
-            </w:pPr>
-            <w:r>
-              <w:rPr>
-                <w:i/>
-                <w:iCs/>
-                <w:color w:val="9AA3B2"/>
+              <w:top w:val="single" w:sz="4" w:space="0" w:color="C3CBDA"/>
+              <w:left w:val="single" w:sz="4" w:space="0" w:color="C3CBDA"/>
+              <w:bottom w:val="single" w:sz="4" w:space="0" w:color="C3CBDA"/>
+              <w:right w:val="single" w:sz="4" w:space="0" w:color="C3CBDA"/>
+            </w:tcBorders>
+            <w:tcMar>
+              <w:top w:w="26" w:type="dxa"/>
+              <w:left w:w="80" w:type="dxa"/>
+              <w:bottom w:w="26" w:type="dxa"/>
+              <w:right w:w="80" w:type="dxa"/>
+            </w:tcMar>
+            <w:vAlign w:val="center"/>
+          </w:tcPr>
+          <w:p>
+            <w:pPr>
+              <w:spacing w:line="220" w:lineRule="auto"/>
+              <w:jc w:val="center"/>
+            </w:pPr>
+            <w:r>
+              <w:rPr>
+                <w:i/>
+                <w:iCs/>
+                <w:color w:val="8E96A3"/>
                 <w:sz w:val="16"/>
                 <w:szCs w:val="16"/>
               </w:rPr>
@@ -4447,29 +4447,29 @@
           <w:tcPr>
             <w:tcW w:w="1620" w:type="dxa"/>
             <w:tcBorders>
-              <w:top w:val="single" w:sz="4" w:space="0" w:color="CCCCCC"/>
-              <w:left w:val="single" w:sz="4" w:space="0" w:color="CCCCCC"/>
-              <w:bottom w:val="single" w:sz="4" w:space="0" w:color="CCCCCC"/>
-              <w:right w:val="single" w:sz="4" w:space="0" w:color="CCCCCC"/>
-            </w:tcBorders>
-            <w:tcMar>
-              <w:top w:w="26" w:type="dxa"/>
-              <w:left w:w="80" w:type="dxa"/>
-              <w:bottom w:w="26" w:type="dxa"/>
-              <w:right w:w="80" w:type="dxa"/>
-            </w:tcMar>
-            <w:vAlign w:val="center"/>
-          </w:tcPr>
-          <w:p>
-            <w:pPr>
-              <w:spacing w:line="220" w:lineRule="auto"/>
-              <w:jc w:val="center"/>
-            </w:pPr>
-            <w:r>
-              <w:rPr>
-                <w:i/>
-                <w:iCs/>
-                <w:color w:val="9AA3B2"/>
+              <w:top w:val="single" w:sz="4" w:space="0" w:color="C3CBDA"/>
+              <w:left w:val="single" w:sz="4" w:space="0" w:color="C3CBDA"/>
+              <w:bottom w:val="single" w:sz="4" w:space="0" w:color="C3CBDA"/>
+              <w:right w:val="single" w:sz="4" w:space="0" w:color="C3CBDA"/>
+            </w:tcBorders>
+            <w:tcMar>
+              <w:top w:w="26" w:type="dxa"/>
+              <w:left w:w="80" w:type="dxa"/>
+              <w:bottom w:w="26" w:type="dxa"/>
+              <w:right w:w="80" w:type="dxa"/>
+            </w:tcMar>
+            <w:vAlign w:val="center"/>
+          </w:tcPr>
+          <w:p>
+            <w:pPr>
+              <w:spacing w:line="220" w:lineRule="auto"/>
+              <w:jc w:val="center"/>
+            </w:pPr>
+            <w:r>
+              <w:rPr>
+                <w:i/>
+                <w:iCs/>
+                <w:color w:val="8E96A3"/>
                 <w:sz w:val="16"/>
                 <w:szCs w:val="16"/>
               </w:rPr>
@@ -4481,29 +4481,29 @@
           <w:tcPr>
             <w:tcW w:w="1080" w:type="dxa"/>
             <w:tcBorders>
-              <w:top w:val="single" w:sz="4" w:space="0" w:color="CCCCCC"/>
-              <w:left w:val="single" w:sz="4" w:space="0" w:color="CCCCCC"/>
-              <w:bottom w:val="single" w:sz="4" w:space="0" w:color="CCCCCC"/>
-              <w:right w:val="single" w:sz="4" w:space="0" w:color="CCCCCC"/>
-            </w:tcBorders>
-            <w:tcMar>
-              <w:top w:w="26" w:type="dxa"/>
-              <w:left w:w="80" w:type="dxa"/>
-              <w:bottom w:w="26" w:type="dxa"/>
-              <w:right w:w="80" w:type="dxa"/>
-            </w:tcMar>
-            <w:vAlign w:val="center"/>
-          </w:tcPr>
-          <w:p>
-            <w:pPr>
-              <w:spacing w:line="220" w:lineRule="auto"/>
-              <w:jc w:val="center"/>
-            </w:pPr>
-            <w:r>
-              <w:rPr>
-                <w:i/>
-                <w:iCs/>
-                <w:color w:val="9AA3B2"/>
+              <w:top w:val="single" w:sz="4" w:space="0" w:color="C3CBDA"/>
+              <w:left w:val="single" w:sz="4" w:space="0" w:color="C3CBDA"/>
+              <w:bottom w:val="single" w:sz="4" w:space="0" w:color="C3CBDA"/>
+              <w:right w:val="single" w:sz="4" w:space="0" w:color="C3CBDA"/>
+            </w:tcBorders>
+            <w:tcMar>
+              <w:top w:w="26" w:type="dxa"/>
+              <w:left w:w="80" w:type="dxa"/>
+              <w:bottom w:w="26" w:type="dxa"/>
+              <w:right w:w="80" w:type="dxa"/>
+            </w:tcMar>
+            <w:vAlign w:val="center"/>
+          </w:tcPr>
+          <w:p>
+            <w:pPr>
+              <w:spacing w:line="220" w:lineRule="auto"/>
+              <w:jc w:val="center"/>
+            </w:pPr>
+            <w:r>
+              <w:rPr>
+                <w:i/>
+                <w:iCs/>
+                <w:color w:val="8E96A3"/>
                 <w:sz w:val="16"/>
                 <w:szCs w:val="16"/>
               </w:rPr>
@@ -4515,29 +4515,29 @@
           <w:tcPr>
             <w:tcW w:w="1130" w:type="dxa"/>
             <w:tcBorders>
-              <w:top w:val="single" w:sz="4" w:space="0" w:color="CCCCCC"/>
-              <w:left w:val="single" w:sz="4" w:space="0" w:color="CCCCCC"/>
-              <w:bottom w:val="single" w:sz="4" w:space="0" w:color="CCCCCC"/>
-              <w:right w:val="single" w:sz="4" w:space="0" w:color="CCCCCC"/>
-            </w:tcBorders>
-            <w:tcMar>
-              <w:top w:w="26" w:type="dxa"/>
-              <w:left w:w="80" w:type="dxa"/>
-              <w:bottom w:w="26" w:type="dxa"/>
-              <w:right w:w="80" w:type="dxa"/>
-            </w:tcMar>
-            <w:vAlign w:val="center"/>
-          </w:tcPr>
-          <w:p>
-            <w:pPr>
-              <w:spacing w:line="220" w:lineRule="auto"/>
-              <w:jc w:val="center"/>
-            </w:pPr>
-            <w:r>
-              <w:rPr>
-                <w:i/>
-                <w:iCs/>
-                <w:color w:val="9AA3B2"/>
+              <w:top w:val="single" w:sz="4" w:space="0" w:color="C3CBDA"/>
+              <w:left w:val="single" w:sz="4" w:space="0" w:color="C3CBDA"/>
+              <w:bottom w:val="single" w:sz="4" w:space="0" w:color="C3CBDA"/>
+              <w:right w:val="single" w:sz="4" w:space="0" w:color="C3CBDA"/>
+            </w:tcBorders>
+            <w:tcMar>
+              <w:top w:w="26" w:type="dxa"/>
+              <w:left w:w="80" w:type="dxa"/>
+              <w:bottom w:w="26" w:type="dxa"/>
+              <w:right w:w="80" w:type="dxa"/>
+            </w:tcMar>
+            <w:vAlign w:val="center"/>
+          </w:tcPr>
+          <w:p>
+            <w:pPr>
+              <w:spacing w:line="220" w:lineRule="auto"/>
+              <w:jc w:val="center"/>
+            </w:pPr>
+            <w:r>
+              <w:rPr>
+                <w:i/>
+                <w:iCs/>
+                <w:color w:val="8E96A3"/>
                 <w:sz w:val="16"/>
                 <w:szCs w:val="16"/>
               </w:rPr>
@@ -4549,29 +4549,29 @@
           <w:tcPr>
             <w:tcW w:w="1520" w:type="dxa"/>
             <w:tcBorders>
-              <w:top w:val="single" w:sz="4" w:space="0" w:color="CCCCCC"/>
-              <w:left w:val="single" w:sz="4" w:space="0" w:color="CCCCCC"/>
-              <w:bottom w:val="single" w:sz="4" w:space="0" w:color="CCCCCC"/>
-              <w:right w:val="single" w:sz="4" w:space="0" w:color="CCCCCC"/>
-            </w:tcBorders>
-            <w:tcMar>
-              <w:top w:w="26" w:type="dxa"/>
-              <w:left w:w="80" w:type="dxa"/>
-              <w:bottom w:w="26" w:type="dxa"/>
-              <w:right w:w="80" w:type="dxa"/>
-            </w:tcMar>
-            <w:vAlign w:val="center"/>
-          </w:tcPr>
-          <w:p>
-            <w:pPr>
-              <w:spacing w:line="220" w:lineRule="auto"/>
-              <w:jc w:val="center"/>
-            </w:pPr>
-            <w:r>
-              <w:rPr>
-                <w:i/>
-                <w:iCs/>
-                <w:color w:val="9AA3B2"/>
+              <w:top w:val="single" w:sz="4" w:space="0" w:color="C3CBDA"/>
+              <w:left w:val="single" w:sz="4" w:space="0" w:color="C3CBDA"/>
+              <w:bottom w:val="single" w:sz="4" w:space="0" w:color="C3CBDA"/>
+              <w:right w:val="single" w:sz="4" w:space="0" w:color="C3CBDA"/>
+            </w:tcBorders>
+            <w:tcMar>
+              <w:top w:w="26" w:type="dxa"/>
+              <w:left w:w="80" w:type="dxa"/>
+              <w:bottom w:w="26" w:type="dxa"/>
+              <w:right w:w="80" w:type="dxa"/>
+            </w:tcMar>
+            <w:vAlign w:val="center"/>
+          </w:tcPr>
+          <w:p>
+            <w:pPr>
+              <w:spacing w:line="220" w:lineRule="auto"/>
+              <w:jc w:val="center"/>
+            </w:pPr>
+            <w:r>
+              <w:rPr>
+                <w:i/>
+                <w:iCs/>
+                <w:color w:val="8E96A3"/>
                 <w:sz w:val="16"/>
                 <w:szCs w:val="16"/>
               </w:rPr>
@@ -4583,29 +4583,29 @@
           <w:tcPr>
             <w:tcW w:w="1030" w:type="dxa"/>
             <w:tcBorders>
-              <w:top w:val="single" w:sz="4" w:space="0" w:color="CCCCCC"/>
-              <w:left w:val="single" w:sz="4" w:space="0" w:color="CCCCCC"/>
-              <w:bottom w:val="single" w:sz="4" w:space="0" w:color="CCCCCC"/>
-              <w:right w:val="single" w:sz="4" w:space="0" w:color="CCCCCC"/>
-            </w:tcBorders>
-            <w:tcMar>
-              <w:top w:w="26" w:type="dxa"/>
-              <w:left w:w="80" w:type="dxa"/>
-              <w:bottom w:w="26" w:type="dxa"/>
-              <w:right w:w="80" w:type="dxa"/>
-            </w:tcMar>
-            <w:vAlign w:val="center"/>
-          </w:tcPr>
-          <w:p>
-            <w:pPr>
-              <w:spacing w:line="220" w:lineRule="auto"/>
-              <w:jc w:val="center"/>
-            </w:pPr>
-            <w:r>
-              <w:rPr>
-                <w:i/>
-                <w:iCs/>
-                <w:color w:val="9AA3B2"/>
+              <w:top w:val="single" w:sz="4" w:space="0" w:color="C3CBDA"/>
+              <w:left w:val="single" w:sz="4" w:space="0" w:color="C3CBDA"/>
+              <w:bottom w:val="single" w:sz="4" w:space="0" w:color="C3CBDA"/>
+              <w:right w:val="single" w:sz="4" w:space="0" w:color="C3CBDA"/>
+            </w:tcBorders>
+            <w:tcMar>
+              <w:top w:w="26" w:type="dxa"/>
+              <w:left w:w="80" w:type="dxa"/>
+              <w:bottom w:w="26" w:type="dxa"/>
+              <w:right w:w="80" w:type="dxa"/>
+            </w:tcMar>
+            <w:vAlign w:val="center"/>
+          </w:tcPr>
+          <w:p>
+            <w:pPr>
+              <w:spacing w:line="220" w:lineRule="auto"/>
+              <w:jc w:val="center"/>
+            </w:pPr>
+            <w:r>
+              <w:rPr>
+                <w:i/>
+                <w:iCs/>
+                <w:color w:val="8E96A3"/>
                 <w:sz w:val="16"/>
                 <w:szCs w:val="16"/>
               </w:rPr>
@@ -4617,28 +4617,28 @@
           <w:tcPr>
             <w:tcW w:w="2122" w:type="dxa"/>
             <w:tcBorders>
-              <w:top w:val="single" w:sz="4" w:space="0" w:color="CCCCCC"/>
-              <w:left w:val="single" w:sz="4" w:space="0" w:color="CCCCCC"/>
-              <w:bottom w:val="single" w:sz="4" w:space="0" w:color="CCCCCC"/>
-              <w:right w:val="single" w:sz="4" w:space="0" w:color="CCCCCC"/>
-            </w:tcBorders>
-            <w:tcMar>
-              <w:top w:w="26" w:type="dxa"/>
-              <w:left w:w="80" w:type="dxa"/>
-              <w:bottom w:w="26" w:type="dxa"/>
-              <w:right w:w="80" w:type="dxa"/>
-            </w:tcMar>
-            <w:vAlign w:val="center"/>
-          </w:tcPr>
-          <w:p>
-            <w:pPr>
-              <w:spacing w:line="220" w:lineRule="auto"/>
-            </w:pPr>
-            <w:r>
-              <w:rPr>
-                <w:i/>
-                <w:iCs/>
-                <w:color w:val="9AA3B2"/>
+              <w:top w:val="single" w:sz="4" w:space="0" w:color="C3CBDA"/>
+              <w:left w:val="single" w:sz="4" w:space="0" w:color="C3CBDA"/>
+              <w:bottom w:val="single" w:sz="4" w:space="0" w:color="C3CBDA"/>
+              <w:right w:val="single" w:sz="4" w:space="0" w:color="C3CBDA"/>
+            </w:tcBorders>
+            <w:tcMar>
+              <w:top w:w="26" w:type="dxa"/>
+              <w:left w:w="80" w:type="dxa"/>
+              <w:bottom w:w="26" w:type="dxa"/>
+              <w:right w:w="80" w:type="dxa"/>
+            </w:tcMar>
+            <w:vAlign w:val="center"/>
+          </w:tcPr>
+          <w:p>
+            <w:pPr>
+              <w:spacing w:line="220" w:lineRule="auto"/>
+            </w:pPr>
+            <w:r>
+              <w:rPr>
+                <w:i/>
+                <w:iCs/>
+                <w:color w:val="8E96A3"/>
                 <w:sz w:val="16"/>
                 <w:szCs w:val="16"/>
               </w:rPr>
@@ -4655,12 +4655,12 @@
           <w:tcPr>
             <w:tcW w:w="560" w:type="dxa"/>
             <w:tcBorders>
-              <w:top w:val="single" w:sz="4" w:space="0" w:color="CCCCCC"/>
-              <w:left w:val="single" w:sz="4" w:space="0" w:color="CCCCCC"/>
-              <w:bottom w:val="single" w:sz="4" w:space="0" w:color="CCCCCC"/>
-              <w:right w:val="single" w:sz="4" w:space="0" w:color="CCCCCC"/>
-            </w:tcBorders>
-            <w:shd w:val="clear" w:color="auto" w:fill="F4F6F8"/>
+              <w:top w:val="single" w:sz="4" w:space="0" w:color="C3CBDA"/>
+              <w:left w:val="single" w:sz="4" w:space="0" w:color="C3CBDA"/>
+              <w:bottom w:val="single" w:sz="4" w:space="0" w:color="C3CBDA"/>
+              <w:right w:val="single" w:sz="4" w:space="0" w:color="C3CBDA"/>
+            </w:tcBorders>
+            <w:shd w:val="clear" w:color="auto" w:fill="F0F2F7"/>
             <w:tcMar>
               <w:top w:w="26" w:type="dxa"/>
               <w:left w:w="80" w:type="dxa"/>
@@ -4678,7 +4678,7 @@
               <w:rPr>
                 <w:b/>
                 <w:bCs/>
-                <w:color w:val="7A8699"/>
+                <w:color w:val="606060"/>
               </w:rPr>
               <w:t>10</w:t>
             </w:r>
@@ -4688,29 +4688,29 @@
           <w:tcPr>
             <w:tcW w:w="1480" w:type="dxa"/>
             <w:tcBorders>
-              <w:top w:val="single" w:sz="4" w:space="0" w:color="CCCCCC"/>
-              <w:left w:val="single" w:sz="4" w:space="0" w:color="CCCCCC"/>
-              <w:bottom w:val="single" w:sz="4" w:space="0" w:color="CCCCCC"/>
-              <w:right w:val="single" w:sz="4" w:space="0" w:color="CCCCCC"/>
-            </w:tcBorders>
-            <w:shd w:val="clear" w:color="auto" w:fill="FAFBFC"/>
-            <w:tcMar>
-              <w:top w:w="26" w:type="dxa"/>
-              <w:left w:w="80" w:type="dxa"/>
-              <w:bottom w:w="26" w:type="dxa"/>
-              <w:right w:w="80" w:type="dxa"/>
-            </w:tcMar>
-            <w:vAlign w:val="center"/>
-          </w:tcPr>
-          <w:p>
-            <w:pPr>
-              <w:spacing w:line="220" w:lineRule="auto"/>
-            </w:pPr>
-            <w:r>
-              <w:rPr>
-                <w:i/>
-                <w:iCs/>
-                <w:color w:val="9AA3B2"/>
+              <w:top w:val="single" w:sz="4" w:space="0" w:color="C3CBDA"/>
+              <w:left w:val="single" w:sz="4" w:space="0" w:color="C3CBDA"/>
+              <w:bottom w:val="single" w:sz="4" w:space="0" w:color="C3CBDA"/>
+              <w:right w:val="single" w:sz="4" w:space="0" w:color="C3CBDA"/>
+            </w:tcBorders>
+            <w:shd w:val="clear" w:color="auto" w:fill="F7F9FC"/>
+            <w:tcMar>
+              <w:top w:w="26" w:type="dxa"/>
+              <w:left w:w="80" w:type="dxa"/>
+              <w:bottom w:w="26" w:type="dxa"/>
+              <w:right w:w="80" w:type="dxa"/>
+            </w:tcMar>
+            <w:vAlign w:val="center"/>
+          </w:tcPr>
+          <w:p>
+            <w:pPr>
+              <w:spacing w:line="220" w:lineRule="auto"/>
+            </w:pPr>
+            <w:r>
+              <w:rPr>
+                <w:i/>
+                <w:iCs/>
+                <w:color w:val="8E96A3"/>
                 <w:sz w:val="16"/>
                 <w:szCs w:val="16"/>
               </w:rPr>
@@ -4722,29 +4722,29 @@
           <w:tcPr>
             <w:tcW w:w="1480" w:type="dxa"/>
             <w:tcBorders>
-              <w:top w:val="single" w:sz="4" w:space="0" w:color="CCCCCC"/>
-              <w:left w:val="single" w:sz="4" w:space="0" w:color="CCCCCC"/>
-              <w:bottom w:val="single" w:sz="4" w:space="0" w:color="CCCCCC"/>
-              <w:right w:val="single" w:sz="4" w:space="0" w:color="CCCCCC"/>
-            </w:tcBorders>
-            <w:shd w:val="clear" w:color="auto" w:fill="FAFBFC"/>
-            <w:tcMar>
-              <w:top w:w="26" w:type="dxa"/>
-              <w:left w:w="80" w:type="dxa"/>
-              <w:bottom w:w="26" w:type="dxa"/>
-              <w:right w:w="80" w:type="dxa"/>
-            </w:tcMar>
-            <w:vAlign w:val="center"/>
-          </w:tcPr>
-          <w:p>
-            <w:pPr>
-              <w:spacing w:line="220" w:lineRule="auto"/>
-            </w:pPr>
-            <w:r>
-              <w:rPr>
-                <w:i/>
-                <w:iCs/>
-                <w:color w:val="9AA3B2"/>
+              <w:top w:val="single" w:sz="4" w:space="0" w:color="C3CBDA"/>
+              <w:left w:val="single" w:sz="4" w:space="0" w:color="C3CBDA"/>
+              <w:bottom w:val="single" w:sz="4" w:space="0" w:color="C3CBDA"/>
+              <w:right w:val="single" w:sz="4" w:space="0" w:color="C3CBDA"/>
+            </w:tcBorders>
+            <w:shd w:val="clear" w:color="auto" w:fill="F7F9FC"/>
+            <w:tcMar>
+              <w:top w:w="26" w:type="dxa"/>
+              <w:left w:w="80" w:type="dxa"/>
+              <w:bottom w:w="26" w:type="dxa"/>
+              <w:right w:w="80" w:type="dxa"/>
+            </w:tcMar>
+            <w:vAlign w:val="center"/>
+          </w:tcPr>
+          <w:p>
+            <w:pPr>
+              <w:spacing w:line="220" w:lineRule="auto"/>
+            </w:pPr>
+            <w:r>
+              <w:rPr>
+                <w:i/>
+                <w:iCs/>
+                <w:color w:val="8E96A3"/>
                 <w:sz w:val="16"/>
                 <w:szCs w:val="16"/>
               </w:rPr>
@@ -4756,29 +4756,29 @@
           <w:tcPr>
             <w:tcW w:w="1180" w:type="dxa"/>
             <w:tcBorders>
-              <w:top w:val="single" w:sz="4" w:space="0" w:color="CCCCCC"/>
-              <w:left w:val="single" w:sz="4" w:space="0" w:color="CCCCCC"/>
-              <w:bottom w:val="single" w:sz="4" w:space="0" w:color="CCCCCC"/>
-              <w:right w:val="single" w:sz="4" w:space="0" w:color="CCCCCC"/>
-            </w:tcBorders>
-            <w:shd w:val="clear" w:color="auto" w:fill="FAFBFC"/>
-            <w:tcMar>
-              <w:top w:w="26" w:type="dxa"/>
-              <w:left w:w="80" w:type="dxa"/>
-              <w:bottom w:w="26" w:type="dxa"/>
-              <w:right w:w="80" w:type="dxa"/>
-            </w:tcMar>
-            <w:vAlign w:val="center"/>
-          </w:tcPr>
-          <w:p>
-            <w:pPr>
-              <w:spacing w:line="220" w:lineRule="auto"/>
-            </w:pPr>
-            <w:r>
-              <w:rPr>
-                <w:i/>
-                <w:iCs/>
-                <w:color w:val="9AA3B2"/>
+              <w:top w:val="single" w:sz="4" w:space="0" w:color="C3CBDA"/>
+              <w:left w:val="single" w:sz="4" w:space="0" w:color="C3CBDA"/>
+              <w:bottom w:val="single" w:sz="4" w:space="0" w:color="C3CBDA"/>
+              <w:right w:val="single" w:sz="4" w:space="0" w:color="C3CBDA"/>
+            </w:tcBorders>
+            <w:shd w:val="clear" w:color="auto" w:fill="F7F9FC"/>
+            <w:tcMar>
+              <w:top w:w="26" w:type="dxa"/>
+              <w:left w:w="80" w:type="dxa"/>
+              <w:bottom w:w="26" w:type="dxa"/>
+              <w:right w:w="80" w:type="dxa"/>
+            </w:tcMar>
+            <w:vAlign w:val="center"/>
+          </w:tcPr>
+          <w:p>
+            <w:pPr>
+              <w:spacing w:line="220" w:lineRule="auto"/>
+            </w:pPr>
+            <w:r>
+              <w:rPr>
+                <w:i/>
+                <w:iCs/>
+                <w:color w:val="8E96A3"/>
                 <w:sz w:val="16"/>
                 <w:szCs w:val="16"/>
               </w:rPr>
@@ -4790,30 +4790,30 @@
           <w:tcPr>
             <w:tcW w:w="1620" w:type="dxa"/>
             <w:tcBorders>
-              <w:top w:val="single" w:sz="4" w:space="0" w:color="CCCCCC"/>
-              <w:left w:val="single" w:sz="4" w:space="0" w:color="CCCCCC"/>
-              <w:bottom w:val="single" w:sz="4" w:space="0" w:color="CCCCCC"/>
-              <w:right w:val="single" w:sz="4" w:space="0" w:color="CCCCCC"/>
-            </w:tcBorders>
-            <w:shd w:val="clear" w:color="auto" w:fill="FAFBFC"/>
-            <w:tcMar>
-              <w:top w:w="26" w:type="dxa"/>
-              <w:left w:w="80" w:type="dxa"/>
-              <w:bottom w:w="26" w:type="dxa"/>
-              <w:right w:w="80" w:type="dxa"/>
-            </w:tcMar>
-            <w:vAlign w:val="center"/>
-          </w:tcPr>
-          <w:p>
-            <w:pPr>
-              <w:spacing w:line="220" w:lineRule="auto"/>
-              <w:jc w:val="center"/>
-            </w:pPr>
-            <w:r>
-              <w:rPr>
-                <w:i/>
-                <w:iCs/>
-                <w:color w:val="9AA3B2"/>
+              <w:top w:val="single" w:sz="4" w:space="0" w:color="C3CBDA"/>
+              <w:left w:val="single" w:sz="4" w:space="0" w:color="C3CBDA"/>
+              <w:bottom w:val="single" w:sz="4" w:space="0" w:color="C3CBDA"/>
+              <w:right w:val="single" w:sz="4" w:space="0" w:color="C3CBDA"/>
+            </w:tcBorders>
+            <w:shd w:val="clear" w:color="auto" w:fill="F7F9FC"/>
+            <w:tcMar>
+              <w:top w:w="26" w:type="dxa"/>
+              <w:left w:w="80" w:type="dxa"/>
+              <w:bottom w:w="26" w:type="dxa"/>
+              <w:right w:w="80" w:type="dxa"/>
+            </w:tcMar>
+            <w:vAlign w:val="center"/>
+          </w:tcPr>
+          <w:p>
+            <w:pPr>
+              <w:spacing w:line="220" w:lineRule="auto"/>
+              <w:jc w:val="center"/>
+            </w:pPr>
+            <w:r>
+              <w:rPr>
+                <w:i/>
+                <w:iCs/>
+                <w:color w:val="8E96A3"/>
                 <w:sz w:val="16"/>
                 <w:szCs w:val="16"/>
               </w:rPr>
@@ -4825,30 +4825,30 @@
           <w:tcPr>
             <w:tcW w:w="1620" w:type="dxa"/>
             <w:tcBorders>
-              <w:top w:val="single" w:sz="4" w:space="0" w:color="CCCCCC"/>
-              <w:left w:val="single" w:sz="4" w:space="0" w:color="CCCCCC"/>
-              <w:bottom w:val="single" w:sz="4" w:space="0" w:color="CCCCCC"/>
-              <w:right w:val="single" w:sz="4" w:space="0" w:color="CCCCCC"/>
-            </w:tcBorders>
-            <w:shd w:val="clear" w:color="auto" w:fill="FAFBFC"/>
-            <w:tcMar>
-              <w:top w:w="26" w:type="dxa"/>
-              <w:left w:w="80" w:type="dxa"/>
-              <w:bottom w:w="26" w:type="dxa"/>
-              <w:right w:w="80" w:type="dxa"/>
-            </w:tcMar>
-            <w:vAlign w:val="center"/>
-          </w:tcPr>
-          <w:p>
-            <w:pPr>
-              <w:spacing w:line="220" w:lineRule="auto"/>
-              <w:jc w:val="center"/>
-            </w:pPr>
-            <w:r>
-              <w:rPr>
-                <w:i/>
-                <w:iCs/>
-                <w:color w:val="9AA3B2"/>
+              <w:top w:val="single" w:sz="4" w:space="0" w:color="C3CBDA"/>
+              <w:left w:val="single" w:sz="4" w:space="0" w:color="C3CBDA"/>
+              <w:bottom w:val="single" w:sz="4" w:space="0" w:color="C3CBDA"/>
+              <w:right w:val="single" w:sz="4" w:space="0" w:color="C3CBDA"/>
+            </w:tcBorders>
+            <w:shd w:val="clear" w:color="auto" w:fill="F7F9FC"/>
+            <w:tcMar>
+              <w:top w:w="26" w:type="dxa"/>
+              <w:left w:w="80" w:type="dxa"/>
+              <w:bottom w:w="26" w:type="dxa"/>
+              <w:right w:w="80" w:type="dxa"/>
+            </w:tcMar>
+            <w:vAlign w:val="center"/>
+          </w:tcPr>
+          <w:p>
+            <w:pPr>
+              <w:spacing w:line="220" w:lineRule="auto"/>
+              <w:jc w:val="center"/>
+            </w:pPr>
+            <w:r>
+              <w:rPr>
+                <w:i/>
+                <w:iCs/>
+                <w:color w:val="8E96A3"/>
                 <w:sz w:val="16"/>
                 <w:szCs w:val="16"/>
               </w:rPr>
@@ -4860,30 +4860,30 @@
           <w:tcPr>
             <w:tcW w:w="1080" w:type="dxa"/>
             <w:tcBorders>
-              <w:top w:val="single" w:sz="4" w:space="0" w:color="CCCCCC"/>
-              <w:left w:val="single" w:sz="4" w:space="0" w:color="CCCCCC"/>
-              <w:bottom w:val="single" w:sz="4" w:space="0" w:color="CCCCCC"/>
-              <w:right w:val="single" w:sz="4" w:space="0" w:color="CCCCCC"/>
-            </w:tcBorders>
-            <w:shd w:val="clear" w:color="auto" w:fill="FAFBFC"/>
-            <w:tcMar>
-              <w:top w:w="26" w:type="dxa"/>
-              <w:left w:w="80" w:type="dxa"/>
-              <w:bottom w:w="26" w:type="dxa"/>
-              <w:right w:w="80" w:type="dxa"/>
-            </w:tcMar>
-            <w:vAlign w:val="center"/>
-          </w:tcPr>
-          <w:p>
-            <w:pPr>
-              <w:spacing w:line="220" w:lineRule="auto"/>
-              <w:jc w:val="center"/>
-            </w:pPr>
-            <w:r>
-              <w:rPr>
-                <w:i/>
-                <w:iCs/>
-                <w:color w:val="9AA3B2"/>
+              <w:top w:val="single" w:sz="4" w:space="0" w:color="C3CBDA"/>
+              <w:left w:val="single" w:sz="4" w:space="0" w:color="C3CBDA"/>
+              <w:bottom w:val="single" w:sz="4" w:space="0" w:color="C3CBDA"/>
+              <w:right w:val="single" w:sz="4" w:space="0" w:color="C3CBDA"/>
+            </w:tcBorders>
+            <w:shd w:val="clear" w:color="auto" w:fill="F7F9FC"/>
+            <w:tcMar>
+              <w:top w:w="26" w:type="dxa"/>
+              <w:left w:w="80" w:type="dxa"/>
+              <w:bottom w:w="26" w:type="dxa"/>
+              <w:right w:w="80" w:type="dxa"/>
+            </w:tcMar>
+            <w:vAlign w:val="center"/>
+          </w:tcPr>
+          <w:p>
+            <w:pPr>
+              <w:spacing w:line="220" w:lineRule="auto"/>
+              <w:jc w:val="center"/>
+            </w:pPr>
+            <w:r>
+              <w:rPr>
+                <w:i/>
+                <w:iCs/>
+                <w:color w:val="8E96A3"/>
                 <w:sz w:val="16"/>
                 <w:szCs w:val="16"/>
               </w:rPr>
@@ -4895,30 +4895,30 @@
           <w:tcPr>
             <w:tcW w:w="1130" w:type="dxa"/>
             <w:tcBorders>
-              <w:top w:val="single" w:sz="4" w:space="0" w:color="CCCCCC"/>
-              <w:left w:val="single" w:sz="4" w:space="0" w:color="CCCCCC"/>
-              <w:bottom w:val="single" w:sz="4" w:space="0" w:color="CCCCCC"/>
-              <w:right w:val="single" w:sz="4" w:space="0" w:color="CCCCCC"/>
-            </w:tcBorders>
-            <w:shd w:val="clear" w:color="auto" w:fill="FAFBFC"/>
-            <w:tcMar>
-              <w:top w:w="26" w:type="dxa"/>
-              <w:left w:w="80" w:type="dxa"/>
-              <w:bottom w:w="26" w:type="dxa"/>
-              <w:right w:w="80" w:type="dxa"/>
-            </w:tcMar>
-            <w:vAlign w:val="center"/>
-          </w:tcPr>
-          <w:p>
-            <w:pPr>
-              <w:spacing w:line="220" w:lineRule="auto"/>
-              <w:jc w:val="center"/>
-            </w:pPr>
-            <w:r>
-              <w:rPr>
-                <w:i/>
-                <w:iCs/>
-                <w:color w:val="9AA3B2"/>
+              <w:top w:val="single" w:sz="4" w:space="0" w:color="C3CBDA"/>
+              <w:left w:val="single" w:sz="4" w:space="0" w:color="C3CBDA"/>
+              <w:bottom w:val="single" w:sz="4" w:space="0" w:color="C3CBDA"/>
+              <w:right w:val="single" w:sz="4" w:space="0" w:color="C3CBDA"/>
+            </w:tcBorders>
+            <w:shd w:val="clear" w:color="auto" w:fill="F7F9FC"/>
+            <w:tcMar>
+              <w:top w:w="26" w:type="dxa"/>
+              <w:left w:w="80" w:type="dxa"/>
+              <w:bottom w:w="26" w:type="dxa"/>
+              <w:right w:w="80" w:type="dxa"/>
+            </w:tcMar>
+            <w:vAlign w:val="center"/>
+          </w:tcPr>
+          <w:p>
+            <w:pPr>
+              <w:spacing w:line="220" w:lineRule="auto"/>
+              <w:jc w:val="center"/>
+            </w:pPr>
+            <w:r>
+              <w:rPr>
+                <w:i/>
+                <w:iCs/>
+                <w:color w:val="8E96A3"/>
                 <w:sz w:val="16"/>
                 <w:szCs w:val="16"/>
               </w:rPr>
@@ -4930,30 +4930,30 @@
           <w:tcPr>
             <w:tcW w:w="1520" w:type="dxa"/>
             <w:tcBorders>
-              <w:top w:val="single" w:sz="4" w:space="0" w:color="CCCCCC"/>
-              <w:left w:val="single" w:sz="4" w:space="0" w:color="CCCCCC"/>
-              <w:bottom w:val="single" w:sz="4" w:space="0" w:color="CCCCCC"/>
-              <w:right w:val="single" w:sz="4" w:space="0" w:color="CCCCCC"/>
-            </w:tcBorders>
-            <w:shd w:val="clear" w:color="auto" w:fill="FAFBFC"/>
-            <w:tcMar>
-              <w:top w:w="26" w:type="dxa"/>
-              <w:left w:w="80" w:type="dxa"/>
-              <w:bottom w:w="26" w:type="dxa"/>
-              <w:right w:w="80" w:type="dxa"/>
-            </w:tcMar>
-            <w:vAlign w:val="center"/>
-          </w:tcPr>
-          <w:p>
-            <w:pPr>
-              <w:spacing w:line="220" w:lineRule="auto"/>
-              <w:jc w:val="center"/>
-            </w:pPr>
-            <w:r>
-              <w:rPr>
-                <w:i/>
-                <w:iCs/>
-                <w:color w:val="9AA3B2"/>
+              <w:top w:val="single" w:sz="4" w:space="0" w:color="C3CBDA"/>
+              <w:left w:val="single" w:sz="4" w:space="0" w:color="C3CBDA"/>
+              <w:bottom w:val="single" w:sz="4" w:space="0" w:color="C3CBDA"/>
+              <w:right w:val="single" w:sz="4" w:space="0" w:color="C3CBDA"/>
+            </w:tcBorders>
+            <w:shd w:val="clear" w:color="auto" w:fill="F7F9FC"/>
+            <w:tcMar>
+              <w:top w:w="26" w:type="dxa"/>
+              <w:left w:w="80" w:type="dxa"/>
+              <w:bottom w:w="26" w:type="dxa"/>
+              <w:right w:w="80" w:type="dxa"/>
+            </w:tcMar>
+            <w:vAlign w:val="center"/>
+          </w:tcPr>
+          <w:p>
+            <w:pPr>
+              <w:spacing w:line="220" w:lineRule="auto"/>
+              <w:jc w:val="center"/>
+            </w:pPr>
+            <w:r>
+              <w:rPr>
+                <w:i/>
+                <w:iCs/>
+                <w:color w:val="8E96A3"/>
                 <w:sz w:val="16"/>
                 <w:szCs w:val="16"/>
               </w:rPr>
@@ -4965,30 +4965,30 @@
           <w:tcPr>
             <w:tcW w:w="1030" w:type="dxa"/>
             <w:tcBorders>
-              <w:top w:val="single" w:sz="4" w:space="0" w:color="CCCCCC"/>
-              <w:left w:val="single" w:sz="4" w:space="0" w:color="CCCCCC"/>
-              <w:bottom w:val="single" w:sz="4" w:space="0" w:color="CCCCCC"/>
-              <w:right w:val="single" w:sz="4" w:space="0" w:color="CCCCCC"/>
-            </w:tcBorders>
-            <w:shd w:val="clear" w:color="auto" w:fill="FAFBFC"/>
-            <w:tcMar>
-              <w:top w:w="26" w:type="dxa"/>
-              <w:left w:w="80" w:type="dxa"/>
-              <w:bottom w:w="26" w:type="dxa"/>
-              <w:right w:w="80" w:type="dxa"/>
-            </w:tcMar>
-            <w:vAlign w:val="center"/>
-          </w:tcPr>
-          <w:p>
-            <w:pPr>
-              <w:spacing w:line="220" w:lineRule="auto"/>
-              <w:jc w:val="center"/>
-            </w:pPr>
-            <w:r>
-              <w:rPr>
-                <w:i/>
-                <w:iCs/>
-                <w:color w:val="9AA3B2"/>
+              <w:top w:val="single" w:sz="4" w:space="0" w:color="C3CBDA"/>
+              <w:left w:val="single" w:sz="4" w:space="0" w:color="C3CBDA"/>
+              <w:bottom w:val="single" w:sz="4" w:space="0" w:color="C3CBDA"/>
+              <w:right w:val="single" w:sz="4" w:space="0" w:color="C3CBDA"/>
+            </w:tcBorders>
+            <w:shd w:val="clear" w:color="auto" w:fill="F7F9FC"/>
+            <w:tcMar>
+              <w:top w:w="26" w:type="dxa"/>
+              <w:left w:w="80" w:type="dxa"/>
+              <w:bottom w:w="26" w:type="dxa"/>
+              <w:right w:w="80" w:type="dxa"/>
+            </w:tcMar>
+            <w:vAlign w:val="center"/>
+          </w:tcPr>
+          <w:p>
+            <w:pPr>
+              <w:spacing w:line="220" w:lineRule="auto"/>
+              <w:jc w:val="center"/>
+            </w:pPr>
+            <w:r>
+              <w:rPr>
+                <w:i/>
+                <w:iCs/>
+                <w:color w:val="8E96A3"/>
                 <w:sz w:val="16"/>
                 <w:szCs w:val="16"/>
               </w:rPr>
@@ -5000,29 +5000,29 @@
           <w:tcPr>
             <w:tcW w:w="2122" w:type="dxa"/>
             <w:tcBorders>
-              <w:top w:val="single" w:sz="4" w:space="0" w:color="CCCCCC"/>
-              <w:left w:val="single" w:sz="4" w:space="0" w:color="CCCCCC"/>
-              <w:bottom w:val="single" w:sz="4" w:space="0" w:color="CCCCCC"/>
-              <w:right w:val="single" w:sz="4" w:space="0" w:color="CCCCCC"/>
-            </w:tcBorders>
-            <w:shd w:val="clear" w:color="auto" w:fill="FAFBFC"/>
-            <w:tcMar>
-              <w:top w:w="26" w:type="dxa"/>
-              <w:left w:w="80" w:type="dxa"/>
-              <w:bottom w:w="26" w:type="dxa"/>
-              <w:right w:w="80" w:type="dxa"/>
-            </w:tcMar>
-            <w:vAlign w:val="center"/>
-          </w:tcPr>
-          <w:p>
-            <w:pPr>
-              <w:spacing w:line="220" w:lineRule="auto"/>
-            </w:pPr>
-            <w:r>
-              <w:rPr>
-                <w:i/>
-                <w:iCs/>
-                <w:color w:val="9AA3B2"/>
+              <w:top w:val="single" w:sz="4" w:space="0" w:color="C3CBDA"/>
+              <w:left w:val="single" w:sz="4" w:space="0" w:color="C3CBDA"/>
+              <w:bottom w:val="single" w:sz="4" w:space="0" w:color="C3CBDA"/>
+              <w:right w:val="single" w:sz="4" w:space="0" w:color="C3CBDA"/>
+            </w:tcBorders>
+            <w:shd w:val="clear" w:color="auto" w:fill="F7F9FC"/>
+            <w:tcMar>
+              <w:top w:w="26" w:type="dxa"/>
+              <w:left w:w="80" w:type="dxa"/>
+              <w:bottom w:w="26" w:type="dxa"/>
+              <w:right w:w="80" w:type="dxa"/>
+            </w:tcMar>
+            <w:vAlign w:val="center"/>
+          </w:tcPr>
+          <w:p>
+            <w:pPr>
+              <w:spacing w:line="220" w:lineRule="auto"/>
+            </w:pPr>
+            <w:r>
+              <w:rPr>
+                <w:i/>
+                <w:iCs/>
+                <w:color w:val="8E96A3"/>
                 <w:sz w:val="16"/>
                 <w:szCs w:val="16"/>
               </w:rPr>
@@ -5039,12 +5039,12 @@
           <w:tcPr>
             <w:tcW w:w="560" w:type="dxa"/>
             <w:tcBorders>
-              <w:top w:val="single" w:sz="4" w:space="0" w:color="CCCCCC"/>
-              <w:left w:val="single" w:sz="4" w:space="0" w:color="CCCCCC"/>
-              <w:bottom w:val="single" w:sz="4" w:space="0" w:color="CCCCCC"/>
-              <w:right w:val="single" w:sz="4" w:space="0" w:color="CCCCCC"/>
-            </w:tcBorders>
-            <w:shd w:val="clear" w:color="auto" w:fill="F4F6F8"/>
+              <w:top w:val="single" w:sz="4" w:space="0" w:color="C3CBDA"/>
+              <w:left w:val="single" w:sz="4" w:space="0" w:color="C3CBDA"/>
+              <w:bottom w:val="single" w:sz="4" w:space="0" w:color="C3CBDA"/>
+              <w:right w:val="single" w:sz="4" w:space="0" w:color="C3CBDA"/>
+            </w:tcBorders>
+            <w:shd w:val="clear" w:color="auto" w:fill="F0F2F7"/>
             <w:tcMar>
               <w:top w:w="26" w:type="dxa"/>
               <w:left w:w="80" w:type="dxa"/>
@@ -5062,7 +5062,7 @@
               <w:rPr>
                 <w:b/>
                 <w:bCs/>
-                <w:color w:val="7A8699"/>
+                <w:color w:val="606060"/>
               </w:rPr>
               <w:t>11</w:t>
             </w:r>
@@ -5072,28 +5072,28 @@
           <w:tcPr>
             <w:tcW w:w="1480" w:type="dxa"/>
             <w:tcBorders>
-              <w:top w:val="single" w:sz="4" w:space="0" w:color="CCCCCC"/>
-              <w:left w:val="single" w:sz="4" w:space="0" w:color="CCCCCC"/>
-              <w:bottom w:val="single" w:sz="4" w:space="0" w:color="CCCCCC"/>
-              <w:right w:val="single" w:sz="4" w:space="0" w:color="CCCCCC"/>
-            </w:tcBorders>
-            <w:tcMar>
-              <w:top w:w="26" w:type="dxa"/>
-              <w:left w:w="80" w:type="dxa"/>
-              <w:bottom w:w="26" w:type="dxa"/>
-              <w:right w:w="80" w:type="dxa"/>
-            </w:tcMar>
-            <w:vAlign w:val="center"/>
-          </w:tcPr>
-          <w:p>
-            <w:pPr>
-              <w:spacing w:line="220" w:lineRule="auto"/>
-            </w:pPr>
-            <w:r>
-              <w:rPr>
-                <w:i/>
-                <w:iCs/>
-                <w:color w:val="9AA3B2"/>
+              <w:top w:val="single" w:sz="4" w:space="0" w:color="C3CBDA"/>
+              <w:left w:val="single" w:sz="4" w:space="0" w:color="C3CBDA"/>
+              <w:bottom w:val="single" w:sz="4" w:space="0" w:color="C3CBDA"/>
+              <w:right w:val="single" w:sz="4" w:space="0" w:color="C3CBDA"/>
+            </w:tcBorders>
+            <w:tcMar>
+              <w:top w:w="26" w:type="dxa"/>
+              <w:left w:w="80" w:type="dxa"/>
+              <w:bottom w:w="26" w:type="dxa"/>
+              <w:right w:w="80" w:type="dxa"/>
+            </w:tcMar>
+            <w:vAlign w:val="center"/>
+          </w:tcPr>
+          <w:p>
+            <w:pPr>
+              <w:spacing w:line="220" w:lineRule="auto"/>
+            </w:pPr>
+            <w:r>
+              <w:rPr>
+                <w:i/>
+                <w:iCs/>
+                <w:color w:val="8E96A3"/>
                 <w:sz w:val="16"/>
                 <w:szCs w:val="16"/>
               </w:rPr>
@@ -5105,28 +5105,28 @@
           <w:tcPr>
             <w:tcW w:w="1480" w:type="dxa"/>
             <w:tcBorders>
-              <w:top w:val="single" w:sz="4" w:space="0" w:color="CCCCCC"/>
-              <w:left w:val="single" w:sz="4" w:space="0" w:color="CCCCCC"/>
-              <w:bottom w:val="single" w:sz="4" w:space="0" w:color="CCCCCC"/>
-              <w:right w:val="single" w:sz="4" w:space="0" w:color="CCCCCC"/>
-            </w:tcBorders>
-            <w:tcMar>
-              <w:top w:w="26" w:type="dxa"/>
-              <w:left w:w="80" w:type="dxa"/>
-              <w:bottom w:w="26" w:type="dxa"/>
-              <w:right w:w="80" w:type="dxa"/>
-            </w:tcMar>
-            <w:vAlign w:val="center"/>
-          </w:tcPr>
-          <w:p>
-            <w:pPr>
-              <w:spacing w:line="220" w:lineRule="auto"/>
-            </w:pPr>
-            <w:r>
-              <w:rPr>
-                <w:i/>
-                <w:iCs/>
-                <w:color w:val="9AA3B2"/>
+              <w:top w:val="single" w:sz="4" w:space="0" w:color="C3CBDA"/>
+              <w:left w:val="single" w:sz="4" w:space="0" w:color="C3CBDA"/>
+              <w:bottom w:val="single" w:sz="4" w:space="0" w:color="C3CBDA"/>
+              <w:right w:val="single" w:sz="4" w:space="0" w:color="C3CBDA"/>
+            </w:tcBorders>
+            <w:tcMar>
+              <w:top w:w="26" w:type="dxa"/>
+              <w:left w:w="80" w:type="dxa"/>
+              <w:bottom w:w="26" w:type="dxa"/>
+              <w:right w:w="80" w:type="dxa"/>
+            </w:tcMar>
+            <w:vAlign w:val="center"/>
+          </w:tcPr>
+          <w:p>
+            <w:pPr>
+              <w:spacing w:line="220" w:lineRule="auto"/>
+            </w:pPr>
+            <w:r>
+              <w:rPr>
+                <w:i/>
+                <w:iCs/>
+                <w:color w:val="8E96A3"/>
                 <w:sz w:val="16"/>
                 <w:szCs w:val="16"/>
               </w:rPr>
@@ -5138,28 +5138,28 @@
           <w:tcPr>
             <w:tcW w:w="1180" w:type="dxa"/>
             <w:tcBorders>
-              <w:top w:val="single" w:sz="4" w:space="0" w:color="CCCCCC"/>
-              <w:left w:val="single" w:sz="4" w:space="0" w:color="CCCCCC"/>
-              <w:bottom w:val="single" w:sz="4" w:space="0" w:color="CCCCCC"/>
-              <w:right w:val="single" w:sz="4" w:space="0" w:color="CCCCCC"/>
-            </w:tcBorders>
-            <w:tcMar>
-              <w:top w:w="26" w:type="dxa"/>
-              <w:left w:w="80" w:type="dxa"/>
-              <w:bottom w:w="26" w:type="dxa"/>
-              <w:right w:w="80" w:type="dxa"/>
-            </w:tcMar>
-            <w:vAlign w:val="center"/>
-          </w:tcPr>
-          <w:p>
-            <w:pPr>
-              <w:spacing w:line="220" w:lineRule="auto"/>
-            </w:pPr>
-            <w:r>
-              <w:rPr>
-                <w:i/>
-                <w:iCs/>
-                <w:color w:val="9AA3B2"/>
+              <w:top w:val="single" w:sz="4" w:space="0" w:color="C3CBDA"/>
+              <w:left w:val="single" w:sz="4" w:space="0" w:color="C3CBDA"/>
+              <w:bottom w:val="single" w:sz="4" w:space="0" w:color="C3CBDA"/>
+              <w:right w:val="single" w:sz="4" w:space="0" w:color="C3CBDA"/>
+            </w:tcBorders>
+            <w:tcMar>
+              <w:top w:w="26" w:type="dxa"/>
+              <w:left w:w="80" w:type="dxa"/>
+              <w:bottom w:w="26" w:type="dxa"/>
+              <w:right w:w="80" w:type="dxa"/>
+            </w:tcMar>
+            <w:vAlign w:val="center"/>
+          </w:tcPr>
+          <w:p>
+            <w:pPr>
+              <w:spacing w:line="220" w:lineRule="auto"/>
+            </w:pPr>
+            <w:r>
+              <w:rPr>
+                <w:i/>
+                <w:iCs/>
+                <w:color w:val="8E96A3"/>
                 <w:sz w:val="16"/>
                 <w:szCs w:val="16"/>
               </w:rPr>
@@ -5171,29 +5171,29 @@
           <w:tcPr>
             <w:tcW w:w="1620" w:type="dxa"/>
             <w:tcBorders>
-              <w:top w:val="single" w:sz="4" w:space="0" w:color="CCCCCC"/>
-              <w:left w:val="single" w:sz="4" w:space="0" w:color="CCCCCC"/>
-              <w:bottom w:val="single" w:sz="4" w:space="0" w:color="CCCCCC"/>
-              <w:right w:val="single" w:sz="4" w:space="0" w:color="CCCCCC"/>
-            </w:tcBorders>
-            <w:tcMar>
-              <w:top w:w="26" w:type="dxa"/>
-              <w:left w:w="80" w:type="dxa"/>
-              <w:bottom w:w="26" w:type="dxa"/>
-              <w:right w:w="80" w:type="dxa"/>
-            </w:tcMar>
-            <w:vAlign w:val="center"/>
-          </w:tcPr>
-          <w:p>
-            <w:pPr>
-              <w:spacing w:line="220" w:lineRule="auto"/>
-              <w:jc w:val="center"/>
-            </w:pPr>
-            <w:r>
-              <w:rPr>
-                <w:i/>
-                <w:iCs/>
-                <w:color w:val="9AA3B2"/>
+              <w:top w:val="single" w:sz="4" w:space="0" w:color="C3CBDA"/>
+              <w:left w:val="single" w:sz="4" w:space="0" w:color="C3CBDA"/>
+              <w:bottom w:val="single" w:sz="4" w:space="0" w:color="C3CBDA"/>
+              <w:right w:val="single" w:sz="4" w:space="0" w:color="C3CBDA"/>
+            </w:tcBorders>
+            <w:tcMar>
+              <w:top w:w="26" w:type="dxa"/>
+              <w:left w:w="80" w:type="dxa"/>
+              <w:bottom w:w="26" w:type="dxa"/>
+              <w:right w:w="80" w:type="dxa"/>
+            </w:tcMar>
+            <w:vAlign w:val="center"/>
+          </w:tcPr>
+          <w:p>
+            <w:pPr>
+              <w:spacing w:line="220" w:lineRule="auto"/>
+              <w:jc w:val="center"/>
+            </w:pPr>
+            <w:r>
+              <w:rPr>
+                <w:i/>
+                <w:iCs/>
+                <w:color w:val="8E96A3"/>
                 <w:sz w:val="16"/>
                 <w:szCs w:val="16"/>
               </w:rPr>
@@ -5205,29 +5205,29 @@
           <w:tcPr>
             <w:tcW w:w="1620" w:type="dxa"/>
             <w:tcBorders>
-              <w:top w:val="single" w:sz="4" w:space="0" w:color="CCCCCC"/>
-              <w:left w:val="single" w:sz="4" w:space="0" w:color="CCCCCC"/>
-              <w:bottom w:val="single" w:sz="4" w:space="0" w:color="CCCCCC"/>
-              <w:right w:val="single" w:sz="4" w:space="0" w:color="CCCCCC"/>
-            </w:tcBorders>
-            <w:tcMar>
-              <w:top w:w="26" w:type="dxa"/>
-              <w:left w:w="80" w:type="dxa"/>
-              <w:bottom w:w="26" w:type="dxa"/>
-              <w:right w:w="80" w:type="dxa"/>
-            </w:tcMar>
-            <w:vAlign w:val="center"/>
-          </w:tcPr>
-          <w:p>
-            <w:pPr>
-              <w:spacing w:line="220" w:lineRule="auto"/>
-              <w:jc w:val="center"/>
-            </w:pPr>
-            <w:r>
-              <w:rPr>
-                <w:i/>
-                <w:iCs/>
-                <w:color w:val="9AA3B2"/>
+              <w:top w:val="single" w:sz="4" w:space="0" w:color="C3CBDA"/>
+              <w:left w:val="single" w:sz="4" w:space="0" w:color="C3CBDA"/>
+              <w:bottom w:val="single" w:sz="4" w:space="0" w:color="C3CBDA"/>
+              <w:right w:val="single" w:sz="4" w:space="0" w:color="C3CBDA"/>
+            </w:tcBorders>
+            <w:tcMar>
+              <w:top w:w="26" w:type="dxa"/>
+              <w:left w:w="80" w:type="dxa"/>
+              <w:bottom w:w="26" w:type="dxa"/>
+              <w:right w:w="80" w:type="dxa"/>
+            </w:tcMar>
+            <w:vAlign w:val="center"/>
+          </w:tcPr>
+          <w:p>
+            <w:pPr>
+              <w:spacing w:line="220" w:lineRule="auto"/>
+              <w:jc w:val="center"/>
+            </w:pPr>
+            <w:r>
+              <w:rPr>
+                <w:i/>
+                <w:iCs/>
+                <w:color w:val="8E96A3"/>
                 <w:sz w:val="16"/>
                 <w:szCs w:val="16"/>
               </w:rPr>
@@ -5239,29 +5239,29 @@
           <w:tcPr>
             <w:tcW w:w="1080" w:type="dxa"/>
             <w:tcBorders>
-              <w:top w:val="single" w:sz="4" w:space="0" w:color="CCCCCC"/>
-              <w:left w:val="single" w:sz="4" w:space="0" w:color="CCCCCC"/>
-              <w:bottom w:val="single" w:sz="4" w:space="0" w:color="CCCCCC"/>
-              <w:right w:val="single" w:sz="4" w:space="0" w:color="CCCCCC"/>
-            </w:tcBorders>
-            <w:tcMar>
-              <w:top w:w="26" w:type="dxa"/>
-              <w:left w:w="80" w:type="dxa"/>
-              <w:bottom w:w="26" w:type="dxa"/>
-              <w:right w:w="80" w:type="dxa"/>
-            </w:tcMar>
-            <w:vAlign w:val="center"/>
-          </w:tcPr>
-          <w:p>
-            <w:pPr>
-              <w:spacing w:line="220" w:lineRule="auto"/>
-              <w:jc w:val="center"/>
-            </w:pPr>
-            <w:r>
-              <w:rPr>
-                <w:i/>
-                <w:iCs/>
-                <w:color w:val="9AA3B2"/>
+              <w:top w:val="single" w:sz="4" w:space="0" w:color="C3CBDA"/>
+              <w:left w:val="single" w:sz="4" w:space="0" w:color="C3CBDA"/>
+              <w:bottom w:val="single" w:sz="4" w:space="0" w:color="C3CBDA"/>
+              <w:right w:val="single" w:sz="4" w:space="0" w:color="C3CBDA"/>
+            </w:tcBorders>
+            <w:tcMar>
+              <w:top w:w="26" w:type="dxa"/>
+              <w:left w:w="80" w:type="dxa"/>
+              <w:bottom w:w="26" w:type="dxa"/>
+              <w:right w:w="80" w:type="dxa"/>
+            </w:tcMar>
+            <w:vAlign w:val="center"/>
+          </w:tcPr>
+          <w:p>
+            <w:pPr>
+              <w:spacing w:line="220" w:lineRule="auto"/>
+              <w:jc w:val="center"/>
+            </w:pPr>
+            <w:r>
+              <w:rPr>
+                <w:i/>
+                <w:iCs/>
+                <w:color w:val="8E96A3"/>
                 <w:sz w:val="16"/>
                 <w:szCs w:val="16"/>
               </w:rPr>
@@ -5273,29 +5273,29 @@
           <w:tcPr>
             <w:tcW w:w="1130" w:type="dxa"/>
             <w:tcBorders>
-              <w:top w:val="single" w:sz="4" w:space="0" w:color="CCCCCC"/>
-              <w:left w:val="single" w:sz="4" w:space="0" w:color="CCCCCC"/>
-              <w:bottom w:val="single" w:sz="4" w:space="0" w:color="CCCCCC"/>
-              <w:right w:val="single" w:sz="4" w:space="0" w:color="CCCCCC"/>
-            </w:tcBorders>
-            <w:tcMar>
-              <w:top w:w="26" w:type="dxa"/>
-              <w:left w:w="80" w:type="dxa"/>
-              <w:bottom w:w="26" w:type="dxa"/>
-              <w:right w:w="80" w:type="dxa"/>
-            </w:tcMar>
-            <w:vAlign w:val="center"/>
-          </w:tcPr>
-          <w:p>
-            <w:pPr>
-              <w:spacing w:line="220" w:lineRule="auto"/>
-              <w:jc w:val="center"/>
-            </w:pPr>
-            <w:r>
-              <w:rPr>
-                <w:i/>
-                <w:iCs/>
-                <w:color w:val="9AA3B2"/>
+              <w:top w:val="single" w:sz="4" w:space="0" w:color="C3CBDA"/>
+              <w:left w:val="single" w:sz="4" w:space="0" w:color="C3CBDA"/>
+              <w:bottom w:val="single" w:sz="4" w:space="0" w:color="C3CBDA"/>
+              <w:right w:val="single" w:sz="4" w:space="0" w:color="C3CBDA"/>
+            </w:tcBorders>
+            <w:tcMar>
+              <w:top w:w="26" w:type="dxa"/>
+              <w:left w:w="80" w:type="dxa"/>
+              <w:bottom w:w="26" w:type="dxa"/>
+              <w:right w:w="80" w:type="dxa"/>
+            </w:tcMar>
+            <w:vAlign w:val="center"/>
+          </w:tcPr>
+          <w:p>
+            <w:pPr>
+              <w:spacing w:line="220" w:lineRule="auto"/>
+              <w:jc w:val="center"/>
+            </w:pPr>
+            <w:r>
+              <w:rPr>
+                <w:i/>
+                <w:iCs/>
+                <w:color w:val="8E96A3"/>
                 <w:sz w:val="16"/>
                 <w:szCs w:val="16"/>
               </w:rPr>
@@ -5307,29 +5307,29 @@
           <w:tcPr>
             <w:tcW w:w="1520" w:type="dxa"/>
             <w:tcBorders>
-              <w:top w:val="single" w:sz="4" w:space="0" w:color="CCCCCC"/>
-              <w:left w:val="single" w:sz="4" w:space="0" w:color="CCCCCC"/>
-              <w:bottom w:val="single" w:sz="4" w:space="0" w:color="CCCCCC"/>
-              <w:right w:val="single" w:sz="4" w:space="0" w:color="CCCCCC"/>
-            </w:tcBorders>
-            <w:tcMar>
-              <w:top w:w="26" w:type="dxa"/>
-              <w:left w:w="80" w:type="dxa"/>
-              <w:bottom w:w="26" w:type="dxa"/>
-              <w:right w:w="80" w:type="dxa"/>
-            </w:tcMar>
-            <w:vAlign w:val="center"/>
-          </w:tcPr>
-          <w:p>
-            <w:pPr>
-              <w:spacing w:line="220" w:lineRule="auto"/>
-              <w:jc w:val="center"/>
-            </w:pPr>
-            <w:r>
-              <w:rPr>
-                <w:i/>
-                <w:iCs/>
-                <w:color w:val="9AA3B2"/>
+              <w:top w:val="single" w:sz="4" w:space="0" w:color="C3CBDA"/>
+              <w:left w:val="single" w:sz="4" w:space="0" w:color="C3CBDA"/>
+              <w:bottom w:val="single" w:sz="4" w:space="0" w:color="C3CBDA"/>
+              <w:right w:val="single" w:sz="4" w:space="0" w:color="C3CBDA"/>
+            </w:tcBorders>
+            <w:tcMar>
+              <w:top w:w="26" w:type="dxa"/>
+              <w:left w:w="80" w:type="dxa"/>
+              <w:bottom w:w="26" w:type="dxa"/>
+              <w:right w:w="80" w:type="dxa"/>
+            </w:tcMar>
+            <w:vAlign w:val="center"/>
+          </w:tcPr>
+          <w:p>
+            <w:pPr>
+              <w:spacing w:line="220" w:lineRule="auto"/>
+              <w:jc w:val="center"/>
+            </w:pPr>
+            <w:r>
+              <w:rPr>
+                <w:i/>
+                <w:iCs/>
+                <w:color w:val="8E96A3"/>
                 <w:sz w:val="16"/>
                 <w:szCs w:val="16"/>
               </w:rPr>
@@ -5341,29 +5341,29 @@
           <w:tcPr>
             <w:tcW w:w="1030" w:type="dxa"/>
             <w:tcBorders>
-              <w:top w:val="single" w:sz="4" w:space="0" w:color="CCCCCC"/>
-              <w:left w:val="single" w:sz="4" w:space="0" w:color="CCCCCC"/>
-              <w:bottom w:val="single" w:sz="4" w:space="0" w:color="CCCCCC"/>
-              <w:right w:val="single" w:sz="4" w:space="0" w:color="CCCCCC"/>
-            </w:tcBorders>
-            <w:tcMar>
-              <w:top w:w="26" w:type="dxa"/>
-              <w:left w:w="80" w:type="dxa"/>
-              <w:bottom w:w="26" w:type="dxa"/>
-              <w:right w:w="80" w:type="dxa"/>
-            </w:tcMar>
-            <w:vAlign w:val="center"/>
-          </w:tcPr>
-          <w:p>
-            <w:pPr>
-              <w:spacing w:line="220" w:lineRule="auto"/>
-              <w:jc w:val="center"/>
-            </w:pPr>
-            <w:r>
-              <w:rPr>
-                <w:i/>
-                <w:iCs/>
-                <w:color w:val="9AA3B2"/>
+              <w:top w:val="single" w:sz="4" w:space="0" w:color="C3CBDA"/>
+              <w:left w:val="single" w:sz="4" w:space="0" w:color="C3CBDA"/>
+              <w:bottom w:val="single" w:sz="4" w:space="0" w:color="C3CBDA"/>
+              <w:right w:val="single" w:sz="4" w:space="0" w:color="C3CBDA"/>
+            </w:tcBorders>
+            <w:tcMar>
+              <w:top w:w="26" w:type="dxa"/>
+              <w:left w:w="80" w:type="dxa"/>
+              <w:bottom w:w="26" w:type="dxa"/>
+              <w:right w:w="80" w:type="dxa"/>
+            </w:tcMar>
+            <w:vAlign w:val="center"/>
+          </w:tcPr>
+          <w:p>
+            <w:pPr>
+              <w:spacing w:line="220" w:lineRule="auto"/>
+              <w:jc w:val="center"/>
+            </w:pPr>
+            <w:r>
+              <w:rPr>
+                <w:i/>
+                <w:iCs/>
+                <w:color w:val="8E96A3"/>
                 <w:sz w:val="16"/>
                 <w:szCs w:val="16"/>
               </w:rPr>
@@ -5375,28 +5375,28 @@
           <w:tcPr>
             <w:tcW w:w="2122" w:type="dxa"/>
             <w:tcBorders>
-              <w:top w:val="single" w:sz="4" w:space="0" w:color="CCCCCC"/>
-              <w:left w:val="single" w:sz="4" w:space="0" w:color="CCCCCC"/>
-              <w:bottom w:val="single" w:sz="4" w:space="0" w:color="CCCCCC"/>
-              <w:right w:val="single" w:sz="4" w:space="0" w:color="CCCCCC"/>
-            </w:tcBorders>
-            <w:tcMar>
-              <w:top w:w="26" w:type="dxa"/>
-              <w:left w:w="80" w:type="dxa"/>
-              <w:bottom w:w="26" w:type="dxa"/>
-              <w:right w:w="80" w:type="dxa"/>
-            </w:tcMar>
-            <w:vAlign w:val="center"/>
-          </w:tcPr>
-          <w:p>
-            <w:pPr>
-              <w:spacing w:line="220" w:lineRule="auto"/>
-            </w:pPr>
-            <w:r>
-              <w:rPr>
-                <w:i/>
-                <w:iCs/>
-                <w:color w:val="9AA3B2"/>
+              <w:top w:val="single" w:sz="4" w:space="0" w:color="C3CBDA"/>
+              <w:left w:val="single" w:sz="4" w:space="0" w:color="C3CBDA"/>
+              <w:bottom w:val="single" w:sz="4" w:space="0" w:color="C3CBDA"/>
+              <w:right w:val="single" w:sz="4" w:space="0" w:color="C3CBDA"/>
+            </w:tcBorders>
+            <w:tcMar>
+              <w:top w:w="26" w:type="dxa"/>
+              <w:left w:w="80" w:type="dxa"/>
+              <w:bottom w:w="26" w:type="dxa"/>
+              <w:right w:w="80" w:type="dxa"/>
+            </w:tcMar>
+            <w:vAlign w:val="center"/>
+          </w:tcPr>
+          <w:p>
+            <w:pPr>
+              <w:spacing w:line="220" w:lineRule="auto"/>
+            </w:pPr>
+            <w:r>
+              <w:rPr>
+                <w:i/>
+                <w:iCs/>
+                <w:color w:val="8E96A3"/>
                 <w:sz w:val="16"/>
                 <w:szCs w:val="16"/>
               </w:rPr>
@@ -5413,12 +5413,12 @@
           <w:tcPr>
             <w:tcW w:w="560" w:type="dxa"/>
             <w:tcBorders>
-              <w:top w:val="single" w:sz="4" w:space="0" w:color="CCCCCC"/>
-              <w:left w:val="single" w:sz="4" w:space="0" w:color="CCCCCC"/>
-              <w:bottom w:val="single" w:sz="4" w:space="0" w:color="CCCCCC"/>
-              <w:right w:val="single" w:sz="4" w:space="0" w:color="CCCCCC"/>
-            </w:tcBorders>
-            <w:shd w:val="clear" w:color="auto" w:fill="F4F6F8"/>
+              <w:top w:val="single" w:sz="4" w:space="0" w:color="C3CBDA"/>
+              <w:left w:val="single" w:sz="4" w:space="0" w:color="C3CBDA"/>
+              <w:bottom w:val="single" w:sz="4" w:space="0" w:color="C3CBDA"/>
+              <w:right w:val="single" w:sz="4" w:space="0" w:color="C3CBDA"/>
+            </w:tcBorders>
+            <w:shd w:val="clear" w:color="auto" w:fill="F0F2F7"/>
             <w:tcMar>
               <w:top w:w="26" w:type="dxa"/>
               <w:left w:w="80" w:type="dxa"/>
@@ -5436,7 +5436,7 @@
               <w:rPr>
                 <w:b/>
                 <w:bCs/>
-                <w:color w:val="7A8699"/>
+                <w:color w:val="606060"/>
               </w:rPr>
               <w:t>12</w:t>
             </w:r>
@@ -5446,29 +5446,29 @@
           <w:tcPr>
             <w:tcW w:w="1480" w:type="dxa"/>
             <w:tcBorders>
-              <w:top w:val="single" w:sz="4" w:space="0" w:color="CCCCCC"/>
-              <w:left w:val="single" w:sz="4" w:space="0" w:color="CCCCCC"/>
-              <w:bottom w:val="single" w:sz="4" w:space="0" w:color="CCCCCC"/>
-              <w:right w:val="single" w:sz="4" w:space="0" w:color="CCCCCC"/>
-            </w:tcBorders>
-            <w:shd w:val="clear" w:color="auto" w:fill="FAFBFC"/>
-            <w:tcMar>
-              <w:top w:w="26" w:type="dxa"/>
-              <w:left w:w="80" w:type="dxa"/>
-              <w:bottom w:w="26" w:type="dxa"/>
-              <w:right w:w="80" w:type="dxa"/>
-            </w:tcMar>
-            <w:vAlign w:val="center"/>
-          </w:tcPr>
-          <w:p>
-            <w:pPr>
-              <w:spacing w:line="220" w:lineRule="auto"/>
-            </w:pPr>
-            <w:r>
-              <w:rPr>
-                <w:i/>
-                <w:iCs/>
-                <w:color w:val="9AA3B2"/>
+              <w:top w:val="single" w:sz="4" w:space="0" w:color="C3CBDA"/>
+              <w:left w:val="single" w:sz="4" w:space="0" w:color="C3CBDA"/>
+              <w:bottom w:val="single" w:sz="4" w:space="0" w:color="C3CBDA"/>
+              <w:right w:val="single" w:sz="4" w:space="0" w:color="C3CBDA"/>
+            </w:tcBorders>
+            <w:shd w:val="clear" w:color="auto" w:fill="F7F9FC"/>
+            <w:tcMar>
+              <w:top w:w="26" w:type="dxa"/>
+              <w:left w:w="80" w:type="dxa"/>
+              <w:bottom w:w="26" w:type="dxa"/>
+              <w:right w:w="80" w:type="dxa"/>
+            </w:tcMar>
+            <w:vAlign w:val="center"/>
+          </w:tcPr>
+          <w:p>
+            <w:pPr>
+              <w:spacing w:line="220" w:lineRule="auto"/>
+            </w:pPr>
+            <w:r>
+              <w:rPr>
+                <w:i/>
+                <w:iCs/>
+                <w:color w:val="8E96A3"/>
                 <w:sz w:val="16"/>
                 <w:szCs w:val="16"/>
               </w:rPr>
@@ -5480,29 +5480,29 @@
           <w:tcPr>
             <w:tcW w:w="1480" w:type="dxa"/>
             <w:tcBorders>
-              <w:top w:val="single" w:sz="4" w:space="0" w:color="CCCCCC"/>
-              <w:left w:val="single" w:sz="4" w:space="0" w:color="CCCCCC"/>
-              <w:bottom w:val="single" w:sz="4" w:space="0" w:color="CCCCCC"/>
-              <w:right w:val="single" w:sz="4" w:space="0" w:color="CCCCCC"/>
-            </w:tcBorders>
-            <w:shd w:val="clear" w:color="auto" w:fill="FAFBFC"/>
-            <w:tcMar>
-              <w:top w:w="26" w:type="dxa"/>
-              <w:left w:w="80" w:type="dxa"/>
-              <w:bottom w:w="26" w:type="dxa"/>
-              <w:right w:w="80" w:type="dxa"/>
-            </w:tcMar>
-            <w:vAlign w:val="center"/>
-          </w:tcPr>
-          <w:p>
-            <w:pPr>
-              <w:spacing w:line="220" w:lineRule="auto"/>
-            </w:pPr>
-            <w:r>
-              <w:rPr>
-                <w:i/>
-                <w:iCs/>
-                <w:color w:val="9AA3B2"/>
+              <w:top w:val="single" w:sz="4" w:space="0" w:color="C3CBDA"/>
+              <w:left w:val="single" w:sz="4" w:space="0" w:color="C3CBDA"/>
+              <w:bottom w:val="single" w:sz="4" w:space="0" w:color="C3CBDA"/>
+              <w:right w:val="single" w:sz="4" w:space="0" w:color="C3CBDA"/>
+            </w:tcBorders>
+            <w:shd w:val="clear" w:color="auto" w:fill="F7F9FC"/>
+            <w:tcMar>
+              <w:top w:w="26" w:type="dxa"/>
+              <w:left w:w="80" w:type="dxa"/>
+              <w:bottom w:w="26" w:type="dxa"/>
+              <w:right w:w="80" w:type="dxa"/>
+            </w:tcMar>
+            <w:vAlign w:val="center"/>
+          </w:tcPr>
+          <w:p>
+            <w:pPr>
+              <w:spacing w:line="220" w:lineRule="auto"/>
+            </w:pPr>
+            <w:r>
+              <w:rPr>
+                <w:i/>
+                <w:iCs/>
+                <w:color w:val="8E96A3"/>
                 <w:sz w:val="16"/>
                 <w:szCs w:val="16"/>
               </w:rPr>
@@ -5514,29 +5514,29 @@
           <w:tcPr>
             <w:tcW w:w="1180" w:type="dxa"/>
             <w:tcBorders>
-              <w:top w:val="single" w:sz="4" w:space="0" w:color="CCCCCC"/>
-              <w:left w:val="single" w:sz="4" w:space="0" w:color="CCCCCC"/>
-              <w:bottom w:val="single" w:sz="4" w:space="0" w:color="CCCCCC"/>
-              <w:right w:val="single" w:sz="4" w:space="0" w:color="CCCCCC"/>
-            </w:tcBorders>
-            <w:shd w:val="clear" w:color="auto" w:fill="FAFBFC"/>
-            <w:tcMar>
-              <w:top w:w="26" w:type="dxa"/>
-              <w:left w:w="80" w:type="dxa"/>
-              <w:bottom w:w="26" w:type="dxa"/>
-              <w:right w:w="80" w:type="dxa"/>
-            </w:tcMar>
-            <w:vAlign w:val="center"/>
-          </w:tcPr>
-          <w:p>
-            <w:pPr>
-              <w:spacing w:line="220" w:lineRule="auto"/>
-            </w:pPr>
-            <w:r>
-              <w:rPr>
-                <w:i/>
-                <w:iCs/>
-                <w:color w:val="9AA3B2"/>
+              <w:top w:val="single" w:sz="4" w:space="0" w:color="C3CBDA"/>
+              <w:left w:val="single" w:sz="4" w:space="0" w:color="C3CBDA"/>
+              <w:bottom w:val="single" w:sz="4" w:space="0" w:color="C3CBDA"/>
+              <w:right w:val="single" w:sz="4" w:space="0" w:color="C3CBDA"/>
+            </w:tcBorders>
+            <w:shd w:val="clear" w:color="auto" w:fill="F7F9FC"/>
+            <w:tcMar>
+              <w:top w:w="26" w:type="dxa"/>
+              <w:left w:w="80" w:type="dxa"/>
+              <w:bottom w:w="26" w:type="dxa"/>
+              <w:right w:w="80" w:type="dxa"/>
+            </w:tcMar>
+            <w:vAlign w:val="center"/>
+          </w:tcPr>
+          <w:p>
+            <w:pPr>
+              <w:spacing w:line="220" w:lineRule="auto"/>
+            </w:pPr>
+            <w:r>
+              <w:rPr>
+                <w:i/>
+                <w:iCs/>
+                <w:color w:val="8E96A3"/>
                 <w:sz w:val="16"/>
                 <w:szCs w:val="16"/>
               </w:rPr>
@@ -5548,30 +5548,30 @@
           <w:tcPr>
             <w:tcW w:w="1620" w:type="dxa"/>
             <w:tcBorders>
-              <w:top w:val="single" w:sz="4" w:space="0" w:color="CCCCCC"/>
-              <w:left w:val="single" w:sz="4" w:space="0" w:color="CCCCCC"/>
-              <w:bottom w:val="single" w:sz="4" w:space="0" w:color="CCCCCC"/>
-              <w:right w:val="single" w:sz="4" w:space="0" w:color="CCCCCC"/>
-            </w:tcBorders>
-            <w:shd w:val="clear" w:color="auto" w:fill="FAFBFC"/>
-            <w:tcMar>
-              <w:top w:w="26" w:type="dxa"/>
-              <w:left w:w="80" w:type="dxa"/>
-              <w:bottom w:w="26" w:type="dxa"/>
-              <w:right w:w="80" w:type="dxa"/>
-            </w:tcMar>
-            <w:vAlign w:val="center"/>
-          </w:tcPr>
-          <w:p>
-            <w:pPr>
-              <w:spacing w:line="220" w:lineRule="auto"/>
-              <w:jc w:val="center"/>
-            </w:pPr>
-            <w:r>
-              <w:rPr>
-                <w:i/>
-                <w:iCs/>
-                <w:color w:val="9AA3B2"/>
+              <w:top w:val="single" w:sz="4" w:space="0" w:color="C3CBDA"/>
+              <w:left w:val="single" w:sz="4" w:space="0" w:color="C3CBDA"/>
+              <w:bottom w:val="single" w:sz="4" w:space="0" w:color="C3CBDA"/>
+              <w:right w:val="single" w:sz="4" w:space="0" w:color="C3CBDA"/>
+            </w:tcBorders>
+            <w:shd w:val="clear" w:color="auto" w:fill="F7F9FC"/>
+            <w:tcMar>
+              <w:top w:w="26" w:type="dxa"/>
+              <w:left w:w="80" w:type="dxa"/>
+              <w:bottom w:w="26" w:type="dxa"/>
+              <w:right w:w="80" w:type="dxa"/>
+            </w:tcMar>
+            <w:vAlign w:val="center"/>
+          </w:tcPr>
+          <w:p>
+            <w:pPr>
+              <w:spacing w:line="220" w:lineRule="auto"/>
+              <w:jc w:val="center"/>
+            </w:pPr>
+            <w:r>
+              <w:rPr>
+                <w:i/>
+                <w:iCs/>
+                <w:color w:val="8E96A3"/>
                 <w:sz w:val="16"/>
                 <w:szCs w:val="16"/>
               </w:rPr>
@@ -5583,30 +5583,30 @@
           <w:tcPr>
             <w:tcW w:w="1620" w:type="dxa"/>
             <w:tcBorders>
-              <w:top w:val="single" w:sz="4" w:space="0" w:color="CCCCCC"/>
-              <w:left w:val="single" w:sz="4" w:space="0" w:color="CCCCCC"/>
-              <w:bottom w:val="single" w:sz="4" w:space="0" w:color="CCCCCC"/>
-              <w:right w:val="single" w:sz="4" w:space="0" w:color="CCCCCC"/>
-            </w:tcBorders>
-            <w:shd w:val="clear" w:color="auto" w:fill="FAFBFC"/>
-            <w:tcMar>
-              <w:top w:w="26" w:type="dxa"/>
-              <w:left w:w="80" w:type="dxa"/>
-              <w:bottom w:w="26" w:type="dxa"/>
-              <w:right w:w="80" w:type="dxa"/>
-            </w:tcMar>
-            <w:vAlign w:val="center"/>
-          </w:tcPr>
-          <w:p>
-            <w:pPr>
-              <w:spacing w:line="220" w:lineRule="auto"/>
-              <w:jc w:val="center"/>
-            </w:pPr>
-            <w:r>
-              <w:rPr>
-                <w:i/>
-                <w:iCs/>
-                <w:color w:val="9AA3B2"/>
+              <w:top w:val="single" w:sz="4" w:space="0" w:color="C3CBDA"/>
+              <w:left w:val="single" w:sz="4" w:space="0" w:color="C3CBDA"/>
+              <w:bottom w:val="single" w:sz="4" w:space="0" w:color="C3CBDA"/>
+              <w:right w:val="single" w:sz="4" w:space="0" w:color="C3CBDA"/>
+            </w:tcBorders>
+            <w:shd w:val="clear" w:color="auto" w:fill="F7F9FC"/>
+            <w:tcMar>
+              <w:top w:w="26" w:type="dxa"/>
+              <w:left w:w="80" w:type="dxa"/>
+              <w:bottom w:w="26" w:type="dxa"/>
+              <w:right w:w="80" w:type="dxa"/>
+            </w:tcMar>
+            <w:vAlign w:val="center"/>
+          </w:tcPr>
+          <w:p>
+            <w:pPr>
+              <w:spacing w:line="220" w:lineRule="auto"/>
+              <w:jc w:val="center"/>
+            </w:pPr>
+            <w:r>
+              <w:rPr>
+                <w:i/>
+                <w:iCs/>
+                <w:color w:val="8E96A3"/>
                 <w:sz w:val="16"/>
                 <w:szCs w:val="16"/>
               </w:rPr>
@@ -5618,30 +5618,30 @@
           <w:tcPr>
             <w:tcW w:w="1080" w:type="dxa"/>
             <w:tcBorders>
-              <w:top w:val="single" w:sz="4" w:space="0" w:color="CCCCCC"/>
-              <w:left w:val="single" w:sz="4" w:space="0" w:color="CCCCCC"/>
-              <w:bottom w:val="single" w:sz="4" w:space="0" w:color="CCCCCC"/>
-              <w:right w:val="single" w:sz="4" w:space="0" w:color="CCCCCC"/>
-            </w:tcBorders>
-            <w:shd w:val="clear" w:color="auto" w:fill="FAFBFC"/>
-            <w:tcMar>
-              <w:top w:w="26" w:type="dxa"/>
-              <w:left w:w="80" w:type="dxa"/>
-              <w:bottom w:w="26" w:type="dxa"/>
-              <w:right w:w="80" w:type="dxa"/>
-            </w:tcMar>
-            <w:vAlign w:val="center"/>
-          </w:tcPr>
-          <w:p>
-            <w:pPr>
-              <w:spacing w:line="220" w:lineRule="auto"/>
-              <w:jc w:val="center"/>
-            </w:pPr>
-            <w:r>
-              <w:rPr>
-                <w:i/>
-                <w:iCs/>
-                <w:color w:val="9AA3B2"/>
+              <w:top w:val="single" w:sz="4" w:space="0" w:color="C3CBDA"/>
+              <w:left w:val="single" w:sz="4" w:space="0" w:color="C3CBDA"/>
+              <w:bottom w:val="single" w:sz="4" w:space="0" w:color="C3CBDA"/>
+              <w:right w:val="single" w:sz="4" w:space="0" w:color="C3CBDA"/>
+            </w:tcBorders>
+            <w:shd w:val="clear" w:color="auto" w:fill="F7F9FC"/>
+            <w:tcMar>
+              <w:top w:w="26" w:type="dxa"/>
+              <w:left w:w="80" w:type="dxa"/>
+              <w:bottom w:w="26" w:type="dxa"/>
+              <w:right w:w="80" w:type="dxa"/>
+            </w:tcMar>
+            <w:vAlign w:val="center"/>
+          </w:tcPr>
+          <w:p>
+            <w:pPr>
+              <w:spacing w:line="220" w:lineRule="auto"/>
+              <w:jc w:val="center"/>
+            </w:pPr>
+            <w:r>
+              <w:rPr>
+                <w:i/>
+                <w:iCs/>
+                <w:color w:val="8E96A3"/>
                 <w:sz w:val="16"/>
                 <w:szCs w:val="16"/>
               </w:rPr>
@@ -5653,30 +5653,30 @@
           <w:tcPr>
             <w:tcW w:w="1130" w:type="dxa"/>
             <w:tcBorders>
-              <w:top w:val="single" w:sz="4" w:space="0" w:color="CCCCCC"/>
-              <w:left w:val="single" w:sz="4" w:space="0" w:color="CCCCCC"/>
-              <w:bottom w:val="single" w:sz="4" w:space="0" w:color="CCCCCC"/>
-              <w:right w:val="single" w:sz="4" w:space="0" w:color="CCCCCC"/>
-            </w:tcBorders>
-            <w:shd w:val="clear" w:color="auto" w:fill="FAFBFC"/>
-            <w:tcMar>
-              <w:top w:w="26" w:type="dxa"/>
-              <w:left w:w="80" w:type="dxa"/>
-              <w:bottom w:w="26" w:type="dxa"/>
-              <w:right w:w="80" w:type="dxa"/>
-            </w:tcMar>
-            <w:vAlign w:val="center"/>
-          </w:tcPr>
-          <w:p>
-            <w:pPr>
-              <w:spacing w:line="220" w:lineRule="auto"/>
-              <w:jc w:val="center"/>
-            </w:pPr>
-            <w:r>
-              <w:rPr>
-                <w:i/>
-                <w:iCs/>
-                <w:color w:val="9AA3B2"/>
+              <w:top w:val="single" w:sz="4" w:space="0" w:color="C3CBDA"/>
+              <w:left w:val="single" w:sz="4" w:space="0" w:color="C3CBDA"/>
+              <w:bottom w:val="single" w:sz="4" w:space="0" w:color="C3CBDA"/>
+              <w:right w:val="single" w:sz="4" w:space="0" w:color="C3CBDA"/>
+            </w:tcBorders>
+            <w:shd w:val="clear" w:color="auto" w:fill="F7F9FC"/>
+            <w:tcMar>
+              <w:top w:w="26" w:type="dxa"/>
+              <w:left w:w="80" w:type="dxa"/>
+              <w:bottom w:w="26" w:type="dxa"/>
+              <w:right w:w="80" w:type="dxa"/>
+            </w:tcMar>
+            <w:vAlign w:val="center"/>
+          </w:tcPr>
+          <w:p>
+            <w:pPr>
+              <w:spacing w:line="220" w:lineRule="auto"/>
+              <w:jc w:val="center"/>
+            </w:pPr>
+            <w:r>
+              <w:rPr>
+                <w:i/>
+                <w:iCs/>
+                <w:color w:val="8E96A3"/>
                 <w:sz w:val="16"/>
                 <w:szCs w:val="16"/>
               </w:rPr>
@@ -5688,30 +5688,30 @@
           <w:tcPr>
             <w:tcW w:w="1520" w:type="dxa"/>
             <w:tcBorders>
-              <w:top w:val="single" w:sz="4" w:space="0" w:color="CCCCCC"/>
-              <w:left w:val="single" w:sz="4" w:space="0" w:color="CCCCCC"/>
-              <w:bottom w:val="single" w:sz="4" w:space="0" w:color="CCCCCC"/>
-              <w:right w:val="single" w:sz="4" w:space="0" w:color="CCCCCC"/>
-            </w:tcBorders>
-            <w:shd w:val="clear" w:color="auto" w:fill="FAFBFC"/>
-            <w:tcMar>
-              <w:top w:w="26" w:type="dxa"/>
-              <w:left w:w="80" w:type="dxa"/>
-              <w:bottom w:w="26" w:type="dxa"/>
-              <w:right w:w="80" w:type="dxa"/>
-            </w:tcMar>
-            <w:vAlign w:val="center"/>
-          </w:tcPr>
-          <w:p>
-            <w:pPr>
-              <w:spacing w:line="220" w:lineRule="auto"/>
-              <w:jc w:val="center"/>
-            </w:pPr>
-            <w:r>
-              <w:rPr>
-                <w:i/>
-                <w:iCs/>
-                <w:color w:val="9AA3B2"/>
+              <w:top w:val="single" w:sz="4" w:space="0" w:color="C3CBDA"/>
+              <w:left w:val="single" w:sz="4" w:space="0" w:color="C3CBDA"/>
+              <w:bottom w:val="single" w:sz="4" w:space="0" w:color="C3CBDA"/>
+              <w:right w:val="single" w:sz="4" w:space="0" w:color="C3CBDA"/>
+            </w:tcBorders>
+            <w:shd w:val="clear" w:color="auto" w:fill="F7F9FC"/>
+            <w:tcMar>
+              <w:top w:w="26" w:type="dxa"/>
+              <w:left w:w="80" w:type="dxa"/>
+              <w:bottom w:w="26" w:type="dxa"/>
+              <w:right w:w="80" w:type="dxa"/>
+            </w:tcMar>
+            <w:vAlign w:val="center"/>
+          </w:tcPr>
+          <w:p>
+            <w:pPr>
+              <w:spacing w:line="220" w:lineRule="auto"/>
+              <w:jc w:val="center"/>
+            </w:pPr>
+            <w:r>
+              <w:rPr>
+                <w:i/>
+                <w:iCs/>
+                <w:color w:val="8E96A3"/>
                 <w:sz w:val="16"/>
                 <w:szCs w:val="16"/>
               </w:rPr>
@@ -5723,30 +5723,30 @@
           <w:tcPr>
             <w:tcW w:w="1030" w:type="dxa"/>
             <w:tcBorders>
-              <w:top w:val="single" w:sz="4" w:space="0" w:color="CCCCCC"/>
-              <w:left w:val="single" w:sz="4" w:space="0" w:color="CCCCCC"/>
-              <w:bottom w:val="single" w:sz="4" w:space="0" w:color="CCCCCC"/>
-              <w:right w:val="single" w:sz="4" w:space="0" w:color="CCCCCC"/>
-            </w:tcBorders>
-            <w:shd w:val="clear" w:color="auto" w:fill="FAFBFC"/>
-            <w:tcMar>
-              <w:top w:w="26" w:type="dxa"/>
-              <w:left w:w="80" w:type="dxa"/>
-              <w:bottom w:w="26" w:type="dxa"/>
-              <w:right w:w="80" w:type="dxa"/>
-            </w:tcMar>
-            <w:vAlign w:val="center"/>
-          </w:tcPr>
-          <w:p>
-            <w:pPr>
-              <w:spacing w:line="220" w:lineRule="auto"/>
-              <w:jc w:val="center"/>
-            </w:pPr>
-            <w:r>
-              <w:rPr>
-                <w:i/>
-                <w:iCs/>
-                <w:color w:val="9AA3B2"/>
+              <w:top w:val="single" w:sz="4" w:space="0" w:color="C3CBDA"/>
+              <w:left w:val="single" w:sz="4" w:space="0" w:color="C3CBDA"/>
+              <w:bottom w:val="single" w:sz="4" w:space="0" w:color="C3CBDA"/>
+              <w:right w:val="single" w:sz="4" w:space="0" w:color="C3CBDA"/>
+            </w:tcBorders>
+            <w:shd w:val="clear" w:color="auto" w:fill="F7F9FC"/>
+            <w:tcMar>
+              <w:top w:w="26" w:type="dxa"/>
+              <w:left w:w="80" w:type="dxa"/>
+              <w:bottom w:w="26" w:type="dxa"/>
+              <w:right w:w="80" w:type="dxa"/>
+            </w:tcMar>
+            <w:vAlign w:val="center"/>
+          </w:tcPr>
+          <w:p>
+            <w:pPr>
+              <w:spacing w:line="220" w:lineRule="auto"/>
+              <w:jc w:val="center"/>
+            </w:pPr>
+            <w:r>
+              <w:rPr>
+                <w:i/>
+                <w:iCs/>
+                <w:color w:val="8E96A3"/>
                 <w:sz w:val="16"/>
                 <w:szCs w:val="16"/>
               </w:rPr>
@@ -5758,29 +5758,29 @@
           <w:tcPr>
             <w:tcW w:w="2122" w:type="dxa"/>
             <w:tcBorders>
-              <w:top w:val="single" w:sz="4" w:space="0" w:color="CCCCCC"/>
-              <w:left w:val="single" w:sz="4" w:space="0" w:color="CCCCCC"/>
-              <w:bottom w:val="single" w:sz="4" w:space="0" w:color="CCCCCC"/>
-              <w:right w:val="single" w:sz="4" w:space="0" w:color="CCCCCC"/>
-            </w:tcBorders>
-            <w:shd w:val="clear" w:color="auto" w:fill="FAFBFC"/>
-            <w:tcMar>
-              <w:top w:w="26" w:type="dxa"/>
-              <w:left w:w="80" w:type="dxa"/>
-              <w:bottom w:w="26" w:type="dxa"/>
-              <w:right w:w="80" w:type="dxa"/>
-            </w:tcMar>
-            <w:vAlign w:val="center"/>
-          </w:tcPr>
-          <w:p>
-            <w:pPr>
-              <w:spacing w:line="220" w:lineRule="auto"/>
-            </w:pPr>
-            <w:r>
-              <w:rPr>
-                <w:i/>
-                <w:iCs/>
-                <w:color w:val="9AA3B2"/>
+              <w:top w:val="single" w:sz="4" w:space="0" w:color="C3CBDA"/>
+              <w:left w:val="single" w:sz="4" w:space="0" w:color="C3CBDA"/>
+              <w:bottom w:val="single" w:sz="4" w:space="0" w:color="C3CBDA"/>
+              <w:right w:val="single" w:sz="4" w:space="0" w:color="C3CBDA"/>
+            </w:tcBorders>
+            <w:shd w:val="clear" w:color="auto" w:fill="F7F9FC"/>
+            <w:tcMar>
+              <w:top w:w="26" w:type="dxa"/>
+              <w:left w:w="80" w:type="dxa"/>
+              <w:bottom w:w="26" w:type="dxa"/>
+              <w:right w:w="80" w:type="dxa"/>
+            </w:tcMar>
+            <w:vAlign w:val="center"/>
+          </w:tcPr>
+          <w:p>
+            <w:pPr>
+              <w:spacing w:line="220" w:lineRule="auto"/>
+            </w:pPr>
+            <w:r>
+              <w:rPr>
+                <w:i/>
+                <w:iCs/>
+                <w:color w:val="8E96A3"/>
                 <w:sz w:val="16"/>
                 <w:szCs w:val="16"/>
               </w:rPr>
@@ -5797,12 +5797,12 @@
           <w:tcPr>
             <w:tcW w:w="560" w:type="dxa"/>
             <w:tcBorders>
-              <w:top w:val="single" w:sz="4" w:space="0" w:color="CCCCCC"/>
-              <w:left w:val="single" w:sz="4" w:space="0" w:color="CCCCCC"/>
-              <w:bottom w:val="single" w:sz="4" w:space="0" w:color="CCCCCC"/>
-              <w:right w:val="single" w:sz="4" w:space="0" w:color="CCCCCC"/>
-            </w:tcBorders>
-            <w:shd w:val="clear" w:color="auto" w:fill="F4F6F8"/>
+              <w:top w:val="single" w:sz="4" w:space="0" w:color="C3CBDA"/>
+              <w:left w:val="single" w:sz="4" w:space="0" w:color="C3CBDA"/>
+              <w:bottom w:val="single" w:sz="4" w:space="0" w:color="C3CBDA"/>
+              <w:right w:val="single" w:sz="4" w:space="0" w:color="C3CBDA"/>
+            </w:tcBorders>
+            <w:shd w:val="clear" w:color="auto" w:fill="F0F2F7"/>
             <w:tcMar>
               <w:top w:w="26" w:type="dxa"/>
               <w:left w:w="80" w:type="dxa"/>
@@ -5820,7 +5820,7 @@
               <w:rPr>
                 <w:b/>
                 <w:bCs/>
-                <w:color w:val="7A8699"/>
+                <w:color w:val="606060"/>
               </w:rPr>
               <w:t>13</w:t>
             </w:r>
@@ -5830,28 +5830,28 @@
           <w:tcPr>
             <w:tcW w:w="1480" w:type="dxa"/>
             <w:tcBorders>
-              <w:top w:val="single" w:sz="4" w:space="0" w:color="CCCCCC"/>
-              <w:left w:val="single" w:sz="4" w:space="0" w:color="CCCCCC"/>
-              <w:bottom w:val="single" w:sz="4" w:space="0" w:color="CCCCCC"/>
-              <w:right w:val="single" w:sz="4" w:space="0" w:color="CCCCCC"/>
-            </w:tcBorders>
-            <w:tcMar>
-              <w:top w:w="26" w:type="dxa"/>
-              <w:left w:w="80" w:type="dxa"/>
-              <w:bottom w:w="26" w:type="dxa"/>
-              <w:right w:w="80" w:type="dxa"/>
-            </w:tcMar>
-            <w:vAlign w:val="center"/>
-          </w:tcPr>
-          <w:p>
-            <w:pPr>
-              <w:spacing w:line="220" w:lineRule="auto"/>
-            </w:pPr>
-            <w:r>
-              <w:rPr>
-                <w:i/>
-                <w:iCs/>
-                <w:color w:val="9AA3B2"/>
+              <w:top w:val="single" w:sz="4" w:space="0" w:color="C3CBDA"/>
+              <w:left w:val="single" w:sz="4" w:space="0" w:color="C3CBDA"/>
+              <w:bottom w:val="single" w:sz="4" w:space="0" w:color="C3CBDA"/>
+              <w:right w:val="single" w:sz="4" w:space="0" w:color="C3CBDA"/>
+            </w:tcBorders>
+            <w:tcMar>
+              <w:top w:w="26" w:type="dxa"/>
+              <w:left w:w="80" w:type="dxa"/>
+              <w:bottom w:w="26" w:type="dxa"/>
+              <w:right w:w="80" w:type="dxa"/>
+            </w:tcMar>
+            <w:vAlign w:val="center"/>
+          </w:tcPr>
+          <w:p>
+            <w:pPr>
+              <w:spacing w:line="220" w:lineRule="auto"/>
+            </w:pPr>
+            <w:r>
+              <w:rPr>
+                <w:i/>
+                <w:iCs/>
+                <w:color w:val="8E96A3"/>
                 <w:sz w:val="16"/>
                 <w:szCs w:val="16"/>
               </w:rPr>
@@ -5863,28 +5863,28 @@
           <w:tcPr>
             <w:tcW w:w="1480" w:type="dxa"/>
             <w:tcBorders>
-              <w:top w:val="single" w:sz="4" w:space="0" w:color="CCCCCC"/>
-              <w:left w:val="single" w:sz="4" w:space="0" w:color="CCCCCC"/>
-              <w:bottom w:val="single" w:sz="4" w:space="0" w:color="CCCCCC"/>
-              <w:right w:val="single" w:sz="4" w:space="0" w:color="CCCCCC"/>
-            </w:tcBorders>
-            <w:tcMar>
-              <w:top w:w="26" w:type="dxa"/>
-              <w:left w:w="80" w:type="dxa"/>
-              <w:bottom w:w="26" w:type="dxa"/>
-              <w:right w:w="80" w:type="dxa"/>
-            </w:tcMar>
-            <w:vAlign w:val="center"/>
-          </w:tcPr>
-          <w:p>
-            <w:pPr>
-              <w:spacing w:line="220" w:lineRule="auto"/>
-            </w:pPr>
-            <w:r>
-              <w:rPr>
-                <w:i/>
-                <w:iCs/>
-                <w:color w:val="9AA3B2"/>
+              <w:top w:val="single" w:sz="4" w:space="0" w:color="C3CBDA"/>
+              <w:left w:val="single" w:sz="4" w:space="0" w:color="C3CBDA"/>
+              <w:bottom w:val="single" w:sz="4" w:space="0" w:color="C3CBDA"/>
+              <w:right w:val="single" w:sz="4" w:space="0" w:color="C3CBDA"/>
+            </w:tcBorders>
+            <w:tcMar>
+              <w:top w:w="26" w:type="dxa"/>
+              <w:left w:w="80" w:type="dxa"/>
+              <w:bottom w:w="26" w:type="dxa"/>
+              <w:right w:w="80" w:type="dxa"/>
+            </w:tcMar>
+            <w:vAlign w:val="center"/>
+          </w:tcPr>
+          <w:p>
+            <w:pPr>
+              <w:spacing w:line="220" w:lineRule="auto"/>
+            </w:pPr>
+            <w:r>
+              <w:rPr>
+                <w:i/>
+                <w:iCs/>
+                <w:color w:val="8E96A3"/>
                 <w:sz w:val="16"/>
                 <w:szCs w:val="16"/>
               </w:rPr>
@@ -5896,28 +5896,28 @@
           <w:tcPr>
             <w:tcW w:w="1180" w:type="dxa"/>
             <w:tcBorders>
-              <w:top w:val="single" w:sz="4" w:space="0" w:color="CCCCCC"/>
-              <w:left w:val="single" w:sz="4" w:space="0" w:color="CCCCCC"/>
-              <w:bottom w:val="single" w:sz="4" w:space="0" w:color="CCCCCC"/>
-              <w:right w:val="single" w:sz="4" w:space="0" w:color="CCCCCC"/>
-            </w:tcBorders>
-            <w:tcMar>
-              <w:top w:w="26" w:type="dxa"/>
-              <w:left w:w="80" w:type="dxa"/>
-              <w:bottom w:w="26" w:type="dxa"/>
-              <w:right w:w="80" w:type="dxa"/>
-            </w:tcMar>
-            <w:vAlign w:val="center"/>
-          </w:tcPr>
-          <w:p>
-            <w:pPr>
-              <w:spacing w:line="220" w:lineRule="auto"/>
-            </w:pPr>
-            <w:r>
-              <w:rPr>
-                <w:i/>
-                <w:iCs/>
-                <w:color w:val="9AA3B2"/>
+              <w:top w:val="single" w:sz="4" w:space="0" w:color="C3CBDA"/>
+              <w:left w:val="single" w:sz="4" w:space="0" w:color="C3CBDA"/>
+              <w:bottom w:val="single" w:sz="4" w:space="0" w:color="C3CBDA"/>
+              <w:right w:val="single" w:sz="4" w:space="0" w:color="C3CBDA"/>
+            </w:tcBorders>
+            <w:tcMar>
+              <w:top w:w="26" w:type="dxa"/>
+              <w:left w:w="80" w:type="dxa"/>
+              <w:bottom w:w="26" w:type="dxa"/>
+              <w:right w:w="80" w:type="dxa"/>
+            </w:tcMar>
+            <w:vAlign w:val="center"/>
+          </w:tcPr>
+          <w:p>
+            <w:pPr>
+              <w:spacing w:line="220" w:lineRule="auto"/>
+            </w:pPr>
+            <w:r>
+              <w:rPr>
+                <w:i/>
+                <w:iCs/>
+                <w:color w:val="8E96A3"/>
                 <w:sz w:val="16"/>
                 <w:szCs w:val="16"/>
               </w:rPr>
@@ -5929,29 +5929,29 @@
           <w:tcPr>
             <w:tcW w:w="1620" w:type="dxa"/>
             <w:tcBorders>
-              <w:top w:val="single" w:sz="4" w:space="0" w:color="CCCCCC"/>
-              <w:left w:val="single" w:sz="4" w:space="0" w:color="CCCCCC"/>
-              <w:bottom w:val="single" w:sz="4" w:space="0" w:color="CCCCCC"/>
-              <w:right w:val="single" w:sz="4" w:space="0" w:color="CCCCCC"/>
-            </w:tcBorders>
-            <w:tcMar>
-              <w:top w:w="26" w:type="dxa"/>
-              <w:left w:w="80" w:type="dxa"/>
-              <w:bottom w:w="26" w:type="dxa"/>
-              <w:right w:w="80" w:type="dxa"/>
-            </w:tcMar>
-            <w:vAlign w:val="center"/>
-          </w:tcPr>
-          <w:p>
-            <w:pPr>
-              <w:spacing w:line="220" w:lineRule="auto"/>
-              <w:jc w:val="center"/>
-            </w:pPr>
-            <w:r>
-              <w:rPr>
-                <w:i/>
-                <w:iCs/>
-                <w:color w:val="9AA3B2"/>
+              <w:top w:val="single" w:sz="4" w:space="0" w:color="C3CBDA"/>
+              <w:left w:val="single" w:sz="4" w:space="0" w:color="C3CBDA"/>
+              <w:bottom w:val="single" w:sz="4" w:space="0" w:color="C3CBDA"/>
+              <w:right w:val="single" w:sz="4" w:space="0" w:color="C3CBDA"/>
+            </w:tcBorders>
+            <w:tcMar>
+              <w:top w:w="26" w:type="dxa"/>
+              <w:left w:w="80" w:type="dxa"/>
+              <w:bottom w:w="26" w:type="dxa"/>
+              <w:right w:w="80" w:type="dxa"/>
+            </w:tcMar>
+            <w:vAlign w:val="center"/>
+          </w:tcPr>
+          <w:p>
+            <w:pPr>
+              <w:spacing w:line="220" w:lineRule="auto"/>
+              <w:jc w:val="center"/>
+            </w:pPr>
+            <w:r>
+              <w:rPr>
+                <w:i/>
+                <w:iCs/>
+                <w:color w:val="8E96A3"/>
                 <w:sz w:val="16"/>
                 <w:szCs w:val="16"/>
               </w:rPr>
@@ -5963,29 +5963,29 @@
           <w:tcPr>
             <w:tcW w:w="1620" w:type="dxa"/>
             <w:tcBorders>
-              <w:top w:val="single" w:sz="4" w:space="0" w:color="CCCCCC"/>
-              <w:left w:val="single" w:sz="4" w:space="0" w:color="CCCCCC"/>
-              <w:bottom w:val="single" w:sz="4" w:space="0" w:color="CCCCCC"/>
-              <w:right w:val="single" w:sz="4" w:space="0" w:color="CCCCCC"/>
-            </w:tcBorders>
-            <w:tcMar>
-              <w:top w:w="26" w:type="dxa"/>
-              <w:left w:w="80" w:type="dxa"/>
-              <w:bottom w:w="26" w:type="dxa"/>
-              <w:right w:w="80" w:type="dxa"/>
-            </w:tcMar>
-            <w:vAlign w:val="center"/>
-          </w:tcPr>
-          <w:p>
-            <w:pPr>
-              <w:spacing w:line="220" w:lineRule="auto"/>
-              <w:jc w:val="center"/>
-            </w:pPr>
-            <w:r>
-              <w:rPr>
-                <w:i/>
-                <w:iCs/>
-                <w:color w:val="9AA3B2"/>
+              <w:top w:val="single" w:sz="4" w:space="0" w:color="C3CBDA"/>
+              <w:left w:val="single" w:sz="4" w:space="0" w:color="C3CBDA"/>
+              <w:bottom w:val="single" w:sz="4" w:space="0" w:color="C3CBDA"/>
+              <w:right w:val="single" w:sz="4" w:space="0" w:color="C3CBDA"/>
+            </w:tcBorders>
+            <w:tcMar>
+              <w:top w:w="26" w:type="dxa"/>
+              <w:left w:w="80" w:type="dxa"/>
+              <w:bottom w:w="26" w:type="dxa"/>
+              <w:right w:w="80" w:type="dxa"/>
+            </w:tcMar>
+            <w:vAlign w:val="center"/>
+          </w:tcPr>
+          <w:p>
+            <w:pPr>
+              <w:spacing w:line="220" w:lineRule="auto"/>
+              <w:jc w:val="center"/>
+            </w:pPr>
+            <w:r>
+              <w:rPr>
+                <w:i/>
+                <w:iCs/>
+                <w:color w:val="8E96A3"/>
                 <w:sz w:val="16"/>
                 <w:szCs w:val="16"/>
               </w:rPr>
@@ -5997,29 +5997,29 @@
           <w:tcPr>
             <w:tcW w:w="1080" w:type="dxa"/>
             <w:tcBorders>
-              <w:top w:val="single" w:sz="4" w:space="0" w:color="CCCCCC"/>
-              <w:left w:val="single" w:sz="4" w:space="0" w:color="CCCCCC"/>
-              <w:bottom w:val="single" w:sz="4" w:space="0" w:color="CCCCCC"/>
-              <w:right w:val="single" w:sz="4" w:space="0" w:color="CCCCCC"/>
-            </w:tcBorders>
-            <w:tcMar>
-              <w:top w:w="26" w:type="dxa"/>
-              <w:left w:w="80" w:type="dxa"/>
-              <w:bottom w:w="26" w:type="dxa"/>
-              <w:right w:w="80" w:type="dxa"/>
-            </w:tcMar>
-            <w:vAlign w:val="center"/>
-          </w:tcPr>
-          <w:p>
-            <w:pPr>
-              <w:spacing w:line="220" w:lineRule="auto"/>
-              <w:jc w:val="center"/>
-            </w:pPr>
-            <w:r>
-              <w:rPr>
-                <w:i/>
-                <w:iCs/>
-                <w:color w:val="9AA3B2"/>
+              <w:top w:val="single" w:sz="4" w:space="0" w:color="C3CBDA"/>
+              <w:left w:val="single" w:sz="4" w:space="0" w:color="C3CBDA"/>
+              <w:bottom w:val="single" w:sz="4" w:space="0" w:color="C3CBDA"/>
+              <w:right w:val="single" w:sz="4" w:space="0" w:color="C3CBDA"/>
+            </w:tcBorders>
+            <w:tcMar>
+              <w:top w:w="26" w:type="dxa"/>
+              <w:left w:w="80" w:type="dxa"/>
+              <w:bottom w:w="26" w:type="dxa"/>
+              <w:right w:w="80" w:type="dxa"/>
+            </w:tcMar>
+            <w:vAlign w:val="center"/>
+          </w:tcPr>
+          <w:p>
+            <w:pPr>
+              <w:spacing w:line="220" w:lineRule="auto"/>
+              <w:jc w:val="center"/>
+            </w:pPr>
+            <w:r>
+              <w:rPr>
+                <w:i/>
+                <w:iCs/>
+                <w:color w:val="8E96A3"/>
                 <w:sz w:val="16"/>
                 <w:szCs w:val="16"/>
               </w:rPr>
@@ -6031,29 +6031,29 @@
           <w:tcPr>
             <w:tcW w:w="1130" w:type="dxa"/>
             <w:tcBorders>
-              <w:top w:val="single" w:sz="4" w:space="0" w:color="CCCCCC"/>
-              <w:left w:val="single" w:sz="4" w:space="0" w:color="CCCCCC"/>
-              <w:bottom w:val="single" w:sz="4" w:space="0" w:color="CCCCCC"/>
-              <w:right w:val="single" w:sz="4" w:space="0" w:color="CCCCCC"/>
-            </w:tcBorders>
-            <w:tcMar>
-              <w:top w:w="26" w:type="dxa"/>
-              <w:left w:w="80" w:type="dxa"/>
-              <w:bottom w:w="26" w:type="dxa"/>
-              <w:right w:w="80" w:type="dxa"/>
-            </w:tcMar>
-            <w:vAlign w:val="center"/>
-          </w:tcPr>
-          <w:p>
-            <w:pPr>
-              <w:spacing w:line="220" w:lineRule="auto"/>
-              <w:jc w:val="center"/>
-            </w:pPr>
-            <w:r>
-              <w:rPr>
-                <w:i/>
-                <w:iCs/>
-                <w:color w:val="9AA3B2"/>
+              <w:top w:val="single" w:sz="4" w:space="0" w:color="C3CBDA"/>
+              <w:left w:val="single" w:sz="4" w:space="0" w:color="C3CBDA"/>
+              <w:bottom w:val="single" w:sz="4" w:space="0" w:color="C3CBDA"/>
+              <w:right w:val="single" w:sz="4" w:space="0" w:color="C3CBDA"/>
+            </w:tcBorders>
+            <w:tcMar>
+              <w:top w:w="26" w:type="dxa"/>
+              <w:left w:w="80" w:type="dxa"/>
+              <w:bottom w:w="26" w:type="dxa"/>
+              <w:right w:w="80" w:type="dxa"/>
+            </w:tcMar>
+            <w:vAlign w:val="center"/>
+          </w:tcPr>
+          <w:p>
+            <w:pPr>
+              <w:spacing w:line="220" w:lineRule="auto"/>
+              <w:jc w:val="center"/>
+            </w:pPr>
+            <w:r>
+              <w:rPr>
+                <w:i/>
+                <w:iCs/>
+                <w:color w:val="8E96A3"/>
                 <w:sz w:val="16"/>
                 <w:szCs w:val="16"/>
               </w:rPr>
@@ -6065,29 +6065,29 @@
           <w:tcPr>
             <w:tcW w:w="1520" w:type="dxa"/>
             <w:tcBorders>
-              <w:top w:val="single" w:sz="4" w:space="0" w:color="CCCCCC"/>
-              <w:left w:val="single" w:sz="4" w:space="0" w:color="CCCCCC"/>
-              <w:bottom w:val="single" w:sz="4" w:space="0" w:color="CCCCCC"/>
-              <w:right w:val="single" w:sz="4" w:space="0" w:color="CCCCCC"/>
-            </w:tcBorders>
-            <w:tcMar>
-              <w:top w:w="26" w:type="dxa"/>
-              <w:left w:w="80" w:type="dxa"/>
-              <w:bottom w:w="26" w:type="dxa"/>
-              <w:right w:w="80" w:type="dxa"/>
-            </w:tcMar>
-            <w:vAlign w:val="center"/>
-          </w:tcPr>
-          <w:p>
-            <w:pPr>
-              <w:spacing w:line="220" w:lineRule="auto"/>
-              <w:jc w:val="center"/>
-            </w:pPr>
-            <w:r>
-              <w:rPr>
-                <w:i/>
-                <w:iCs/>
-                <w:color w:val="9AA3B2"/>
+              <w:top w:val="single" w:sz="4" w:space="0" w:color="C3CBDA"/>
+              <w:left w:val="single" w:sz="4" w:space="0" w:color="C3CBDA"/>
+              <w:bottom w:val="single" w:sz="4" w:space="0" w:color="C3CBDA"/>
+              <w:right w:val="single" w:sz="4" w:space="0" w:color="C3CBDA"/>
+            </w:tcBorders>
+            <w:tcMar>
+              <w:top w:w="26" w:type="dxa"/>
+              <w:left w:w="80" w:type="dxa"/>
+              <w:bottom w:w="26" w:type="dxa"/>
+              <w:right w:w="80" w:type="dxa"/>
+            </w:tcMar>
+            <w:vAlign w:val="center"/>
+          </w:tcPr>
+          <w:p>
+            <w:pPr>
+              <w:spacing w:line="220" w:lineRule="auto"/>
+              <w:jc w:val="center"/>
+            </w:pPr>
+            <w:r>
+              <w:rPr>
+                <w:i/>
+                <w:iCs/>
+                <w:color w:val="8E96A3"/>
                 <w:sz w:val="16"/>
                 <w:szCs w:val="16"/>
               </w:rPr>
@@ -6099,29 +6099,29 @@
           <w:tcPr>
             <w:tcW w:w="1030" w:type="dxa"/>
             <w:tcBorders>
-              <w:top w:val="single" w:sz="4" w:space="0" w:color="CCCCCC"/>
-              <w:left w:val="single" w:sz="4" w:space="0" w:color="CCCCCC"/>
-              <w:bottom w:val="single" w:sz="4" w:space="0" w:color="CCCCCC"/>
-              <w:right w:val="single" w:sz="4" w:space="0" w:color="CCCCCC"/>
-            </w:tcBorders>
-            <w:tcMar>
-              <w:top w:w="26" w:type="dxa"/>
-              <w:left w:w="80" w:type="dxa"/>
-              <w:bottom w:w="26" w:type="dxa"/>
-              <w:right w:w="80" w:type="dxa"/>
-            </w:tcMar>
-            <w:vAlign w:val="center"/>
-          </w:tcPr>
-          <w:p>
-            <w:pPr>
-              <w:spacing w:line="220" w:lineRule="auto"/>
-              <w:jc w:val="center"/>
-            </w:pPr>
-            <w:r>
-              <w:rPr>
-                <w:i/>
-                <w:iCs/>
-                <w:color w:val="9AA3B2"/>
+              <w:top w:val="single" w:sz="4" w:space="0" w:color="C3CBDA"/>
+              <w:left w:val="single" w:sz="4" w:space="0" w:color="C3CBDA"/>
+              <w:bottom w:val="single" w:sz="4" w:space="0" w:color="C3CBDA"/>
+              <w:right w:val="single" w:sz="4" w:space="0" w:color="C3CBDA"/>
+            </w:tcBorders>
+            <w:tcMar>
+              <w:top w:w="26" w:type="dxa"/>
+              <w:left w:w="80" w:type="dxa"/>
+              <w:bottom w:w="26" w:type="dxa"/>
+              <w:right w:w="80" w:type="dxa"/>
+            </w:tcMar>
+            <w:vAlign w:val="center"/>
+          </w:tcPr>
+          <w:p>
+            <w:pPr>
+              <w:spacing w:line="220" w:lineRule="auto"/>
+              <w:jc w:val="center"/>
+            </w:pPr>
+            <w:r>
+              <w:rPr>
+                <w:i/>
+                <w:iCs/>
+                <w:color w:val="8E96A3"/>
                 <w:sz w:val="16"/>
                 <w:szCs w:val="16"/>
               </w:rPr>
@@ -6133,28 +6133,28 @@
           <w:tcPr>
             <w:tcW w:w="2122" w:type="dxa"/>
             <w:tcBorders>
-              <w:top w:val="single" w:sz="4" w:space="0" w:color="CCCCCC"/>
-              <w:left w:val="single" w:sz="4" w:space="0" w:color="CCCCCC"/>
-              <w:bottom w:val="single" w:sz="4" w:space="0" w:color="CCCCCC"/>
-              <w:right w:val="single" w:sz="4" w:space="0" w:color="CCCCCC"/>
-            </w:tcBorders>
-            <w:tcMar>
-              <w:top w:w="26" w:type="dxa"/>
-              <w:left w:w="80" w:type="dxa"/>
-              <w:bottom w:w="26" w:type="dxa"/>
-              <w:right w:w="80" w:type="dxa"/>
-            </w:tcMar>
-            <w:vAlign w:val="center"/>
-          </w:tcPr>
-          <w:p>
-            <w:pPr>
-              <w:spacing w:line="220" w:lineRule="auto"/>
-            </w:pPr>
-            <w:r>
-              <w:rPr>
-                <w:i/>
-                <w:iCs/>
-                <w:color w:val="9AA3B2"/>
+              <w:top w:val="single" w:sz="4" w:space="0" w:color="C3CBDA"/>
+              <w:left w:val="single" w:sz="4" w:space="0" w:color="C3CBDA"/>
+              <w:bottom w:val="single" w:sz="4" w:space="0" w:color="C3CBDA"/>
+              <w:right w:val="single" w:sz="4" w:space="0" w:color="C3CBDA"/>
+            </w:tcBorders>
+            <w:tcMar>
+              <w:top w:w="26" w:type="dxa"/>
+              <w:left w:w="80" w:type="dxa"/>
+              <w:bottom w:w="26" w:type="dxa"/>
+              <w:right w:w="80" w:type="dxa"/>
+            </w:tcMar>
+            <w:vAlign w:val="center"/>
+          </w:tcPr>
+          <w:p>
+            <w:pPr>
+              <w:spacing w:line="220" w:lineRule="auto"/>
+            </w:pPr>
+            <w:r>
+              <w:rPr>
+                <w:i/>
+                <w:iCs/>
+                <w:color w:val="8E96A3"/>
                 <w:sz w:val="16"/>
                 <w:szCs w:val="16"/>
               </w:rPr>
@@ -6171,12 +6171,12 @@
           <w:tcPr>
             <w:tcW w:w="560" w:type="dxa"/>
             <w:tcBorders>
-              <w:top w:val="single" w:sz="4" w:space="0" w:color="CCCCCC"/>
-              <w:left w:val="single" w:sz="4" w:space="0" w:color="CCCCCC"/>
-              <w:bottom w:val="single" w:sz="4" w:space="0" w:color="CCCCCC"/>
-              <w:right w:val="single" w:sz="4" w:space="0" w:color="CCCCCC"/>
-            </w:tcBorders>
-            <w:shd w:val="clear" w:color="auto" w:fill="F4F6F8"/>
+              <w:top w:val="single" w:sz="4" w:space="0" w:color="C3CBDA"/>
+              <w:left w:val="single" w:sz="4" w:space="0" w:color="C3CBDA"/>
+              <w:bottom w:val="single" w:sz="4" w:space="0" w:color="C3CBDA"/>
+              <w:right w:val="single" w:sz="4" w:space="0" w:color="C3CBDA"/>
+            </w:tcBorders>
+            <w:shd w:val="clear" w:color="auto" w:fill="F0F2F7"/>
             <w:tcMar>
               <w:top w:w="26" w:type="dxa"/>
               <w:left w:w="80" w:type="dxa"/>
@@ -6194,7 +6194,7 @@
               <w:rPr>
                 <w:b/>
                 <w:bCs/>
-                <w:color w:val="7A8699"/>
+                <w:color w:val="606060"/>
               </w:rPr>
               <w:t>14</w:t>
             </w:r>
@@ -6204,29 +6204,29 @@
           <w:tcPr>
             <w:tcW w:w="1480" w:type="dxa"/>
             <w:tcBorders>
-              <w:top w:val="single" w:sz="4" w:space="0" w:color="CCCCCC"/>
-              <w:left w:val="single" w:sz="4" w:space="0" w:color="CCCCCC"/>
-              <w:bottom w:val="single" w:sz="4" w:space="0" w:color="CCCCCC"/>
-              <w:right w:val="single" w:sz="4" w:space="0" w:color="CCCCCC"/>
-            </w:tcBorders>
-            <w:shd w:val="clear" w:color="auto" w:fill="FAFBFC"/>
-            <w:tcMar>
-              <w:top w:w="26" w:type="dxa"/>
-              <w:left w:w="80" w:type="dxa"/>
-              <w:bottom w:w="26" w:type="dxa"/>
-              <w:right w:w="80" w:type="dxa"/>
-            </w:tcMar>
-            <w:vAlign w:val="center"/>
-          </w:tcPr>
-          <w:p>
-            <w:pPr>
-              <w:spacing w:line="220" w:lineRule="auto"/>
-            </w:pPr>
-            <w:r>
-              <w:rPr>
-                <w:i/>
-                <w:iCs/>
-                <w:color w:val="9AA3B2"/>
+              <w:top w:val="single" w:sz="4" w:space="0" w:color="C3CBDA"/>
+              <w:left w:val="single" w:sz="4" w:space="0" w:color="C3CBDA"/>
+              <w:bottom w:val="single" w:sz="4" w:space="0" w:color="C3CBDA"/>
+              <w:right w:val="single" w:sz="4" w:space="0" w:color="C3CBDA"/>
+            </w:tcBorders>
+            <w:shd w:val="clear" w:color="auto" w:fill="F7F9FC"/>
+            <w:tcMar>
+              <w:top w:w="26" w:type="dxa"/>
+              <w:left w:w="80" w:type="dxa"/>
+              <w:bottom w:w="26" w:type="dxa"/>
+              <w:right w:w="80" w:type="dxa"/>
+            </w:tcMar>
+            <w:vAlign w:val="center"/>
+          </w:tcPr>
+          <w:p>
+            <w:pPr>
+              <w:spacing w:line="220" w:lineRule="auto"/>
+            </w:pPr>
+            <w:r>
+              <w:rPr>
+                <w:i/>
+                <w:iCs/>
+                <w:color w:val="8E96A3"/>
                 <w:sz w:val="16"/>
                 <w:szCs w:val="16"/>
               </w:rPr>
@@ -6238,29 +6238,29 @@
           <w:tcPr>
             <w:tcW w:w="1480" w:type="dxa"/>
             <w:tcBorders>
-              <w:top w:val="single" w:sz="4" w:space="0" w:color="CCCCCC"/>
-              <w:left w:val="single" w:sz="4" w:space="0" w:color="CCCCCC"/>
-              <w:bottom w:val="single" w:sz="4" w:space="0" w:color="CCCCCC"/>
-              <w:right w:val="single" w:sz="4" w:space="0" w:color="CCCCCC"/>
-            </w:tcBorders>
-            <w:shd w:val="clear" w:color="auto" w:fill="FAFBFC"/>
-            <w:tcMar>
-              <w:top w:w="26" w:type="dxa"/>
-              <w:left w:w="80" w:type="dxa"/>
-              <w:bottom w:w="26" w:type="dxa"/>
-              <w:right w:w="80" w:type="dxa"/>
-            </w:tcMar>
-            <w:vAlign w:val="center"/>
-          </w:tcPr>
-          <w:p>
-            <w:pPr>
-              <w:spacing w:line="220" w:lineRule="auto"/>
-            </w:pPr>
-            <w:r>
-              <w:rPr>
-                <w:i/>
-                <w:iCs/>
-                <w:color w:val="9AA3B2"/>
+              <w:top w:val="single" w:sz="4" w:space="0" w:color="C3CBDA"/>
+              <w:left w:val="single" w:sz="4" w:space="0" w:color="C3CBDA"/>
+              <w:bottom w:val="single" w:sz="4" w:space="0" w:color="C3CBDA"/>
+              <w:right w:val="single" w:sz="4" w:space="0" w:color="C3CBDA"/>
+            </w:tcBorders>
+            <w:shd w:val="clear" w:color="auto" w:fill="F7F9FC"/>
+            <w:tcMar>
+              <w:top w:w="26" w:type="dxa"/>
+              <w:left w:w="80" w:type="dxa"/>
+              <w:bottom w:w="26" w:type="dxa"/>
+              <w:right w:w="80" w:type="dxa"/>
+            </w:tcMar>
+            <w:vAlign w:val="center"/>
+          </w:tcPr>
+          <w:p>
+            <w:pPr>
+              <w:spacing w:line="220" w:lineRule="auto"/>
+            </w:pPr>
+            <w:r>
+              <w:rPr>
+                <w:i/>
+                <w:iCs/>
+                <w:color w:val="8E96A3"/>
                 <w:sz w:val="16"/>
                 <w:szCs w:val="16"/>
               </w:rPr>
@@ -6272,29 +6272,29 @@
           <w:tcPr>
             <w:tcW w:w="1180" w:type="dxa"/>
             <w:tcBorders>
-              <w:top w:val="single" w:sz="4" w:space="0" w:color="CCCCCC"/>
-              <w:left w:val="single" w:sz="4" w:space="0" w:color="CCCCCC"/>
-              <w:bottom w:val="single" w:sz="4" w:space="0" w:color="CCCCCC"/>
-              <w:right w:val="single" w:sz="4" w:space="0" w:color="CCCCCC"/>
-            </w:tcBorders>
-            <w:shd w:val="clear" w:color="auto" w:fill="FAFBFC"/>
-            <w:tcMar>
-              <w:top w:w="26" w:type="dxa"/>
-              <w:left w:w="80" w:type="dxa"/>
-              <w:bottom w:w="26" w:type="dxa"/>
-              <w:right w:w="80" w:type="dxa"/>
-            </w:tcMar>
-            <w:vAlign w:val="center"/>
-          </w:tcPr>
-          <w:p>
-            <w:pPr>
-              <w:spacing w:line="220" w:lineRule="auto"/>
-            </w:pPr>
-            <w:r>
-              <w:rPr>
-                <w:i/>
-                <w:iCs/>
-                <w:color w:val="9AA3B2"/>
+              <w:top w:val="single" w:sz="4" w:space="0" w:color="C3CBDA"/>
+              <w:left w:val="single" w:sz="4" w:space="0" w:color="C3CBDA"/>
+              <w:bottom w:val="single" w:sz="4" w:space="0" w:color="C3CBDA"/>
+              <w:right w:val="single" w:sz="4" w:space="0" w:color="C3CBDA"/>
+            </w:tcBorders>
+            <w:shd w:val="clear" w:color="auto" w:fill="F7F9FC"/>
+            <w:tcMar>
+              <w:top w:w="26" w:type="dxa"/>
+              <w:left w:w="80" w:type="dxa"/>
+              <w:bottom w:w="26" w:type="dxa"/>
+              <w:right w:w="80" w:type="dxa"/>
+            </w:tcMar>
+            <w:vAlign w:val="center"/>
+          </w:tcPr>
+          <w:p>
+            <w:pPr>
+              <w:spacing w:line="220" w:lineRule="auto"/>
+            </w:pPr>
+            <w:r>
+              <w:rPr>
+                <w:i/>
+                <w:iCs/>
+                <w:color w:val="8E96A3"/>
                 <w:sz w:val="16"/>
                 <w:szCs w:val="16"/>
               </w:rPr>
@@ -6306,30 +6306,30 @@
           <w:tcPr>
             <w:tcW w:w="1620" w:type="dxa"/>
             <w:tcBorders>
-              <w:top w:val="single" w:sz="4" w:space="0" w:color="CCCCCC"/>
-              <w:left w:val="single" w:sz="4" w:space="0" w:color="CCCCCC"/>
-              <w:bottom w:val="single" w:sz="4" w:space="0" w:color="CCCCCC"/>
-              <w:right w:val="single" w:sz="4" w:space="0" w:color="CCCCCC"/>
-            </w:tcBorders>
-            <w:shd w:val="clear" w:color="auto" w:fill="FAFBFC"/>
-            <w:tcMar>
-              <w:top w:w="26" w:type="dxa"/>
-              <w:left w:w="80" w:type="dxa"/>
-              <w:bottom w:w="26" w:type="dxa"/>
-              <w:right w:w="80" w:type="dxa"/>
-            </w:tcMar>
-            <w:vAlign w:val="center"/>
-          </w:tcPr>
-          <w:p>
-            <w:pPr>
-              <w:spacing w:line="220" w:lineRule="auto"/>
-              <w:jc w:val="center"/>
-            </w:pPr>
-            <w:r>
-              <w:rPr>
-                <w:i/>
-                <w:iCs/>
-                <w:color w:val="9AA3B2"/>
+              <w:top w:val="single" w:sz="4" w:space="0" w:color="C3CBDA"/>
+              <w:left w:val="single" w:sz="4" w:space="0" w:color="C3CBDA"/>
+              <w:bottom w:val="single" w:sz="4" w:space="0" w:color="C3CBDA"/>
+              <w:right w:val="single" w:sz="4" w:space="0" w:color="C3CBDA"/>
+            </w:tcBorders>
+            <w:shd w:val="clear" w:color="auto" w:fill="F7F9FC"/>
+            <w:tcMar>
+              <w:top w:w="26" w:type="dxa"/>
+              <w:left w:w="80" w:type="dxa"/>
+              <w:bottom w:w="26" w:type="dxa"/>
+              <w:right w:w="80" w:type="dxa"/>
+            </w:tcMar>
+            <w:vAlign w:val="center"/>
+          </w:tcPr>
+          <w:p>
+            <w:pPr>
+              <w:spacing w:line="220" w:lineRule="auto"/>
+              <w:jc w:val="center"/>
+            </w:pPr>
+            <w:r>
+              <w:rPr>
+                <w:i/>
+                <w:iCs/>
+                <w:color w:val="8E96A3"/>
                 <w:sz w:val="16"/>
                 <w:szCs w:val="16"/>
               </w:rPr>
@@ -6341,30 +6341,30 @@
           <w:tcPr>
             <w:tcW w:w="1620" w:type="dxa"/>
             <w:tcBorders>
-              <w:top w:val="single" w:sz="4" w:space="0" w:color="CCCCCC"/>
-              <w:left w:val="single" w:sz="4" w:space="0" w:color="CCCCCC"/>
-              <w:bottom w:val="single" w:sz="4" w:space="0" w:color="CCCCCC"/>
-              <w:right w:val="single" w:sz="4" w:space="0" w:color="CCCCCC"/>
-            </w:tcBorders>
-            <w:shd w:val="clear" w:color="auto" w:fill="FAFBFC"/>
-            <w:tcMar>
-              <w:top w:w="26" w:type="dxa"/>
-              <w:left w:w="80" w:type="dxa"/>
-              <w:bottom w:w="26" w:type="dxa"/>
-              <w:right w:w="80" w:type="dxa"/>
-            </w:tcMar>
-            <w:vAlign w:val="center"/>
-          </w:tcPr>
-          <w:p>
-            <w:pPr>
-              <w:spacing w:line="220" w:lineRule="auto"/>
-              <w:jc w:val="center"/>
-            </w:pPr>
-            <w:r>
-              <w:rPr>
-                <w:i/>
-                <w:iCs/>
-                <w:color w:val="9AA3B2"/>
+              <w:top w:val="single" w:sz="4" w:space="0" w:color="C3CBDA"/>
+              <w:left w:val="single" w:sz="4" w:space="0" w:color="C3CBDA"/>
+              <w:bottom w:val="single" w:sz="4" w:space="0" w:color="C3CBDA"/>
+              <w:right w:val="single" w:sz="4" w:space="0" w:color="C3CBDA"/>
+            </w:tcBorders>
+            <w:shd w:val="clear" w:color="auto" w:fill="F7F9FC"/>
+            <w:tcMar>
+              <w:top w:w="26" w:type="dxa"/>
+              <w:left w:w="80" w:type="dxa"/>
+              <w:bottom w:w="26" w:type="dxa"/>
+              <w:right w:w="80" w:type="dxa"/>
+            </w:tcMar>
+            <w:vAlign w:val="center"/>
+          </w:tcPr>
+          <w:p>
+            <w:pPr>
+              <w:spacing w:line="220" w:lineRule="auto"/>
+              <w:jc w:val="center"/>
+            </w:pPr>
+            <w:r>
+              <w:rPr>
+                <w:i/>
+                <w:iCs/>
+                <w:color w:val="8E96A3"/>
                 <w:sz w:val="16"/>
                 <w:szCs w:val="16"/>
               </w:rPr>
@@ -6376,30 +6376,30 @@
           <w:tcPr>
             <w:tcW w:w="1080" w:type="dxa"/>
             <w:tcBorders>
-              <w:top w:val="single" w:sz="4" w:space="0" w:color="CCCCCC"/>
-              <w:left w:val="single" w:sz="4" w:space="0" w:color="CCCCCC"/>
-              <w:bottom w:val="single" w:sz="4" w:space="0" w:color="CCCCCC"/>
-              <w:right w:val="single" w:sz="4" w:space="0" w:color="CCCCCC"/>
-            </w:tcBorders>
-            <w:shd w:val="clear" w:color="auto" w:fill="FAFBFC"/>
-            <w:tcMar>
-              <w:top w:w="26" w:type="dxa"/>
-              <w:left w:w="80" w:type="dxa"/>
-              <w:bottom w:w="26" w:type="dxa"/>
-              <w:right w:w="80" w:type="dxa"/>
-            </w:tcMar>
-            <w:vAlign w:val="center"/>
-          </w:tcPr>
-          <w:p>
-            <w:pPr>
-              <w:spacing w:line="220" w:lineRule="auto"/>
-              <w:jc w:val="center"/>
-            </w:pPr>
-            <w:r>
-              <w:rPr>
-                <w:i/>
-                <w:iCs/>
-                <w:color w:val="9AA3B2"/>
+              <w:top w:val="single" w:sz="4" w:space="0" w:color="C3CBDA"/>
+              <w:left w:val="single" w:sz="4" w:space="0" w:color="C3CBDA"/>
+              <w:bottom w:val="single" w:sz="4" w:space="0" w:color="C3CBDA"/>
+              <w:right w:val="single" w:sz="4" w:space="0" w:color="C3CBDA"/>
+            </w:tcBorders>
+            <w:shd w:val="clear" w:color="auto" w:fill="F7F9FC"/>
+            <w:tcMar>
+              <w:top w:w="26" w:type="dxa"/>
+              <w:left w:w="80" w:type="dxa"/>
+              <w:bottom w:w="26" w:type="dxa"/>
+              <w:right w:w="80" w:type="dxa"/>
+            </w:tcMar>
+            <w:vAlign w:val="center"/>
+          </w:tcPr>
+          <w:p>
+            <w:pPr>
+              <w:spacing w:line="220" w:lineRule="auto"/>
+              <w:jc w:val="center"/>
+            </w:pPr>
+            <w:r>
+              <w:rPr>
+                <w:i/>
+                <w:iCs/>
+                <w:color w:val="8E96A3"/>
                 <w:sz w:val="16"/>
                 <w:szCs w:val="16"/>
               </w:rPr>
@@ -6411,30 +6411,30 @@
           <w:tcPr>
             <w:tcW w:w="1130" w:type="dxa"/>
             <w:tcBorders>
-              <w:top w:val="single" w:sz="4" w:space="0" w:color="CCCCCC"/>
-              <w:left w:val="single" w:sz="4" w:space="0" w:color="CCCCCC"/>
-              <w:bottom w:val="single" w:sz="4" w:space="0" w:color="CCCCCC"/>
-              <w:right w:val="single" w:sz="4" w:space="0" w:color="CCCCCC"/>
-            </w:tcBorders>
-            <w:shd w:val="clear" w:color="auto" w:fill="FAFBFC"/>
-            <w:tcMar>
-              <w:top w:w="26" w:type="dxa"/>
-              <w:left w:w="80" w:type="dxa"/>
-              <w:bottom w:w="26" w:type="dxa"/>
-              <w:right w:w="80" w:type="dxa"/>
-            </w:tcMar>
-            <w:vAlign w:val="center"/>
-          </w:tcPr>
-          <w:p>
-            <w:pPr>
-              <w:spacing w:line="220" w:lineRule="auto"/>
-              <w:jc w:val="center"/>
-            </w:pPr>
-            <w:r>
-              <w:rPr>
-                <w:i/>
-                <w:iCs/>
-                <w:color w:val="9AA3B2"/>
+              <w:top w:val="single" w:sz="4" w:space="0" w:color="C3CBDA"/>
+              <w:left w:val="single" w:sz="4" w:space="0" w:color="C3CBDA"/>
+              <w:bottom w:val="single" w:sz="4" w:space="0" w:color="C3CBDA"/>
+              <w:right w:val="single" w:sz="4" w:space="0" w:color="C3CBDA"/>
+            </w:tcBorders>
+            <w:shd w:val="clear" w:color="auto" w:fill="F7F9FC"/>
+            <w:tcMar>
+              <w:top w:w="26" w:type="dxa"/>
+              <w:left w:w="80" w:type="dxa"/>
+              <w:bottom w:w="26" w:type="dxa"/>
+              <w:right w:w="80" w:type="dxa"/>
+            </w:tcMar>
+            <w:vAlign w:val="center"/>
+          </w:tcPr>
+          <w:p>
+            <w:pPr>
+              <w:spacing w:line="220" w:lineRule="auto"/>
+              <w:jc w:val="center"/>
+            </w:pPr>
+            <w:r>
+              <w:rPr>
+                <w:i/>
+                <w:iCs/>
+                <w:color w:val="8E96A3"/>
                 <w:sz w:val="16"/>
                 <w:szCs w:val="16"/>
               </w:rPr>
@@ -6446,30 +6446,30 @@
           <w:tcPr>
             <w:tcW w:w="1520" w:type="dxa"/>
             <w:tcBorders>
-              <w:top w:val="single" w:sz="4" w:space="0" w:color="CCCCCC"/>
-              <w:left w:val="single" w:sz="4" w:space="0" w:color="CCCCCC"/>
-              <w:bottom w:val="single" w:sz="4" w:space="0" w:color="CCCCCC"/>
-              <w:right w:val="single" w:sz="4" w:space="0" w:color="CCCCCC"/>
-            </w:tcBorders>
-            <w:shd w:val="clear" w:color="auto" w:fill="FAFBFC"/>
-            <w:tcMar>
-              <w:top w:w="26" w:type="dxa"/>
-              <w:left w:w="80" w:type="dxa"/>
-              <w:bottom w:w="26" w:type="dxa"/>
-              <w:right w:w="80" w:type="dxa"/>
-            </w:tcMar>
-            <w:vAlign w:val="center"/>
-          </w:tcPr>
-          <w:p>
-            <w:pPr>
-              <w:spacing w:line="220" w:lineRule="auto"/>
-              <w:jc w:val="center"/>
-            </w:pPr>
-            <w:r>
-              <w:rPr>
-                <w:i/>
-                <w:iCs/>
-                <w:color w:val="9AA3B2"/>
+              <w:top w:val="single" w:sz="4" w:space="0" w:color="C3CBDA"/>
+              <w:left w:val="single" w:sz="4" w:space="0" w:color="C3CBDA"/>
+              <w:bottom w:val="single" w:sz="4" w:space="0" w:color="C3CBDA"/>
+              <w:right w:val="single" w:sz="4" w:space="0" w:color="C3CBDA"/>
+            </w:tcBorders>
+            <w:shd w:val="clear" w:color="auto" w:fill="F7F9FC"/>
+            <w:tcMar>
+              <w:top w:w="26" w:type="dxa"/>
+              <w:left w:w="80" w:type="dxa"/>
+              <w:bottom w:w="26" w:type="dxa"/>
+              <w:right w:w="80" w:type="dxa"/>
+            </w:tcMar>
+            <w:vAlign w:val="center"/>
+          </w:tcPr>
+          <w:p>
+            <w:pPr>
+              <w:spacing w:line="220" w:lineRule="auto"/>
+              <w:jc w:val="center"/>
+            </w:pPr>
+            <w:r>
+              <w:rPr>
+                <w:i/>
+                <w:iCs/>
+                <w:color w:val="8E96A3"/>
                 <w:sz w:val="16"/>
                 <w:szCs w:val="16"/>
               </w:rPr>
@@ -6481,30 +6481,30 @@
           <w:tcPr>
             <w:tcW w:w="1030" w:type="dxa"/>
             <w:tcBorders>
-              <w:top w:val="single" w:sz="4" w:space="0" w:color="CCCCCC"/>
-              <w:left w:val="single" w:sz="4" w:space="0" w:color="CCCCCC"/>
-              <w:bottom w:val="single" w:sz="4" w:space="0" w:color="CCCCCC"/>
-              <w:right w:val="single" w:sz="4" w:space="0" w:color="CCCCCC"/>
-            </w:tcBorders>
-            <w:shd w:val="clear" w:color="auto" w:fill="FAFBFC"/>
-            <w:tcMar>
-              <w:top w:w="26" w:type="dxa"/>
-              <w:left w:w="80" w:type="dxa"/>
-              <w:bottom w:w="26" w:type="dxa"/>
-              <w:right w:w="80" w:type="dxa"/>
-            </w:tcMar>
-            <w:vAlign w:val="center"/>
-          </w:tcPr>
-          <w:p>
-            <w:pPr>
-              <w:spacing w:line="220" w:lineRule="auto"/>
-              <w:jc w:val="center"/>
-            </w:pPr>
-            <w:r>
-              <w:rPr>
-                <w:i/>
-                <w:iCs/>
-                <w:color w:val="9AA3B2"/>
+              <w:top w:val="single" w:sz="4" w:space="0" w:color="C3CBDA"/>
+              <w:left w:val="single" w:sz="4" w:space="0" w:color="C3CBDA"/>
+              <w:bottom w:val="single" w:sz="4" w:space="0" w:color="C3CBDA"/>
+              <w:right w:val="single" w:sz="4" w:space="0" w:color="C3CBDA"/>
+            </w:tcBorders>
+            <w:shd w:val="clear" w:color="auto" w:fill="F7F9FC"/>
+            <w:tcMar>
+              <w:top w:w="26" w:type="dxa"/>
+              <w:left w:w="80" w:type="dxa"/>
+              <w:bottom w:w="26" w:type="dxa"/>
+              <w:right w:w="80" w:type="dxa"/>
+            </w:tcMar>
+            <w:vAlign w:val="center"/>
+          </w:tcPr>
+          <w:p>
+            <w:pPr>
+              <w:spacing w:line="220" w:lineRule="auto"/>
+              <w:jc w:val="center"/>
+            </w:pPr>
+            <w:r>
+              <w:rPr>
+                <w:i/>
+                <w:iCs/>
+                <w:color w:val="8E96A3"/>
                 <w:sz w:val="16"/>
                 <w:szCs w:val="16"/>
               </w:rPr>
@@ -6516,29 +6516,29 @@
           <w:tcPr>
             <w:tcW w:w="2122" w:type="dxa"/>
             <w:tcBorders>
-              <w:top w:val="single" w:sz="4" w:space="0" w:color="CCCCCC"/>
-              <w:left w:val="single" w:sz="4" w:space="0" w:color="CCCCCC"/>
-              <w:bottom w:val="single" w:sz="4" w:space="0" w:color="CCCCCC"/>
-              <w:right w:val="single" w:sz="4" w:space="0" w:color="CCCCCC"/>
-            </w:tcBorders>
-            <w:shd w:val="clear" w:color="auto" w:fill="FAFBFC"/>
-            <w:tcMar>
-              <w:top w:w="26" w:type="dxa"/>
-              <w:left w:w="80" w:type="dxa"/>
-              <w:bottom w:w="26" w:type="dxa"/>
-              <w:right w:w="80" w:type="dxa"/>
-            </w:tcMar>
-            <w:vAlign w:val="center"/>
-          </w:tcPr>
-          <w:p>
-            <w:pPr>
-              <w:spacing w:line="220" w:lineRule="auto"/>
-            </w:pPr>
-            <w:r>
-              <w:rPr>
-                <w:i/>
-                <w:iCs/>
-                <w:color w:val="9AA3B2"/>
+              <w:top w:val="single" w:sz="4" w:space="0" w:color="C3CBDA"/>
+              <w:left w:val="single" w:sz="4" w:space="0" w:color="C3CBDA"/>
+              <w:bottom w:val="single" w:sz="4" w:space="0" w:color="C3CBDA"/>
+              <w:right w:val="single" w:sz="4" w:space="0" w:color="C3CBDA"/>
+            </w:tcBorders>
+            <w:shd w:val="clear" w:color="auto" w:fill="F7F9FC"/>
+            <w:tcMar>
+              <w:top w:w="26" w:type="dxa"/>
+              <w:left w:w="80" w:type="dxa"/>
+              <w:bottom w:w="26" w:type="dxa"/>
+              <w:right w:w="80" w:type="dxa"/>
+            </w:tcMar>
+            <w:vAlign w:val="center"/>
+          </w:tcPr>
+          <w:p>
+            <w:pPr>
+              <w:spacing w:line="220" w:lineRule="auto"/>
+            </w:pPr>
+            <w:r>
+              <w:rPr>
+                <w:i/>
+                <w:iCs/>
+                <w:color w:val="8E96A3"/>
                 <w:sz w:val="16"/>
                 <w:szCs w:val="16"/>
               </w:rPr>
@@ -6555,12 +6555,12 @@
           <w:tcPr>
             <w:tcW w:w="560" w:type="dxa"/>
             <w:tcBorders>
-              <w:top w:val="single" w:sz="4" w:space="0" w:color="CCCCCC"/>
-              <w:left w:val="single" w:sz="4" w:space="0" w:color="CCCCCC"/>
-              <w:bottom w:val="single" w:sz="4" w:space="0" w:color="CCCCCC"/>
-              <w:right w:val="single" w:sz="4" w:space="0" w:color="CCCCCC"/>
-            </w:tcBorders>
-            <w:shd w:val="clear" w:color="auto" w:fill="F4F6F8"/>
+              <w:top w:val="single" w:sz="4" w:space="0" w:color="C3CBDA"/>
+              <w:left w:val="single" w:sz="4" w:space="0" w:color="C3CBDA"/>
+              <w:bottom w:val="single" w:sz="4" w:space="0" w:color="C3CBDA"/>
+              <w:right w:val="single" w:sz="4" w:space="0" w:color="C3CBDA"/>
+            </w:tcBorders>
+            <w:shd w:val="clear" w:color="auto" w:fill="F0F2F7"/>
             <w:tcMar>
               <w:top w:w="26" w:type="dxa"/>
               <w:left w:w="80" w:type="dxa"/>
@@ -6578,7 +6578,7 @@
               <w:rPr>
                 <w:b/>
                 <w:bCs/>
-                <w:color w:val="7A8699"/>
+                <w:color w:val="606060"/>
               </w:rPr>
               <w:t>15</w:t>
             </w:r>
@@ -6588,28 +6588,28 @@
           <w:tcPr>
             <w:tcW w:w="1480" w:type="dxa"/>
             <w:tcBorders>
-              <w:top w:val="single" w:sz="4" w:space="0" w:color="CCCCCC"/>
-              <w:left w:val="single" w:sz="4" w:space="0" w:color="CCCCCC"/>
-              <w:bottom w:val="single" w:sz="4" w:space="0" w:color="CCCCCC"/>
-              <w:right w:val="single" w:sz="4" w:space="0" w:color="CCCCCC"/>
-            </w:tcBorders>
-            <w:tcMar>
-              <w:top w:w="26" w:type="dxa"/>
-              <w:left w:w="80" w:type="dxa"/>
-              <w:bottom w:w="26" w:type="dxa"/>
-              <w:right w:w="80" w:type="dxa"/>
-            </w:tcMar>
-            <w:vAlign w:val="center"/>
-          </w:tcPr>
-          <w:p>
-            <w:pPr>
-              <w:spacing w:line="220" w:lineRule="auto"/>
-            </w:pPr>
-            <w:r>
-              <w:rPr>
-                <w:i/>
-                <w:iCs/>
-                <w:color w:val="9AA3B2"/>
+              <w:top w:val="single" w:sz="4" w:space="0" w:color="C3CBDA"/>
+              <w:left w:val="single" w:sz="4" w:space="0" w:color="C3CBDA"/>
+              <w:bottom w:val="single" w:sz="4" w:space="0" w:color="C3CBDA"/>
+              <w:right w:val="single" w:sz="4" w:space="0" w:color="C3CBDA"/>
+            </w:tcBorders>
+            <w:tcMar>
+              <w:top w:w="26" w:type="dxa"/>
+              <w:left w:w="80" w:type="dxa"/>
+              <w:bottom w:w="26" w:type="dxa"/>
+              <w:right w:w="80" w:type="dxa"/>
+            </w:tcMar>
+            <w:vAlign w:val="center"/>
+          </w:tcPr>
+          <w:p>
+            <w:pPr>
+              <w:spacing w:line="220" w:lineRule="auto"/>
+            </w:pPr>
+            <w:r>
+              <w:rPr>
+                <w:i/>
+                <w:iCs/>
+                <w:color w:val="8E96A3"/>
                 <w:sz w:val="16"/>
                 <w:szCs w:val="16"/>
               </w:rPr>
@@ -6621,28 +6621,28 @@
           <w:tcPr>
             <w:tcW w:w="1480" w:type="dxa"/>
             <w:tcBorders>
-              <w:top w:val="single" w:sz="4" w:space="0" w:color="CCCCCC"/>
-              <w:left w:val="single" w:sz="4" w:space="0" w:color="CCCCCC"/>
-              <w:bottom w:val="single" w:sz="4" w:space="0" w:color="CCCCCC"/>
-              <w:right w:val="single" w:sz="4" w:space="0" w:color="CCCCCC"/>
-            </w:tcBorders>
-            <w:tcMar>
-              <w:top w:w="26" w:type="dxa"/>
-              <w:left w:w="80" w:type="dxa"/>
-              <w:bottom w:w="26" w:type="dxa"/>
-              <w:right w:w="80" w:type="dxa"/>
-            </w:tcMar>
-            <w:vAlign w:val="center"/>
-          </w:tcPr>
-          <w:p>
-            <w:pPr>
-              <w:spacing w:line="220" w:lineRule="auto"/>
-            </w:pPr>
-            <w:r>
-              <w:rPr>
-                <w:i/>
-                <w:iCs/>
-                <w:color w:val="9AA3B2"/>
+              <w:top w:val="single" w:sz="4" w:space="0" w:color="C3CBDA"/>
+              <w:left w:val="single" w:sz="4" w:space="0" w:color="C3CBDA"/>
+              <w:bottom w:val="single" w:sz="4" w:space="0" w:color="C3CBDA"/>
+              <w:right w:val="single" w:sz="4" w:space="0" w:color="C3CBDA"/>
+            </w:tcBorders>
+            <w:tcMar>
+              <w:top w:w="26" w:type="dxa"/>
+              <w:left w:w="80" w:type="dxa"/>
+              <w:bottom w:w="26" w:type="dxa"/>
+              <w:right w:w="80" w:type="dxa"/>
+            </w:tcMar>
+            <w:vAlign w:val="center"/>
+          </w:tcPr>
+          <w:p>
+            <w:pPr>
+              <w:spacing w:line="220" w:lineRule="auto"/>
+            </w:pPr>
+            <w:r>
+              <w:rPr>
+                <w:i/>
+                <w:iCs/>
+                <w:color w:val="8E96A3"/>
                 <w:sz w:val="16"/>
                 <w:szCs w:val="16"/>
               </w:rPr>
@@ -6654,28 +6654,28 @@
           <w:tcPr>
             <w:tcW w:w="1180" w:type="dxa"/>
             <w:tcBorders>
-              <w:top w:val="single" w:sz="4" w:space="0" w:color="CCCCCC"/>
-              <w:left w:val="single" w:sz="4" w:space="0" w:color="CCCCCC"/>
-              <w:bottom w:val="single" w:sz="4" w:space="0" w:color="CCCCCC"/>
-              <w:right w:val="single" w:sz="4" w:space="0" w:color="CCCCCC"/>
-            </w:tcBorders>
-            <w:tcMar>
-              <w:top w:w="26" w:type="dxa"/>
-              <w:left w:w="80" w:type="dxa"/>
-              <w:bottom w:w="26" w:type="dxa"/>
-              <w:right w:w="80" w:type="dxa"/>
-            </w:tcMar>
-            <w:vAlign w:val="center"/>
-          </w:tcPr>
-          <w:p>
-            <w:pPr>
-              <w:spacing w:line="220" w:lineRule="auto"/>
-            </w:pPr>
-            <w:r>
-              <w:rPr>
-                <w:i/>
-                <w:iCs/>
-                <w:color w:val="9AA3B2"/>
+              <w:top w:val="single" w:sz="4" w:space="0" w:color="C3CBDA"/>
+              <w:left w:val="single" w:sz="4" w:space="0" w:color="C3CBDA"/>
+              <w:bottom w:val="single" w:sz="4" w:space="0" w:color="C3CBDA"/>
+              <w:right w:val="single" w:sz="4" w:space="0" w:color="C3CBDA"/>
+            </w:tcBorders>
+            <w:tcMar>
+              <w:top w:w="26" w:type="dxa"/>
+              <w:left w:w="80" w:type="dxa"/>
+              <w:bottom w:w="26" w:type="dxa"/>
+              <w:right w:w="80" w:type="dxa"/>
+            </w:tcMar>
+            <w:vAlign w:val="center"/>
+          </w:tcPr>
+          <w:p>
+            <w:pPr>
+              <w:spacing w:line="220" w:lineRule="auto"/>
+            </w:pPr>
+            <w:r>
+              <w:rPr>
+                <w:i/>
+                <w:iCs/>
+                <w:color w:val="8E96A3"/>
                 <w:sz w:val="16"/>
                 <w:szCs w:val="16"/>
               </w:rPr>
@@ -6687,29 +6687,29 @@
           <w:tcPr>
             <w:tcW w:w="1620" w:type="dxa"/>
             <w:tcBorders>
-              <w:top w:val="single" w:sz="4" w:space="0" w:color="CCCCCC"/>
-              <w:left w:val="single" w:sz="4" w:space="0" w:color="CCCCCC"/>
-              <w:bottom w:val="single" w:sz="4" w:space="0" w:color="CCCCCC"/>
-              <w:right w:val="single" w:sz="4" w:space="0" w:color="CCCCCC"/>
-            </w:tcBorders>
-            <w:tcMar>
-              <w:top w:w="26" w:type="dxa"/>
-              <w:left w:w="80" w:type="dxa"/>
-              <w:bottom w:w="26" w:type="dxa"/>
-              <w:right w:w="80" w:type="dxa"/>
-            </w:tcMar>
-            <w:vAlign w:val="center"/>
-          </w:tcPr>
-          <w:p>
-            <w:pPr>
-              <w:spacing w:line="220" w:lineRule="auto"/>
-              <w:jc w:val="center"/>
-            </w:pPr>
-            <w:r>
-              <w:rPr>
-                <w:i/>
-                <w:iCs/>
-                <w:color w:val="9AA3B2"/>
+              <w:top w:val="single" w:sz="4" w:space="0" w:color="C3CBDA"/>
+              <w:left w:val="single" w:sz="4" w:space="0" w:color="C3CBDA"/>
+              <w:bottom w:val="single" w:sz="4" w:space="0" w:color="C3CBDA"/>
+              <w:right w:val="single" w:sz="4" w:space="0" w:color="C3CBDA"/>
+            </w:tcBorders>
+            <w:tcMar>
+              <w:top w:w="26" w:type="dxa"/>
+              <w:left w:w="80" w:type="dxa"/>
+              <w:bottom w:w="26" w:type="dxa"/>
+              <w:right w:w="80" w:type="dxa"/>
+            </w:tcMar>
+            <w:vAlign w:val="center"/>
+          </w:tcPr>
+          <w:p>
+            <w:pPr>
+              <w:spacing w:line="220" w:lineRule="auto"/>
+              <w:jc w:val="center"/>
+            </w:pPr>
+            <w:r>
+              <w:rPr>
+                <w:i/>
+                <w:iCs/>
+                <w:color w:val="8E96A3"/>
                 <w:sz w:val="16"/>
                 <w:szCs w:val="16"/>
               </w:rPr>
@@ -6721,29 +6721,29 @@
           <w:tcPr>
             <w:tcW w:w="1620" w:type="dxa"/>
             <w:tcBorders>
-              <w:top w:val="single" w:sz="4" w:space="0" w:color="CCCCCC"/>
-              <w:left w:val="single" w:sz="4" w:space="0" w:color="CCCCCC"/>
-              <w:bottom w:val="single" w:sz="4" w:space="0" w:color="CCCCCC"/>
-              <w:right w:val="single" w:sz="4" w:space="0" w:color="CCCCCC"/>
-            </w:tcBorders>
-            <w:tcMar>
-              <w:top w:w="26" w:type="dxa"/>
-              <w:left w:w="80" w:type="dxa"/>
-              <w:bottom w:w="26" w:type="dxa"/>
-              <w:right w:w="80" w:type="dxa"/>
-            </w:tcMar>
-            <w:vAlign w:val="center"/>
-          </w:tcPr>
-          <w:p>
-            <w:pPr>
-              <w:spacing w:line="220" w:lineRule="auto"/>
-              <w:jc w:val="center"/>
-            </w:pPr>
-            <w:r>
-              <w:rPr>
-                <w:i/>
-                <w:iCs/>
-                <w:color w:val="9AA3B2"/>
+              <w:top w:val="single" w:sz="4" w:space="0" w:color="C3CBDA"/>
+              <w:left w:val="single" w:sz="4" w:space="0" w:color="C3CBDA"/>
+              <w:bottom w:val="single" w:sz="4" w:space="0" w:color="C3CBDA"/>
+              <w:right w:val="single" w:sz="4" w:space="0" w:color="C3CBDA"/>
+            </w:tcBorders>
+            <w:tcMar>
+              <w:top w:w="26" w:type="dxa"/>
+              <w:left w:w="80" w:type="dxa"/>
+              <w:bottom w:w="26" w:type="dxa"/>
+              <w:right w:w="80" w:type="dxa"/>
+            </w:tcMar>
+            <w:vAlign w:val="center"/>
+          </w:tcPr>
+          <w:p>
+            <w:pPr>
+              <w:spacing w:line="220" w:lineRule="auto"/>
+              <w:jc w:val="center"/>
+            </w:pPr>
+            <w:r>
+              <w:rPr>
+                <w:i/>
+                <w:iCs/>
+                <w:color w:val="8E96A3"/>
                 <w:sz w:val="16"/>
                 <w:szCs w:val="16"/>
               </w:rPr>
@@ -6755,29 +6755,29 @@
           <w:tcPr>
             <w:tcW w:w="1080" w:type="dxa"/>
             <w:tcBorders>
-              <w:top w:val="single" w:sz="4" w:space="0" w:color="CCCCCC"/>
-              <w:left w:val="single" w:sz="4" w:space="0" w:color="CCCCCC"/>
-              <w:bottom w:val="single" w:sz="4" w:space="0" w:color="CCCCCC"/>
-              <w:right w:val="single" w:sz="4" w:space="0" w:color="CCCCCC"/>
-            </w:tcBorders>
-            <w:tcMar>
-              <w:top w:w="26" w:type="dxa"/>
-              <w:left w:w="80" w:type="dxa"/>
-              <w:bottom w:w="26" w:type="dxa"/>
-              <w:right w:w="80" w:type="dxa"/>
-            </w:tcMar>
-            <w:vAlign w:val="center"/>
-          </w:tcPr>
-          <w:p>
-            <w:pPr>
-              <w:spacing w:line="220" w:lineRule="auto"/>
-              <w:jc w:val="center"/>
-            </w:pPr>
-            <w:r>
-              <w:rPr>
-                <w:i/>
-                <w:iCs/>
-                <w:color w:val="9AA3B2"/>
+              <w:top w:val="single" w:sz="4" w:space="0" w:color="C3CBDA"/>
+              <w:left w:val="single" w:sz="4" w:space="0" w:color="C3CBDA"/>
+              <w:bottom w:val="single" w:sz="4" w:space="0" w:color="C3CBDA"/>
+              <w:right w:val="single" w:sz="4" w:space="0" w:color="C3CBDA"/>
+            </w:tcBorders>
+            <w:tcMar>
+              <w:top w:w="26" w:type="dxa"/>
+              <w:left w:w="80" w:type="dxa"/>
+              <w:bottom w:w="26" w:type="dxa"/>
+              <w:right w:w="80" w:type="dxa"/>
+            </w:tcMar>
+            <w:vAlign w:val="center"/>
+          </w:tcPr>
+          <w:p>
+            <w:pPr>
+              <w:spacing w:line="220" w:lineRule="auto"/>
+              <w:jc w:val="center"/>
+            </w:pPr>
+            <w:r>
+              <w:rPr>
+                <w:i/>
+                <w:iCs/>
+                <w:color w:val="8E96A3"/>
                 <w:sz w:val="16"/>
                 <w:szCs w:val="16"/>
               </w:rPr>
@@ -6789,29 +6789,29 @@
           <w:tcPr>
             <w:tcW w:w="1130" w:type="dxa"/>
             <w:tcBorders>
-              <w:top w:val="single" w:sz="4" w:space="0" w:color="CCCCCC"/>
-              <w:left w:val="single" w:sz="4" w:space="0" w:color="CCCCCC"/>
-              <w:bottom w:val="single" w:sz="4" w:space="0" w:color="CCCCCC"/>
-              <w:right w:val="single" w:sz="4" w:space="0" w:color="CCCCCC"/>
-            </w:tcBorders>
-            <w:tcMar>
-              <w:top w:w="26" w:type="dxa"/>
-              <w:left w:w="80" w:type="dxa"/>
-              <w:bottom w:w="26" w:type="dxa"/>
-              <w:right w:w="80" w:type="dxa"/>
-            </w:tcMar>
-            <w:vAlign w:val="center"/>
-          </w:tcPr>
-          <w:p>
-            <w:pPr>
-              <w:spacing w:line="220" w:lineRule="auto"/>
-              <w:jc w:val="center"/>
-            </w:pPr>
-            <w:r>
-              <w:rPr>
-                <w:i/>
-                <w:iCs/>
-                <w:color w:val="9AA3B2"/>
+              <w:top w:val="single" w:sz="4" w:space="0" w:color="C3CBDA"/>
+              <w:left w:val="single" w:sz="4" w:space="0" w:color="C3CBDA"/>
+              <w:bottom w:val="single" w:sz="4" w:space="0" w:color="C3CBDA"/>
+              <w:right w:val="single" w:sz="4" w:space="0" w:color="C3CBDA"/>
+            </w:tcBorders>
+            <w:tcMar>
+              <w:top w:w="26" w:type="dxa"/>
+              <w:left w:w="80" w:type="dxa"/>
+              <w:bottom w:w="26" w:type="dxa"/>
+              <w:right w:w="80" w:type="dxa"/>
+            </w:tcMar>
+            <w:vAlign w:val="center"/>
+          </w:tcPr>
+          <w:p>
+            <w:pPr>
+              <w:spacing w:line="220" w:lineRule="auto"/>
+              <w:jc w:val="center"/>
+            </w:pPr>
+            <w:r>
+              <w:rPr>
+                <w:i/>
+                <w:iCs/>
+                <w:color w:val="8E96A3"/>
                 <w:sz w:val="16"/>
                 <w:szCs w:val="16"/>
               </w:rPr>
@@ -6823,29 +6823,29 @@
           <w:tcPr>
             <w:tcW w:w="1520" w:type="dxa"/>
             <w:tcBorders>
-              <w:top w:val="single" w:sz="4" w:space="0" w:color="CCCCCC"/>
-              <w:left w:val="single" w:sz="4" w:space="0" w:color="CCCCCC"/>
-              <w:bottom w:val="single" w:sz="4" w:space="0" w:color="CCCCCC"/>
-              <w:right w:val="single" w:sz="4" w:space="0" w:color="CCCCCC"/>
-            </w:tcBorders>
-            <w:tcMar>
-              <w:top w:w="26" w:type="dxa"/>
-              <w:left w:w="80" w:type="dxa"/>
-              <w:bottom w:w="26" w:type="dxa"/>
-              <w:right w:w="80" w:type="dxa"/>
-            </w:tcMar>
-            <w:vAlign w:val="center"/>
-          </w:tcPr>
-          <w:p>
-            <w:pPr>
-              <w:spacing w:line="220" w:lineRule="auto"/>
-              <w:jc w:val="center"/>
-            </w:pPr>
-            <w:r>
-              <w:rPr>
-                <w:i/>
-                <w:iCs/>
-                <w:color w:val="9AA3B2"/>
+              <w:top w:val="single" w:sz="4" w:space="0" w:color="C3CBDA"/>
+              <w:left w:val="single" w:sz="4" w:space="0" w:color="C3CBDA"/>
+              <w:bottom w:val="single" w:sz="4" w:space="0" w:color="C3CBDA"/>
+              <w:right w:val="single" w:sz="4" w:space="0" w:color="C3CBDA"/>
+            </w:tcBorders>
+            <w:tcMar>
+              <w:top w:w="26" w:type="dxa"/>
+              <w:left w:w="80" w:type="dxa"/>
+              <w:bottom w:w="26" w:type="dxa"/>
+              <w:right w:w="80" w:type="dxa"/>
+            </w:tcMar>
+            <w:vAlign w:val="center"/>
+          </w:tcPr>
+          <w:p>
+            <w:pPr>
+              <w:spacing w:line="220" w:lineRule="auto"/>
+              <w:jc w:val="center"/>
+            </w:pPr>
+            <w:r>
+              <w:rPr>
+                <w:i/>
+                <w:iCs/>
+                <w:color w:val="8E96A3"/>
                 <w:sz w:val="16"/>
                 <w:szCs w:val="16"/>
               </w:rPr>
@@ -6857,29 +6857,29 @@
           <w:tcPr>
             <w:tcW w:w="1030" w:type="dxa"/>
             <w:tcBorders>
-              <w:top w:val="single" w:sz="4" w:space="0" w:color="CCCCCC"/>
-              <w:left w:val="single" w:sz="4" w:space="0" w:color="CCCCCC"/>
-              <w:bottom w:val="single" w:sz="4" w:space="0" w:color="CCCCCC"/>
-              <w:right w:val="single" w:sz="4" w:space="0" w:color="CCCCCC"/>
-            </w:tcBorders>
-            <w:tcMar>
-              <w:top w:w="26" w:type="dxa"/>
-              <w:left w:w="80" w:type="dxa"/>
-              <w:bottom w:w="26" w:type="dxa"/>
-              <w:right w:w="80" w:type="dxa"/>
-            </w:tcMar>
-            <w:vAlign w:val="center"/>
-          </w:tcPr>
-          <w:p>
-            <w:pPr>
-              <w:spacing w:line="220" w:lineRule="auto"/>
-              <w:jc w:val="center"/>
-            </w:pPr>
-            <w:r>
-              <w:rPr>
-                <w:i/>
-                <w:iCs/>
-                <w:color w:val="9AA3B2"/>
+              <w:top w:val="single" w:sz="4" w:space="0" w:color="C3CBDA"/>
+              <w:left w:val="single" w:sz="4" w:space="0" w:color="C3CBDA"/>
+              <w:bottom w:val="single" w:sz="4" w:space="0" w:color="C3CBDA"/>
+              <w:right w:val="single" w:sz="4" w:space="0" w:color="C3CBDA"/>
+            </w:tcBorders>
+            <w:tcMar>
+              <w:top w:w="26" w:type="dxa"/>
+              <w:left w:w="80" w:type="dxa"/>
+              <w:bottom w:w="26" w:type="dxa"/>
+              <w:right w:w="80" w:type="dxa"/>
+            </w:tcMar>
+            <w:vAlign w:val="center"/>
+          </w:tcPr>
+          <w:p>
+            <w:pPr>
+              <w:spacing w:line="220" w:lineRule="auto"/>
+              <w:jc w:val="center"/>
+            </w:pPr>
+            <w:r>
+              <w:rPr>
+                <w:i/>
+                <w:iCs/>
+                <w:color w:val="8E96A3"/>
                 <w:sz w:val="16"/>
                 <w:szCs w:val="16"/>
               </w:rPr>
@@ -6891,28 +6891,28 @@
           <w:tcPr>
             <w:tcW w:w="2122" w:type="dxa"/>
             <w:tcBorders>
-              <w:top w:val="single" w:sz="4" w:space="0" w:color="CCCCCC"/>
-              <w:left w:val="single" w:sz="4" w:space="0" w:color="CCCCCC"/>
-              <w:bottom w:val="single" w:sz="4" w:space="0" w:color="CCCCCC"/>
-              <w:right w:val="single" w:sz="4" w:space="0" w:color="CCCCCC"/>
-            </w:tcBorders>
-            <w:tcMar>
-              <w:top w:w="26" w:type="dxa"/>
-              <w:left w:w="80" w:type="dxa"/>
-              <w:bottom w:w="26" w:type="dxa"/>
-              <w:right w:w="80" w:type="dxa"/>
-            </w:tcMar>
-            <w:vAlign w:val="center"/>
-          </w:tcPr>
-          <w:p>
-            <w:pPr>
-              <w:spacing w:line="220" w:lineRule="auto"/>
-            </w:pPr>
-            <w:r>
-              <w:rPr>
-                <w:i/>
-                <w:iCs/>
-                <w:color w:val="9AA3B2"/>
+              <w:top w:val="single" w:sz="4" w:space="0" w:color="C3CBDA"/>
+              <w:left w:val="single" w:sz="4" w:space="0" w:color="C3CBDA"/>
+              <w:bottom w:val="single" w:sz="4" w:space="0" w:color="C3CBDA"/>
+              <w:right w:val="single" w:sz="4" w:space="0" w:color="C3CBDA"/>
+            </w:tcBorders>
+            <w:tcMar>
+              <w:top w:w="26" w:type="dxa"/>
+              <w:left w:w="80" w:type="dxa"/>
+              <w:bottom w:w="26" w:type="dxa"/>
+              <w:right w:w="80" w:type="dxa"/>
+            </w:tcMar>
+            <w:vAlign w:val="center"/>
+          </w:tcPr>
+          <w:p>
+            <w:pPr>
+              <w:spacing w:line="220" w:lineRule="auto"/>
+            </w:pPr>
+            <w:r>
+              <w:rPr>
+                <w:i/>
+                <w:iCs/>
+                <w:color w:val="8E96A3"/>
                 <w:sz w:val="16"/>
                 <w:szCs w:val="16"/>
               </w:rPr>
@@ -6931,10 +6931,10 @@
       <w:tblPr>
         <w:tblW w:w="14822" w:type="dxa"/>
         <w:tblBorders>
-          <w:top w:val="single" w:sz="4" w:space="0" w:color="CCCCCC"/>
-          <w:left w:val="single" w:sz="4" w:space="0" w:color="CCCCCC"/>
-          <w:bottom w:val="single" w:sz="4" w:space="0" w:color="CCCCCC"/>
-          <w:right w:val="single" w:sz="4" w:space="0" w:color="CCCCCC"/>
+          <w:top w:val="single" w:sz="4" w:space="0" w:color="C3CBDA"/>
+          <w:left w:val="single" w:sz="4" w:space="0" w:color="C3CBDA"/>
+          <w:bottom w:val="single" w:sz="4" w:space="0" w:color="C3CBDA"/>
+          <w:right w:val="single" w:sz="4" w:space="0" w:color="C3CBDA"/>
           <w:insideH w:val="single" w:sz="4" w:space="0" w:color="auto"/>
           <w:insideV w:val="single" w:sz="4" w:space="0" w:color="auto"/>
         </w:tblBorders>
@@ -6958,12 +6958,12 @@
           <w:tcPr>
             <w:tcW w:w="4600" w:type="dxa"/>
             <w:tcBorders>
-              <w:top w:val="single" w:sz="4" w:space="0" w:color="CCCCCC"/>
-              <w:left w:val="single" w:sz="4" w:space="0" w:color="CCCCCC"/>
-              <w:bottom w:val="single" w:sz="4" w:space="0" w:color="CCCCCC"/>
-              <w:right w:val="single" w:sz="4" w:space="0" w:color="CCCCCC"/>
-            </w:tcBorders>
-            <w:shd w:val="clear" w:color="auto" w:fill="F4F6F8"/>
+              <w:top w:val="single" w:sz="4" w:space="0" w:color="C3CBDA"/>
+              <w:left w:val="single" w:sz="4" w:space="0" w:color="C3CBDA"/>
+              <w:bottom w:val="single" w:sz="4" w:space="0" w:color="C3CBDA"/>
+              <w:right w:val="single" w:sz="4" w:space="0" w:color="C3CBDA"/>
+            </w:tcBorders>
+            <w:shd w:val="clear" w:color="auto" w:fill="F0F2F7"/>
             <w:tcMar>
               <w:top w:w="40" w:type="dxa"/>
               <w:left w:w="80" w:type="dxa"/>
@@ -6991,10 +6991,10 @@
           <w:tcPr>
             <w:tcW w:w="4600" w:type="dxa"/>
             <w:tcBorders>
-              <w:top w:val="single" w:sz="4" w:space="0" w:color="CCCCCC"/>
-              <w:left w:val="single" w:sz="4" w:space="0" w:color="CCCCCC"/>
-              <w:bottom w:val="single" w:sz="4" w:space="0" w:color="CCCCCC"/>
-              <w:right w:val="single" w:sz="4" w:space="0" w:color="CCCCCC"/>
+              <w:top w:val="single" w:sz="4" w:space="0" w:color="C3CBDA"/>
+              <w:left w:val="single" w:sz="4" w:space="0" w:color="C3CBDA"/>
+              <w:bottom w:val="single" w:sz="4" w:space="0" w:color="C3CBDA"/>
+              <w:right w:val="single" w:sz="4" w:space="0" w:color="C3CBDA"/>
             </w:tcBorders>
             <w:tcMar>
               <w:top w:w="40" w:type="dxa"/>
@@ -7014,12 +7014,12 @@
           <w:tcPr>
             <w:tcW w:w="900" w:type="dxa"/>
             <w:tcBorders>
-              <w:top w:val="single" w:sz="4" w:space="0" w:color="CCCCCC"/>
-              <w:left w:val="single" w:sz="4" w:space="0" w:color="CCCCCC"/>
-              <w:bottom w:val="single" w:sz="4" w:space="0" w:color="CCCCCC"/>
-              <w:right w:val="single" w:sz="4" w:space="0" w:color="CCCCCC"/>
-            </w:tcBorders>
-            <w:shd w:val="clear" w:color="auto" w:fill="F4F6F8"/>
+              <w:top w:val="single" w:sz="4" w:space="0" w:color="C3CBDA"/>
+              <w:left w:val="single" w:sz="4" w:space="0" w:color="C3CBDA"/>
+              <w:bottom w:val="single" w:sz="4" w:space="0" w:color="C3CBDA"/>
+              <w:right w:val="single" w:sz="4" w:space="0" w:color="C3CBDA"/>
+            </w:tcBorders>
+            <w:shd w:val="clear" w:color="auto" w:fill="F0F2F7"/>
             <w:tcMar>
               <w:top w:w="40" w:type="dxa"/>
               <w:left w:w="80" w:type="dxa"/>
@@ -7046,10 +7046,10 @@
           <w:tcPr>
             <w:tcW w:w="4722" w:type="dxa"/>
             <w:tcBorders>
-              <w:top w:val="single" w:sz="4" w:space="0" w:color="CCCCCC"/>
-              <w:left w:val="single" w:sz="4" w:space="0" w:color="CCCCCC"/>
-              <w:bottom w:val="single" w:sz="4" w:space="0" w:color="CCCCCC"/>
-              <w:right w:val="single" w:sz="4" w:space="0" w:color="CCCCCC"/>
+              <w:top w:val="single" w:sz="4" w:space="0" w:color="C3CBDA"/>
+              <w:left w:val="single" w:sz="4" w:space="0" w:color="C3CBDA"/>
+              <w:bottom w:val="single" w:sz="4" w:space="0" w:color="C3CBDA"/>
+              <w:right w:val="single" w:sz="4" w:space="0" w:color="C3CBDA"/>
             </w:tcBorders>
             <w:tcMar>
               <w:top w:w="40" w:type="dxa"/>
@@ -7067,7 +7067,7 @@
               <w:rPr>
                 <w:i/>
                 <w:iCs/>
-                <w:color w:val="9AA3B2"/>
+                <w:color w:val="8E96A3"/>
               </w:rPr>
               <w:t>[ dd / mm / yyyy ]</w:t>
             </w:r>
@@ -7082,12 +7082,12 @@
           <w:tcPr>
             <w:tcW w:w="4600" w:type="dxa"/>
             <w:tcBorders>
-              <w:top w:val="single" w:sz="4" w:space="0" w:color="CCCCCC"/>
-              <w:left w:val="single" w:sz="4" w:space="0" w:color="CCCCCC"/>
-              <w:bottom w:val="single" w:sz="4" w:space="0" w:color="CCCCCC"/>
-              <w:right w:val="single" w:sz="4" w:space="0" w:color="CCCCCC"/>
-            </w:tcBorders>
-            <w:shd w:val="clear" w:color="auto" w:fill="F4F6F8"/>
+              <w:top w:val="single" w:sz="4" w:space="0" w:color="C3CBDA"/>
+              <w:left w:val="single" w:sz="4" w:space="0" w:color="C3CBDA"/>
+              <w:bottom w:val="single" w:sz="4" w:space="0" w:color="C3CBDA"/>
+              <w:right w:val="single" w:sz="4" w:space="0" w:color="C3CBDA"/>
+            </w:tcBorders>
+            <w:shd w:val="clear" w:color="auto" w:fill="F0F2F7"/>
             <w:tcMar>
               <w:top w:w="40" w:type="dxa"/>
               <w:left w:w="80" w:type="dxa"/>
@@ -7114,10 +7114,10 @@
           <w:tcPr>
             <w:tcW w:w="4600" w:type="dxa"/>
             <w:tcBorders>
-              <w:top w:val="single" w:sz="4" w:space="0" w:color="CCCCCC"/>
-              <w:left w:val="single" w:sz="4" w:space="0" w:color="CCCCCC"/>
-              <w:bottom w:val="single" w:sz="4" w:space="0" w:color="CCCCCC"/>
-              <w:right w:val="single" w:sz="4" w:space="0" w:color="CCCCCC"/>
+              <w:top w:val="single" w:sz="4" w:space="0" w:color="C3CBDA"/>
+              <w:left w:val="single" w:sz="4" w:space="0" w:color="C3CBDA"/>
+              <w:bottom w:val="single" w:sz="4" w:space="0" w:color="C3CBDA"/>
+              <w:right w:val="single" w:sz="4" w:space="0" w:color="C3CBDA"/>
             </w:tcBorders>
             <w:tcMar>
               <w:top w:w="40" w:type="dxa"/>
@@ -7137,12 +7137,12 @@
           <w:tcPr>
             <w:tcW w:w="900" w:type="dxa"/>
             <w:tcBorders>
-              <w:top w:val="single" w:sz="4" w:space="0" w:color="CCCCCC"/>
-              <w:left w:val="single" w:sz="4" w:space="0" w:color="CCCCCC"/>
-              <w:bottom w:val="single" w:sz="4" w:space="0" w:color="CCCCCC"/>
-              <w:right w:val="single" w:sz="4" w:space="0" w:color="CCCCCC"/>
-            </w:tcBorders>
-            <w:shd w:val="clear" w:color="auto" w:fill="F4F6F8"/>
+              <w:top w:val="single" w:sz="4" w:space="0" w:color="C3CBDA"/>
+              <w:left w:val="single" w:sz="4" w:space="0" w:color="C3CBDA"/>
+              <w:bottom w:val="single" w:sz="4" w:space="0" w:color="C3CBDA"/>
+              <w:right w:val="single" w:sz="4" w:space="0" w:color="C3CBDA"/>
+            </w:tcBorders>
+            <w:shd w:val="clear" w:color="auto" w:fill="F0F2F7"/>
             <w:tcMar>
               <w:top w:w="40" w:type="dxa"/>
               <w:left w:w="80" w:type="dxa"/>
@@ -7169,10 +7169,10 @@
           <w:tcPr>
             <w:tcW w:w="4722" w:type="dxa"/>
             <w:tcBorders>
-              <w:top w:val="single" w:sz="4" w:space="0" w:color="CCCCCC"/>
-              <w:left w:val="single" w:sz="4" w:space="0" w:color="CCCCCC"/>
-              <w:bottom w:val="single" w:sz="4" w:space="0" w:color="CCCCCC"/>
-              <w:right w:val="single" w:sz="4" w:space="0" w:color="CCCCCC"/>
+              <w:top w:val="single" w:sz="4" w:space="0" w:color="C3CBDA"/>
+              <w:left w:val="single" w:sz="4" w:space="0" w:color="C3CBDA"/>
+              <w:bottom w:val="single" w:sz="4" w:space="0" w:color="C3CBDA"/>
+              <w:right w:val="single" w:sz="4" w:space="0" w:color="C3CBDA"/>
             </w:tcBorders>
             <w:tcMar>
               <w:top w:w="40" w:type="dxa"/>
@@ -7190,7 +7190,7 @@
               <w:rPr>
                 <w:i/>
                 <w:iCs/>
-                <w:color w:val="9AA3B2"/>
+                <w:color w:val="8E96A3"/>
               </w:rPr>
               <w:t>[ dd / mm / yyyy ]</w:t>
             </w:r>
@@ -7207,10 +7207,10 @@
       <w:tblPr>
         <w:tblW w:w="14822" w:type="dxa"/>
         <w:tblBorders>
-          <w:top w:val="single" w:sz="4" w:space="0" w:color="CCCCCC"/>
-          <w:left w:val="single" w:sz="4" w:space="0" w:color="CCCCCC"/>
-          <w:bottom w:val="single" w:sz="4" w:space="0" w:color="CCCCCC"/>
-          <w:right w:val="single" w:sz="4" w:space="0" w:color="CCCCCC"/>
+          <w:top w:val="single" w:sz="4" w:space="0" w:color="C3CBDA"/>
+          <w:left w:val="single" w:sz="4" w:space="0" w:color="C3CBDA"/>
+          <w:bottom w:val="single" w:sz="4" w:space="0" w:color="C3CBDA"/>
+          <w:right w:val="single" w:sz="4" w:space="0" w:color="C3CBDA"/>
           <w:insideH w:val="single" w:sz="4" w:space="0" w:color="auto"/>
           <w:insideV w:val="single" w:sz="4" w:space="0" w:color="auto"/>
         </w:tblBorders>
@@ -7229,12 +7229,12 @@
           <w:tcPr>
             <w:tcW w:w="6400" w:type="dxa"/>
             <w:tcBorders>
-              <w:top w:val="single" w:sz="4" w:space="0" w:color="CCCCCC"/>
-              <w:left w:val="single" w:sz="4" w:space="0" w:color="CCCCCC"/>
-              <w:bottom w:val="single" w:sz="4" w:space="0" w:color="CCCCCC"/>
-              <w:right w:val="single" w:sz="4" w:space="0" w:color="CCCCCC"/>
-            </w:tcBorders>
-            <w:shd w:val="clear" w:color="auto" w:fill="F4F6F8"/>
+              <w:top w:val="single" w:sz="4" w:space="0" w:color="C3CBDA"/>
+              <w:left w:val="single" w:sz="4" w:space="0" w:color="C3CBDA"/>
+              <w:bottom w:val="single" w:sz="4" w:space="0" w:color="C3CBDA"/>
+              <w:right w:val="single" w:sz="4" w:space="0" w:color="C3CBDA"/>
+            </w:tcBorders>
+            <w:shd w:val="clear" w:color="auto" w:fill="F0F2F7"/>
             <w:tcMar>
               <w:top w:w="40" w:type="dxa"/>
               <w:left w:w="80" w:type="dxa"/>
@@ -7250,7 +7250,7 @@
               <w:rPr>
                 <w:b/>
                 <w:bCs/>
-                <w:color w:val="2A364E"/>
+                <w:color w:val="234B8C"/>
                 <w:sz w:val="17"/>
                 <w:szCs w:val="17"/>
               </w:rPr>
@@ -7349,10 +7349,10 @@
           <w:tcPr>
             <w:tcW w:w="8422" w:type="dxa"/>
             <w:tcBorders>
-              <w:top w:val="single" w:sz="4" w:space="0" w:color="CCCCCC"/>
-              <w:left w:val="single" w:sz="4" w:space="0" w:color="CCCCCC"/>
-              <w:bottom w:val="single" w:sz="4" w:space="0" w:color="CCCCCC"/>
-              <w:right w:val="single" w:sz="4" w:space="0" w:color="CCCCCC"/>
+              <w:top w:val="single" w:sz="4" w:space="0" w:color="C3CBDA"/>
+              <w:left w:val="single" w:sz="4" w:space="0" w:color="C3CBDA"/>
+              <w:bottom w:val="single" w:sz="4" w:space="0" w:color="C3CBDA"/>
+              <w:right w:val="single" w:sz="4" w:space="0" w:color="C3CBDA"/>
             </w:tcBorders>
             <w:tcMar>
               <w:top w:w="40" w:type="dxa"/>
@@ -7369,7 +7369,7 @@
               <w:rPr>
                 <w:b/>
                 <w:bCs/>
-                <w:color w:val="2A364E"/>
+                <w:color w:val="234B8C"/>
                 <w:sz w:val="17"/>
                 <w:szCs w:val="17"/>
               </w:rPr>
